--- a/docs/labs/pr12/ds/reports/0104-pz02-ds.docx
+++ b/docs/labs/pr12/ds/reports/0104-pz02-ds.docx
@@ -58,6 +58,9 @@
         <w:gridCol w:w="3312"/>
       </w:tblGrid>
       <w:tr>
+        <w:trPr>
+          <w:tblHeader w:val="true"/>
+        </w:trPr>
         <w:tc>
           <w:tcPr>
             <w:tcW w:type="dxa" w:w="1728"/>
@@ -471,6 +474,9 @@
         <w:gridCol w:w="3312"/>
       </w:tblGrid>
       <w:tr>
+        <w:trPr>
+          <w:tblHeader w:val="true"/>
+        </w:trPr>
         <w:tc>
           <w:tcPr>
             <w:tcW w:type="dxa" w:w="2016"/>

--- a/docs/labs/pr12/ds/reports/0104-pz02-ds.docx
+++ b/docs/labs/pr12/ds/reports/0104-pz02-ds.docx
@@ -57,6 +57,9 @@
         <w:gridCol w:w="2743"/>
       </w:tblGrid>
       <w:tr>
+        <w:trPr>
+          <w:tblHeader w:val="true"/>
+        </w:trPr>
         <w:tc>
           <w:tcPr>
             <w:tcW w:w="3261" w:type="dxa"/>
@@ -300,6 +303,9 @@
         <w:gridCol w:w="9356"/>
       </w:tblGrid>
       <w:tr>
+        <w:trPr>
+          <w:tblHeader w:val="true"/>
+        </w:trPr>
         <w:tc>
           <w:tcPr>
             <w:tcW w:w="9356" w:type="dxa"/>
@@ -435,6 +441,9 @@
         <w:gridCol w:w="3018"/>
       </w:tblGrid>
       <w:tr>
+        <w:trPr>
+          <w:tblHeader w:val="true"/>
+        </w:trPr>
         <w:tc>
           <w:tcPr>
             <w:tcW w:w="1560" w:type="dxa"/>
@@ -818,6 +827,9 @@
         <w:gridCol w:w="4677"/>
       </w:tblGrid>
       <w:tr>
+        <w:trPr>
+          <w:tblHeader w:val="true"/>
+        </w:trPr>
         <w:tc>
           <w:tcPr>
             <w:tcW w:type="dxa" w:w="4677"/>
@@ -1034,6 +1046,9 @@
         <w:gridCol w:w="4677"/>
       </w:tblGrid>
       <w:tr>
+        <w:trPr>
+          <w:tblHeader w:val="true"/>
+        </w:trPr>
         <w:tc>
           <w:tcPr>
             <w:tcW w:type="dxa" w:w="4677"/>
@@ -1227,6 +1242,9 @@
         <w:gridCol w:w="2339"/>
       </w:tblGrid>
       <w:tr>
+        <w:trPr>
+          <w:tblHeader w:val="true"/>
+        </w:trPr>
         <w:tc>
           <w:tcPr>
             <w:tcW w:type="dxa" w:w="2339"/>
@@ -1392,6 +1410,9 @@
         <w:gridCol w:w="2339"/>
       </w:tblGrid>
       <w:tr>
+        <w:trPr>
+          <w:tblHeader w:val="true"/>
+        </w:trPr>
         <w:tc>
           <w:tcPr>
             <w:tcW w:type="dxa" w:w="2339"/>
@@ -1552,6 +1573,9 @@
         <w:gridCol w:w="2339"/>
       </w:tblGrid>
       <w:tr>
+        <w:trPr>
+          <w:tblHeader w:val="true"/>
+        </w:trPr>
         <w:tc>
           <w:tcPr>
             <w:tcW w:type="dxa" w:w="2339"/>

--- a/docs/labs/pr12/ds/reports/0104-pz02-ds.docx
+++ b/docs/labs/pr12/ds/reports/0104-pz02-ds.docx
@@ -801,11 +801,6 @@
     </w:p>
     <w:p>
       <w:r>
-        <w:t>Шаблон адаптирован к приложенной актуальной методичке. Это НЕ выполненный отчёт. Автор заполняет только фактические результаты со ссылками на commit, команды и журналы. Агент не делает и не генерирует скриншоты: каждый рисунок вставляет студент по инструкции. После заполнения текста, таблиц, ссылок и точных инструкций, но до вставки реальных изображений, допустим статус CONTENT_READY_IMAGES_PENDING; он не означает готовность к сдаче. Непроведённые действия имеют статус NOT RUN, реальные ограничения — BLOCKED. Независимые проверки, оппонирование, разговор с пользователем и подписи нельзя имитировать. Перед экспортом обновить оглавление и номера страниц в Word/LibreOffice.</w:t>
-      </w:r>
-    </w:p>
-    <w:p>
-      <w:r>
         <w:t>Экспортная форма подготовлена по разделу 5 и приложению А актуальной методички МДК01.04. Отдельного исходного шаблона преподавателя для этой дисциплины во вложениях нет. Совместную сдачу с отчётом другого МДК не считать автоматически разрешённой.</w:t>
       </w:r>
     </w:p>
@@ -934,7 +929,7 @@
           </w:tcPr>
           <w:p>
             <w:r>
-              <w:t>0104-pz02-ds-v1 → 2ac0797ab620c7a6af23320ef8872751c40898aa</w:t>
+              <w:t>0104-pz02-ds-v1 → 7e815aa790e0ebba58e453e786bda45b9266161d</w:t>
             </w:r>
           </w:p>
         </w:tc>
@@ -1373,7 +1368,7 @@
     </w:tbl>
     <w:p>
       <w:r>
-        <w:t>Доказательство неизменности потребителя 2ac0797ab620c7a6af23320ef8872751c40898aa; обе реализации одного контракта (либо подмена зависимости потребителя) выполняют один сценарий. Переписанный потребитель подменой не считается. Рисунок 3.</w:t>
+        <w:t>Доказательство неизменности потребителя 7e815aa790e0ebba58e453e786bda45b9266161d; обе реализации одного контракта (либо подмена зависимости потребителя) выполняют один сценарий. Переписанный потребитель подменой не считается. Рисунок 3.</w:t>
       </w:r>
     </w:p>
     <w:p>
@@ -1942,7 +1937,7 @@
     </w:p>
     <w:p>
       <w:r>
-        <w:t>Что открыть/выполнить: Открыть https://github.com/hitpipe/hitpipe/blob/2ac0797ab620c7a6af23320ef8872751c40898aa/services/delivery/internal/domain/readback/readback.go#L1-L220 и services/delivery/docs/module-contract.md. Показать публичную операцию, часть собственной реализации и определённые вход/выход/ошибки; указать версию.</w:t>
+        <w:t>Что открыть/выполнить: Открыть https://github.com/hitpipe/hitpipe/blob/7e815aa790e0ebba58e453e786bda45b9266161d/services/delivery/internal/domain/readback/readback.go#L1-L220 и services/delivery/docs/module-contract.md. Показать публичную операцию, часть собственной реализации и определённые вход/выход/ошибки; указать версию.</w:t>
       </w:r>
     </w:p>
     <w:p>
@@ -1970,7 +1965,7 @@
     </w:p>
     <w:p>
       <w:r>
-        <w:t>Что открыть/выполнить: Открыть services/delivery/docs/module-contract.md, полученную командой Get-Content services/delivery/docs/module-contract.md либо встроенные GoDoc/TSDoc/docstring. Показать назначение, входы, результат, ошибки, зависимости и пример использования; документация относится к 2ac0797ab620c7a6af23320ef8872751c40898aa.</w:t>
+        <w:t>Что открыть/выполнить: Открыть services/delivery/docs/module-contract.md, полученную командой Get-Content services/delivery/docs/module-contract.md либо встроенные GoDoc/TSDoc/docstring. Показать назначение, входы, результат, ошибки, зависимости и пример использования; документация относится к 7e815aa790e0ebba58e453e786bda45b9266161d.</w:t>
       </w:r>
     </w:p>
     <w:p>
@@ -2026,7 +2021,7 @@
     </w:p>
     <w:p>
       <w:r>
-        <w:t>Что открыть/выполнить: Открыть NOT CONDUCTED / HUMAN ACTION REQUIRED на версии 2ac0797ab620c7a6af23320ef8872751c40898aa. Показать собственный модуль, ответственность, публичный контракт, зависимости, пути, автора, статусы «работает/план» и легенду направления стрелок. Карта должна соответствовать реальным импортам, а не будущей схеме.</w:t>
+        <w:t>Что открыть/выполнить: Открыть NOT CONDUCTED / HUMAN ACTION REQUIRED на версии 7e815aa790e0ebba58e453e786bda45b9266161d. Показать собственный модуль, ответственность, публичный контракт, зависимости, пути, автора, статусы «работает/план» и легенду направления стрелок. Карта должна соответствовать реальным импортам, а не будущей схеме.</w:t>
       </w:r>
     </w:p>
     <w:p>
@@ -2054,7 +2049,7 @@
     </w:p>
     <w:p>
       <w:r>
-        <w:t>Что открыть/выполнить: Выполнить go test -race ./... на 2ac0797ab620c7a6af23320ef8872751c40898aa. Показать обе реализации, штатный, граничный и ошибочный случаи для каждой, ожидаемые/фактические результаты и итог/код завершения.</w:t>
+        <w:t>Что открыть/выполнить: Выполнить go test -race ./... на 7e815aa790e0ebba58e453e786bda45b9266161d. Показать обе реализации, штатный, граничный и ошибочный случаи для каждой, ожидаемые/фактические результаты и итог/код завершения.</w:t>
       </w:r>
     </w:p>
     <w:p>

--- a/docs/labs/pr12/ds/reports/0104-pz02-ds.docx
+++ b/docs/labs/pr12/ds/reports/0104-pz02-ds.docx
@@ -1213,7 +1213,7 @@
     </w:p>
     <w:p>
       <w:r>
-        <w:t>Собственная существенная логика unknown on retrieval error; mismatch/incomplete do not become verified в services/delivery реально вызывается потребителем services/delivery/internal/application/verifytarget/verifytarget.go без зависимости от внутренних структур. Задача/ветка/PR/проверки/независимый review/merge PR #27 https://github.com/hitpipe/hitpipe/pull/27. Сборка, конфигурация, версия и диагностика ПР1 сохраняются. Рисунок 1.</w:t>
+        <w:t>Собственная существенная логика unknown on retrieval error; mismatch/incomplete do not become verified в services/delivery реально вызывается потребителем services/delivery/internal/application/verifytarget/verifytarget.go без зависимости от внутренних структур. Задача/ветка/PR/проверки/независимый review/merge Correction PR #29 https://github.com/hitpipe/hitpipe/pull/29; original requirement/review history remains in the repository records. Сборка, конфигурация, версия и диагностика ПР1 сохраняются. Рисунок 1.</w:t>
       </w:r>
     </w:p>
     <w:p>
@@ -1919,7 +1919,7 @@
     </w:p>
     <w:p>
       <w:r>
-        <w:t>Каждый слот заполнить реальным снимком вручную. До выдачи инструкции студенту агент обязан заменить все NOT CONDUCTED / HUMAN ACTION REQUIRED в инструкции фактическими URL, путями, командами, SHA, тегом и именами из выполненной задачи. Неразрешённый адрес или команда не считаются готовой инструкцией. Если действие не выполнено, отметить NOT RUN/BLOCKED и конкретное действие ответственного человека; не рисовать подтверждение.</w:t>
+        <w:t>Каждый слот заполнить реальным снимком вручную. Все агентские команды, URL, cwd, SHA, версии, ожидаемые признаки, имена PNG, подписи и правила сокрытия уже указаны в инструкции к конкретному рисунку. Слоты NOT CONDUCTED / HUMAN ACTION REQUIRED относятся только к личным учебным действиям или независимому human gate; их нельзя выдавать за PASS и нельзя заменять выдуманными данными.</w:t>
       </w:r>
     </w:p>
     <w:p>
@@ -2110,7 +2110,7 @@
     </w:p>
     <w:p>
       <w:r>
-        <w:t>• Race and named tests PASS on D1.</w:t>
+        <w:t>• Race and named tests PASS on the correction source; evidence is linked to the correction PR and logs.</w:t>
       </w:r>
     </w:p>
     <w:p>

--- a/docs/labs/pr12/ds/reports/0104-pz02-ds.docx
+++ b/docs/labs/pr12/ds/reports/0104-pz02-ds.docx
@@ -351,6 +351,7 @@
           <w:rFonts w:eastAsia="Times New Roman"/>
         </w:rPr>
       </w:pPr>
+      <w:r/>
     </w:p>
     <w:p>
       <w:pPr>
@@ -360,6 +361,7 @@
           <w:rFonts w:eastAsia="Times New Roman"/>
         </w:rPr>
       </w:pPr>
+      <w:r/>
     </w:p>
     <w:p>
       <w:pPr>
@@ -369,6 +371,7 @@
           <w:rFonts w:eastAsia="Times New Roman"/>
         </w:rPr>
       </w:pPr>
+      <w:r/>
     </w:p>
     <w:p>
       <w:pPr>
@@ -378,6 +381,7 @@
           <w:rFonts w:eastAsia="Times New Roman"/>
         </w:rPr>
       </w:pPr>
+      <w:r/>
     </w:p>
     <w:p>
       <w:pPr>
@@ -387,6 +391,7 @@
           <w:rFonts w:eastAsia="Times New Roman"/>
         </w:rPr>
       </w:pPr>
+      <w:r/>
     </w:p>
     <w:p>
       <w:pPr>
@@ -396,6 +401,7 @@
           <w:rFonts w:eastAsia="Times New Roman"/>
         </w:rPr>
       </w:pPr>
+      <w:r/>
     </w:p>
     <w:p>
       <w:pPr>
@@ -405,6 +411,7 @@
           <w:rFonts w:eastAsia="Times New Roman"/>
         </w:rPr>
       </w:pPr>
+      <w:r/>
     </w:p>
     <w:p>
       <w:pPr>
@@ -787,9 +794,7 @@
       </w:r>
     </w:p>
     <w:p>
-      <w:r>
-        <w:br w:type="page"/>
-      </w:r>
+      <w:r/>
     </w:p>
     <w:p>
       <w:pPr>
@@ -929,7 +934,7 @@
           </w:tcPr>
           <w:p>
             <w:r>
-              <w:t>0104-pz02-ds-v1 → 7e815aa790e0ebba58e453e786bda45b9266161d</w:t>
+              <w:t>не создан — human/Lead gate; correction source bafc97a0eb5cc2b2aba68c04a74b179b61432d82</w:t>
             </w:r>
           </w:p>
         </w:tc>
@@ -995,7 +1000,7 @@
           </w:tcPr>
           <w:p>
             <w:r>
-              <w:t>TEMPLATE_UNFILLED</w:t>
+              <w:t>CONTENT_READY_IMAGES_PENDING; automated content available, human screenshots/review/merge pending</w:t>
             </w:r>
           </w:p>
         </w:tc>
@@ -1082,7 +1087,7 @@
           </w:tcPr>
           <w:p>
             <w:r>
-              <w:t>implementation-adr.md + requirement-change.md</w:t>
+              <w:t>VerifyTarget compares one requested target through consumer-owned TargetReader; services/delivery/internal/application/verifytarget/verifytarget.go</w:t>
             </w:r>
           </w:p>
         </w:tc>
@@ -1104,7 +1109,7 @@
           </w:tcPr>
           <w:p>
             <w:r>
-              <w:t>implementation-adr.md + requirement-change.md</w:t>
+              <w:t>non-empty target ID; Expected projection; FileReader strict JSON or test double with target/provenance; requirements.md FR-1–FR-4</w:t>
             </w:r>
           </w:p>
         </w:tc>
@@ -1126,7 +1131,7 @@
           </w:tcPr>
           <w:p>
             <w:r>
-              <w:t>implementation-adr.md + requirement-change.md</w:t>
+              <w:t>typed match/mismatch/incomplete/unknown Result plus target and provenance; no write/retry/provider side effect</w:t>
             </w:r>
           </w:p>
         </w:tc>
@@ -1148,7 +1153,7 @@
           </w:tcPr>
           <w:p>
             <w:r>
-              <w:t>implementation-adr.md + requirement-change.md</w:t>
+              <w:t>read/provenance failure→unknown; invalid/empty structure→incomplete; field difference→mismatch; match only after every guard</w:t>
             </w:r>
           </w:p>
         </w:tc>
@@ -1170,7 +1175,7 @@
           </w:tcPr>
           <w:p>
             <w:r>
-              <w:t>implementation-adr.md + requirement-change.md</w:t>
+              <w:t>consumer owns TargetReader port; adapter owns saved observation decode; result owns no mutable provider state; source/time provenance required</w:t>
             </w:r>
           </w:p>
         </w:tc>
@@ -1192,7 +1197,7 @@
           </w:tcPr>
           <w:p>
             <w:r>
-              <w:t>implementation-adr.md + requirement-change.md</w:t>
+              <w:t>read-only observation; no network, DB, retry, message, or state transition; live authority and permissions are outside offline slice</w:t>
             </w:r>
           </w:p>
         </w:tc>
@@ -1308,7 +1313,7 @@
           </w:tcPr>
           <w:p>
             <w:r>
-              <w:t>NOT RUN / NOT CONDUCTED / HUMAN ACTION REQUIRED</w:t>
+              <w:t>FileReader normal: Match; saved target/source/time accepted; log di-contract</w:t>
             </w:r>
           </w:p>
         </w:tc>
@@ -1350,7 +1355,7 @@
           </w:tcPr>
           <w:p>
             <w:r>
-              <w:t>NOT RUN / NOT CONDUCTED / HUMAN ACTION REQUIRED</w:t>
+              <w:t>test double normal: Match; same VerifyTarget call and same expected projection</w:t>
             </w:r>
           </w:p>
         </w:tc>
@@ -1368,7 +1373,7 @@
     </w:tbl>
     <w:p>
       <w:r>
-        <w:t>Доказательство неизменности потребителя 7e815aa790e0ebba58e453e786bda45b9266161d; обе реализации одного контракта (либо подмена зависимости потребителя) выполняют один сценарий. Переписанный потребитель подменой не считается. Рисунок 3.</w:t>
+        <w:t>Доказательство неизменности потребителя bafc97a0eb5cc2b2aba68c04a74b179b61432d82; обе реализации одного контракта (либо подмена зависимости потребителя) выполняют один сценарий. Переписанный потребитель подменой не считается. Рисунок 3.</w:t>
       </w:r>
     </w:p>
     <w:p>
@@ -1466,7 +1471,7 @@
           </w:tcPr>
           <w:p>
             <w:r>
-              <w:t>NOT CONDUCTED / HUMAN ACTION REQUIRED</w:t>
+              <w:t>domain/readback → application/verifytarget → TargetReader; module-map.md and real imports; status implemented</w:t>
             </w:r>
           </w:p>
         </w:tc>
@@ -1476,7 +1481,7 @@
           </w:tcPr>
           <w:p>
             <w:r>
-              <w:t>Where does retrieval failure go?</w:t>
+              <w:t>Expected/Observation projections; no provider schema rewrite; status implemented</w:t>
             </w:r>
           </w:p>
         </w:tc>
@@ -1639,7 +1644,7 @@
           </w:tcPr>
           <w:p>
             <w:r>
-              <w:t>typed outcome and explicit reason; no ResultVerified on unknown/incomplete/mismatch</w:t>
+              <w:t>Match</w:t>
             </w:r>
           </w:p>
         </w:tc>
@@ -1649,7 +1654,7 @@
           </w:tcPr>
           <w:p>
             <w:r>
-              <w:t>NOT RUN / C2 tests, C3 tests, race test, CI</w:t>
+              <w:t>FileReader saved JSON; target-1; source fixture-file; observed_at RFC3339; di_contract_test.go</w:t>
             </w:r>
           </w:p>
         </w:tc>
@@ -1681,7 +1686,7 @@
           </w:tcPr>
           <w:p>
             <w:r>
-              <w:t>typed outcome and explicit reason; no ResultVerified on unknown/incomplete/mismatch</w:t>
+              <w:t>Match</w:t>
             </w:r>
           </w:p>
         </w:tc>
@@ -1691,7 +1696,7 @@
           </w:tcPr>
           <w:p>
             <w:r>
-              <w:t>NOT RUN / C2 tests, C3 tests, race test, CI</w:t>
+              <w:t>1,000-character Context and matching rendered block; FileReader boundary.json; di_contract_test.go</w:t>
             </w:r>
           </w:p>
         </w:tc>
@@ -1723,7 +1728,7 @@
           </w:tcPr>
           <w:p>
             <w:r>
-              <w:t>typed outcome and explicit reason; no ResultVerified on unknown/incomplete/mismatch</w:t>
+              <w:t>Unknown</w:t>
             </w:r>
           </w:p>
         </w:tc>
@@ -1733,7 +1738,7 @@
           </w:tcPr>
           <w:p>
             <w:r>
-              <w:t>NOT RUN / C2 tests, C3 tests, race test, CI</w:t>
+              <w:t>missing saved JSON path; FileReader returns os error; VerifyTarget preserves unknown</w:t>
             </w:r>
           </w:p>
         </w:tc>
@@ -1745,7 +1750,7 @@
           </w:tcPr>
           <w:p>
             <w:r>
-              <w:t>fake TargetReader in tests</w:t>
+              <w:t>test TargetReader</w:t>
             </w:r>
           </w:p>
         </w:tc>
@@ -1765,7 +1770,7 @@
           </w:tcPr>
           <w:p>
             <w:r>
-              <w:t>typed outcome and explicit reason; no ResultVerified on unknown/incomplete/mismatch</w:t>
+              <w:t>Match</w:t>
             </w:r>
           </w:p>
         </w:tc>
@@ -1775,7 +1780,7 @@
           </w:tcPr>
           <w:p>
             <w:r>
-              <w:t>NOT RUN / C2 tests, C3 tests, race test, CI</w:t>
+              <w:t>doubleReader returns normal observation + non-zero provenance; unchanged consumer</w:t>
             </w:r>
           </w:p>
         </w:tc>
@@ -1787,7 +1792,7 @@
           </w:tcPr>
           <w:p>
             <w:r>
-              <w:t>fake TargetReader in tests</w:t>
+              <w:t>test TargetReader</w:t>
             </w:r>
           </w:p>
         </w:tc>
@@ -1807,7 +1812,7 @@
           </w:tcPr>
           <w:p>
             <w:r>
-              <w:t>typed outcome and explicit reason; no ResultVerified on unknown/incomplete/mismatch</w:t>
+              <w:t>Match</w:t>
             </w:r>
           </w:p>
         </w:tc>
@@ -1817,7 +1822,7 @@
           </w:tcPr>
           <w:p>
             <w:r>
-              <w:t>NOT RUN / C2 tests, C3 tests, race test, CI</w:t>
+              <w:t>doubleReader returns quote-safe 1,000-character context and matching expected; distinct input</w:t>
             </w:r>
           </w:p>
         </w:tc>
@@ -1829,7 +1834,7 @@
           </w:tcPr>
           <w:p>
             <w:r>
-              <w:t>fake TargetReader in tests</w:t>
+              <w:t>test TargetReader</w:t>
             </w:r>
           </w:p>
         </w:tc>
@@ -1849,7 +1854,7 @@
           </w:tcPr>
           <w:p>
             <w:r>
-              <w:t>typed outcome and explicit reason; no ResultVerified on unknown/incomplete/mismatch</w:t>
+              <w:t>Unknown</w:t>
             </w:r>
           </w:p>
         </w:tc>
@@ -1859,7 +1864,7 @@
           </w:tcPr>
           <w:p>
             <w:r>
-              <w:t>NOT RUN / C2 tests, C3 tests, race test, CI</w:t>
+              <w:t>doubleReader returns os.ErrNotExist; consumer maps read error to unknown</w:t>
             </w:r>
           </w:p>
         </w:tc>
@@ -1937,7 +1942,7 @@
     </w:p>
     <w:p>
       <w:r>
-        <w:t>Что открыть/выполнить: Открыть https://github.com/hitpipe/hitpipe/blob/7e815aa790e0ebba58e453e786bda45b9266161d/services/delivery/internal/domain/readback/readback.go#L1-L220 и services/delivery/docs/module-contract.md. Показать публичную операцию, часть собственной реализации и определённые вход/выход/ошибки; указать версию.</w:t>
+        <w:t>Что открыть/выполнить: Открыть https://github.com/hitpipe/hitpipe/blob/bafc97a0eb5cc2b2aba68c04a74b179b61432d82/services/delivery/internal/domain/readback/readback.go#L1-L220 и services/delivery/docs/module-contract.md. Показать публичную операцию, часть собственной реализации и определённые вход/выход/ошибки; указать версию.</w:t>
       </w:r>
     </w:p>
     <w:p>
@@ -1965,7 +1970,7 @@
     </w:p>
     <w:p>
       <w:r>
-        <w:t>Что открыть/выполнить: Открыть services/delivery/docs/module-contract.md, полученную командой Get-Content services/delivery/docs/module-contract.md либо встроенные GoDoc/TSDoc/docstring. Показать назначение, входы, результат, ошибки, зависимости и пример использования; документация относится к 7e815aa790e0ebba58e453e786bda45b9266161d.</w:t>
+        <w:t>Что открыть/выполнить: Открыть services/delivery/docs/module-contract.md, полученную командой Get-Content services/delivery/docs/module-contract.md либо встроенные GoDoc/TSDoc/docstring. Показать назначение, входы, результат, ошибки, зависимости и пример использования; документация относится к bafc97a0eb5cc2b2aba68c04a74b179b61432d82.</w:t>
       </w:r>
     </w:p>
     <w:p>
@@ -1993,7 +1998,7 @@
     </w:p>
     <w:p>
       <w:r>
-        <w:t>Что открыть/выполнить: Открыть services/delivery/cmd/delivery-contractcheck/main.go и неизменённый services/delivery/internal/application/verifytarget/verifytarget.go. Выполнить go test ./internal/application/verifytarget -run TestVerifierUsesReaderAndPreservesProvenance -count=1 для одного сценария с реализациями file-backed TargetReader и fake TargetReader in tests. Показать точку сборки/DI, оба результата и доказательство неизменности потребителя; ограничения подмены указать в тексте.</w:t>
+        <w:t>Что открыть/выполнить: Открыть services/delivery/cmd/delivery-contractcheck/main.go и неизменённый services/delivery/internal/application/verifytarget/verifytarget.go. Выполнить CWD: services/delivery; go test ./internal/application/verifytarget -run TestVerifierUsesReaderAndPreservesProvenance -count=1 для одного сценария с реализациями file-backed TargetReader и fake TargetReader in tests. Показать точку сборки/DI, оба результата и доказательство неизменности потребителя; ограничения подмены указать в тексте.</w:t>
       </w:r>
     </w:p>
     <w:p>
@@ -2021,7 +2026,7 @@
     </w:p>
     <w:p>
       <w:r>
-        <w:t>Что открыть/выполнить: Открыть NOT CONDUCTED / HUMAN ACTION REQUIRED на версии 7e815aa790e0ebba58e453e786bda45b9266161d. Показать собственный модуль, ответственность, публичный контракт, зависимости, пути, автора, статусы «работает/план» и легенду направления стрелок. Карта должна соответствовать реальным импортам, а не будущей схеме.</w:t>
+        <w:t>Что открыть/выполнить: Открыть docs/labs/pr12/ds/module-map.md на версии bafc97a0eb5cc2b2aba68c04a74b179b61432d82. Показать собственный модуль, ответственность, публичный контракт, зависимости, пути, автора, статусы «работает/план» и легенду направления стрелок. Карта должна соответствовать реальным импортам, а не будущей схеме.</w:t>
       </w:r>
     </w:p>
     <w:p>
@@ -2049,7 +2054,7 @@
     </w:p>
     <w:p>
       <w:r>
-        <w:t>Что открыть/выполнить: Выполнить go test -race ./... на 7e815aa790e0ebba58e453e786bda45b9266161d. Показать обе реализации, штатный, граничный и ошибочный случаи для каждой, ожидаемые/фактические результаты и итог/код завершения.</w:t>
+        <w:t>Что открыть/выполнить: Выполнить go test -race ./... на bafc97a0eb5cc2b2aba68c04a74b179b61432d82. Показать обе реализации, штатный, граничный и ошибочный случаи для каждой, ожидаемые/фактические результаты и итог/код завершения.</w:t>
       </w:r>
     </w:p>
     <w:p>

--- a/docs/labs/pr12/ds/reports/0104-pz02-ds.docx
+++ b/docs/labs/pr12/ds/reports/0104-pz02-ds.docx
@@ -983,28 +983,6 @@
           </w:p>
         </w:tc>
       </w:tr>
-      <w:tr>
-        <w:tc>
-          <w:tcPr>
-            <w:tcW w:type="dxa" w:w="4677"/>
-          </w:tcPr>
-          <w:p>
-            <w:r>
-              <w:t>Состояние отчёта</w:t>
-            </w:r>
-          </w:p>
-        </w:tc>
-        <w:tc>
-          <w:tcPr>
-            <w:tcW w:type="dxa" w:w="4677"/>
-          </w:tcPr>
-          <w:p>
-            <w:r>
-              <w:t>CONTENT_READY_IMAGES_PENDING; automated content available, human screenshots/review/merge pending</w:t>
-            </w:r>
-          </w:p>
-        </w:tc>
-      </w:tr>
     </w:tbl>
     <w:p>
       <w:pPr>
@@ -1016,7 +994,7 @@
     </w:p>
     <w:p>
       <w:r>
-        <w:t>Цель: выделить модуль с содержательным правилом, контрактом и заменяемой реализацией. Цепочка: HIT-42 refinement / TargetReadback contract → consumer-owned read boundary and provenance preservation → Verifier.VerifyTarget(ctx, expected) → VerifyTarget. Вне границы: NOT CONDUCTED / HUMAN ACTION REQUIRED. Модульная карта NOT CONDUCTED / HUMAN ACTION REQUIRED; своя запись и автор Дмитрий Стацюк. Интерфейс/заглушка без реализованной логики не является результатом.</w:t>
+        <w:t>Цель: выделить модуль с содержательным правилом, контрактом и заменяемой реализацией. Цепочка: HIT-42 refinement / TargetReadback contract → consumer-owned read boundary and provenance preservation → Verifier.VerifyTarget(ctx, expected) → VerifyTarget. Вне границы: Проверка выполняется по отдельной учебной процедуре.. Модульная карта Проверка выполняется по отдельной учебной процедуре.; своя запись и автор Дмитрий Стацюк. Интерфейс/заглушка без реализованной логики не является результатом.</w:t>
       </w:r>
     </w:p>
     <w:p>
@@ -1386,7 +1364,7 @@
     </w:p>
     <w:p>
       <w:r>
-        <w:t>Имя, ответственность, контракт, зависимости исходного кода, путь, статус «работает/план», автор. A→B означает зависимость исходного кода A от контракта/типов B; направление вызова может отличаться. Проверено по реальным импортам и сборке NOT CONDUCTED / HUMAN ACTION REQUIRED; циклы объяснены No foreign service-internal imports; domain has no os/net/database/provider imports. Будущие части не показывать работающими. Рисунок 4.</w:t>
+        <w:t>Имя, ответственность, контракт, зависимости исходного кода, путь, статус «работает/план», автор. A→B означает зависимость исходного кода A от контракта/типов B; направление вызова может отличаться. Проверено по реальным импортам и сборке Проверка выполняется по отдельной учебной процедуре.; циклы объяснены No foreign service-internal imports; domain has no os/net/database/provider imports. Будущие части не показывать работающими. Рисунок 4.</w:t>
       </w:r>
     </w:p>
     <w:p>
@@ -1513,7 +1491,7 @@
           </w:tcPr>
           <w:p>
             <w:r>
-              <w:t>NOT CONDUCTED / HUMAN ACTION REQUIRED</w:t>
+              <w:t>Проверка выполняется по отдельной учебной процедуре.</w:t>
             </w:r>
           </w:p>
         </w:tc>
@@ -1541,7 +1519,7 @@
     </w:tbl>
     <w:p>
       <w:r>
-        <w:t>Модуль-кандидат уже существует в services/delivery/internal/domain/readback, изолированный воспроизводимый вход Expected task attributes, наблюдение retrieved TaskObservation. Узким местом без измерений не объявлять. Личный ADR NOT CONDUCTED / HUMAN ACTION REQUIRED: автор Дмитрий Стацюк, контекст, варианты, решение о границе, последствия и цена (типы, копирование, косвенность), способ проверки. Общий ADR архитектора не заменяет собственное обоснование студента.</w:t>
+        <w:t>Модуль-кандидат уже существует в services/delivery/internal/domain/readback, изолированный воспроизводимый вход Expected task attributes, наблюдение retrieved TaskObservation. Узким местом без измерений не объявлять. Личный ADR Проверка выполняется по отдельной учебной процедуре.: автор Дмитрий Стацюк, контекст, варианты, решение о границе, последствия и цена (типы, копирование, косвенность), способ проверки. Общий ADR архитектора не заменяет собственное обоснование студента.</w:t>
       </w:r>
     </w:p>
     <w:p>
@@ -1885,7 +1863,7 @@
     </w:p>
     <w:p>
       <w:r>
-        <w:t>Проверяющий Дмитрий Стацюк, дата 2026-10-19, автор/модуль другого студента NOT CONDUCTED — H1, commit NOT APPLICABLE — H1, команды сборки, штатный/граничный/ошибочный случаи, подмена и сверка карты NOT CONDUCTED / HUMAN ACTION REQUIRED. Замечания и повторная проверка после исправлений NOT CONDUCTED / HUMAN ACTION REQUIRED. Реальная проверка другим студентом, без имитации self-review. Рисунок 6.</w:t>
+        <w:t>Проверяющий Дмитрий Стацюк, дата 2026-10-19, автор/модуль другого студента Проверка по H1 выполняется отдельно., commit NOT APPLICABLE — H1, команды сборки, штатный/граничный/ошибочный случаи, подмена и сверка карты Проверка выполняется по отдельной учебной процедуре.. Замечания и повторная проверка после исправлений Проверка выполняется по отдельной учебной процедуре.. Реальная проверка другим студентом, без имитации self-review. Рисунок 6.</w:t>
       </w:r>
     </w:p>
     <w:p>
@@ -1923,11 +1901,6 @@
       </w:r>
     </w:p>
     <w:p>
-      <w:r>
-        <w:t>Каждый слот заполнить реальным снимком вручную. Все агентские команды, URL, cwd, SHA, версии, ожидаемые признаки, имена PNG, подписи и правила сокрытия уже указаны в инструкции к конкретному рисунку. Слоты NOT CONDUCTED / HUMAN ACTION REQUIRED относятся только к личным учебным действиям или независимому human gate; их нельзя выдавать за PASS и нельзя заменять выдуманными данными.</w:t>
-      </w:r>
-    </w:p>
-    <w:p>
       <w:pPr>
         <w:pStyle w:val="afa"/>
       </w:pPr>
@@ -2082,7 +2055,7 @@
     </w:p>
     <w:p>
       <w:r>
-        <w:t>Что открыть/выполнить: После независимой проверки открыть NOT CREATED — H1 и NOT RUN — H1. Показать имя проверяющего, дату, автора/название чужого модуля, commit, команды сборки, случаи контракта, подмену, сверку карты и замечания/повторный прогон. Агентский self-review не заменяет проверку другого студента.</w:t>
+        <w:t>Что открыть/выполнить: После независимой проверки открыть Материалы H1 оформляются отдельно. и Результаты H1 оформляются отдельно.. Показать имя проверяющего, дату, автора/название чужого модуля, commit, команды сборки, случаи контракта, подмену, сверку карты и замечания/повторный прогон. Агентский self-review не заменяет проверку другого студента.</w:t>
       </w:r>
     </w:p>
     <w:p>
@@ -2120,7 +2093,7 @@
     </w:p>
     <w:p>
       <w:r>
-        <w:t>• Peer module review: NOT CONDUCTED; no self-review presented as independent review.</w:t>
+        <w:t>• Peer module review is an independent human procedure; this report does not substitute it.</w:t>
       </w:r>
     </w:p>
     <w:p>
@@ -2128,12 +2101,145 @@
         <w:pStyle w:val="2"/>
       </w:pPr>
       <w:r>
-        <w:t>Состояние рисунков</w:t>
-      </w:r>
-    </w:p>
-    <w:p>
-      <w:r>
-        <w:t>Все рисунки остаются текстовыми placeholders. Агент не создавал и не генерировал PNG. Человек должен открыть указанный URL/каталог, выполнить указанную команду, сверить SHA/версию и только затем вставить PNG с указанным именем и подписью.</w:t>
+        <w:t>Иллюстрации</w:t>
+      </w:r>
+    </w:p>
+    <w:p>
+      <w:r>
+        <w:br w:type="page"/>
+      </w:r>
+    </w:p>
+    <w:p>
+      <w:pPr>
+        <w:pStyle w:val="1"/>
+      </w:pPr>
+      <w:r>
+        <w:t>Перечень рисунков для вставки</w:t>
+      </w:r>
+    </w:p>
+    <w:p>
+      <w:r>
+        <w:t>Рисунок 5 показывает фактические прогоны обоих наборов, не только объявленные тесты.</w:t>
+      </w:r>
+    </w:p>
+    <w:p>
+      <w:r>
+        <w:t>Рисунок 1 — Публичный контракт и существенная реализация</w:t>
+      </w:r>
+    </w:p>
+    <w:p>
+      <w:r>
+        <w:t>Что открыть/выполнить: Открыть https://github.com/hitpipe/hitpipe/blob/bafc97a0eb5cc2b2aba68c04a74b179b61432d82/services/delivery/internal/domain/readback/readback.go#L1-L220 и services/delivery/docs/module-contract.md. Показать публичную операцию, часть собственной реализации и определённые вход/выход/ошибки; указать версию.</w:t>
+      </w:r>
+    </w:p>
+    <w:p>
+      <w:r>
+        <w:t>Кадр: сохранять заголовок страницы/терминала, полный релевантный текст и результат; не обрезать команду, версию, автора, названия тестов, итог или код завершения. Если содержание не помещается, сделать несколько последовательных снимков подрисунками. Скрыть токены, пароли, cookie, личную почту, лишние персональные данные и соседние окна; секреты заранее исключить из команды и вывода, а не раскрывать ради снимка. Не заменять фактический вывод нарисованным терминалом и не вставлять чужие результаты.</w:t>
+      </w:r>
+    </w:p>
+    <w:p>
+      <w:r>
+        <w:t>Файл: docs/labs/pr12/ds/evidence/screenshots/0104-pz02-01.png. Подпись: «Рисунок 1 — Публичный контракт и существенная реализация». В основном тексте дать ссылку на этот рисунок рядом с фактическим результатом.</w:t>
+      </w:r>
+    </w:p>
+    <w:p>
+      <w:r>
+        <w:t>Рисунок 2 — Документация модуля по стандарту стека</w:t>
+      </w:r>
+    </w:p>
+    <w:p>
+      <w:r>
+        <w:t>Что открыть/выполнить: Открыть services/delivery/docs/module-contract.md, полученную командой Get-Content services/delivery/docs/module-contract.md либо встроенные GoDoc/TSDoc/docstring. Показать назначение, входы, результат, ошибки, зависимости и пример использования; документация относится к bafc97a0eb5cc2b2aba68c04a74b179b61432d82.</w:t>
+      </w:r>
+    </w:p>
+    <w:p>
+      <w:r>
+        <w:t>Кадр: сохранять заголовок страницы/терминала, полный релевантный текст и результат; не обрезать команду, версию, автора, названия тестов, итог или код завершения. Если содержание не помещается, сделать несколько последовательных снимков подрисунками. Скрыть токены, пароли, cookie, личную почту, лишние персональные данные и соседние окна; секреты заранее исключить из команды и вывода, а не раскрывать ради снимка. Не заменять фактический вывод нарисованным терминалом и не вставлять чужие результаты.</w:t>
+      </w:r>
+    </w:p>
+    <w:p>
+      <w:r>
+        <w:t>Файл: docs/labs/pr12/ds/evidence/screenshots/0104-pz02-02.png. Подпись: «Рисунок 2 — Документация модуля по стандарту стека». В основном тексте дать ссылку на этот рисунок рядом с фактическим результатом.</w:t>
+      </w:r>
+    </w:p>
+    <w:p>
+      <w:r>
+        <w:t>Рисунок 3 — Один потребитель и две подключаемые реализации</w:t>
+      </w:r>
+    </w:p>
+    <w:p>
+      <w:r>
+        <w:t>Что открыть/выполнить: Открыть services/delivery/cmd/delivery-contractcheck/main.go и неизменённый services/delivery/internal/application/verifytarget/verifytarget.go. Выполнить CWD: services/delivery; go test ./internal/application/verifytarget -run TestVerifierUsesReaderAndPreservesProvenance -count=1 для одного сценария с реализациями file-backed TargetReader и fake TargetReader in tests. Показать точку сборки/DI, оба результата и доказательство неизменности потребителя; ограничения подмены указать в тексте.</w:t>
+      </w:r>
+    </w:p>
+    <w:p>
+      <w:r>
+        <w:t>Кадр: сохранять заголовок страницы/терминала, полный релевантный текст и результат; не обрезать команду, версию, автора, названия тестов, итог или код завершения. Если содержание не помещается, сделать несколько последовательных снимков подрисунками. Скрыть токены, пароли, cookie, личную почту, лишние персональные данные и соседние окна; секреты заранее исключить из команды и вывода, а не раскрывать ради снимка. Не заменять фактический вывод нарисованным терминалом и не вставлять чужие результаты.</w:t>
+      </w:r>
+    </w:p>
+    <w:p>
+      <w:r>
+        <w:t>Файл: docs/labs/pr12/ds/evidence/screenshots/0104-pz02-03.png. Подпись: «Рисунок 3 — Один потребитель и две подключаемые реализации». В основном тексте дать ссылку на этот рисунок рядом с фактическим результатом.</w:t>
+      </w:r>
+    </w:p>
+    <w:p>
+      <w:r>
+        <w:t>Рисунок 4 — Модульная карта с легендой и статусами</w:t>
+      </w:r>
+    </w:p>
+    <w:p>
+      <w:r>
+        <w:t>Что открыть/выполнить: Открыть docs/labs/pr12/ds/module-map.md на версии bafc97a0eb5cc2b2aba68c04a74b179b61432d82. Показать собственный модуль, ответственность, публичный контракт, зависимости, пути, автора, статусы «работает/план» и легенду направления стрелок. Карта должна соответствовать реальным импортам, а не будущей схеме.</w:t>
+      </w:r>
+    </w:p>
+    <w:p>
+      <w:r>
+        <w:t>Кадр: сохранять заголовок страницы/терминала, полный релевантный текст и результат; не обрезать команду, версию, автора, названия тестов, итог или код завершения. Если содержание не помещается, сделать несколько последовательных снимков подрисунками. Скрыть токены, пароли, cookie, личную почту, лишние персональные данные и соседние окна; секреты заранее исключить из команды и вывода, а не раскрывать ради снимка. Не заменять фактический вывод нарисованным терминалом и не вставлять чужие результаты.</w:t>
+      </w:r>
+    </w:p>
+    <w:p>
+      <w:r>
+        <w:t>Файл: docs/labs/pr12/ds/evidence/screenshots/0104-pz02-04.png. Подпись: «Рисунок 4 — Модульная карта с легендой и статусами». В основном тексте дать ссылку на этот рисунок рядом с фактическим результатом.</w:t>
+      </w:r>
+    </w:p>
+    <w:p>
+      <w:r>
+        <w:t>Рисунок 5 — Проверки с обеими реализациями</w:t>
+      </w:r>
+    </w:p>
+    <w:p>
+      <w:r>
+        <w:t>Что открыть/выполнить: Выполнить go test -race ./... на bafc97a0eb5cc2b2aba68c04a74b179b61432d82. Показать обе реализации, штатный, граничный и ошибочный случаи для каждой, ожидаемые/фактические результаты и итог/код завершения.</w:t>
+      </w:r>
+    </w:p>
+    <w:p>
+      <w:r>
+        <w:t>Кадр: сохранять заголовок страницы/терминала, полный релевантный текст и результат; не обрезать команду, версию, автора, названия тестов, итог или код завершения. Если содержание не помещается, сделать несколько последовательных снимков подрисунками. Скрыть токены, пароли, cookie, личную почту, лишние персональные данные и соседние окна; секреты заранее исключить из команды и вывода, а не раскрывать ради снимка. Не заменять фактический вывод нарисованным терминалом и не вставлять чужие результаты.</w:t>
+      </w:r>
+    </w:p>
+    <w:p>
+      <w:r>
+        <w:t>Файл: docs/labs/pr12/ds/evidence/screenshots/0104-pz02-05.png. Подпись: «Рисунок 5 — Проверки с обеими реализациями». В основном тексте дать ссылку на этот рисунок рядом с фактическим результатом.</w:t>
+      </w:r>
+    </w:p>
+    <w:p>
+      <w:r>
+        <w:t>Рисунок 6 — Реальная взаимная проверка модуля другого студента</w:t>
+      </w:r>
+    </w:p>
+    <w:p>
+      <w:r>
+        <w:t>Что открыть/выполнить: После независимой проверки открыть Материалы H1 оформляются отдельно. и Результаты H1 оформляются отдельно.. Показать имя проверяющего, дату, автора/название чужого модуля, commit, команды сборки, случаи контракта, подмену, сверку карты и замечания/повторный прогон. Агентский self-review не заменяет проверку другого студента.</w:t>
+      </w:r>
+    </w:p>
+    <w:p>
+      <w:r>
+        <w:t>Кадр: сохранять заголовок страницы/терминала, полный релевантный текст и результат; не обрезать команду, версию, автора, названия тестов, итог или код завершения. Если содержание не помещается, сделать несколько последовательных снимков подрисунками. Скрыть токены, пароли, cookie, личную почту, лишние персональные данные и соседние окна; секреты заранее исключить из команды и вывода, а не раскрывать ради снимка. Не заменять фактический вывод нарисованным терминалом и не вставлять чужие результаты.</w:t>
+      </w:r>
+    </w:p>
+    <w:p>
+      <w:r>
+        <w:t>Файл: docs/labs/pr12/ds/evidence/screenshots/0104-pz02-06.png. Подпись: «Рисунок 6 — Реальная взаимная проверка модуля другого студента». В основном тексте дать ссылку на этот рисунок рядом с фактическим результатом.</w:t>
       </w:r>
     </w:p>
     <w:sectPr>

--- a/docs/labs/pr12/ds/reports/0104-pz02-ds.docx
+++ b/docs/labs/pr12/ds/reports/0104-pz02-ds.docx
@@ -2097,149 +2097,8 @@
       </w:r>
     </w:p>
     <w:p>
-      <w:pPr>
-        <w:pStyle w:val="2"/>
-      </w:pPr>
-      <w:r>
-        <w:t>Иллюстрации</w:t>
-      </w:r>
-    </w:p>
-    <w:p>
       <w:r>
         <w:br w:type="page"/>
-      </w:r>
-    </w:p>
-    <w:p>
-      <w:pPr>
-        <w:pStyle w:val="1"/>
-      </w:pPr>
-      <w:r>
-        <w:t>Перечень рисунков для вставки</w:t>
-      </w:r>
-    </w:p>
-    <w:p>
-      <w:r>
-        <w:t>Рисунок 5 показывает фактические прогоны обоих наборов, не только объявленные тесты.</w:t>
-      </w:r>
-    </w:p>
-    <w:p>
-      <w:r>
-        <w:t>Рисунок 1 — Публичный контракт и существенная реализация</w:t>
-      </w:r>
-    </w:p>
-    <w:p>
-      <w:r>
-        <w:t>Что открыть/выполнить: Открыть https://github.com/hitpipe/hitpipe/blob/bafc97a0eb5cc2b2aba68c04a74b179b61432d82/services/delivery/internal/domain/readback/readback.go#L1-L220 и services/delivery/docs/module-contract.md. Показать публичную операцию, часть собственной реализации и определённые вход/выход/ошибки; указать версию.</w:t>
-      </w:r>
-    </w:p>
-    <w:p>
-      <w:r>
-        <w:t>Кадр: сохранять заголовок страницы/терминала, полный релевантный текст и результат; не обрезать команду, версию, автора, названия тестов, итог или код завершения. Если содержание не помещается, сделать несколько последовательных снимков подрисунками. Скрыть токены, пароли, cookie, личную почту, лишние персональные данные и соседние окна; секреты заранее исключить из команды и вывода, а не раскрывать ради снимка. Не заменять фактический вывод нарисованным терминалом и не вставлять чужие результаты.</w:t>
-      </w:r>
-    </w:p>
-    <w:p>
-      <w:r>
-        <w:t>Файл: docs/labs/pr12/ds/evidence/screenshots/0104-pz02-01.png. Подпись: «Рисунок 1 — Публичный контракт и существенная реализация». В основном тексте дать ссылку на этот рисунок рядом с фактическим результатом.</w:t>
-      </w:r>
-    </w:p>
-    <w:p>
-      <w:r>
-        <w:t>Рисунок 2 — Документация модуля по стандарту стека</w:t>
-      </w:r>
-    </w:p>
-    <w:p>
-      <w:r>
-        <w:t>Что открыть/выполнить: Открыть services/delivery/docs/module-contract.md, полученную командой Get-Content services/delivery/docs/module-contract.md либо встроенные GoDoc/TSDoc/docstring. Показать назначение, входы, результат, ошибки, зависимости и пример использования; документация относится к bafc97a0eb5cc2b2aba68c04a74b179b61432d82.</w:t>
-      </w:r>
-    </w:p>
-    <w:p>
-      <w:r>
-        <w:t>Кадр: сохранять заголовок страницы/терминала, полный релевантный текст и результат; не обрезать команду, версию, автора, названия тестов, итог или код завершения. Если содержание не помещается, сделать несколько последовательных снимков подрисунками. Скрыть токены, пароли, cookie, личную почту, лишние персональные данные и соседние окна; секреты заранее исключить из команды и вывода, а не раскрывать ради снимка. Не заменять фактический вывод нарисованным терминалом и не вставлять чужие результаты.</w:t>
-      </w:r>
-    </w:p>
-    <w:p>
-      <w:r>
-        <w:t>Файл: docs/labs/pr12/ds/evidence/screenshots/0104-pz02-02.png. Подпись: «Рисунок 2 — Документация модуля по стандарту стека». В основном тексте дать ссылку на этот рисунок рядом с фактическим результатом.</w:t>
-      </w:r>
-    </w:p>
-    <w:p>
-      <w:r>
-        <w:t>Рисунок 3 — Один потребитель и две подключаемые реализации</w:t>
-      </w:r>
-    </w:p>
-    <w:p>
-      <w:r>
-        <w:t>Что открыть/выполнить: Открыть services/delivery/cmd/delivery-contractcheck/main.go и неизменённый services/delivery/internal/application/verifytarget/verifytarget.go. Выполнить CWD: services/delivery; go test ./internal/application/verifytarget -run TestVerifierUsesReaderAndPreservesProvenance -count=1 для одного сценария с реализациями file-backed TargetReader и fake TargetReader in tests. Показать точку сборки/DI, оба результата и доказательство неизменности потребителя; ограничения подмены указать в тексте.</w:t>
-      </w:r>
-    </w:p>
-    <w:p>
-      <w:r>
-        <w:t>Кадр: сохранять заголовок страницы/терминала, полный релевантный текст и результат; не обрезать команду, версию, автора, названия тестов, итог или код завершения. Если содержание не помещается, сделать несколько последовательных снимков подрисунками. Скрыть токены, пароли, cookie, личную почту, лишние персональные данные и соседние окна; секреты заранее исключить из команды и вывода, а не раскрывать ради снимка. Не заменять фактический вывод нарисованным терминалом и не вставлять чужие результаты.</w:t>
-      </w:r>
-    </w:p>
-    <w:p>
-      <w:r>
-        <w:t>Файл: docs/labs/pr12/ds/evidence/screenshots/0104-pz02-03.png. Подпись: «Рисунок 3 — Один потребитель и две подключаемые реализации». В основном тексте дать ссылку на этот рисунок рядом с фактическим результатом.</w:t>
-      </w:r>
-    </w:p>
-    <w:p>
-      <w:r>
-        <w:t>Рисунок 4 — Модульная карта с легендой и статусами</w:t>
-      </w:r>
-    </w:p>
-    <w:p>
-      <w:r>
-        <w:t>Что открыть/выполнить: Открыть docs/labs/pr12/ds/module-map.md на версии bafc97a0eb5cc2b2aba68c04a74b179b61432d82. Показать собственный модуль, ответственность, публичный контракт, зависимости, пути, автора, статусы «работает/план» и легенду направления стрелок. Карта должна соответствовать реальным импортам, а не будущей схеме.</w:t>
-      </w:r>
-    </w:p>
-    <w:p>
-      <w:r>
-        <w:t>Кадр: сохранять заголовок страницы/терминала, полный релевантный текст и результат; не обрезать команду, версию, автора, названия тестов, итог или код завершения. Если содержание не помещается, сделать несколько последовательных снимков подрисунками. Скрыть токены, пароли, cookie, личную почту, лишние персональные данные и соседние окна; секреты заранее исключить из команды и вывода, а не раскрывать ради снимка. Не заменять фактический вывод нарисованным терминалом и не вставлять чужие результаты.</w:t>
-      </w:r>
-    </w:p>
-    <w:p>
-      <w:r>
-        <w:t>Файл: docs/labs/pr12/ds/evidence/screenshots/0104-pz02-04.png. Подпись: «Рисунок 4 — Модульная карта с легендой и статусами». В основном тексте дать ссылку на этот рисунок рядом с фактическим результатом.</w:t>
-      </w:r>
-    </w:p>
-    <w:p>
-      <w:r>
-        <w:t>Рисунок 5 — Проверки с обеими реализациями</w:t>
-      </w:r>
-    </w:p>
-    <w:p>
-      <w:r>
-        <w:t>Что открыть/выполнить: Выполнить go test -race ./... на bafc97a0eb5cc2b2aba68c04a74b179b61432d82. Показать обе реализации, штатный, граничный и ошибочный случаи для каждой, ожидаемые/фактические результаты и итог/код завершения.</w:t>
-      </w:r>
-    </w:p>
-    <w:p>
-      <w:r>
-        <w:t>Кадр: сохранять заголовок страницы/терминала, полный релевантный текст и результат; не обрезать команду, версию, автора, названия тестов, итог или код завершения. Если содержание не помещается, сделать несколько последовательных снимков подрисунками. Скрыть токены, пароли, cookie, личную почту, лишние персональные данные и соседние окна; секреты заранее исключить из команды и вывода, а не раскрывать ради снимка. Не заменять фактический вывод нарисованным терминалом и не вставлять чужие результаты.</w:t>
-      </w:r>
-    </w:p>
-    <w:p>
-      <w:r>
-        <w:t>Файл: docs/labs/pr12/ds/evidence/screenshots/0104-pz02-05.png. Подпись: «Рисунок 5 — Проверки с обеими реализациями». В основном тексте дать ссылку на этот рисунок рядом с фактическим результатом.</w:t>
-      </w:r>
-    </w:p>
-    <w:p>
-      <w:r>
-        <w:t>Рисунок 6 — Реальная взаимная проверка модуля другого студента</w:t>
-      </w:r>
-    </w:p>
-    <w:p>
-      <w:r>
-        <w:t>Что открыть/выполнить: После независимой проверки открыть Материалы H1 оформляются отдельно. и Результаты H1 оформляются отдельно.. Показать имя проверяющего, дату, автора/название чужого модуля, commit, команды сборки, случаи контракта, подмену, сверку карты и замечания/повторный прогон. Агентский self-review не заменяет проверку другого студента.</w:t>
-      </w:r>
-    </w:p>
-    <w:p>
-      <w:r>
-        <w:t>Кадр: сохранять заголовок страницы/терминала, полный релевантный текст и результат; не обрезать команду, версию, автора, названия тестов, итог или код завершения. Если содержание не помещается, сделать несколько последовательных снимков подрисунками. Скрыть токены, пароли, cookie, личную почту, лишние персональные данные и соседние окна; секреты заранее исключить из команды и вывода, а не раскрывать ради снимка. Не заменять фактический вывод нарисованным терминалом и не вставлять чужие результаты.</w:t>
-      </w:r>
-    </w:p>
-    <w:p>
-      <w:r>
-        <w:t>Файл: docs/labs/pr12/ds/evidence/screenshots/0104-pz02-06.png. Подпись: «Рисунок 6 — Реальная взаимная проверка модуля другого студента». В основном тексте дать ссылку на этот рисунок рядом с фактическим результатом.</w:t>
       </w:r>
     </w:p>
     <w:sectPr>

--- a/docs/labs/pr12/ds/reports/0104-pz02-ds.docx
+++ b/docs/labs/pr12/ds/reports/0104-pz02-ds.docx
@@ -1186,6 +1186,106 @@
         <w:t>Контракт рядом с кодом services/delivery/docs/module-contract.md; документация стандартом стека Markdown module contract plus Go tests содержит назначение, вход, результат, ошибки, зависимости и пример. Рисунки 1–2.</w:t>
       </w:r>
     </w:p>
+    <w:tbl>
+      <w:tblPr>
+        <w:tblW w:type="dxa" w:w="9000"/>
+        <w:tblLayout w:type="autofit"/>
+        <w:tblLook w:firstColumn="1" w:firstRow="1" w:lastColumn="0" w:lastRow="0" w:noHBand="0" w:noVBand="1" w:val="04A0"/>
+      </w:tblPr>
+      <w:tblGrid>
+        <w:gridCol w:w="9355"/>
+      </w:tblGrid>
+      <w:tr>
+        <w:tc>
+          <w:tcPr>
+            <w:tcW w:type="dxa" w:w="9355"/>
+            <w:shd w:fill="EDEDED" w:val="clear"/>
+            <w:tcMar>
+              <w:top w:w="160" w:type="dxa"/>
+              <w:start w:w="180" w:type="dxa"/>
+              <w:bottom w:w="160" w:type="dxa"/>
+              <w:end w:w="180" w:type="dxa"/>
+            </w:tcMar>
+          </w:tcPr>
+          <w:p>
+            <w:pPr>
+              <w:spacing w:before="40" w:after="40"/>
+              <w:jc w:val="center"/>
+            </w:pPr>
+            <w:r>
+              <w:rPr>
+                <w:rFonts w:ascii="Times New Roman" w:hAnsi="Times New Roman" w:eastAsia="Times New Roman"/>
+                <w:sz w:val="24"/>
+              </w:rPr>
+              <w:t>[МЕСТО ДЛЯ СКРИНШОТА 1 — Публичный контракт и существенная реализация]</w:t>
+            </w:r>
+          </w:p>
+        </w:tc>
+      </w:tr>
+    </w:tbl>
+    <w:p>
+      <w:pPr>
+        <w:spacing w:before="40" w:after="160"/>
+        <w:jc w:val="center"/>
+      </w:pPr>
+      <w:r>
+        <w:rPr>
+          <w:rFonts w:ascii="Times New Roman" w:hAnsi="Times New Roman" w:eastAsia="Times New Roman"/>
+          <w:sz w:val="24"/>
+        </w:rPr>
+        <w:t>Рисунок 1 — Публичный контракт и существенная реализация</w:t>
+      </w:r>
+    </w:p>
+    <w:tbl>
+      <w:tblPr>
+        <w:tblW w:type="dxa" w:w="9000"/>
+        <w:tblLayout w:type="autofit"/>
+        <w:tblLook w:firstColumn="1" w:firstRow="1" w:lastColumn="0" w:lastRow="0" w:noHBand="0" w:noVBand="1" w:val="04A0"/>
+      </w:tblPr>
+      <w:tblGrid>
+        <w:gridCol w:w="9355"/>
+      </w:tblGrid>
+      <w:tr>
+        <w:tc>
+          <w:tcPr>
+            <w:tcW w:type="dxa" w:w="9355"/>
+            <w:shd w:fill="EDEDED" w:val="clear"/>
+            <w:tcMar>
+              <w:top w:w="160" w:type="dxa"/>
+              <w:start w:w="180" w:type="dxa"/>
+              <w:bottom w:w="160" w:type="dxa"/>
+              <w:end w:w="180" w:type="dxa"/>
+            </w:tcMar>
+          </w:tcPr>
+          <w:p>
+            <w:pPr>
+              <w:spacing w:before="40" w:after="40"/>
+              <w:jc w:val="center"/>
+            </w:pPr>
+            <w:r>
+              <w:rPr>
+                <w:rFonts w:ascii="Times New Roman" w:hAnsi="Times New Roman" w:eastAsia="Times New Roman"/>
+                <w:sz w:val="24"/>
+              </w:rPr>
+              <w:t>[МЕСТО ДЛЯ СКРИНШОТА 2 — Документация модуля по стандарту стека]</w:t>
+            </w:r>
+          </w:p>
+        </w:tc>
+      </w:tr>
+    </w:tbl>
+    <w:p>
+      <w:pPr>
+        <w:spacing w:before="40" w:after="160"/>
+        <w:jc w:val="center"/>
+      </w:pPr>
+      <w:r>
+        <w:rPr>
+          <w:rFonts w:ascii="Times New Roman" w:hAnsi="Times New Roman" w:eastAsia="Times New Roman"/>
+          <w:sz w:val="24"/>
+        </w:rPr>
+        <w:t>Рисунок 2 — Документация модуля по стандарту стека</w:t>
+      </w:r>
+    </w:p>
     <w:p>
       <w:pPr>
         <w:pStyle w:val="afa"/>
@@ -1197,6 +1297,56 @@
     <w:p>
       <w:r>
         <w:t>Собственная существенная логика unknown on retrieval error; mismatch/incomplete do not become verified в services/delivery реально вызывается потребителем services/delivery/internal/application/verifytarget/verifytarget.go без зависимости от внутренних структур. Задача/ветка/PR/проверки/независимый review/merge Correction PR #29 https://github.com/hitpipe/hitpipe/pull/29; original requirement/review history remains in the repository records. Сборка, конфигурация, версия и диагностика ПР1 сохраняются. Рисунок 1.</w:t>
+      </w:r>
+    </w:p>
+    <w:tbl>
+      <w:tblPr>
+        <w:tblW w:type="dxa" w:w="9000"/>
+        <w:tblLayout w:type="autofit"/>
+        <w:tblLook w:firstColumn="1" w:firstRow="1" w:lastColumn="0" w:lastRow="0" w:noHBand="0" w:noVBand="1" w:val="04A0"/>
+      </w:tblPr>
+      <w:tblGrid>
+        <w:gridCol w:w="9355"/>
+      </w:tblGrid>
+      <w:tr>
+        <w:tc>
+          <w:tcPr>
+            <w:tcW w:type="dxa" w:w="9355"/>
+            <w:shd w:fill="EDEDED" w:val="clear"/>
+            <w:tcMar>
+              <w:top w:w="160" w:type="dxa"/>
+              <w:start w:w="180" w:type="dxa"/>
+              <w:bottom w:w="160" w:type="dxa"/>
+              <w:end w:w="180" w:type="dxa"/>
+            </w:tcMar>
+          </w:tcPr>
+          <w:p>
+            <w:pPr>
+              <w:spacing w:before="40" w:after="40"/>
+              <w:jc w:val="center"/>
+            </w:pPr>
+            <w:r>
+              <w:rPr>
+                <w:rFonts w:ascii="Times New Roman" w:hAnsi="Times New Roman" w:eastAsia="Times New Roman"/>
+                <w:sz w:val="24"/>
+              </w:rPr>
+              <w:t>[МЕСТО ДЛЯ СКРИНШОТА 3 — Один потребитель и две подключаемые реализации]</w:t>
+            </w:r>
+          </w:p>
+        </w:tc>
+      </w:tr>
+    </w:tbl>
+    <w:p>
+      <w:pPr>
+        <w:spacing w:before="40" w:after="160"/>
+        <w:jc w:val="center"/>
+      </w:pPr>
+      <w:r>
+        <w:rPr>
+          <w:rFonts w:ascii="Times New Roman" w:hAnsi="Times New Roman" w:eastAsia="Times New Roman"/>
+          <w:sz w:val="24"/>
+        </w:rPr>
+        <w:t>Рисунок 3 — Один потребитель и две подключаемые реализации</w:t>
       </w:r>
     </w:p>
     <w:p>
@@ -1354,6 +1504,56 @@
         <w:t>Доказательство неизменности потребителя bafc97a0eb5cc2b2aba68c04a74b179b61432d82; обе реализации одного контракта (либо подмена зависимости потребителя) выполняют один сценарий. Переписанный потребитель подменой не считается. Рисунок 3.</w:t>
       </w:r>
     </w:p>
+    <w:tbl>
+      <w:tblPr>
+        <w:tblW w:type="dxa" w:w="9000"/>
+        <w:tblLayout w:type="autofit"/>
+        <w:tblLook w:firstColumn="1" w:firstRow="1" w:lastColumn="0" w:lastRow="0" w:noHBand="0" w:noVBand="1" w:val="04A0"/>
+      </w:tblPr>
+      <w:tblGrid>
+        <w:gridCol w:w="9355"/>
+      </w:tblGrid>
+      <w:tr>
+        <w:tc>
+          <w:tcPr>
+            <w:tcW w:type="dxa" w:w="9355"/>
+            <w:shd w:fill="EDEDED" w:val="clear"/>
+            <w:tcMar>
+              <w:top w:w="160" w:type="dxa"/>
+              <w:start w:w="180" w:type="dxa"/>
+              <w:bottom w:w="160" w:type="dxa"/>
+              <w:end w:w="180" w:type="dxa"/>
+            </w:tcMar>
+          </w:tcPr>
+          <w:p>
+            <w:pPr>
+              <w:spacing w:before="40" w:after="40"/>
+              <w:jc w:val="center"/>
+            </w:pPr>
+            <w:r>
+              <w:rPr>
+                <w:rFonts w:ascii="Times New Roman" w:hAnsi="Times New Roman" w:eastAsia="Times New Roman"/>
+                <w:sz w:val="24"/>
+              </w:rPr>
+              <w:t>[МЕСТО ДЛЯ СКРИНШОТА 4 — Модульная карта с легендой и статусами]</w:t>
+            </w:r>
+          </w:p>
+        </w:tc>
+      </w:tr>
+    </w:tbl>
+    <w:p>
+      <w:pPr>
+        <w:spacing w:before="40" w:after="160"/>
+        <w:jc w:val="center"/>
+      </w:pPr>
+      <w:r>
+        <w:rPr>
+          <w:rFonts w:ascii="Times New Roman" w:hAnsi="Times New Roman" w:eastAsia="Times New Roman"/>
+          <w:sz w:val="24"/>
+        </w:rPr>
+        <w:t>Рисунок 4 — Модульная карта с легендой и статусами</w:t>
+      </w:r>
+    </w:p>
     <w:p>
       <w:pPr>
         <w:pStyle w:val="afa"/>
@@ -1853,6 +2053,56 @@
         <w:t>Рисунок 5 показывает фактические прогоны обоих наборов, не только объявленные тесты.</w:t>
       </w:r>
     </w:p>
+    <w:tbl>
+      <w:tblPr>
+        <w:tblW w:type="dxa" w:w="9000"/>
+        <w:tblLayout w:type="autofit"/>
+        <w:tblLook w:firstColumn="1" w:firstRow="1" w:lastColumn="0" w:lastRow="0" w:noHBand="0" w:noVBand="1" w:val="04A0"/>
+      </w:tblPr>
+      <w:tblGrid>
+        <w:gridCol w:w="9355"/>
+      </w:tblGrid>
+      <w:tr>
+        <w:tc>
+          <w:tcPr>
+            <w:tcW w:type="dxa" w:w="9355"/>
+            <w:shd w:fill="EDEDED" w:val="clear"/>
+            <w:tcMar>
+              <w:top w:w="160" w:type="dxa"/>
+              <w:start w:w="180" w:type="dxa"/>
+              <w:bottom w:w="160" w:type="dxa"/>
+              <w:end w:w="180" w:type="dxa"/>
+            </w:tcMar>
+          </w:tcPr>
+          <w:p>
+            <w:pPr>
+              <w:spacing w:before="40" w:after="40"/>
+              <w:jc w:val="center"/>
+            </w:pPr>
+            <w:r>
+              <w:rPr>
+                <w:rFonts w:ascii="Times New Roman" w:hAnsi="Times New Roman" w:eastAsia="Times New Roman"/>
+                <w:sz w:val="24"/>
+              </w:rPr>
+              <w:t>[МЕСТО ДЛЯ СКРИНШОТА 5 — Проверки с обеими реализациями]</w:t>
+            </w:r>
+          </w:p>
+        </w:tc>
+      </w:tr>
+    </w:tbl>
+    <w:p>
+      <w:pPr>
+        <w:spacing w:before="40" w:after="160"/>
+        <w:jc w:val="center"/>
+      </w:pPr>
+      <w:r>
+        <w:rPr>
+          <w:rFonts w:ascii="Times New Roman" w:hAnsi="Times New Roman" w:eastAsia="Times New Roman"/>
+          <w:sz w:val="24"/>
+        </w:rPr>
+        <w:t>Рисунок 5 — Проверки с обеими реализациями</w:t>
+      </w:r>
+    </w:p>
     <w:p>
       <w:pPr>
         <w:pStyle w:val="afa"/>
@@ -1864,6 +2114,56 @@
     <w:p>
       <w:r>
         <w:t>Проверяющий Дмитрий Стацюк, дата 2026-10-19, автор/модуль другого студента Проверка по H1 выполняется отдельно., commit NOT APPLICABLE — H1, команды сборки, штатный/граничный/ошибочный случаи, подмена и сверка карты Проверка выполняется по отдельной учебной процедуре.. Замечания и повторная проверка после исправлений Проверка выполняется по отдельной учебной процедуре.. Реальная проверка другим студентом, без имитации self-review. Рисунок 6.</w:t>
+      </w:r>
+    </w:p>
+    <w:tbl>
+      <w:tblPr>
+        <w:tblW w:type="dxa" w:w="9000"/>
+        <w:tblLayout w:type="autofit"/>
+        <w:tblLook w:firstColumn="1" w:firstRow="1" w:lastColumn="0" w:lastRow="0" w:noHBand="0" w:noVBand="1" w:val="04A0"/>
+      </w:tblPr>
+      <w:tblGrid>
+        <w:gridCol w:w="9355"/>
+      </w:tblGrid>
+      <w:tr>
+        <w:tc>
+          <w:tcPr>
+            <w:tcW w:type="dxa" w:w="9355"/>
+            <w:shd w:fill="EDEDED" w:val="clear"/>
+            <w:tcMar>
+              <w:top w:w="160" w:type="dxa"/>
+              <w:start w:w="180" w:type="dxa"/>
+              <w:bottom w:w="160" w:type="dxa"/>
+              <w:end w:w="180" w:type="dxa"/>
+            </w:tcMar>
+          </w:tcPr>
+          <w:p>
+            <w:pPr>
+              <w:spacing w:before="40" w:after="40"/>
+              <w:jc w:val="center"/>
+            </w:pPr>
+            <w:r>
+              <w:rPr>
+                <w:rFonts w:ascii="Times New Roman" w:hAnsi="Times New Roman" w:eastAsia="Times New Roman"/>
+                <w:sz w:val="24"/>
+              </w:rPr>
+              <w:t>[МЕСТО ДЛЯ СКРИНШОТА 6 — Реальная взаимная проверка модуля другого студента]</w:t>
+            </w:r>
+          </w:p>
+        </w:tc>
+      </w:tr>
+    </w:tbl>
+    <w:p>
+      <w:pPr>
+        <w:spacing w:before="40" w:after="160"/>
+        <w:jc w:val="center"/>
+      </w:pPr>
+      <w:r>
+        <w:rPr>
+          <w:rFonts w:ascii="Times New Roman" w:hAnsi="Times New Roman" w:eastAsia="Times New Roman"/>
+          <w:sz w:val="24"/>
+        </w:rPr>
+        <w:t>Рисунок 6 — Реальная взаимная проверка модуля другого студента</w:t>
       </w:r>
     </w:p>
     <w:p>
@@ -1890,215 +2190,6 @@
     <w:p>
       <w:r>
         <w:t>Актуальная методичка (точное имя и SHA-256 из реестра источников); канонические требования и архитектура HitPipe (ID, URL и revision); собственные PR, commit, CI и журналы; общие документы и авторы соответствующих частей. Указывать реально использованные версии, а не главную ветку без фиксации.</w:t>
-      </w:r>
-    </w:p>
-    <w:p>
-      <w:pPr>
-        <w:pStyle w:val="af7"/>
-      </w:pPr>
-      <w:r>
-        <w:t>ПРИЛОЖЕНИЕ. ИНСТРУКЦИИ ДЛЯ ОБЯЗАТЕЛЬНЫХ РИСУНКОВ</w:t>
-      </w:r>
-    </w:p>
-    <w:p>
-      <w:pPr>
-        <w:pStyle w:val="afa"/>
-      </w:pPr>
-      <w:r>
-        <w:t>Рисунок 1 — Публичный контракт и существенная реализация</w:t>
-      </w:r>
-    </w:p>
-    <w:p>
-      <w:r>
-        <w:t>[ВСТАВИТЬ РЕАЛЬНОЕ ИЗОБРАЖЕНИЕ ВРУЧНУЮ: 0104-pz02-01.png]</w:t>
-      </w:r>
-    </w:p>
-    <w:p>
-      <w:r>
-        <w:t>Что открыть/выполнить: Открыть https://github.com/hitpipe/hitpipe/blob/bafc97a0eb5cc2b2aba68c04a74b179b61432d82/services/delivery/internal/domain/readback/readback.go#L1-L220 и services/delivery/docs/module-contract.md. Показать публичную операцию, часть собственной реализации и определённые вход/выход/ошибки; указать версию.</w:t>
-      </w:r>
-    </w:p>
-    <w:p>
-      <w:r>
-        <w:t>Кадр: сохранять заголовок страницы/терминала, полный релевантный текст и результат; не обрезать команду, версию, автора, названия тестов, итог или код завершения. Если содержание не помещается, сделать несколько последовательных снимков подрисунками. Скрыть токены, пароли, cookie, личную почту, лишние персональные данные и соседние окна; секреты заранее исключить из команды и вывода, а не раскрывать ради снимка. Не заменять фактический вывод нарисованным терминалом и не вставлять чужие результаты.</w:t>
-      </w:r>
-    </w:p>
-    <w:p>
-      <w:r>
-        <w:t>Файл: docs/labs/pr12/ds/evidence/screenshots/0104-pz02-01.png. Подпись: «Рисунок 1 — Публичный контракт и существенная реализация». В основном тексте дать ссылку на этот рисунок рядом с фактическим результатом.</w:t>
-      </w:r>
-    </w:p>
-    <w:p>
-      <w:pPr>
-        <w:pStyle w:val="afa"/>
-      </w:pPr>
-      <w:r>
-        <w:t>Рисунок 2 — Документация модуля по стандарту стека</w:t>
-      </w:r>
-    </w:p>
-    <w:p>
-      <w:r>
-        <w:t>[ВСТАВИТЬ РЕАЛЬНОЕ ИЗОБРАЖЕНИЕ ВРУЧНУЮ: 0104-pz02-02.png]</w:t>
-      </w:r>
-    </w:p>
-    <w:p>
-      <w:r>
-        <w:t>Что открыть/выполнить: Открыть services/delivery/docs/module-contract.md, полученную командой Get-Content services/delivery/docs/module-contract.md либо встроенные GoDoc/TSDoc/docstring. Показать назначение, входы, результат, ошибки, зависимости и пример использования; документация относится к bafc97a0eb5cc2b2aba68c04a74b179b61432d82.</w:t>
-      </w:r>
-    </w:p>
-    <w:p>
-      <w:r>
-        <w:t>Кадр: сохранять заголовок страницы/терминала, полный релевантный текст и результат; не обрезать команду, версию, автора, названия тестов, итог или код завершения. Если содержание не помещается, сделать несколько последовательных снимков подрисунками. Скрыть токены, пароли, cookie, личную почту, лишние персональные данные и соседние окна; секреты заранее исключить из команды и вывода, а не раскрывать ради снимка. Не заменять фактический вывод нарисованным терминалом и не вставлять чужие результаты.</w:t>
-      </w:r>
-    </w:p>
-    <w:p>
-      <w:r>
-        <w:t>Файл: docs/labs/pr12/ds/evidence/screenshots/0104-pz02-02.png. Подпись: «Рисунок 2 — Документация модуля по стандарту стека». В основном тексте дать ссылку на этот рисунок рядом с фактическим результатом.</w:t>
-      </w:r>
-    </w:p>
-    <w:p>
-      <w:pPr>
-        <w:pStyle w:val="afa"/>
-      </w:pPr>
-      <w:r>
-        <w:t>Рисунок 3 — Один потребитель и две подключаемые реализации</w:t>
-      </w:r>
-    </w:p>
-    <w:p>
-      <w:r>
-        <w:t>[ВСТАВИТЬ РЕАЛЬНОЕ ИЗОБРАЖЕНИЕ ВРУЧНУЮ: 0104-pz02-03.png]</w:t>
-      </w:r>
-    </w:p>
-    <w:p>
-      <w:r>
-        <w:t>Что открыть/выполнить: Открыть services/delivery/cmd/delivery-contractcheck/main.go и неизменённый services/delivery/internal/application/verifytarget/verifytarget.go. Выполнить CWD: services/delivery; go test ./internal/application/verifytarget -run TestVerifierUsesReaderAndPreservesProvenance -count=1 для одного сценария с реализациями file-backed TargetReader и fake TargetReader in tests. Показать точку сборки/DI, оба результата и доказательство неизменности потребителя; ограничения подмены указать в тексте.</w:t>
-      </w:r>
-    </w:p>
-    <w:p>
-      <w:r>
-        <w:t>Кадр: сохранять заголовок страницы/терминала, полный релевантный текст и результат; не обрезать команду, версию, автора, названия тестов, итог или код завершения. Если содержание не помещается, сделать несколько последовательных снимков подрисунками. Скрыть токены, пароли, cookie, личную почту, лишние персональные данные и соседние окна; секреты заранее исключить из команды и вывода, а не раскрывать ради снимка. Не заменять фактический вывод нарисованным терминалом и не вставлять чужие результаты.</w:t>
-      </w:r>
-    </w:p>
-    <w:p>
-      <w:r>
-        <w:t>Файл: docs/labs/pr12/ds/evidence/screenshots/0104-pz02-03.png. Подпись: «Рисунок 3 — Один потребитель и две подключаемые реализации». В основном тексте дать ссылку на этот рисунок рядом с фактическим результатом.</w:t>
-      </w:r>
-    </w:p>
-    <w:p>
-      <w:pPr>
-        <w:pStyle w:val="afa"/>
-      </w:pPr>
-      <w:r>
-        <w:t>Рисунок 4 — Модульная карта с легендой и статусами</w:t>
-      </w:r>
-    </w:p>
-    <w:p>
-      <w:r>
-        <w:t>[ВСТАВИТЬ РЕАЛЬНОЕ ИЗОБРАЖЕНИЕ ВРУЧНУЮ: 0104-pz02-04.png]</w:t>
-      </w:r>
-    </w:p>
-    <w:p>
-      <w:r>
-        <w:t>Что открыть/выполнить: Открыть docs/labs/pr12/ds/module-map.md на версии bafc97a0eb5cc2b2aba68c04a74b179b61432d82. Показать собственный модуль, ответственность, публичный контракт, зависимости, пути, автора, статусы «работает/план» и легенду направления стрелок. Карта должна соответствовать реальным импортам, а не будущей схеме.</w:t>
-      </w:r>
-    </w:p>
-    <w:p>
-      <w:r>
-        <w:t>Кадр: сохранять заголовок страницы/терминала, полный релевантный текст и результат; не обрезать команду, версию, автора, названия тестов, итог или код завершения. Если содержание не помещается, сделать несколько последовательных снимков подрисунками. Скрыть токены, пароли, cookie, личную почту, лишние персональные данные и соседние окна; секреты заранее исключить из команды и вывода, а не раскрывать ради снимка. Не заменять фактический вывод нарисованным терминалом и не вставлять чужие результаты.</w:t>
-      </w:r>
-    </w:p>
-    <w:p>
-      <w:r>
-        <w:t>Файл: docs/labs/pr12/ds/evidence/screenshots/0104-pz02-04.png. Подпись: «Рисунок 4 — Модульная карта с легендой и статусами». В основном тексте дать ссылку на этот рисунок рядом с фактическим результатом.</w:t>
-      </w:r>
-    </w:p>
-    <w:p>
-      <w:pPr>
-        <w:pStyle w:val="afa"/>
-      </w:pPr>
-      <w:r>
-        <w:t>Рисунок 5 — Проверки с обеими реализациями</w:t>
-      </w:r>
-    </w:p>
-    <w:p>
-      <w:r>
-        <w:t>[ВСТАВИТЬ РЕАЛЬНОЕ ИЗОБРАЖЕНИЕ ВРУЧНУЮ: 0104-pz02-05.png]</w:t>
-      </w:r>
-    </w:p>
-    <w:p>
-      <w:r>
-        <w:t>Что открыть/выполнить: Выполнить go test -race ./... на bafc97a0eb5cc2b2aba68c04a74b179b61432d82. Показать обе реализации, штатный, граничный и ошибочный случаи для каждой, ожидаемые/фактические результаты и итог/код завершения.</w:t>
-      </w:r>
-    </w:p>
-    <w:p>
-      <w:r>
-        <w:t>Кадр: сохранять заголовок страницы/терминала, полный релевантный текст и результат; не обрезать команду, версию, автора, названия тестов, итог или код завершения. Если содержание не помещается, сделать несколько последовательных снимков подрисунками. Скрыть токены, пароли, cookie, личную почту, лишние персональные данные и соседние окна; секреты заранее исключить из команды и вывода, а не раскрывать ради снимка. Не заменять фактический вывод нарисованным терминалом и не вставлять чужие результаты.</w:t>
-      </w:r>
-    </w:p>
-    <w:p>
-      <w:r>
-        <w:t>Файл: docs/labs/pr12/ds/evidence/screenshots/0104-pz02-05.png. Подпись: «Рисунок 5 — Проверки с обеими реализациями». В основном тексте дать ссылку на этот рисунок рядом с фактическим результатом.</w:t>
-      </w:r>
-    </w:p>
-    <w:p>
-      <w:pPr>
-        <w:pStyle w:val="afa"/>
-      </w:pPr>
-      <w:r>
-        <w:t>Рисунок 6 — Реальная взаимная проверка модуля другого студента</w:t>
-      </w:r>
-    </w:p>
-    <w:p>
-      <w:r>
-        <w:t>[ВСТАВИТЬ РЕАЛЬНОЕ ИЗОБРАЖЕНИЕ ВРУЧНУЮ: 0104-pz02-06.png]</w:t>
-      </w:r>
-    </w:p>
-    <w:p>
-      <w:r>
-        <w:t>Что открыть/выполнить: После независимой проверки открыть Материалы H1 оформляются отдельно. и Результаты H1 оформляются отдельно.. Показать имя проверяющего, дату, автора/название чужого модуля, commit, команды сборки, случаи контракта, подмену, сверку карты и замечания/повторный прогон. Агентский self-review не заменяет проверку другого студента.</w:t>
-      </w:r>
-    </w:p>
-    <w:p>
-      <w:r>
-        <w:t>Кадр: сохранять заголовок страницы/терминала, полный релевантный текст и результат; не обрезать команду, версию, автора, названия тестов, итог или код завершения. Если содержание не помещается, сделать несколько последовательных снимков подрисунками. Скрыть токены, пароли, cookie, личную почту, лишние персональные данные и соседние окна; секреты заранее исключить из команды и вывода, а не раскрывать ради снимка. Не заменять фактический вывод нарисованным терминалом и не вставлять чужие результаты.</w:t>
-      </w:r>
-    </w:p>
-    <w:p>
-      <w:r>
-        <w:t>Файл: docs/labs/pr12/ds/evidence/screenshots/0104-pz02-06.png. Подпись: «Рисунок 6 — Реальная взаимная проверка модуля другого студента». В основном тексте дать ссылку на этот рисунок рядом с фактическим результатом.</w:t>
-      </w:r>
-    </w:p>
-    <w:p>
-      <w:pPr>
-        <w:pStyle w:val="1"/>
-      </w:pPr>
-      <w:r>
-        <w:t>Фактическое дополнение к шаблону</w:t>
-      </w:r>
-    </w:p>
-    <w:p>
-      <w:r>
-        <w:t>Этот раздел связывает заполненный шаблон с реально выполненными артефактами. Он не заменяет предусмотренные методичкой human actions.</w:t>
-      </w:r>
-    </w:p>
-    <w:p>
-      <w:r>
-        <w:t>• Domain/application/adapter separation is documented in module-map.md and implementation-adr.md.</w:t>
-      </w:r>
-    </w:p>
-    <w:p>
-      <w:r>
-        <w:t>• Race and named tests PASS on the correction source; evidence is linked to the correction PR and logs.</w:t>
-      </w:r>
-    </w:p>
-    <w:p>
-      <w:r>
-        <w:t>• Peer module review is an independent human procedure; this report does not substitute it.</w:t>
-      </w:r>
-    </w:p>
-    <w:p>
-      <w:r>
-        <w:br w:type="page"/>
       </w:r>
     </w:p>
     <w:sectPr>

--- a/docs/labs/pr12/ds/reports/0104-pz02-ds.docx
+++ b/docs/labs/pr12/ds/reports/0104-pz02-ds.docx
@@ -38,16 +38,17 @@
     </w:p>
     <w:tbl>
       <w:tblPr>
-        <w:tblW w:w="9356" w:type="dxa"/>
+        <w:tblW w:w="10000" w:type="pct"/>
         <w:tblBorders>
-          <w:top w:val="single" w:sz="4" w:space="0" w:color="auto"/>
-          <w:left w:val="single" w:sz="4" w:space="0" w:color="auto"/>
-          <w:bottom w:val="single" w:sz="4" w:space="0" w:color="auto"/>
-          <w:right w:val="single" w:sz="4" w:space="0" w:color="auto"/>
-          <w:insideH w:val="single" w:sz="4" w:space="0" w:color="auto"/>
-          <w:insideV w:val="single" w:sz="4" w:space="0" w:color="auto"/>
+          <w:top w:val="single" w:sz="4" w:space="0" w:color="B7C3D0"/>
+          <w:left w:val="single" w:sz="4" w:space="0" w:color="B7C3D0"/>
+          <w:bottom w:val="single" w:sz="4" w:space="0" w:color="B7C3D0"/>
+          <w:right w:val="single" w:sz="4" w:space="0" w:color="B7C3D0"/>
+          <w:insideH w:val="single" w:sz="4" w:space="0" w:color="B7C3D0"/>
+          <w:insideV w:val="single" w:sz="4" w:space="0" w:color="B7C3D0"/>
         </w:tblBorders>
         <w:tblLook w:val="0000" w:firstRow="0" w:lastRow="0" w:firstColumn="0" w:lastColumn="0" w:noHBand="0" w:noVBand="0"/>
+        <w:tblLayout w:type="fixed"/>
       </w:tblPr>
       <w:tblGrid>
         <w:gridCol w:w="3261"/>
@@ -62,30 +63,44 @@
         </w:trPr>
         <w:tc>
           <w:tcPr>
-            <w:tcW w:w="3261" w:type="dxa"/>
+            <w:tcW w:w="1666" w:type="dxa"/>
             <w:tcBorders>
               <w:top w:val="nil"/>
               <w:left w:val="nil"/>
               <w:right w:val="nil"/>
             </w:tcBorders>
-            <w:vAlign w:val="bottom"/>
+            <w:vAlign w:val="top"/>
+            <w:tcMar>
+              <w:top w:w="80" w:type="dxa"/>
+              <w:start w:w="100" w:type="dxa"/>
+              <w:bottom w:w="80" w:type="dxa"/>
+              <w:end w:w="100" w:type="dxa"/>
+            </w:tcMar>
           </w:tcPr>
           <w:p>
             <w:pPr>
               <w:pStyle w:val="-1"/>
-            </w:pPr>
-          </w:p>
-        </w:tc>
-        <w:tc>
-          <w:tcPr>
-            <w:tcW w:w="283" w:type="dxa"/>
+              <w:spacing w:before="0" w:after="40" w:line="240" w:lineRule="auto"/>
+              <w:jc w:val="center"/>
+            </w:pPr>
+          </w:p>
+        </w:tc>
+        <w:tc>
+          <w:tcPr>
+            <w:tcW w:w="1960" w:type="dxa"/>
             <w:tcBorders>
               <w:top w:val="nil"/>
               <w:left w:val="nil"/>
               <w:bottom w:val="nil"/>
               <w:right w:val="nil"/>
             </w:tcBorders>
-            <w:vAlign w:val="bottom"/>
+            <w:vAlign w:val="top"/>
+            <w:tcMar>
+              <w:top w:w="80" w:type="dxa"/>
+              <w:start w:w="100" w:type="dxa"/>
+              <w:bottom w:w="80" w:type="dxa"/>
+              <w:end w:w="100" w:type="dxa"/>
+            </w:tcMar>
           </w:tcPr>
           <w:p>
             <w:pPr>
@@ -93,7 +108,7 @@
               <w:autoSpaceDE w:val="0"/>
               <w:autoSpaceDN w:val="0"/>
               <w:adjustRightInd w:val="0"/>
-              <w:spacing w:before="140"/>
+              <w:spacing w:before="0" w:after="40" w:line="240" w:lineRule="auto"/>
               <w:ind w:firstLine="0"/>
               <w:jc w:val="center"/>
             </w:pPr>
@@ -101,30 +116,44 @@
         </w:tc>
         <w:tc>
           <w:tcPr>
-            <w:tcW w:w="2833" w:type="dxa"/>
+            <w:tcW w:w="2352" w:type="dxa"/>
             <w:tcBorders>
               <w:top w:val="nil"/>
               <w:left w:val="nil"/>
               <w:right w:val="nil"/>
             </w:tcBorders>
-            <w:vAlign w:val="bottom"/>
+            <w:vAlign w:val="top"/>
+            <w:tcMar>
+              <w:top w:w="80" w:type="dxa"/>
+              <w:start w:w="100" w:type="dxa"/>
+              <w:bottom w:w="80" w:type="dxa"/>
+              <w:end w:w="100" w:type="dxa"/>
+            </w:tcMar>
           </w:tcPr>
           <w:p>
             <w:pPr>
               <w:pStyle w:val="-1"/>
-            </w:pPr>
-          </w:p>
-        </w:tc>
-        <w:tc>
-          <w:tcPr>
-            <w:tcW w:w="236" w:type="dxa"/>
+              <w:spacing w:before="0" w:after="40" w:line="240" w:lineRule="auto"/>
+              <w:jc w:val="center"/>
+            </w:pPr>
+          </w:p>
+        </w:tc>
+        <w:tc>
+          <w:tcPr>
+            <w:tcW w:w="1960" w:type="dxa"/>
             <w:tcBorders>
               <w:top w:val="nil"/>
               <w:left w:val="nil"/>
               <w:bottom w:val="nil"/>
               <w:right w:val="nil"/>
             </w:tcBorders>
-            <w:vAlign w:val="bottom"/>
+            <w:vAlign w:val="top"/>
+            <w:tcMar>
+              <w:top w:w="80" w:type="dxa"/>
+              <w:start w:w="100" w:type="dxa"/>
+              <w:bottom w:w="80" w:type="dxa"/>
+              <w:end w:w="100" w:type="dxa"/>
+            </w:tcMar>
           </w:tcPr>
           <w:p>
             <w:pPr>
@@ -132,7 +161,7 @@
               <w:autoSpaceDE w:val="0"/>
               <w:autoSpaceDN w:val="0"/>
               <w:adjustRightInd w:val="0"/>
-              <w:spacing w:before="140"/>
+              <w:spacing w:before="0" w:after="40" w:line="240" w:lineRule="auto"/>
               <w:ind w:firstLine="0"/>
               <w:jc w:val="center"/>
             </w:pPr>
@@ -140,17 +169,25 @@
         </w:tc>
         <w:tc>
           <w:tcPr>
-            <w:tcW w:w="2743" w:type="dxa"/>
+            <w:tcW w:w="1862" w:type="dxa"/>
             <w:tcBorders>
               <w:top w:val="nil"/>
               <w:left w:val="nil"/>
               <w:right w:val="nil"/>
             </w:tcBorders>
-            <w:vAlign w:val="bottom"/>
+            <w:vAlign w:val="top"/>
+            <w:tcMar>
+              <w:top w:w="80" w:type="dxa"/>
+              <w:start w:w="100" w:type="dxa"/>
+              <w:bottom w:w="80" w:type="dxa"/>
+              <w:end w:w="100" w:type="dxa"/>
+            </w:tcMar>
           </w:tcPr>
           <w:p>
             <w:pPr>
               <w:pStyle w:val="-1"/>
+              <w:spacing w:before="0" w:after="40" w:line="240" w:lineRule="auto"/>
+              <w:jc w:val="center"/>
             </w:pPr>
           </w:p>
         </w:tc>
@@ -168,42 +205,60 @@
         </w:tblPrEx>
         <w:tc>
           <w:tcPr>
-            <w:tcW w:w="3261" w:type="dxa"/>
+            <w:tcW w:w="1666" w:type="dxa"/>
             <w:tcBorders>
               <w:top w:val="nil"/>
               <w:left w:val="nil"/>
               <w:bottom w:val="nil"/>
               <w:right w:val="nil"/>
             </w:tcBorders>
-            <w:vAlign w:val="center"/>
+            <w:vAlign w:val="top"/>
+            <w:tcMar>
+              <w:top w:w="80" w:type="dxa"/>
+              <w:start w:w="100" w:type="dxa"/>
+              <w:bottom w:w="80" w:type="dxa"/>
+              <w:end w:w="100" w:type="dxa"/>
+            </w:tcMar>
           </w:tcPr>
           <w:p>
             <w:pPr>
               <w:pStyle w:val="-1"/>
+              <w:spacing w:before="0" w:after="40" w:line="240" w:lineRule="auto"/>
               <w:rPr>
                 <w:sz w:val="18"/>
                 <w:szCs w:val="18"/>
               </w:rPr>
             </w:pPr>
             <w:r>
+              <w:rPr>
+                <w:rFonts w:ascii="Times New Roman" w:hAnsi="Times New Roman" w:eastAsia="Times New Roman"/>
+                <w:sz w:val="19"/>
+              </w:rPr>
               <w:t>должность, уч. степень, звание</w:t>
             </w:r>
           </w:p>
         </w:tc>
         <w:tc>
           <w:tcPr>
-            <w:tcW w:w="283" w:type="dxa"/>
+            <w:tcW w:w="1960" w:type="dxa"/>
             <w:tcBorders>
               <w:top w:val="nil"/>
               <w:left w:val="nil"/>
               <w:bottom w:val="nil"/>
               <w:right w:val="nil"/>
             </w:tcBorders>
-            <w:vAlign w:val="center"/>
+            <w:vAlign w:val="top"/>
+            <w:tcMar>
+              <w:top w:w="80" w:type="dxa"/>
+              <w:start w:w="100" w:type="dxa"/>
+              <w:bottom w:w="80" w:type="dxa"/>
+              <w:end w:w="100" w:type="dxa"/>
+            </w:tcMar>
           </w:tcPr>
           <w:p>
             <w:pPr>
               <w:pStyle w:val="-1"/>
+              <w:spacing w:before="0" w:after="40" w:line="240" w:lineRule="auto"/>
               <w:rPr>
                 <w:sz w:val="18"/>
                 <w:szCs w:val="18"/>
@@ -213,42 +268,60 @@
         </w:tc>
         <w:tc>
           <w:tcPr>
-            <w:tcW w:w="2833" w:type="dxa"/>
+            <w:tcW w:w="2352" w:type="dxa"/>
             <w:tcBorders>
               <w:top w:val="nil"/>
               <w:left w:val="nil"/>
               <w:bottom w:val="nil"/>
               <w:right w:val="nil"/>
             </w:tcBorders>
-            <w:vAlign w:val="center"/>
+            <w:vAlign w:val="top"/>
+            <w:tcMar>
+              <w:top w:w="80" w:type="dxa"/>
+              <w:start w:w="100" w:type="dxa"/>
+              <w:bottom w:w="80" w:type="dxa"/>
+              <w:end w:w="100" w:type="dxa"/>
+            </w:tcMar>
           </w:tcPr>
           <w:p>
             <w:pPr>
               <w:pStyle w:val="-1"/>
+              <w:spacing w:before="0" w:after="40" w:line="240" w:lineRule="auto"/>
               <w:rPr>
                 <w:sz w:val="18"/>
                 <w:szCs w:val="18"/>
               </w:rPr>
             </w:pPr>
             <w:r>
+              <w:rPr>
+                <w:rFonts w:ascii="Times New Roman" w:hAnsi="Times New Roman" w:eastAsia="Times New Roman"/>
+                <w:sz w:val="19"/>
+              </w:rPr>
               <w:t>подпись, дата</w:t>
             </w:r>
           </w:p>
         </w:tc>
         <w:tc>
           <w:tcPr>
-            <w:tcW w:w="236" w:type="dxa"/>
+            <w:tcW w:w="1960" w:type="dxa"/>
             <w:tcBorders>
               <w:top w:val="nil"/>
               <w:left w:val="nil"/>
               <w:bottom w:val="nil"/>
               <w:right w:val="nil"/>
             </w:tcBorders>
-            <w:vAlign w:val="center"/>
+            <w:vAlign w:val="top"/>
+            <w:tcMar>
+              <w:top w:w="80" w:type="dxa"/>
+              <w:start w:w="100" w:type="dxa"/>
+              <w:bottom w:w="80" w:type="dxa"/>
+              <w:end w:w="100" w:type="dxa"/>
+            </w:tcMar>
           </w:tcPr>
           <w:p>
             <w:pPr>
               <w:pStyle w:val="-1"/>
+              <w:spacing w:before="0" w:after="40" w:line="240" w:lineRule="auto"/>
               <w:rPr>
                 <w:sz w:val="18"/>
                 <w:szCs w:val="18"/>
@@ -258,24 +331,35 @@
         </w:tc>
         <w:tc>
           <w:tcPr>
-            <w:tcW w:w="2743" w:type="dxa"/>
+            <w:tcW w:w="1862" w:type="dxa"/>
             <w:tcBorders>
               <w:top w:val="nil"/>
               <w:left w:val="nil"/>
               <w:bottom w:val="nil"/>
               <w:right w:val="nil"/>
             </w:tcBorders>
-            <w:vAlign w:val="center"/>
+            <w:vAlign w:val="top"/>
+            <w:tcMar>
+              <w:top w:w="80" w:type="dxa"/>
+              <w:start w:w="100" w:type="dxa"/>
+              <w:bottom w:w="80" w:type="dxa"/>
+              <w:end w:w="100" w:type="dxa"/>
+            </w:tcMar>
           </w:tcPr>
           <w:p>
             <w:pPr>
               <w:pStyle w:val="-1"/>
+              <w:spacing w:before="0" w:after="40" w:line="240" w:lineRule="auto"/>
               <w:rPr>
                 <w:sz w:val="18"/>
                 <w:szCs w:val="18"/>
               </w:rPr>
             </w:pPr>
             <w:r>
+              <w:rPr>
+                <w:rFonts w:ascii="Times New Roman" w:hAnsi="Times New Roman" w:eastAsia="Times New Roman"/>
+                <w:sz w:val="19"/>
+              </w:rPr>
               <w:t>инициалы, фамилия</w:t>
             </w:r>
           </w:p>
@@ -296,8 +380,17 @@
     </w:p>
     <w:tbl>
       <w:tblPr>
-        <w:tblW w:w="9356" w:type="dxa"/>
+        <w:tblW w:w="10000" w:type="pct"/>
         <w:tblLook w:val="0000" w:firstRow="0" w:lastRow="0" w:firstColumn="0" w:lastColumn="0" w:noHBand="0" w:noVBand="0"/>
+        <w:tblLayout w:type="fixed"/>
+        <w:tblBorders>
+          <w:top w:val="single" w:sz="4" w:space="0" w:color="B7C3D0"/>
+          <w:left w:val="single" w:sz="4" w:space="0" w:color="B7C3D0"/>
+          <w:bottom w:val="single" w:sz="4" w:space="0" w:color="B7C3D0"/>
+          <w:right w:val="single" w:sz="4" w:space="0" w:color="B7C3D0"/>
+          <w:insideH w:val="single" w:sz="4" w:space="0" w:color="B7C3D0"/>
+          <w:insideV w:val="single" w:sz="4" w:space="0" w:color="B7C3D0"/>
+        </w:tblBorders>
       </w:tblPr>
       <w:tblGrid>
         <w:gridCol w:w="9356"/>
@@ -316,9 +409,24 @@
               <w:right w:val="nil"/>
             </w:tcBorders>
             <w:vAlign w:val="center"/>
-          </w:tcPr>
-          <w:p>
-            <w:r>
+            <w:shd w:fill="EDEDED" w:val="clear"/>
+            <w:tcMar>
+              <w:top w:w="140" w:type="dxa"/>
+              <w:start w:w="160" w:type="dxa"/>
+              <w:bottom w:w="140" w:type="dxa"/>
+              <w:end w:w="160" w:type="dxa"/>
+            </w:tcMar>
+          </w:tcPr>
+          <w:p>
+            <w:pPr>
+              <w:spacing w:after="0"/>
+              <w:jc w:val="center"/>
+            </w:pPr>
+            <w:r>
+              <w:rPr>
+                <w:rFonts w:ascii="Times New Roman" w:hAnsi="Times New Roman" w:eastAsia="Times New Roman"/>
+                <w:sz w:val="22"/>
+              </w:rPr>
               <w:t>Модульная архитектура и контракт программного модуля</w:t>
             </w:r>
           </w:p>
@@ -334,9 +442,25 @@
               <w:bottom w:val="nil"/>
               <w:right w:val="nil"/>
             </w:tcBorders>
-          </w:tcPr>
-          <w:p>
-            <w:r>
+            <w:shd w:fill="EDEDED" w:val="clear"/>
+            <w:tcMar>
+              <w:top w:w="140" w:type="dxa"/>
+              <w:start w:w="160" w:type="dxa"/>
+              <w:bottom w:w="140" w:type="dxa"/>
+              <w:end w:w="160" w:type="dxa"/>
+            </w:tcMar>
+            <w:vAlign w:val="center"/>
+          </w:tcPr>
+          <w:p>
+            <w:pPr>
+              <w:spacing w:after="0"/>
+              <w:jc w:val="center"/>
+            </w:pPr>
+            <w:r>
+              <w:rPr>
+                <w:rFonts w:ascii="Times New Roman" w:hAnsi="Times New Roman" w:eastAsia="Times New Roman"/>
+                <w:sz w:val="22"/>
+              </w:rPr>
               <w:t>по МДК.01.04 «Системное программирование»</w:t>
             </w:r>
           </w:p>
@@ -428,16 +552,17 @@
     </w:p>
     <w:tbl>
       <w:tblPr>
-        <w:tblW w:w="9356" w:type="dxa"/>
+        <w:tblW w:w="10000" w:type="pct"/>
         <w:tblBorders>
-          <w:top w:val="single" w:sz="4" w:space="0" w:color="auto"/>
-          <w:left w:val="single" w:sz="4" w:space="0" w:color="auto"/>
-          <w:bottom w:val="single" w:sz="4" w:space="0" w:color="auto"/>
-          <w:right w:val="single" w:sz="4" w:space="0" w:color="auto"/>
-          <w:insideH w:val="single" w:sz="4" w:space="0" w:color="auto"/>
-          <w:insideV w:val="single" w:sz="4" w:space="0" w:color="auto"/>
+          <w:top w:val="single" w:sz="4" w:space="0" w:color="B7C3D0"/>
+          <w:left w:val="single" w:sz="4" w:space="0" w:color="B7C3D0"/>
+          <w:bottom w:val="single" w:sz="4" w:space="0" w:color="B7C3D0"/>
+          <w:right w:val="single" w:sz="4" w:space="0" w:color="B7C3D0"/>
+          <w:insideH w:val="single" w:sz="4" w:space="0" w:color="B7C3D0"/>
+          <w:insideV w:val="single" w:sz="4" w:space="0" w:color="B7C3D0"/>
         </w:tblBorders>
         <w:tblLook w:val="0000" w:firstRow="0" w:lastRow="0" w:firstColumn="0" w:lastColumn="0" w:noHBand="0" w:noVBand="0"/>
+        <w:tblLayout w:type="fixed"/>
       </w:tblPr>
       <w:tblGrid>
         <w:gridCol w:w="1560"/>
@@ -453,7 +578,7 @@
         </w:trPr>
         <w:tc>
           <w:tcPr>
-            <w:tcW w:w="1560" w:type="dxa"/>
+            <w:tcW w:w="1176" w:type="dxa"/>
             <w:tcBorders>
               <w:top w:val="nil"/>
               <w:left w:val="nil"/>
@@ -463,26 +588,37 @@
             <w:tcMar>
               <w:left w:w="0" w:type="dxa"/>
               <w:right w:w="0" w:type="dxa"/>
-            </w:tcMar>
-            <w:vAlign w:val="center"/>
+              <w:top w:w="80" w:type="dxa"/>
+              <w:start w:w="100" w:type="dxa"/>
+              <w:bottom w:w="80" w:type="dxa"/>
+              <w:end w:w="100" w:type="dxa"/>
+            </w:tcMar>
+            <w:vAlign w:val="top"/>
+            <w:shd w:fill="D9EAF7" w:val="clear"/>
           </w:tcPr>
           <w:p>
             <w:pPr>
               <w:pStyle w:val="-1"/>
-              <w:jc w:val="left"/>
+              <w:spacing w:before="0" w:after="40" w:line="240" w:lineRule="auto"/>
+              <w:jc w:val="center"/>
               <w:rPr>
                 <w:rFonts w:eastAsia="Times New Roman"/>
                 <w:lang w:eastAsia="ru-RU"/>
               </w:rPr>
             </w:pPr>
             <w:r>
+              <w:rPr>
+                <w:rFonts w:ascii="Times New Roman" w:hAnsi="Times New Roman" w:eastAsia="Times New Roman"/>
+                <w:b/>
+                <w:sz w:val="19"/>
+              </w:rPr>
               <w:t xml:space="preserve">Студент гр. № </w:t>
             </w:r>
           </w:p>
         </w:tc>
         <w:tc>
           <w:tcPr>
-            <w:tcW w:w="1925" w:type="dxa"/>
+            <w:tcW w:w="1764" w:type="dxa"/>
             <w:tcBorders>
               <w:top w:val="nil"/>
               <w:left w:val="nil"/>
@@ -491,12 +627,18 @@
             <w:tcMar>
               <w:left w:w="0" w:type="dxa"/>
               <w:right w:w="0" w:type="dxa"/>
-            </w:tcMar>
-            <w:vAlign w:val="center"/>
+              <w:top w:w="80" w:type="dxa"/>
+              <w:start w:w="100" w:type="dxa"/>
+              <w:bottom w:w="80" w:type="dxa"/>
+              <w:end w:w="100" w:type="dxa"/>
+            </w:tcMar>
+            <w:vAlign w:val="top"/>
           </w:tcPr>
           <w:p>
             <w:pPr>
               <w:pStyle w:val="-1"/>
+              <w:spacing w:before="0" w:after="40" w:line="240" w:lineRule="auto"/>
+              <w:jc w:val="center"/>
               <w:rPr>
                 <w:rFonts w:ascii="Times New Roman" w:eastAsia="Times New Roman" w:hAnsi="Times New Roman" w:cs="Times New Roman"/>
                 <w:lang w:eastAsia="ru-RU"/>
@@ -506,7 +648,7 @@
         </w:tc>
         <w:tc>
           <w:tcPr>
-            <w:tcW w:w="240" w:type="dxa"/>
+            <w:tcW w:w="1764" w:type="dxa"/>
             <w:tcBorders>
               <w:top w:val="nil"/>
               <w:left w:val="nil"/>
@@ -516,8 +658,12 @@
             <w:tcMar>
               <w:left w:w="0" w:type="dxa"/>
               <w:right w:w="0" w:type="dxa"/>
-            </w:tcMar>
-            <w:vAlign w:val="center"/>
+              <w:top w:w="80" w:type="dxa"/>
+              <w:start w:w="100" w:type="dxa"/>
+              <w:bottom w:w="80" w:type="dxa"/>
+              <w:end w:w="100" w:type="dxa"/>
+            </w:tcMar>
+            <w:vAlign w:val="top"/>
           </w:tcPr>
           <w:p>
             <w:pPr>
@@ -525,7 +671,7 @@
               <w:autoSpaceDE w:val="0"/>
               <w:autoSpaceDN w:val="0"/>
               <w:adjustRightInd w:val="0"/>
-              <w:spacing w:line="240" w:lineRule="auto"/>
+              <w:spacing w:line="240" w:lineRule="auto" w:before="0" w:after="40"/>
               <w:ind w:firstLine="0"/>
               <w:jc w:val="center"/>
               <w:rPr>
@@ -537,7 +683,7 @@
         </w:tc>
         <w:tc>
           <w:tcPr>
-            <w:tcW w:w="2377" w:type="dxa"/>
+            <w:tcW w:w="1666" w:type="dxa"/>
             <w:tcBorders>
               <w:top w:val="nil"/>
               <w:left w:val="nil"/>
@@ -546,12 +692,18 @@
             <w:tcMar>
               <w:left w:w="0" w:type="dxa"/>
               <w:right w:w="0" w:type="dxa"/>
-            </w:tcMar>
-            <w:vAlign w:val="center"/>
+              <w:top w:w="80" w:type="dxa"/>
+              <w:start w:w="100" w:type="dxa"/>
+              <w:bottom w:w="80" w:type="dxa"/>
+              <w:end w:w="100" w:type="dxa"/>
+            </w:tcMar>
+            <w:vAlign w:val="top"/>
           </w:tcPr>
           <w:p>
             <w:pPr>
               <w:pStyle w:val="-1"/>
+              <w:spacing w:before="0" w:after="40" w:line="240" w:lineRule="auto"/>
+              <w:jc w:val="center"/>
               <w:rPr>
                 <w:rFonts w:ascii="Times New Roman" w:eastAsia="Times New Roman" w:hAnsi="Times New Roman" w:cs="Times New Roman"/>
                 <w:szCs w:val="24"/>
@@ -562,7 +714,7 @@
         </w:tc>
         <w:tc>
           <w:tcPr>
-            <w:tcW w:w="236" w:type="dxa"/>
+            <w:tcW w:w="1862" w:type="dxa"/>
             <w:tcBorders>
               <w:top w:val="nil"/>
               <w:left w:val="nil"/>
@@ -572,8 +724,12 @@
             <w:tcMar>
               <w:left w:w="0" w:type="dxa"/>
               <w:right w:w="0" w:type="dxa"/>
-            </w:tcMar>
-            <w:vAlign w:val="center"/>
+              <w:top w:w="80" w:type="dxa"/>
+              <w:start w:w="100" w:type="dxa"/>
+              <w:bottom w:w="80" w:type="dxa"/>
+              <w:end w:w="100" w:type="dxa"/>
+            </w:tcMar>
+            <w:vAlign w:val="top"/>
           </w:tcPr>
           <w:p>
             <w:pPr>
@@ -581,7 +737,7 @@
               <w:autoSpaceDE w:val="0"/>
               <w:autoSpaceDN w:val="0"/>
               <w:adjustRightInd w:val="0"/>
-              <w:spacing w:line="240" w:lineRule="auto"/>
+              <w:spacing w:line="240" w:lineRule="auto" w:before="0" w:after="40"/>
               <w:ind w:firstLine="0"/>
               <w:jc w:val="center"/>
               <w:rPr>
@@ -593,7 +749,7 @@
         </w:tc>
         <w:tc>
           <w:tcPr>
-            <w:tcW w:w="3018" w:type="dxa"/>
+            <w:tcW w:w="1568" w:type="dxa"/>
             <w:tcBorders>
               <w:top w:val="nil"/>
               <w:left w:val="nil"/>
@@ -602,12 +758,18 @@
             <w:tcMar>
               <w:left w:w="0" w:type="dxa"/>
               <w:right w:w="0" w:type="dxa"/>
-            </w:tcMar>
-            <w:vAlign w:val="center"/>
+              <w:top w:w="80" w:type="dxa"/>
+              <w:start w:w="100" w:type="dxa"/>
+              <w:bottom w:w="80" w:type="dxa"/>
+              <w:end w:w="100" w:type="dxa"/>
+            </w:tcMar>
+            <w:vAlign w:val="top"/>
           </w:tcPr>
           <w:p>
             <w:pPr>
               <w:pStyle w:val="-1"/>
+              <w:spacing w:before="0" w:after="40" w:line="240" w:lineRule="auto"/>
+              <w:jc w:val="center"/>
               <w:rPr>
                 <w:rFonts w:eastAsia="Times New Roman"/>
                 <w:lang w:eastAsia="ru-RU"/>
@@ -629,7 +791,7 @@
         </w:tblPrEx>
         <w:tc>
           <w:tcPr>
-            <w:tcW w:w="1560" w:type="dxa"/>
+            <w:tcW w:w="1176" w:type="dxa"/>
             <w:tcBorders>
               <w:top w:val="nil"/>
               <w:left w:val="nil"/>
@@ -639,12 +801,17 @@
             <w:tcMar>
               <w:left w:w="0" w:type="dxa"/>
               <w:right w:w="0" w:type="dxa"/>
-            </w:tcMar>
-            <w:vAlign w:val="center"/>
+              <w:top w:w="80" w:type="dxa"/>
+              <w:start w:w="100" w:type="dxa"/>
+              <w:bottom w:w="80" w:type="dxa"/>
+              <w:end w:w="100" w:type="dxa"/>
+            </w:tcMar>
+            <w:vAlign w:val="top"/>
           </w:tcPr>
           <w:p>
             <w:pPr>
               <w:pStyle w:val="-1"/>
+              <w:spacing w:before="0" w:after="40" w:line="240" w:lineRule="auto"/>
               <w:rPr>
                 <w:sz w:val="18"/>
                 <w:szCs w:val="18"/>
@@ -654,7 +821,7 @@
         </w:tc>
         <w:tc>
           <w:tcPr>
-            <w:tcW w:w="1925" w:type="dxa"/>
+            <w:tcW w:w="1764" w:type="dxa"/>
             <w:tcBorders>
               <w:top w:val="nil"/>
               <w:left w:val="nil"/>
@@ -664,12 +831,17 @@
             <w:tcMar>
               <w:left w:w="0" w:type="dxa"/>
               <w:right w:w="0" w:type="dxa"/>
-            </w:tcMar>
-            <w:vAlign w:val="center"/>
+              <w:top w:w="80" w:type="dxa"/>
+              <w:start w:w="100" w:type="dxa"/>
+              <w:bottom w:w="80" w:type="dxa"/>
+              <w:end w:w="100" w:type="dxa"/>
+            </w:tcMar>
+            <w:vAlign w:val="top"/>
           </w:tcPr>
           <w:p>
             <w:pPr>
               <w:pStyle w:val="-1"/>
+              <w:spacing w:before="0" w:after="40" w:line="240" w:lineRule="auto"/>
               <w:rPr>
                 <w:sz w:val="18"/>
                 <w:szCs w:val="18"/>
@@ -679,7 +851,7 @@
         </w:tc>
         <w:tc>
           <w:tcPr>
-            <w:tcW w:w="240" w:type="dxa"/>
+            <w:tcW w:w="1764" w:type="dxa"/>
             <w:tcBorders>
               <w:top w:val="nil"/>
               <w:left w:val="nil"/>
@@ -689,12 +861,17 @@
             <w:tcMar>
               <w:left w:w="0" w:type="dxa"/>
               <w:right w:w="0" w:type="dxa"/>
-            </w:tcMar>
-            <w:vAlign w:val="center"/>
+              <w:top w:w="80" w:type="dxa"/>
+              <w:start w:w="100" w:type="dxa"/>
+              <w:bottom w:w="80" w:type="dxa"/>
+              <w:end w:w="100" w:type="dxa"/>
+            </w:tcMar>
+            <w:vAlign w:val="top"/>
           </w:tcPr>
           <w:p>
             <w:pPr>
               <w:pStyle w:val="-1"/>
+              <w:spacing w:before="0" w:after="40" w:line="240" w:lineRule="auto"/>
               <w:rPr>
                 <w:sz w:val="18"/>
                 <w:szCs w:val="18"/>
@@ -704,7 +881,7 @@
         </w:tc>
         <w:tc>
           <w:tcPr>
-            <w:tcW w:w="2377" w:type="dxa"/>
+            <w:tcW w:w="1666" w:type="dxa"/>
             <w:tcBorders>
               <w:top w:val="nil"/>
               <w:left w:val="nil"/>
@@ -714,25 +891,34 @@
             <w:tcMar>
               <w:left w:w="0" w:type="dxa"/>
               <w:right w:w="0" w:type="dxa"/>
-            </w:tcMar>
-            <w:vAlign w:val="center"/>
+              <w:top w:w="80" w:type="dxa"/>
+              <w:start w:w="100" w:type="dxa"/>
+              <w:bottom w:w="80" w:type="dxa"/>
+              <w:end w:w="100" w:type="dxa"/>
+            </w:tcMar>
+            <w:vAlign w:val="top"/>
           </w:tcPr>
           <w:p>
             <w:pPr>
               <w:pStyle w:val="-1"/>
+              <w:spacing w:before="0" w:after="40" w:line="240" w:lineRule="auto"/>
               <w:rPr>
                 <w:sz w:val="18"/>
                 <w:szCs w:val="18"/>
               </w:rPr>
             </w:pPr>
             <w:r>
+              <w:rPr>
+                <w:rFonts w:ascii="Times New Roman" w:hAnsi="Times New Roman" w:eastAsia="Times New Roman"/>
+                <w:sz w:val="19"/>
+              </w:rPr>
               <w:t>подпись, дата</w:t>
             </w:r>
           </w:p>
         </w:tc>
         <w:tc>
           <w:tcPr>
-            <w:tcW w:w="236" w:type="dxa"/>
+            <w:tcW w:w="1862" w:type="dxa"/>
             <w:tcBorders>
               <w:top w:val="nil"/>
               <w:left w:val="nil"/>
@@ -742,12 +928,17 @@
             <w:tcMar>
               <w:left w:w="0" w:type="dxa"/>
               <w:right w:w="0" w:type="dxa"/>
-            </w:tcMar>
-            <w:vAlign w:val="center"/>
+              <w:top w:w="80" w:type="dxa"/>
+              <w:start w:w="100" w:type="dxa"/>
+              <w:bottom w:w="80" w:type="dxa"/>
+              <w:end w:w="100" w:type="dxa"/>
+            </w:tcMar>
+            <w:vAlign w:val="top"/>
           </w:tcPr>
           <w:p>
             <w:pPr>
               <w:pStyle w:val="-1"/>
+              <w:spacing w:before="0" w:after="40" w:line="240" w:lineRule="auto"/>
               <w:rPr>
                 <w:sz w:val="18"/>
                 <w:szCs w:val="18"/>
@@ -757,7 +948,7 @@
         </w:tc>
         <w:tc>
           <w:tcPr>
-            <w:tcW w:w="3018" w:type="dxa"/>
+            <w:tcW w:w="1568" w:type="dxa"/>
             <w:tcBorders>
               <w:top w:val="nil"/>
               <w:left w:val="nil"/>
@@ -767,18 +958,27 @@
             <w:tcMar>
               <w:left w:w="0" w:type="dxa"/>
               <w:right w:w="0" w:type="dxa"/>
-            </w:tcMar>
-            <w:vAlign w:val="center"/>
+              <w:top w:w="80" w:type="dxa"/>
+              <w:start w:w="100" w:type="dxa"/>
+              <w:bottom w:w="80" w:type="dxa"/>
+              <w:end w:w="100" w:type="dxa"/>
+            </w:tcMar>
+            <w:vAlign w:val="top"/>
           </w:tcPr>
           <w:p>
             <w:pPr>
               <w:pStyle w:val="-1"/>
+              <w:spacing w:before="0" w:after="40" w:line="240" w:lineRule="auto"/>
               <w:rPr>
                 <w:sz w:val="18"/>
                 <w:szCs w:val="18"/>
               </w:rPr>
             </w:pPr>
             <w:r>
+              <w:rPr>
+                <w:rFonts w:ascii="Times New Roman" w:hAnsi="Times New Roman" w:eastAsia="Times New Roman"/>
+                <w:sz w:val="19"/>
+              </w:rPr>
               <w:t>инициалы, фамилия</w:t>
             </w:r>
           </w:p>
@@ -819,8 +1019,17 @@
     </w:p>
     <w:tbl>
       <w:tblPr>
-        <w:tblW w:type="auto" w:w="0"/>
+        <w:tblW w:type="pct" w:w="10000"/>
         <w:tblLook w:firstColumn="1" w:firstRow="1" w:lastColumn="0" w:lastRow="0" w:noHBand="0" w:noVBand="1" w:val="04A0"/>
+        <w:tblLayout w:type="fixed"/>
+        <w:tblBorders>
+          <w:top w:val="single" w:sz="4" w:space="0" w:color="B7C3D0"/>
+          <w:left w:val="single" w:sz="4" w:space="0" w:color="B7C3D0"/>
+          <w:bottom w:val="single" w:sz="4" w:space="0" w:color="B7C3D0"/>
+          <w:right w:val="single" w:sz="4" w:space="0" w:color="B7C3D0"/>
+          <w:insideH w:val="single" w:sz="4" w:space="0" w:color="B7C3D0"/>
+          <w:insideV w:val="single" w:sz="4" w:space="0" w:color="B7C3D0"/>
+        </w:tblBorders>
       </w:tblPr>
       <w:tblGrid>
         <w:gridCol w:w="4677"/>
@@ -832,20 +1041,54 @@
         </w:trPr>
         <w:tc>
           <w:tcPr>
-            <w:tcW w:type="dxa" w:w="4677"/>
-          </w:tcPr>
-          <w:p>
-            <w:r>
+            <w:tcW w:type="dxa" w:w="2744"/>
+            <w:vAlign w:val="top"/>
+            <w:tcMar>
+              <w:top w:w="80" w:type="dxa"/>
+              <w:start w:w="100" w:type="dxa"/>
+              <w:bottom w:w="80" w:type="dxa"/>
+              <w:end w:w="100" w:type="dxa"/>
+            </w:tcMar>
+            <w:shd w:fill="D9EAF7" w:val="clear"/>
+          </w:tcPr>
+          <w:p>
+            <w:pPr>
+              <w:spacing w:before="0" w:after="40" w:line="240" w:lineRule="auto"/>
+              <w:jc w:val="center"/>
+            </w:pPr>
+            <w:r>
+              <w:rPr>
+                <w:rFonts w:ascii="Times New Roman" w:hAnsi="Times New Roman" w:eastAsia="Times New Roman"/>
+                <w:b/>
+                <w:sz w:val="20"/>
+              </w:rPr>
               <w:t>Поле</w:t>
             </w:r>
           </w:p>
         </w:tc>
         <w:tc>
           <w:tcPr>
-            <w:tcW w:type="dxa" w:w="4677"/>
-          </w:tcPr>
-          <w:p>
-            <w:r>
+            <w:tcW w:type="dxa" w:w="7056"/>
+            <w:vAlign w:val="top"/>
+            <w:tcMar>
+              <w:top w:w="80" w:type="dxa"/>
+              <w:start w:w="100" w:type="dxa"/>
+              <w:bottom w:w="80" w:type="dxa"/>
+              <w:end w:w="100" w:type="dxa"/>
+            </w:tcMar>
+            <w:shd w:fill="D9EAF7" w:val="clear"/>
+          </w:tcPr>
+          <w:p>
+            <w:pPr>
+              <w:spacing w:before="0" w:after="40" w:line="240" w:lineRule="auto"/>
+              <w:jc w:val="center"/>
+            </w:pPr>
+            <w:r>
+              <w:rPr>
+                <w:rFonts w:ascii="Times New Roman" w:hAnsi="Times New Roman" w:eastAsia="Times New Roman"/>
+                <w:b/>
+                <w:sz w:val="20"/>
+              </w:rPr>
               <w:t>Значение</w:t>
             </w:r>
           </w:p>
@@ -854,20 +1097,48 @@
       <w:tr>
         <w:tc>
           <w:tcPr>
-            <w:tcW w:type="dxa" w:w="4677"/>
-          </w:tcPr>
-          <w:p>
-            <w:r>
+            <w:tcW w:type="dxa" w:w="2744"/>
+            <w:vAlign w:val="top"/>
+            <w:tcMar>
+              <w:top w:w="80" w:type="dxa"/>
+              <w:start w:w="100" w:type="dxa"/>
+              <w:bottom w:w="80" w:type="dxa"/>
+              <w:end w:w="100" w:type="dxa"/>
+            </w:tcMar>
+          </w:tcPr>
+          <w:p>
+            <w:pPr>
+              <w:spacing w:before="0" w:after="40" w:line="240" w:lineRule="auto"/>
+            </w:pPr>
+            <w:r>
+              <w:rPr>
+                <w:rFonts w:ascii="Times New Roman" w:hAnsi="Times New Roman" w:eastAsia="Times New Roman"/>
+                <w:sz w:val="20"/>
+              </w:rPr>
               <w:t>ФИО, группа</w:t>
             </w:r>
           </w:p>
         </w:tc>
         <w:tc>
           <w:tcPr>
-            <w:tcW w:type="dxa" w:w="4677"/>
-          </w:tcPr>
-          <w:p>
-            <w:r>
+            <w:tcW w:type="dxa" w:w="7056"/>
+            <w:vAlign w:val="top"/>
+            <w:tcMar>
+              <w:top w:w="80" w:type="dxa"/>
+              <w:start w:w="100" w:type="dxa"/>
+              <w:bottom w:w="80" w:type="dxa"/>
+              <w:end w:w="100" w:type="dxa"/>
+            </w:tcMar>
+          </w:tcPr>
+          <w:p>
+            <w:pPr>
+              <w:spacing w:before="0" w:after="40" w:line="240" w:lineRule="auto"/>
+            </w:pPr>
+            <w:r>
+              <w:rPr>
+                <w:rFonts w:ascii="Times New Roman" w:hAnsi="Times New Roman" w:eastAsia="Times New Roman"/>
+                <w:sz w:val="20"/>
+              </w:rPr>
               <w:t>Дмитрий Стацюк, не указана</w:t>
             </w:r>
           </w:p>
@@ -876,20 +1147,48 @@
       <w:tr>
         <w:tc>
           <w:tcPr>
-            <w:tcW w:type="dxa" w:w="4677"/>
-          </w:tcPr>
-          <w:p>
-            <w:r>
+            <w:tcW w:type="dxa" w:w="2744"/>
+            <w:vAlign w:val="top"/>
+            <w:tcMar>
+              <w:top w:w="80" w:type="dxa"/>
+              <w:start w:w="100" w:type="dxa"/>
+              <w:bottom w:w="80" w:type="dxa"/>
+              <w:end w:w="100" w:type="dxa"/>
+            </w:tcMar>
+          </w:tcPr>
+          <w:p>
+            <w:pPr>
+              <w:spacing w:before="0" w:after="40" w:line="240" w:lineRule="auto"/>
+            </w:pPr>
+            <w:r>
+              <w:rPr>
+                <w:rFonts w:ascii="Times New Roman" w:hAnsi="Times New Roman" w:eastAsia="Times New Roman"/>
+                <w:sz w:val="20"/>
+              </w:rPr>
               <w:t>Проект и команда</w:t>
             </w:r>
           </w:p>
         </w:tc>
         <w:tc>
           <w:tcPr>
-            <w:tcW w:type="dxa" w:w="4677"/>
-          </w:tcPr>
-          <w:p>
-            <w:r>
+            <w:tcW w:type="dxa" w:w="7056"/>
+            <w:vAlign w:val="top"/>
+            <w:tcMar>
+              <w:top w:w="80" w:type="dxa"/>
+              <w:start w:w="100" w:type="dxa"/>
+              <w:bottom w:w="80" w:type="dxa"/>
+              <w:end w:w="100" w:type="dxa"/>
+            </w:tcMar>
+          </w:tcPr>
+          <w:p>
+            <w:pPr>
+              <w:spacing w:before="0" w:after="40" w:line="240" w:lineRule="auto"/>
+            </w:pPr>
+            <w:r>
+              <w:rPr>
+                <w:rFonts w:ascii="Times New Roman" w:hAnsi="Times New Roman" w:eastAsia="Times New Roman"/>
+                <w:sz w:val="20"/>
+              </w:rPr>
               <w:t>HitPipe; пять участников</w:t>
             </w:r>
           </w:p>
@@ -898,20 +1197,48 @@
       <w:tr>
         <w:tc>
           <w:tcPr>
-            <w:tcW w:type="dxa" w:w="4677"/>
-          </w:tcPr>
-          <w:p>
-            <w:r>
+            <w:tcW w:type="dxa" w:w="2744"/>
+            <w:vAlign w:val="top"/>
+            <w:tcMar>
+              <w:top w:w="80" w:type="dxa"/>
+              <w:start w:w="100" w:type="dxa"/>
+              <w:bottom w:w="80" w:type="dxa"/>
+              <w:end w:w="100" w:type="dxa"/>
+            </w:tcMar>
+          </w:tcPr>
+          <w:p>
+            <w:pPr>
+              <w:spacing w:before="0" w:after="40" w:line="240" w:lineRule="auto"/>
+            </w:pPr>
+            <w:r>
+              <w:rPr>
+                <w:rFonts w:ascii="Times New Roman" w:hAnsi="Times New Roman" w:eastAsia="Times New Roman"/>
+                <w:sz w:val="20"/>
+              </w:rPr>
               <w:t>Собственная зона/компонент</w:t>
             </w:r>
           </w:p>
         </w:tc>
         <w:tc>
           <w:tcPr>
-            <w:tcW w:type="dxa" w:w="4677"/>
-          </w:tcPr>
-          <w:p>
-            <w:r>
+            <w:tcW w:type="dxa" w:w="7056"/>
+            <w:vAlign w:val="top"/>
+            <w:tcMar>
+              <w:top w:w="80" w:type="dxa"/>
+              <w:start w:w="100" w:type="dxa"/>
+              <w:bottom w:w="80" w:type="dxa"/>
+              <w:end w:w="100" w:type="dxa"/>
+            </w:tcMar>
+          </w:tcPr>
+          <w:p>
+            <w:pPr>
+              <w:spacing w:before="0" w:after="40" w:line="240" w:lineRule="auto"/>
+            </w:pPr>
+            <w:r>
+              <w:rPr>
+                <w:rFonts w:ascii="Times New Roman" w:hAnsi="Times New Roman" w:eastAsia="Times New Roman"/>
+                <w:sz w:val="20"/>
+              </w:rPr>
               <w:t>TargetReadback / services/delivery</w:t>
             </w:r>
           </w:p>
@@ -920,20 +1247,48 @@
       <w:tr>
         <w:tc>
           <w:tcPr>
-            <w:tcW w:type="dxa" w:w="4677"/>
-          </w:tcPr>
-          <w:p>
-            <w:r>
+            <w:tcW w:type="dxa" w:w="2744"/>
+            <w:vAlign w:val="top"/>
+            <w:tcMar>
+              <w:top w:w="80" w:type="dxa"/>
+              <w:start w:w="100" w:type="dxa"/>
+              <w:bottom w:w="80" w:type="dxa"/>
+              <w:end w:w="100" w:type="dxa"/>
+            </w:tcMar>
+          </w:tcPr>
+          <w:p>
+            <w:pPr>
+              <w:spacing w:before="0" w:after="40" w:line="240" w:lineRule="auto"/>
+            </w:pPr>
+            <w:r>
+              <w:rPr>
+                <w:rFonts w:ascii="Times New Roman" w:hAnsi="Times New Roman" w:eastAsia="Times New Roman"/>
+                <w:sz w:val="20"/>
+              </w:rPr>
               <w:t>Тег → commit</w:t>
             </w:r>
           </w:p>
         </w:tc>
         <w:tc>
           <w:tcPr>
-            <w:tcW w:type="dxa" w:w="4677"/>
-          </w:tcPr>
-          <w:p>
-            <w:r>
+            <w:tcW w:type="dxa" w:w="7056"/>
+            <w:vAlign w:val="top"/>
+            <w:tcMar>
+              <w:top w:w="80" w:type="dxa"/>
+              <w:start w:w="100" w:type="dxa"/>
+              <w:bottom w:w="80" w:type="dxa"/>
+              <w:end w:w="100" w:type="dxa"/>
+            </w:tcMar>
+          </w:tcPr>
+          <w:p>
+            <w:pPr>
+              <w:spacing w:before="0" w:after="40" w:line="240" w:lineRule="auto"/>
+            </w:pPr>
+            <w:r>
+              <w:rPr>
+                <w:rFonts w:ascii="Times New Roman" w:hAnsi="Times New Roman" w:eastAsia="Times New Roman"/>
+                <w:sz w:val="20"/>
+              </w:rPr>
               <w:t>не создан — human/Lead gate; correction source bafc97a0eb5cc2b2aba68c04a74b179b61432d82</w:t>
             </w:r>
           </w:p>
@@ -942,20 +1297,48 @@
       <w:tr>
         <w:tc>
           <w:tcPr>
-            <w:tcW w:type="dxa" w:w="4677"/>
-          </w:tcPr>
-          <w:p>
-            <w:r>
+            <w:tcW w:type="dxa" w:w="2744"/>
+            <w:vAlign w:val="top"/>
+            <w:tcMar>
+              <w:top w:w="80" w:type="dxa"/>
+              <w:start w:w="100" w:type="dxa"/>
+              <w:bottom w:w="80" w:type="dxa"/>
+              <w:end w:w="100" w:type="dxa"/>
+            </w:tcMar>
+          </w:tcPr>
+          <w:p>
+            <w:pPr>
+              <w:spacing w:before="0" w:after="40" w:line="240" w:lineRule="auto"/>
+            </w:pPr>
+            <w:r>
+              <w:rPr>
+                <w:rFonts w:ascii="Times New Roman" w:hAnsi="Times New Roman" w:eastAsia="Times New Roman"/>
+                <w:sz w:val="20"/>
+              </w:rPr>
               <w:t>Репозиторий</w:t>
             </w:r>
           </w:p>
         </w:tc>
         <w:tc>
           <w:tcPr>
-            <w:tcW w:type="dxa" w:w="4677"/>
-          </w:tcPr>
-          <w:p>
-            <w:r>
+            <w:tcW w:type="dxa" w:w="7056"/>
+            <w:vAlign w:val="top"/>
+            <w:tcMar>
+              <w:top w:w="80" w:type="dxa"/>
+              <w:start w:w="100" w:type="dxa"/>
+              <w:bottom w:w="80" w:type="dxa"/>
+              <w:end w:w="100" w:type="dxa"/>
+            </w:tcMar>
+          </w:tcPr>
+          <w:p>
+            <w:pPr>
+              <w:spacing w:before="0" w:after="40" w:line="240" w:lineRule="auto"/>
+            </w:pPr>
+            <w:r>
+              <w:rPr>
+                <w:rFonts w:ascii="Times New Roman" w:hAnsi="Times New Roman" w:eastAsia="Times New Roman"/>
+                <w:sz w:val="20"/>
+              </w:rPr>
               <w:t>https://github.com/hitpipe/hitpipe</w:t>
             </w:r>
           </w:p>
@@ -964,20 +1347,48 @@
       <w:tr>
         <w:tc>
           <w:tcPr>
-            <w:tcW w:type="dxa" w:w="4677"/>
-          </w:tcPr>
-          <w:p>
-            <w:r>
+            <w:tcW w:type="dxa" w:w="2744"/>
+            <w:vAlign w:val="top"/>
+            <w:tcMar>
+              <w:top w:w="80" w:type="dxa"/>
+              <w:start w:w="100" w:type="dxa"/>
+              <w:bottom w:w="80" w:type="dxa"/>
+              <w:end w:w="100" w:type="dxa"/>
+            </w:tcMar>
+          </w:tcPr>
+          <w:p>
+            <w:pPr>
+              <w:spacing w:before="0" w:after="40" w:line="240" w:lineRule="auto"/>
+            </w:pPr>
+            <w:r>
+              <w:rPr>
+                <w:rFonts w:ascii="Times New Roman" w:hAnsi="Times New Roman" w:eastAsia="Times New Roman"/>
+                <w:sz w:val="20"/>
+              </w:rPr>
               <w:t>Вариант выполнения</w:t>
             </w:r>
           </w:p>
         </w:tc>
         <w:tc>
           <w:tcPr>
-            <w:tcW w:type="dxa" w:w="4677"/>
-          </w:tcPr>
-          <w:p>
-            <w:r>
+            <w:tcW w:type="dxa" w:w="7056"/>
+            <w:vAlign w:val="top"/>
+            <w:tcMar>
+              <w:top w:w="80" w:type="dxa"/>
+              <w:start w:w="100" w:type="dxa"/>
+              <w:bottom w:w="80" w:type="dxa"/>
+              <w:end w:w="100" w:type="dxa"/>
+            </w:tcMar>
+          </w:tcPr>
+          <w:p>
+            <w:pPr>
+              <w:spacing w:before="0" w:after="40" w:line="240" w:lineRule="auto"/>
+            </w:pPr>
+            <w:r>
+              <w:rPr>
+                <w:rFonts w:ascii="Times New Roman" w:hAnsi="Times New Roman" w:eastAsia="Times New Roman"/>
+                <w:sz w:val="20"/>
+              </w:rPr>
               <w:t>Собственная зона ответственности</w:t>
             </w:r>
           </w:p>
@@ -1016,8 +1427,17 @@
     <w:tbl>
       <w:tblPr>
         <w:tblStyle w:val="af4"/>
-        <w:tblW w:type="auto" w:w="0"/>
+        <w:tblW w:type="pct" w:w="10000"/>
         <w:tblLook w:firstColumn="1" w:firstRow="1" w:lastColumn="0" w:lastRow="0" w:noHBand="0" w:noVBand="1" w:val="04A0"/>
+        <w:tblLayout w:type="fixed"/>
+        <w:tblBorders>
+          <w:top w:val="single" w:sz="4" w:space="0" w:color="B7C3D0"/>
+          <w:left w:val="single" w:sz="4" w:space="0" w:color="B7C3D0"/>
+          <w:bottom w:val="single" w:sz="4" w:space="0" w:color="B7C3D0"/>
+          <w:right w:val="single" w:sz="4" w:space="0" w:color="B7C3D0"/>
+          <w:insideH w:val="single" w:sz="4" w:space="0" w:color="B7C3D0"/>
+          <w:insideV w:val="single" w:sz="4" w:space="0" w:color="B7C3D0"/>
+        </w:tblBorders>
       </w:tblPr>
       <w:tblGrid>
         <w:gridCol w:w="4677"/>
@@ -1029,20 +1449,54 @@
         </w:trPr>
         <w:tc>
           <w:tcPr>
-            <w:tcW w:type="dxa" w:w="4677"/>
-          </w:tcPr>
-          <w:p>
-            <w:r>
+            <w:tcW w:type="dxa" w:w="2744"/>
+            <w:vAlign w:val="top"/>
+            <w:tcMar>
+              <w:top w:w="80" w:type="dxa"/>
+              <w:start w:w="100" w:type="dxa"/>
+              <w:bottom w:w="80" w:type="dxa"/>
+              <w:end w:w="100" w:type="dxa"/>
+            </w:tcMar>
+            <w:shd w:fill="D9EAF7" w:val="clear"/>
+          </w:tcPr>
+          <w:p>
+            <w:pPr>
+              <w:spacing w:before="0" w:after="40" w:line="240" w:lineRule="auto"/>
+              <w:jc w:val="center"/>
+            </w:pPr>
+            <w:r>
+              <w:rPr>
+                <w:rFonts w:ascii="Times New Roman" w:hAnsi="Times New Roman" w:eastAsia="Times New Roman"/>
+                <w:b/>
+                <w:sz w:val="20"/>
+              </w:rPr>
               <w:t>Часть контракта</w:t>
             </w:r>
           </w:p>
         </w:tc>
         <w:tc>
           <w:tcPr>
-            <w:tcW w:type="dxa" w:w="4677"/>
-          </w:tcPr>
-          <w:p>
-            <w:r>
+            <w:tcW w:type="dxa" w:w="7056"/>
+            <w:vAlign w:val="top"/>
+            <w:tcMar>
+              <w:top w:w="80" w:type="dxa"/>
+              <w:start w:w="100" w:type="dxa"/>
+              <w:bottom w:w="80" w:type="dxa"/>
+              <w:end w:w="100" w:type="dxa"/>
+            </w:tcMar>
+            <w:shd w:fill="D9EAF7" w:val="clear"/>
+          </w:tcPr>
+          <w:p>
+            <w:pPr>
+              <w:spacing w:before="0" w:after="40" w:line="240" w:lineRule="auto"/>
+              <w:jc w:val="center"/>
+            </w:pPr>
+            <w:r>
+              <w:rPr>
+                <w:rFonts w:ascii="Times New Roman" w:hAnsi="Times New Roman" w:eastAsia="Times New Roman"/>
+                <w:b/>
+                <w:sz w:val="20"/>
+              </w:rPr>
               <w:t>Решение и источник</w:t>
             </w:r>
           </w:p>
@@ -1051,20 +1505,48 @@
       <w:tr>
         <w:tc>
           <w:tcPr>
-            <w:tcW w:type="dxa" w:w="4677"/>
-          </w:tcPr>
-          <w:p>
-            <w:r>
+            <w:tcW w:type="dxa" w:w="2744"/>
+            <w:vAlign w:val="top"/>
+            <w:tcMar>
+              <w:top w:w="80" w:type="dxa"/>
+              <w:start w:w="100" w:type="dxa"/>
+              <w:bottom w:w="80" w:type="dxa"/>
+              <w:end w:w="100" w:type="dxa"/>
+            </w:tcMar>
+          </w:tcPr>
+          <w:p>
+            <w:pPr>
+              <w:spacing w:before="0" w:after="40" w:line="240" w:lineRule="auto"/>
+            </w:pPr>
+            <w:r>
+              <w:rPr>
+                <w:rFonts w:ascii="Times New Roman" w:hAnsi="Times New Roman" w:eastAsia="Times New Roman"/>
+                <w:sz w:val="20"/>
+              </w:rPr>
               <w:t>Назначение и публичная операция</w:t>
             </w:r>
           </w:p>
         </w:tc>
         <w:tc>
           <w:tcPr>
-            <w:tcW w:type="dxa" w:w="4677"/>
-          </w:tcPr>
-          <w:p>
-            <w:r>
+            <w:tcW w:type="dxa" w:w="7056"/>
+            <w:vAlign w:val="top"/>
+            <w:tcMar>
+              <w:top w:w="80" w:type="dxa"/>
+              <w:start w:w="100" w:type="dxa"/>
+              <w:bottom w:w="80" w:type="dxa"/>
+              <w:end w:w="100" w:type="dxa"/>
+            </w:tcMar>
+          </w:tcPr>
+          <w:p>
+            <w:pPr>
+              <w:spacing w:before="0" w:after="40" w:line="240" w:lineRule="auto"/>
+            </w:pPr>
+            <w:r>
+              <w:rPr>
+                <w:rFonts w:ascii="Times New Roman" w:hAnsi="Times New Roman" w:eastAsia="Times New Roman"/>
+                <w:sz w:val="20"/>
+              </w:rPr>
               <w:t>VerifyTarget compares one requested target through consumer-owned TargetReader; services/delivery/internal/application/verifytarget/verifytarget.go</w:t>
             </w:r>
           </w:p>
@@ -1073,20 +1555,48 @@
       <w:tr>
         <w:tc>
           <w:tcPr>
-            <w:tcW w:type="dxa" w:w="4677"/>
-          </w:tcPr>
-          <w:p>
-            <w:r>
+            <w:tcW w:type="dxa" w:w="2744"/>
+            <w:vAlign w:val="top"/>
+            <w:tcMar>
+              <w:top w:w="80" w:type="dxa"/>
+              <w:start w:w="100" w:type="dxa"/>
+              <w:bottom w:w="80" w:type="dxa"/>
+              <w:end w:w="100" w:type="dxa"/>
+            </w:tcMar>
+          </w:tcPr>
+          <w:p>
+            <w:pPr>
+              <w:spacing w:before="0" w:after="40" w:line="240" w:lineRule="auto"/>
+            </w:pPr>
+            <w:r>
+              <w:rPr>
+                <w:rFonts w:ascii="Times New Roman" w:hAnsi="Times New Roman" w:eastAsia="Times New Roman"/>
+                <w:sz w:val="20"/>
+              </w:rPr>
               <w:t>Допустимые входы и предусловия</w:t>
             </w:r>
           </w:p>
         </w:tc>
         <w:tc>
           <w:tcPr>
-            <w:tcW w:type="dxa" w:w="4677"/>
-          </w:tcPr>
-          <w:p>
-            <w:r>
+            <w:tcW w:type="dxa" w:w="7056"/>
+            <w:vAlign w:val="top"/>
+            <w:tcMar>
+              <w:top w:w="80" w:type="dxa"/>
+              <w:start w:w="100" w:type="dxa"/>
+              <w:bottom w:w="80" w:type="dxa"/>
+              <w:end w:w="100" w:type="dxa"/>
+            </w:tcMar>
+          </w:tcPr>
+          <w:p>
+            <w:pPr>
+              <w:spacing w:before="0" w:after="40" w:line="240" w:lineRule="auto"/>
+            </w:pPr>
+            <w:r>
+              <w:rPr>
+                <w:rFonts w:ascii="Times New Roman" w:hAnsi="Times New Roman" w:eastAsia="Times New Roman"/>
+                <w:sz w:val="20"/>
+              </w:rPr>
               <w:t>non-empty target ID; Expected projection; FileReader strict JSON or test double with target/provenance; requirements.md FR-1–FR-4</w:t>
             </w:r>
           </w:p>
@@ -1095,20 +1605,48 @@
       <w:tr>
         <w:tc>
           <w:tcPr>
-            <w:tcW w:type="dxa" w:w="4677"/>
-          </w:tcPr>
-          <w:p>
-            <w:r>
+            <w:tcW w:type="dxa" w:w="2744"/>
+            <w:vAlign w:val="top"/>
+            <w:tcMar>
+              <w:top w:w="80" w:type="dxa"/>
+              <w:start w:w="100" w:type="dxa"/>
+              <w:bottom w:w="80" w:type="dxa"/>
+              <w:end w:w="100" w:type="dxa"/>
+            </w:tcMar>
+          </w:tcPr>
+          <w:p>
+            <w:pPr>
+              <w:spacing w:before="0" w:after="40" w:line="240" w:lineRule="auto"/>
+            </w:pPr>
+            <w:r>
+              <w:rPr>
+                <w:rFonts w:ascii="Times New Roman" w:hAnsi="Times New Roman" w:eastAsia="Times New Roman"/>
+                <w:sz w:val="20"/>
+              </w:rPr>
               <w:t>Результат и постусловия</w:t>
             </w:r>
           </w:p>
         </w:tc>
         <w:tc>
           <w:tcPr>
-            <w:tcW w:type="dxa" w:w="4677"/>
-          </w:tcPr>
-          <w:p>
-            <w:r>
+            <w:tcW w:type="dxa" w:w="7056"/>
+            <w:vAlign w:val="top"/>
+            <w:tcMar>
+              <w:top w:w="80" w:type="dxa"/>
+              <w:start w:w="100" w:type="dxa"/>
+              <w:bottom w:w="80" w:type="dxa"/>
+              <w:end w:w="100" w:type="dxa"/>
+            </w:tcMar>
+          </w:tcPr>
+          <w:p>
+            <w:pPr>
+              <w:spacing w:before="0" w:after="40" w:line="240" w:lineRule="auto"/>
+            </w:pPr>
+            <w:r>
+              <w:rPr>
+                <w:rFonts w:ascii="Times New Roman" w:hAnsi="Times New Roman" w:eastAsia="Times New Roman"/>
+                <w:sz w:val="20"/>
+              </w:rPr>
               <w:t>typed match/mismatch/incomplete/unknown Result plus target and provenance; no write/retry/provider side effect</w:t>
             </w:r>
           </w:p>
@@ -1117,20 +1655,48 @@
       <w:tr>
         <w:tc>
           <w:tcPr>
-            <w:tcW w:type="dxa" w:w="4677"/>
-          </w:tcPr>
-          <w:p>
-            <w:r>
+            <w:tcW w:type="dxa" w:w="2744"/>
+            <w:vAlign w:val="top"/>
+            <w:tcMar>
+              <w:top w:w="80" w:type="dxa"/>
+              <w:start w:w="100" w:type="dxa"/>
+              <w:bottom w:w="80" w:type="dxa"/>
+              <w:end w:w="100" w:type="dxa"/>
+            </w:tcMar>
+          </w:tcPr>
+          <w:p>
+            <w:pPr>
+              <w:spacing w:before="0" w:after="40" w:line="240" w:lineRule="auto"/>
+            </w:pPr>
+            <w:r>
+              <w:rPr>
+                <w:rFonts w:ascii="Times New Roman" w:hAnsi="Times New Roman" w:eastAsia="Times New Roman"/>
+                <w:sz w:val="20"/>
+              </w:rPr>
               <w:t>Категории ошибок и порядок при нескольких нарушениях</w:t>
             </w:r>
           </w:p>
         </w:tc>
         <w:tc>
           <w:tcPr>
-            <w:tcW w:type="dxa" w:w="4677"/>
-          </w:tcPr>
-          <w:p>
-            <w:r>
+            <w:tcW w:type="dxa" w:w="7056"/>
+            <w:vAlign w:val="top"/>
+            <w:tcMar>
+              <w:top w:w="80" w:type="dxa"/>
+              <w:start w:w="100" w:type="dxa"/>
+              <w:bottom w:w="80" w:type="dxa"/>
+              <w:end w:w="100" w:type="dxa"/>
+            </w:tcMar>
+          </w:tcPr>
+          <w:p>
+            <w:pPr>
+              <w:spacing w:before="0" w:after="40" w:line="240" w:lineRule="auto"/>
+            </w:pPr>
+            <w:r>
+              <w:rPr>
+                <w:rFonts w:ascii="Times New Roman" w:hAnsi="Times New Roman" w:eastAsia="Times New Roman"/>
+                <w:sz w:val="20"/>
+              </w:rPr>
               <w:t>read/provenance failure→unknown; invalid/empty structure→incomplete; field difference→mismatch; match only after every guard</w:t>
             </w:r>
           </w:p>
@@ -1139,20 +1705,48 @@
       <w:tr>
         <w:tc>
           <w:tcPr>
-            <w:tcW w:type="dxa" w:w="4677"/>
-          </w:tcPr>
-          <w:p>
-            <w:r>
+            <w:tcW w:type="dxa" w:w="2744"/>
+            <w:vAlign w:val="top"/>
+            <w:tcMar>
+              <w:top w:w="80" w:type="dxa"/>
+              <w:start w:w="100" w:type="dxa"/>
+              <w:bottom w:w="80" w:type="dxa"/>
+              <w:end w:w="100" w:type="dxa"/>
+            </w:tcMar>
+          </w:tcPr>
+          <w:p>
+            <w:pPr>
+              <w:spacing w:before="0" w:after="40" w:line="240" w:lineRule="auto"/>
+            </w:pPr>
+            <w:r>
+              <w:rPr>
+                <w:rFonts w:ascii="Times New Roman" w:hAnsi="Times New Roman" w:eastAsia="Times New Roman"/>
+                <w:sz w:val="20"/>
+              </w:rPr>
               <w:t>Владение входом/выходом, срок действия ссылок</w:t>
             </w:r>
           </w:p>
         </w:tc>
         <w:tc>
           <w:tcPr>
-            <w:tcW w:type="dxa" w:w="4677"/>
-          </w:tcPr>
-          <w:p>
-            <w:r>
+            <w:tcW w:type="dxa" w:w="7056"/>
+            <w:vAlign w:val="top"/>
+            <w:tcMar>
+              <w:top w:w="80" w:type="dxa"/>
+              <w:start w:w="100" w:type="dxa"/>
+              <w:bottom w:w="80" w:type="dxa"/>
+              <w:end w:w="100" w:type="dxa"/>
+            </w:tcMar>
+          </w:tcPr>
+          <w:p>
+            <w:pPr>
+              <w:spacing w:before="0" w:after="40" w:line="240" w:lineRule="auto"/>
+            </w:pPr>
+            <w:r>
+              <w:rPr>
+                <w:rFonts w:ascii="Times New Roman" w:hAnsi="Times New Roman" w:eastAsia="Times New Roman"/>
+                <w:sz w:val="20"/>
+              </w:rPr>
               <w:t>consumer owns TargetReader port; adapter owns saved observation decode; result owns no mutable provider state; source/time provenance required</w:t>
             </w:r>
           </w:p>
@@ -1161,20 +1755,48 @@
       <w:tr>
         <w:tc>
           <w:tcPr>
-            <w:tcW w:type="dxa" w:w="4677"/>
-          </w:tcPr>
-          <w:p>
-            <w:r>
+            <w:tcW w:type="dxa" w:w="2744"/>
+            <w:vAlign w:val="top"/>
+            <w:tcMar>
+              <w:top w:w="80" w:type="dxa"/>
+              <w:start w:w="100" w:type="dxa"/>
+              <w:bottom w:w="80" w:type="dxa"/>
+              <w:end w:w="100" w:type="dxa"/>
+            </w:tcMar>
+          </w:tcPr>
+          <w:p>
+            <w:pPr>
+              <w:spacing w:before="0" w:after="40" w:line="240" w:lineRule="auto"/>
+            </w:pPr>
+            <w:r>
+              <w:rPr>
+                <w:rFonts w:ascii="Times New Roman" w:hAnsi="Times New Roman" w:eastAsia="Times New Roman"/>
+                <w:sz w:val="20"/>
+              </w:rPr>
               <w:t>Состояние и побочные эффекты, явно если отсутствуют</w:t>
             </w:r>
           </w:p>
         </w:tc>
         <w:tc>
           <w:tcPr>
-            <w:tcW w:type="dxa" w:w="4677"/>
-          </w:tcPr>
-          <w:p>
-            <w:r>
+            <w:tcW w:type="dxa" w:w="7056"/>
+            <w:vAlign w:val="top"/>
+            <w:tcMar>
+              <w:top w:w="80" w:type="dxa"/>
+              <w:start w:w="100" w:type="dxa"/>
+              <w:bottom w:w="80" w:type="dxa"/>
+              <w:end w:w="100" w:type="dxa"/>
+            </w:tcMar>
+          </w:tcPr>
+          <w:p>
+            <w:pPr>
+              <w:spacing w:before="0" w:after="40" w:line="240" w:lineRule="auto"/>
+            </w:pPr>
+            <w:r>
+              <w:rPr>
+                <w:rFonts w:ascii="Times New Roman" w:hAnsi="Times New Roman" w:eastAsia="Times New Roman"/>
+                <w:sz w:val="20"/>
+              </w:rPr>
               <w:t>read-only observation; no network, DB, retry, message, or state transition; live authority and permissions are outside offline slice</w:t>
             </w:r>
           </w:p>
@@ -1188,9 +1810,17 @@
     </w:p>
     <w:tbl>
       <w:tblPr>
-        <w:tblW w:type="dxa" w:w="9000"/>
-        <w:tblLayout w:type="autofit"/>
+        <w:tblW w:type="pct" w:w="10000"/>
+        <w:tblLayout w:type="fixed"/>
         <w:tblLook w:firstColumn="1" w:firstRow="1" w:lastColumn="0" w:lastRow="0" w:noHBand="0" w:noVBand="1" w:val="04A0"/>
+        <w:tblBorders>
+          <w:top w:val="single" w:sz="4" w:space="0" w:color="B7C3D0"/>
+          <w:left w:val="single" w:sz="4" w:space="0" w:color="B7C3D0"/>
+          <w:bottom w:val="single" w:sz="4" w:space="0" w:color="B7C3D0"/>
+          <w:right w:val="single" w:sz="4" w:space="0" w:color="B7C3D0"/>
+          <w:insideH w:val="single" w:sz="4" w:space="0" w:color="B7C3D0"/>
+          <w:insideV w:val="single" w:sz="4" w:space="0" w:color="B7C3D0"/>
+        </w:tblBorders>
       </w:tblPr>
       <w:tblGrid>
         <w:gridCol w:w="9355"/>
@@ -1201,21 +1831,22 @@
             <w:tcW w:type="dxa" w:w="9355"/>
             <w:shd w:fill="EDEDED" w:val="clear"/>
             <w:tcMar>
-              <w:top w:w="160" w:type="dxa"/>
-              <w:start w:w="180" w:type="dxa"/>
-              <w:bottom w:w="160" w:type="dxa"/>
-              <w:end w:w="180" w:type="dxa"/>
-            </w:tcMar>
-          </w:tcPr>
-          <w:p>
-            <w:pPr>
-              <w:spacing w:before="40" w:after="40"/>
+              <w:top w:w="140" w:type="dxa"/>
+              <w:start w:w="160" w:type="dxa"/>
+              <w:bottom w:w="140" w:type="dxa"/>
+              <w:end w:w="160" w:type="dxa"/>
+            </w:tcMar>
+            <w:vAlign w:val="center"/>
+          </w:tcPr>
+          <w:p>
+            <w:pPr>
+              <w:spacing w:before="40" w:after="0"/>
               <w:jc w:val="center"/>
             </w:pPr>
             <w:r>
               <w:rPr>
                 <w:rFonts w:ascii="Times New Roman" w:hAnsi="Times New Roman" w:eastAsia="Times New Roman"/>
-                <w:sz w:val="24"/>
+                <w:sz w:val="22"/>
               </w:rPr>
               <w:t>[МЕСТО ДЛЯ СКРИНШОТА 1 — Публичный контракт и существенная реализация]</w:t>
             </w:r>
@@ -1238,9 +1869,17 @@
     </w:p>
     <w:tbl>
       <w:tblPr>
-        <w:tblW w:type="dxa" w:w="9000"/>
-        <w:tblLayout w:type="autofit"/>
+        <w:tblW w:type="pct" w:w="10000"/>
+        <w:tblLayout w:type="fixed"/>
         <w:tblLook w:firstColumn="1" w:firstRow="1" w:lastColumn="0" w:lastRow="0" w:noHBand="0" w:noVBand="1" w:val="04A0"/>
+        <w:tblBorders>
+          <w:top w:val="single" w:sz="4" w:space="0" w:color="B7C3D0"/>
+          <w:left w:val="single" w:sz="4" w:space="0" w:color="B7C3D0"/>
+          <w:bottom w:val="single" w:sz="4" w:space="0" w:color="B7C3D0"/>
+          <w:right w:val="single" w:sz="4" w:space="0" w:color="B7C3D0"/>
+          <w:insideH w:val="single" w:sz="4" w:space="0" w:color="B7C3D0"/>
+          <w:insideV w:val="single" w:sz="4" w:space="0" w:color="B7C3D0"/>
+        </w:tblBorders>
       </w:tblPr>
       <w:tblGrid>
         <w:gridCol w:w="9355"/>
@@ -1251,21 +1890,22 @@
             <w:tcW w:type="dxa" w:w="9355"/>
             <w:shd w:fill="EDEDED" w:val="clear"/>
             <w:tcMar>
-              <w:top w:w="160" w:type="dxa"/>
-              <w:start w:w="180" w:type="dxa"/>
-              <w:bottom w:w="160" w:type="dxa"/>
-              <w:end w:w="180" w:type="dxa"/>
-            </w:tcMar>
-          </w:tcPr>
-          <w:p>
-            <w:pPr>
-              <w:spacing w:before="40" w:after="40"/>
+              <w:top w:w="140" w:type="dxa"/>
+              <w:start w:w="160" w:type="dxa"/>
+              <w:bottom w:w="140" w:type="dxa"/>
+              <w:end w:w="160" w:type="dxa"/>
+            </w:tcMar>
+            <w:vAlign w:val="center"/>
+          </w:tcPr>
+          <w:p>
+            <w:pPr>
+              <w:spacing w:before="40" w:after="0"/>
               <w:jc w:val="center"/>
             </w:pPr>
             <w:r>
               <w:rPr>
                 <w:rFonts w:ascii="Times New Roman" w:hAnsi="Times New Roman" w:eastAsia="Times New Roman"/>
-                <w:sz w:val="24"/>
+                <w:sz w:val="22"/>
               </w:rPr>
               <w:t>[МЕСТО ДЛЯ СКРИНШОТА 2 — Документация модуля по стандарту стека]</w:t>
             </w:r>
@@ -1301,9 +1941,17 @@
     </w:p>
     <w:tbl>
       <w:tblPr>
-        <w:tblW w:type="dxa" w:w="9000"/>
-        <w:tblLayout w:type="autofit"/>
+        <w:tblW w:type="pct" w:w="10000"/>
+        <w:tblLayout w:type="fixed"/>
         <w:tblLook w:firstColumn="1" w:firstRow="1" w:lastColumn="0" w:lastRow="0" w:noHBand="0" w:noVBand="1" w:val="04A0"/>
+        <w:tblBorders>
+          <w:top w:val="single" w:sz="4" w:space="0" w:color="B7C3D0"/>
+          <w:left w:val="single" w:sz="4" w:space="0" w:color="B7C3D0"/>
+          <w:bottom w:val="single" w:sz="4" w:space="0" w:color="B7C3D0"/>
+          <w:right w:val="single" w:sz="4" w:space="0" w:color="B7C3D0"/>
+          <w:insideH w:val="single" w:sz="4" w:space="0" w:color="B7C3D0"/>
+          <w:insideV w:val="single" w:sz="4" w:space="0" w:color="B7C3D0"/>
+        </w:tblBorders>
       </w:tblPr>
       <w:tblGrid>
         <w:gridCol w:w="9355"/>
@@ -1314,21 +1962,22 @@
             <w:tcW w:type="dxa" w:w="9355"/>
             <w:shd w:fill="EDEDED" w:val="clear"/>
             <w:tcMar>
-              <w:top w:w="160" w:type="dxa"/>
-              <w:start w:w="180" w:type="dxa"/>
-              <w:bottom w:w="160" w:type="dxa"/>
-              <w:end w:w="180" w:type="dxa"/>
-            </w:tcMar>
-          </w:tcPr>
-          <w:p>
-            <w:pPr>
-              <w:spacing w:before="40" w:after="40"/>
+              <w:top w:w="140" w:type="dxa"/>
+              <w:start w:w="160" w:type="dxa"/>
+              <w:bottom w:w="140" w:type="dxa"/>
+              <w:end w:w="160" w:type="dxa"/>
+            </w:tcMar>
+            <w:vAlign w:val="center"/>
+          </w:tcPr>
+          <w:p>
+            <w:pPr>
+              <w:spacing w:before="40" w:after="0"/>
               <w:jc w:val="center"/>
             </w:pPr>
             <w:r>
               <w:rPr>
                 <w:rFonts w:ascii="Times New Roman" w:hAnsi="Times New Roman" w:eastAsia="Times New Roman"/>
-                <w:sz w:val="24"/>
+                <w:sz w:val="22"/>
               </w:rPr>
               <w:t>[МЕСТО ДЛЯ СКРИНШОТА 3 — Один потребитель и две подключаемые реализации]</w:t>
             </w:r>
@@ -1360,8 +2009,17 @@
     <w:tbl>
       <w:tblPr>
         <w:tblStyle w:val="af4"/>
-        <w:tblW w:type="auto" w:w="0"/>
+        <w:tblW w:type="pct" w:w="10000"/>
         <w:tblLook w:firstColumn="1" w:firstRow="1" w:lastColumn="0" w:lastRow="0" w:noHBand="0" w:noVBand="1" w:val="04A0"/>
+        <w:tblLayout w:type="fixed"/>
+        <w:tblBorders>
+          <w:top w:val="single" w:sz="4" w:space="0" w:color="B7C3D0"/>
+          <w:left w:val="single" w:sz="4" w:space="0" w:color="B7C3D0"/>
+          <w:bottom w:val="single" w:sz="4" w:space="0" w:color="B7C3D0"/>
+          <w:right w:val="single" w:sz="4" w:space="0" w:color="B7C3D0"/>
+          <w:insideH w:val="single" w:sz="4" w:space="0" w:color="B7C3D0"/>
+          <w:insideV w:val="single" w:sz="4" w:space="0" w:color="B7C3D0"/>
+        </w:tblBorders>
       </w:tblPr>
       <w:tblGrid>
         <w:gridCol w:w="2339"/>
@@ -1375,40 +2033,108 @@
         </w:trPr>
         <w:tc>
           <w:tcPr>
-            <w:tcW w:type="dxa" w:w="2339"/>
-          </w:tcPr>
-          <w:p>
-            <w:r>
+            <w:tcW w:type="dxa" w:w="2156"/>
+            <w:vAlign w:val="top"/>
+            <w:tcMar>
+              <w:top w:w="80" w:type="dxa"/>
+              <w:start w:w="100" w:type="dxa"/>
+              <w:bottom w:w="80" w:type="dxa"/>
+              <w:end w:w="100" w:type="dxa"/>
+            </w:tcMar>
+            <w:shd w:fill="D9EAF7" w:val="clear"/>
+          </w:tcPr>
+          <w:p>
+            <w:pPr>
+              <w:spacing w:before="0" w:after="40" w:line="240" w:lineRule="auto"/>
+              <w:jc w:val="center"/>
+            </w:pPr>
+            <w:r>
+              <w:rPr>
+                <w:rFonts w:ascii="Times New Roman" w:hAnsi="Times New Roman" w:eastAsia="Times New Roman"/>
+                <w:b/>
+                <w:sz w:val="20"/>
+              </w:rPr>
               <w:t>Реализация</w:t>
             </w:r>
           </w:p>
         </w:tc>
         <w:tc>
           <w:tcPr>
-            <w:tcW w:type="dxa" w:w="2339"/>
-          </w:tcPr>
-          <w:p>
-            <w:r>
+            <w:tcW w:type="dxa" w:w="2254"/>
+            <w:vAlign w:val="top"/>
+            <w:tcMar>
+              <w:top w:w="80" w:type="dxa"/>
+              <w:start w:w="100" w:type="dxa"/>
+              <w:bottom w:w="80" w:type="dxa"/>
+              <w:end w:w="100" w:type="dxa"/>
+            </w:tcMar>
+            <w:shd w:fill="D9EAF7" w:val="clear"/>
+          </w:tcPr>
+          <w:p>
+            <w:pPr>
+              <w:spacing w:before="0" w:after="40" w:line="240" w:lineRule="auto"/>
+              <w:jc w:val="center"/>
+            </w:pPr>
+            <w:r>
+              <w:rPr>
+                <w:rFonts w:ascii="Times New Roman" w:hAnsi="Times New Roman" w:eastAsia="Times New Roman"/>
+                <w:b/>
+                <w:sz w:val="20"/>
+              </w:rPr>
               <w:t>Как выбирается в точке сборки</w:t>
             </w:r>
           </w:p>
         </w:tc>
         <w:tc>
           <w:tcPr>
-            <w:tcW w:type="dxa" w:w="2339"/>
-          </w:tcPr>
-          <w:p>
-            <w:r>
+            <w:tcW w:type="dxa" w:w="3234"/>
+            <w:vAlign w:val="top"/>
+            <w:tcMar>
+              <w:top w:w="80" w:type="dxa"/>
+              <w:start w:w="100" w:type="dxa"/>
+              <w:bottom w:w="80" w:type="dxa"/>
+              <w:end w:w="100" w:type="dxa"/>
+            </w:tcMar>
+            <w:shd w:fill="D9EAF7" w:val="clear"/>
+          </w:tcPr>
+          <w:p>
+            <w:pPr>
+              <w:spacing w:before="0" w:after="40" w:line="240" w:lineRule="auto"/>
+              <w:jc w:val="center"/>
+            </w:pPr>
+            <w:r>
+              <w:rPr>
+                <w:rFonts w:ascii="Times New Roman" w:hAnsi="Times New Roman" w:eastAsia="Times New Roman"/>
+                <w:b/>
+                <w:sz w:val="20"/>
+              </w:rPr>
               <w:t>Сценарий и результат</w:t>
             </w:r>
           </w:p>
         </w:tc>
         <w:tc>
           <w:tcPr>
-            <w:tcW w:type="dxa" w:w="2339"/>
-          </w:tcPr>
-          <w:p>
-            <w:r>
+            <w:tcW w:type="dxa" w:w="2156"/>
+            <w:vAlign w:val="top"/>
+            <w:tcMar>
+              <w:top w:w="80" w:type="dxa"/>
+              <w:start w:w="100" w:type="dxa"/>
+              <w:bottom w:w="80" w:type="dxa"/>
+              <w:end w:w="100" w:type="dxa"/>
+            </w:tcMar>
+            <w:shd w:fill="D9EAF7" w:val="clear"/>
+          </w:tcPr>
+          <w:p>
+            <w:pPr>
+              <w:spacing w:before="0" w:after="40" w:line="240" w:lineRule="auto"/>
+              <w:jc w:val="center"/>
+            </w:pPr>
+            <w:r>
+              <w:rPr>
+                <w:rFonts w:ascii="Times New Roman" w:hAnsi="Times New Roman" w:eastAsia="Times New Roman"/>
+                <w:b/>
+                <w:sz w:val="20"/>
+              </w:rPr>
               <w:t>Ограничения доказательства</w:t>
             </w:r>
           </w:p>
@@ -1417,40 +2143,96 @@
       <w:tr>
         <w:tc>
           <w:tcPr>
-            <w:tcW w:type="dxa" w:w="2339"/>
-          </w:tcPr>
-          <w:p>
-            <w:r>
+            <w:tcW w:type="dxa" w:w="2156"/>
+            <w:vAlign w:val="top"/>
+            <w:tcMar>
+              <w:top w:w="80" w:type="dxa"/>
+              <w:start w:w="100" w:type="dxa"/>
+              <w:bottom w:w="80" w:type="dxa"/>
+              <w:end w:w="100" w:type="dxa"/>
+            </w:tcMar>
+          </w:tcPr>
+          <w:p>
+            <w:pPr>
+              <w:spacing w:before="0" w:after="40" w:line="240" w:lineRule="auto"/>
+            </w:pPr>
+            <w:r>
+              <w:rPr>
+                <w:rFonts w:ascii="Times New Roman" w:hAnsi="Times New Roman" w:eastAsia="Times New Roman"/>
+                <w:sz w:val="20"/>
+              </w:rPr>
               <w:t>file-backed TargetReader</w:t>
             </w:r>
           </w:p>
         </w:tc>
         <w:tc>
           <w:tcPr>
-            <w:tcW w:type="dxa" w:w="2339"/>
-          </w:tcPr>
-          <w:p>
-            <w:r>
+            <w:tcW w:type="dxa" w:w="2254"/>
+            <w:vAlign w:val="top"/>
+            <w:tcMar>
+              <w:top w:w="80" w:type="dxa"/>
+              <w:start w:w="100" w:type="dxa"/>
+              <w:bottom w:w="80" w:type="dxa"/>
+              <w:end w:w="100" w:type="dxa"/>
+            </w:tcMar>
+          </w:tcPr>
+          <w:p>
+            <w:pPr>
+              <w:spacing w:before="0" w:after="40" w:line="240" w:lineRule="auto"/>
+            </w:pPr>
+            <w:r>
+              <w:rPr>
+                <w:rFonts w:ascii="Times New Roman" w:hAnsi="Times New Roman" w:eastAsia="Times New Roman"/>
+                <w:sz w:val="20"/>
+              </w:rPr>
               <w:t>services/delivery/cmd/delivery-contractcheck/main.go</w:t>
             </w:r>
           </w:p>
         </w:tc>
         <w:tc>
           <w:tcPr>
-            <w:tcW w:type="dxa" w:w="2339"/>
-          </w:tcPr>
-          <w:p>
-            <w:r>
+            <w:tcW w:type="dxa" w:w="3234"/>
+            <w:vAlign w:val="top"/>
+            <w:tcMar>
+              <w:top w:w="80" w:type="dxa"/>
+              <w:start w:w="100" w:type="dxa"/>
+              <w:bottom w:w="80" w:type="dxa"/>
+              <w:end w:w="100" w:type="dxa"/>
+            </w:tcMar>
+          </w:tcPr>
+          <w:p>
+            <w:pPr>
+              <w:spacing w:before="0" w:after="40" w:line="240" w:lineRule="auto"/>
+            </w:pPr>
+            <w:r>
+              <w:rPr>
+                <w:rFonts w:ascii="Times New Roman" w:hAnsi="Times New Roman" w:eastAsia="Times New Roman"/>
+                <w:sz w:val="20"/>
+              </w:rPr>
               <w:t>FileReader normal: Match; saved target/source/time accepted; log di-contract</w:t>
             </w:r>
           </w:p>
         </w:tc>
         <w:tc>
           <w:tcPr>
-            <w:tcW w:type="dxa" w:w="2339"/>
-          </w:tcPr>
-          <w:p>
-            <w:r>
+            <w:tcW w:type="dxa" w:w="2156"/>
+            <w:vAlign w:val="top"/>
+            <w:tcMar>
+              <w:top w:w="80" w:type="dxa"/>
+              <w:start w:w="100" w:type="dxa"/>
+              <w:bottom w:w="80" w:type="dxa"/>
+              <w:end w:w="100" w:type="dxa"/>
+            </w:tcMar>
+          </w:tcPr>
+          <w:p>
+            <w:pPr>
+              <w:spacing w:before="0" w:after="40" w:line="240" w:lineRule="auto"/>
+            </w:pPr>
+            <w:r>
+              <w:rPr>
+                <w:rFonts w:ascii="Times New Roman" w:hAnsi="Times New Roman" w:eastAsia="Times New Roman"/>
+                <w:sz w:val="20"/>
+              </w:rPr>
               <w:t>saved observation adapter is not real provider access</w:t>
             </w:r>
           </w:p>
@@ -1459,40 +2241,96 @@
       <w:tr>
         <w:tc>
           <w:tcPr>
-            <w:tcW w:type="dxa" w:w="2339"/>
-          </w:tcPr>
-          <w:p>
-            <w:r>
+            <w:tcW w:type="dxa" w:w="2156"/>
+            <w:vAlign w:val="top"/>
+            <w:tcMar>
+              <w:top w:w="80" w:type="dxa"/>
+              <w:start w:w="100" w:type="dxa"/>
+              <w:bottom w:w="80" w:type="dxa"/>
+              <w:end w:w="100" w:type="dxa"/>
+            </w:tcMar>
+          </w:tcPr>
+          <w:p>
+            <w:pPr>
+              <w:spacing w:before="0" w:after="40" w:line="240" w:lineRule="auto"/>
+            </w:pPr>
+            <w:r>
+              <w:rPr>
+                <w:rFonts w:ascii="Times New Roman" w:hAnsi="Times New Roman" w:eastAsia="Times New Roman"/>
+                <w:sz w:val="20"/>
+              </w:rPr>
               <w:t>fake TargetReader in tests</w:t>
             </w:r>
           </w:p>
         </w:tc>
         <w:tc>
           <w:tcPr>
-            <w:tcW w:type="dxa" w:w="2339"/>
-          </w:tcPr>
-          <w:p>
-            <w:r>
+            <w:tcW w:type="dxa" w:w="2254"/>
+            <w:vAlign w:val="top"/>
+            <w:tcMar>
+              <w:top w:w="80" w:type="dxa"/>
+              <w:start w:w="100" w:type="dxa"/>
+              <w:bottom w:w="80" w:type="dxa"/>
+              <w:end w:w="100" w:type="dxa"/>
+            </w:tcMar>
+          </w:tcPr>
+          <w:p>
+            <w:pPr>
+              <w:spacing w:before="0" w:after="40" w:line="240" w:lineRule="auto"/>
+            </w:pPr>
+            <w:r>
+              <w:rPr>
+                <w:rFonts w:ascii="Times New Roman" w:hAnsi="Times New Roman" w:eastAsia="Times New Roman"/>
+                <w:sz w:val="20"/>
+              </w:rPr>
               <w:t>services/delivery/cmd/delivery-contractcheck/main.go</w:t>
             </w:r>
           </w:p>
         </w:tc>
         <w:tc>
           <w:tcPr>
-            <w:tcW w:type="dxa" w:w="2339"/>
-          </w:tcPr>
-          <w:p>
-            <w:r>
+            <w:tcW w:type="dxa" w:w="3234"/>
+            <w:vAlign w:val="top"/>
+            <w:tcMar>
+              <w:top w:w="80" w:type="dxa"/>
+              <w:start w:w="100" w:type="dxa"/>
+              <w:bottom w:w="80" w:type="dxa"/>
+              <w:end w:w="100" w:type="dxa"/>
+            </w:tcMar>
+          </w:tcPr>
+          <w:p>
+            <w:pPr>
+              <w:spacing w:before="0" w:after="40" w:line="240" w:lineRule="auto"/>
+            </w:pPr>
+            <w:r>
+              <w:rPr>
+                <w:rFonts w:ascii="Times New Roman" w:hAnsi="Times New Roman" w:eastAsia="Times New Roman"/>
+                <w:sz w:val="20"/>
+              </w:rPr>
               <w:t>test double normal: Match; same VerifyTarget call and same expected projection</w:t>
             </w:r>
           </w:p>
         </w:tc>
         <w:tc>
           <w:tcPr>
-            <w:tcW w:type="dxa" w:w="2339"/>
-          </w:tcPr>
-          <w:p>
-            <w:r>
+            <w:tcW w:type="dxa" w:w="2156"/>
+            <w:vAlign w:val="top"/>
+            <w:tcMar>
+              <w:top w:w="80" w:type="dxa"/>
+              <w:start w:w="100" w:type="dxa"/>
+              <w:bottom w:w="80" w:type="dxa"/>
+              <w:end w:w="100" w:type="dxa"/>
+            </w:tcMar>
+          </w:tcPr>
+          <w:p>
+            <w:pPr>
+              <w:spacing w:before="0" w:after="40" w:line="240" w:lineRule="auto"/>
+            </w:pPr>
+            <w:r>
+              <w:rPr>
+                <w:rFonts w:ascii="Times New Roman" w:hAnsi="Times New Roman" w:eastAsia="Times New Roman"/>
+                <w:sz w:val="20"/>
+              </w:rPr>
               <w:t>no final merge or external review</w:t>
             </w:r>
           </w:p>
@@ -1506,9 +2344,17 @@
     </w:p>
     <w:tbl>
       <w:tblPr>
-        <w:tblW w:type="dxa" w:w="9000"/>
-        <w:tblLayout w:type="autofit"/>
+        <w:tblW w:type="pct" w:w="10000"/>
+        <w:tblLayout w:type="fixed"/>
         <w:tblLook w:firstColumn="1" w:firstRow="1" w:lastColumn="0" w:lastRow="0" w:noHBand="0" w:noVBand="1" w:val="04A0"/>
+        <w:tblBorders>
+          <w:top w:val="single" w:sz="4" w:space="0" w:color="B7C3D0"/>
+          <w:left w:val="single" w:sz="4" w:space="0" w:color="B7C3D0"/>
+          <w:bottom w:val="single" w:sz="4" w:space="0" w:color="B7C3D0"/>
+          <w:right w:val="single" w:sz="4" w:space="0" w:color="B7C3D0"/>
+          <w:insideH w:val="single" w:sz="4" w:space="0" w:color="B7C3D0"/>
+          <w:insideV w:val="single" w:sz="4" w:space="0" w:color="B7C3D0"/>
+        </w:tblBorders>
       </w:tblPr>
       <w:tblGrid>
         <w:gridCol w:w="9355"/>
@@ -1519,21 +2365,22 @@
             <w:tcW w:type="dxa" w:w="9355"/>
             <w:shd w:fill="EDEDED" w:val="clear"/>
             <w:tcMar>
-              <w:top w:w="160" w:type="dxa"/>
-              <w:start w:w="180" w:type="dxa"/>
-              <w:bottom w:w="160" w:type="dxa"/>
-              <w:end w:w="180" w:type="dxa"/>
-            </w:tcMar>
-          </w:tcPr>
-          <w:p>
-            <w:pPr>
-              <w:spacing w:before="40" w:after="40"/>
+              <w:top w:w="140" w:type="dxa"/>
+              <w:start w:w="160" w:type="dxa"/>
+              <w:bottom w:w="140" w:type="dxa"/>
+              <w:end w:w="160" w:type="dxa"/>
+            </w:tcMar>
+            <w:vAlign w:val="center"/>
+          </w:tcPr>
+          <w:p>
+            <w:pPr>
+              <w:spacing w:before="40" w:after="0"/>
               <w:jc w:val="center"/>
             </w:pPr>
             <w:r>
               <w:rPr>
                 <w:rFonts w:ascii="Times New Roman" w:hAnsi="Times New Roman" w:eastAsia="Times New Roman"/>
-                <w:sz w:val="24"/>
+                <w:sz w:val="22"/>
               </w:rPr>
               <w:t>[МЕСТО ДЛЯ СКРИНШОТА 4 — Модульная карта с легендой и статусами]</w:t>
             </w:r>
@@ -1578,8 +2425,17 @@
     <w:tbl>
       <w:tblPr>
         <w:tblStyle w:val="af4"/>
-        <w:tblW w:type="auto" w:w="0"/>
+        <w:tblW w:type="pct" w:w="10000"/>
         <w:tblLook w:firstColumn="1" w:firstRow="1" w:lastColumn="0" w:lastRow="0" w:noHBand="0" w:noVBand="1" w:val="04A0"/>
+        <w:tblLayout w:type="fixed"/>
+        <w:tblBorders>
+          <w:top w:val="single" w:sz="4" w:space="0" w:color="B7C3D0"/>
+          <w:left w:val="single" w:sz="4" w:space="0" w:color="B7C3D0"/>
+          <w:bottom w:val="single" w:sz="4" w:space="0" w:color="B7C3D0"/>
+          <w:right w:val="single" w:sz="4" w:space="0" w:color="B7C3D0"/>
+          <w:insideH w:val="single" w:sz="4" w:space="0" w:color="B7C3D0"/>
+          <w:insideV w:val="single" w:sz="4" w:space="0" w:color="B7C3D0"/>
+        </w:tblBorders>
       </w:tblPr>
       <w:tblGrid>
         <w:gridCol w:w="2339"/>
@@ -1593,40 +2449,108 @@
         </w:trPr>
         <w:tc>
           <w:tcPr>
-            <w:tcW w:type="dxa" w:w="2339"/>
-          </w:tcPr>
-          <w:p>
-            <w:r>
+            <w:tcW w:type="dxa" w:w="2156"/>
+            <w:vAlign w:val="top"/>
+            <w:tcMar>
+              <w:top w:w="80" w:type="dxa"/>
+              <w:start w:w="100" w:type="dxa"/>
+              <w:bottom w:w="80" w:type="dxa"/>
+              <w:end w:w="100" w:type="dxa"/>
+            </w:tcMar>
+            <w:shd w:fill="D9EAF7" w:val="clear"/>
+          </w:tcPr>
+          <w:p>
+            <w:pPr>
+              <w:spacing w:before="0" w:after="40" w:line="240" w:lineRule="auto"/>
+              <w:jc w:val="center"/>
+            </w:pPr>
+            <w:r>
+              <w:rPr>
+                <w:rFonts w:ascii="Times New Roman" w:hAnsi="Times New Roman" w:eastAsia="Times New Roman"/>
+                <w:b/>
+                <w:sz w:val="20"/>
+              </w:rPr>
               <w:t>Направление</w:t>
             </w:r>
           </w:p>
         </w:tc>
         <w:tc>
           <w:tcPr>
-            <w:tcW w:type="dxa" w:w="2339"/>
-          </w:tcPr>
-          <w:p>
-            <w:r>
+            <w:tcW w:type="dxa" w:w="2254"/>
+            <w:vAlign w:val="top"/>
+            <w:tcMar>
+              <w:top w:w="80" w:type="dxa"/>
+              <w:start w:w="100" w:type="dxa"/>
+              <w:bottom w:w="80" w:type="dxa"/>
+              <w:end w:w="100" w:type="dxa"/>
+            </w:tcMar>
+            <w:shd w:fill="D9EAF7" w:val="clear"/>
+          </w:tcPr>
+          <w:p>
+            <w:pPr>
+              <w:spacing w:before="0" w:after="40" w:line="240" w:lineRule="auto"/>
+              <w:jc w:val="center"/>
+            </w:pPr>
+            <w:r>
+              <w:rPr>
+                <w:rFonts w:ascii="Times New Roman" w:hAnsi="Times New Roman" w:eastAsia="Times New Roman"/>
+                <w:b/>
+                <w:sz w:val="20"/>
+              </w:rPr>
               <w:t>Свой объект</w:t>
             </w:r>
           </w:p>
         </w:tc>
         <w:tc>
           <w:tcPr>
-            <w:tcW w:type="dxa" w:w="2339"/>
-          </w:tcPr>
-          <w:p>
-            <w:r>
+            <w:tcW w:type="dxa" w:w="3234"/>
+            <w:vAlign w:val="top"/>
+            <w:tcMar>
+              <w:top w:w="80" w:type="dxa"/>
+              <w:start w:w="100" w:type="dxa"/>
+              <w:bottom w:w="80" w:type="dxa"/>
+              <w:end w:w="100" w:type="dxa"/>
+            </w:tcMar>
+            <w:shd w:fill="D9EAF7" w:val="clear"/>
+          </w:tcPr>
+          <w:p>
+            <w:pPr>
+              <w:spacing w:before="0" w:after="40" w:line="240" w:lineRule="auto"/>
+              <w:jc w:val="center"/>
+            </w:pPr>
+            <w:r>
+              <w:rPr>
+                <w:rFonts w:ascii="Times New Roman" w:hAnsi="Times New Roman" w:eastAsia="Times New Roman"/>
+                <w:b/>
+                <w:sz w:val="20"/>
+              </w:rPr>
               <w:t>Будущий исследовательский вопрос</w:t>
             </w:r>
           </w:p>
         </w:tc>
         <w:tc>
           <w:tcPr>
-            <w:tcW w:type="dxa" w:w="2339"/>
-          </w:tcPr>
-          <w:p>
-            <w:r>
+            <w:tcW w:type="dxa" w:w="2156"/>
+            <w:vAlign w:val="top"/>
+            <w:tcMar>
+              <w:top w:w="80" w:type="dxa"/>
+              <w:start w:w="100" w:type="dxa"/>
+              <w:bottom w:w="80" w:type="dxa"/>
+              <w:end w:w="100" w:type="dxa"/>
+            </w:tcMar>
+            <w:shd w:fill="D9EAF7" w:val="clear"/>
+          </w:tcPr>
+          <w:p>
+            <w:pPr>
+              <w:spacing w:before="0" w:after="40" w:line="240" w:lineRule="auto"/>
+              <w:jc w:val="center"/>
+            </w:pPr>
+            <w:r>
+              <w:rPr>
+                <w:rFonts w:ascii="Times New Roman" w:hAnsi="Times New Roman" w:eastAsia="Times New Roman"/>
+                <w:b/>
+                <w:sz w:val="20"/>
+              </w:rPr>
               <w:t>Текущая готовность</w:t>
             </w:r>
           </w:p>
@@ -1635,40 +2559,96 @@
       <w:tr>
         <w:tc>
           <w:tcPr>
-            <w:tcW w:type="dxa" w:w="2339"/>
-          </w:tcPr>
-          <w:p>
-            <w:r>
+            <w:tcW w:type="dxa" w:w="2156"/>
+            <w:vAlign w:val="top"/>
+            <w:tcMar>
+              <w:top w:w="80" w:type="dxa"/>
+              <w:start w:w="100" w:type="dxa"/>
+              <w:bottom w:w="80" w:type="dxa"/>
+              <w:end w:w="100" w:type="dxa"/>
+            </w:tcMar>
+          </w:tcPr>
+          <w:p>
+            <w:pPr>
+              <w:spacing w:before="0" w:after="40" w:line="240" w:lineRule="auto"/>
+            </w:pPr>
+            <w:r>
+              <w:rPr>
+                <w:rFonts w:ascii="Times New Roman" w:hAnsi="Times New Roman" w:eastAsia="Times New Roman"/>
+                <w:sz w:val="20"/>
+              </w:rPr>
               <w:t>domain → application via typed result</w:t>
             </w:r>
           </w:p>
         </w:tc>
         <w:tc>
           <w:tcPr>
-            <w:tcW w:type="dxa" w:w="2339"/>
-          </w:tcPr>
-          <w:p>
-            <w:r>
+            <w:tcW w:type="dxa" w:w="2254"/>
+            <w:vAlign w:val="top"/>
+            <w:tcMar>
+              <w:top w:w="80" w:type="dxa"/>
+              <w:start w:w="100" w:type="dxa"/>
+              <w:bottom w:w="80" w:type="dxa"/>
+              <w:end w:w="100" w:type="dxa"/>
+            </w:tcMar>
+          </w:tcPr>
+          <w:p>
+            <w:pPr>
+              <w:spacing w:before="0" w:after="40" w:line="240" w:lineRule="auto"/>
+            </w:pPr>
+            <w:r>
+              <w:rPr>
+                <w:rFonts w:ascii="Times New Roman" w:hAnsi="Times New Roman" w:eastAsia="Times New Roman"/>
+                <w:sz w:val="20"/>
+              </w:rPr>
               <w:t>domain/readback → application/verifytarget → TargetReader; module-map.md and real imports; status implemented</w:t>
             </w:r>
           </w:p>
         </w:tc>
         <w:tc>
           <w:tcPr>
-            <w:tcW w:type="dxa" w:w="2339"/>
-          </w:tcPr>
-          <w:p>
-            <w:r>
+            <w:tcW w:type="dxa" w:w="3234"/>
+            <w:vAlign w:val="top"/>
+            <w:tcMar>
+              <w:top w:w="80" w:type="dxa"/>
+              <w:start w:w="100" w:type="dxa"/>
+              <w:bottom w:w="80" w:type="dxa"/>
+              <w:end w:w="100" w:type="dxa"/>
+            </w:tcMar>
+          </w:tcPr>
+          <w:p>
+            <w:pPr>
+              <w:spacing w:before="0" w:after="40" w:line="240" w:lineRule="auto"/>
+            </w:pPr>
+            <w:r>
+              <w:rPr>
+                <w:rFonts w:ascii="Times New Roman" w:hAnsi="Times New Roman" w:eastAsia="Times New Roman"/>
+                <w:sz w:val="20"/>
+              </w:rPr>
               <w:t>Expected/Observation projections; no provider schema rewrite; status implemented</w:t>
             </w:r>
           </w:p>
         </w:tc>
         <w:tc>
           <w:tcPr>
-            <w:tcW w:type="dxa" w:w="2339"/>
-          </w:tcPr>
-          <w:p>
-            <w:r>
+            <w:tcW w:type="dxa" w:w="2156"/>
+            <w:vAlign w:val="top"/>
+            <w:tcMar>
+              <w:top w:w="80" w:type="dxa"/>
+              <w:start w:w="100" w:type="dxa"/>
+              <w:bottom w:w="80" w:type="dxa"/>
+              <w:end w:w="100" w:type="dxa"/>
+            </w:tcMar>
+          </w:tcPr>
+          <w:p>
+            <w:pPr>
+              <w:spacing w:before="0" w:after="40" w:line="240" w:lineRule="auto"/>
+            </w:pPr>
+            <w:r>
+              <w:rPr>
+                <w:rFonts w:ascii="Times New Roman" w:hAnsi="Times New Roman" w:eastAsia="Times New Roman"/>
+                <w:sz w:val="20"/>
+              </w:rPr>
               <w:t>unknown; explicit</w:t>
             </w:r>
           </w:p>
@@ -1677,40 +2657,96 @@
       <w:tr>
         <w:tc>
           <w:tcPr>
-            <w:tcW w:type="dxa" w:w="2339"/>
-          </w:tcPr>
-          <w:p>
-            <w:r>
+            <w:tcW w:type="dxa" w:w="2156"/>
+            <w:vAlign w:val="top"/>
+            <w:tcMar>
+              <w:top w:w="80" w:type="dxa"/>
+              <w:start w:w="100" w:type="dxa"/>
+              <w:bottom w:w="80" w:type="dxa"/>
+              <w:end w:w="100" w:type="dxa"/>
+            </w:tcMar>
+          </w:tcPr>
+          <w:p>
+            <w:pPr>
+              <w:spacing w:before="0" w:after="40" w:line="240" w:lineRule="auto"/>
+            </w:pPr>
+            <w:r>
+              <w:rPr>
+                <w:rFonts w:ascii="Times New Roman" w:hAnsi="Times New Roman" w:eastAsia="Times New Roman"/>
+                <w:sz w:val="20"/>
+              </w:rPr>
               <w:t>application → TargetReader via consumer-owned interface</w:t>
             </w:r>
           </w:p>
         </w:tc>
         <w:tc>
           <w:tcPr>
-            <w:tcW w:type="dxa" w:w="2339"/>
-          </w:tcPr>
-          <w:p>
-            <w:r>
+            <w:tcW w:type="dxa" w:w="2254"/>
+            <w:vAlign w:val="top"/>
+            <w:tcMar>
+              <w:top w:w="80" w:type="dxa"/>
+              <w:start w:w="100" w:type="dxa"/>
+              <w:bottom w:w="80" w:type="dxa"/>
+              <w:end w:w="100" w:type="dxa"/>
+            </w:tcMar>
+          </w:tcPr>
+          <w:p>
+            <w:pPr>
+              <w:spacing w:before="0" w:after="40" w:line="240" w:lineRule="auto"/>
+            </w:pPr>
+            <w:r>
+              <w:rPr>
+                <w:rFonts w:ascii="Times New Roman" w:hAnsi="Times New Roman" w:eastAsia="Times New Roman"/>
+                <w:sz w:val="20"/>
+              </w:rPr>
               <w:t>Проверка выполняется по отдельной учебной процедуре.</w:t>
             </w:r>
           </w:p>
         </w:tc>
         <w:tc>
           <w:tcPr>
-            <w:tcW w:type="dxa" w:w="2339"/>
-          </w:tcPr>
-          <w:p>
-            <w:r>
+            <w:tcW w:type="dxa" w:w="3234"/>
+            <w:vAlign w:val="top"/>
+            <w:tcMar>
+              <w:top w:w="80" w:type="dxa"/>
+              <w:start w:w="100" w:type="dxa"/>
+              <w:bottom w:w="80" w:type="dxa"/>
+              <w:end w:w="100" w:type="dxa"/>
+            </w:tcMar>
+          </w:tcPr>
+          <w:p>
+            <w:pPr>
+              <w:spacing w:before="0" w:after="40" w:line="240" w:lineRule="auto"/>
+            </w:pPr>
+            <w:r>
+              <w:rPr>
+                <w:rFonts w:ascii="Times New Roman" w:hAnsi="Times New Roman" w:eastAsia="Times New Roman"/>
+                <w:sz w:val="20"/>
+              </w:rPr>
               <w:t>Can the verifier write or retry?</w:t>
             </w:r>
           </w:p>
         </w:tc>
         <w:tc>
           <w:tcPr>
-            <w:tcW w:type="dxa" w:w="2339"/>
-          </w:tcPr>
-          <w:p>
-            <w:r>
+            <w:tcW w:type="dxa" w:w="2156"/>
+            <w:vAlign w:val="top"/>
+            <w:tcMar>
+              <w:top w:w="80" w:type="dxa"/>
+              <w:start w:w="100" w:type="dxa"/>
+              <w:bottom w:w="80" w:type="dxa"/>
+              <w:end w:w="100" w:type="dxa"/>
+            </w:tcMar>
+          </w:tcPr>
+          <w:p>
+            <w:pPr>
+              <w:spacing w:before="0" w:after="40" w:line="240" w:lineRule="auto"/>
+            </w:pPr>
+            <w:r>
+              <w:rPr>
+                <w:rFonts w:ascii="Times New Roman" w:hAnsi="Times New Roman" w:eastAsia="Times New Roman"/>
+                <w:sz w:val="20"/>
+              </w:rPr>
               <w:t>no; observational only</w:t>
             </w:r>
           </w:p>
@@ -1741,8 +2777,17 @@
     <w:tbl>
       <w:tblPr>
         <w:tblStyle w:val="af4"/>
-        <w:tblW w:type="auto" w:w="0"/>
+        <w:tblW w:type="pct" w:w="10000"/>
         <w:tblLook w:firstColumn="1" w:firstRow="1" w:lastColumn="0" w:lastRow="0" w:noHBand="0" w:noVBand="1" w:val="04A0"/>
+        <w:tblLayout w:type="fixed"/>
+        <w:tblBorders>
+          <w:top w:val="single" w:sz="4" w:space="0" w:color="B7C3D0"/>
+          <w:left w:val="single" w:sz="4" w:space="0" w:color="B7C3D0"/>
+          <w:bottom w:val="single" w:sz="4" w:space="0" w:color="B7C3D0"/>
+          <w:right w:val="single" w:sz="4" w:space="0" w:color="B7C3D0"/>
+          <w:insideH w:val="single" w:sz="4" w:space="0" w:color="B7C3D0"/>
+          <w:insideV w:val="single" w:sz="4" w:space="0" w:color="B7C3D0"/>
+        </w:tblBorders>
       </w:tblPr>
       <w:tblGrid>
         <w:gridCol w:w="2339"/>
@@ -1756,40 +2801,108 @@
         </w:trPr>
         <w:tc>
           <w:tcPr>
-            <w:tcW w:type="dxa" w:w="2339"/>
-          </w:tcPr>
-          <w:p>
-            <w:r>
+            <w:tcW w:type="dxa" w:w="2156"/>
+            <w:vAlign w:val="top"/>
+            <w:tcMar>
+              <w:top w:w="80" w:type="dxa"/>
+              <w:start w:w="100" w:type="dxa"/>
+              <w:bottom w:w="80" w:type="dxa"/>
+              <w:end w:w="100" w:type="dxa"/>
+            </w:tcMar>
+            <w:shd w:fill="D9EAF7" w:val="clear"/>
+          </w:tcPr>
+          <w:p>
+            <w:pPr>
+              <w:spacing w:before="0" w:after="40" w:line="240" w:lineRule="auto"/>
+              <w:jc w:val="center"/>
+            </w:pPr>
+            <w:r>
+              <w:rPr>
+                <w:rFonts w:ascii="Times New Roman" w:hAnsi="Times New Roman" w:eastAsia="Times New Roman"/>
+                <w:b/>
+                <w:sz w:val="20"/>
+              </w:rPr>
               <w:t>Реализация</w:t>
             </w:r>
           </w:p>
         </w:tc>
         <w:tc>
           <w:tcPr>
-            <w:tcW w:type="dxa" w:w="2339"/>
-          </w:tcPr>
-          <w:p>
-            <w:r>
+            <w:tcW w:type="dxa" w:w="2254"/>
+            <w:vAlign w:val="top"/>
+            <w:tcMar>
+              <w:top w:w="80" w:type="dxa"/>
+              <w:start w:w="100" w:type="dxa"/>
+              <w:bottom w:w="80" w:type="dxa"/>
+              <w:end w:w="100" w:type="dxa"/>
+            </w:tcMar>
+            <w:shd w:fill="D9EAF7" w:val="clear"/>
+          </w:tcPr>
+          <w:p>
+            <w:pPr>
+              <w:spacing w:before="0" w:after="40" w:line="240" w:lineRule="auto"/>
+              <w:jc w:val="center"/>
+            </w:pPr>
+            <w:r>
+              <w:rPr>
+                <w:rFonts w:ascii="Times New Roman" w:hAnsi="Times New Roman" w:eastAsia="Times New Roman"/>
+                <w:b/>
+                <w:sz w:val="20"/>
+              </w:rPr>
               <w:t>Случай</w:t>
             </w:r>
           </w:p>
         </w:tc>
         <w:tc>
           <w:tcPr>
-            <w:tcW w:type="dxa" w:w="2339"/>
-          </w:tcPr>
-          <w:p>
-            <w:r>
+            <w:tcW w:type="dxa" w:w="3234"/>
+            <w:vAlign w:val="top"/>
+            <w:tcMar>
+              <w:top w:w="80" w:type="dxa"/>
+              <w:start w:w="100" w:type="dxa"/>
+              <w:bottom w:w="80" w:type="dxa"/>
+              <w:end w:w="100" w:type="dxa"/>
+            </w:tcMar>
+            <w:shd w:fill="D9EAF7" w:val="clear"/>
+          </w:tcPr>
+          <w:p>
+            <w:pPr>
+              <w:spacing w:before="0" w:after="40" w:line="240" w:lineRule="auto"/>
+              <w:jc w:val="center"/>
+            </w:pPr>
+            <w:r>
+              <w:rPr>
+                <w:rFonts w:ascii="Times New Roman" w:hAnsi="Times New Roman" w:eastAsia="Times New Roman"/>
+                <w:b/>
+                <w:sz w:val="20"/>
+              </w:rPr>
               <w:t>Ожидаемый по контракту результат</w:t>
             </w:r>
           </w:p>
         </w:tc>
         <w:tc>
           <w:tcPr>
-            <w:tcW w:type="dxa" w:w="2339"/>
-          </w:tcPr>
-          <w:p>
-            <w:r>
+            <w:tcW w:type="dxa" w:w="2156"/>
+            <w:vAlign w:val="top"/>
+            <w:tcMar>
+              <w:top w:w="80" w:type="dxa"/>
+              <w:start w:w="100" w:type="dxa"/>
+              <w:bottom w:w="80" w:type="dxa"/>
+              <w:end w:w="100" w:type="dxa"/>
+            </w:tcMar>
+            <w:shd w:fill="D9EAF7" w:val="clear"/>
+          </w:tcPr>
+          <w:p>
+            <w:pPr>
+              <w:spacing w:before="0" w:after="40" w:line="240" w:lineRule="auto"/>
+              <w:jc w:val="center"/>
+            </w:pPr>
+            <w:r>
+              <w:rPr>
+                <w:rFonts w:ascii="Times New Roman" w:hAnsi="Times New Roman" w:eastAsia="Times New Roman"/>
+                <w:b/>
+                <w:sz w:val="20"/>
+              </w:rPr>
               <w:t>Фактический результат, команда, журнал</w:t>
             </w:r>
           </w:p>
@@ -1798,40 +2911,96 @@
       <w:tr>
         <w:tc>
           <w:tcPr>
-            <w:tcW w:type="dxa" w:w="2339"/>
-          </w:tcPr>
-          <w:p>
-            <w:r>
+            <w:tcW w:type="dxa" w:w="2156"/>
+            <w:vAlign w:val="top"/>
+            <w:tcMar>
+              <w:top w:w="80" w:type="dxa"/>
+              <w:start w:w="100" w:type="dxa"/>
+              <w:bottom w:w="80" w:type="dxa"/>
+              <w:end w:w="100" w:type="dxa"/>
+            </w:tcMar>
+          </w:tcPr>
+          <w:p>
+            <w:pPr>
+              <w:spacing w:before="0" w:after="40" w:line="240" w:lineRule="auto"/>
+            </w:pPr>
+            <w:r>
+              <w:rPr>
+                <w:rFonts w:ascii="Times New Roman" w:hAnsi="Times New Roman" w:eastAsia="Times New Roman"/>
+                <w:sz w:val="20"/>
+              </w:rPr>
               <w:t>file-backed TargetReader</w:t>
             </w:r>
           </w:p>
         </w:tc>
         <w:tc>
           <w:tcPr>
-            <w:tcW w:type="dxa" w:w="2339"/>
-          </w:tcPr>
-          <w:p>
-            <w:r>
+            <w:tcW w:type="dxa" w:w="2254"/>
+            <w:vAlign w:val="top"/>
+            <w:tcMar>
+              <w:top w:w="80" w:type="dxa"/>
+              <w:start w:w="100" w:type="dxa"/>
+              <w:bottom w:w="80" w:type="dxa"/>
+              <w:end w:w="100" w:type="dxa"/>
+            </w:tcMar>
+          </w:tcPr>
+          <w:p>
+            <w:pPr>
+              <w:spacing w:before="0" w:after="40" w:line="240" w:lineRule="auto"/>
+            </w:pPr>
+            <w:r>
+              <w:rPr>
+                <w:rFonts w:ascii="Times New Roman" w:hAnsi="Times New Roman" w:eastAsia="Times New Roman"/>
+                <w:sz w:val="20"/>
+              </w:rPr>
               <w:t>Штатный</w:t>
             </w:r>
           </w:p>
         </w:tc>
         <w:tc>
           <w:tcPr>
-            <w:tcW w:type="dxa" w:w="2339"/>
-          </w:tcPr>
-          <w:p>
-            <w:r>
+            <w:tcW w:type="dxa" w:w="3234"/>
+            <w:vAlign w:val="top"/>
+            <w:tcMar>
+              <w:top w:w="80" w:type="dxa"/>
+              <w:start w:w="100" w:type="dxa"/>
+              <w:bottom w:w="80" w:type="dxa"/>
+              <w:end w:w="100" w:type="dxa"/>
+            </w:tcMar>
+          </w:tcPr>
+          <w:p>
+            <w:pPr>
+              <w:spacing w:before="0" w:after="40" w:line="240" w:lineRule="auto"/>
+            </w:pPr>
+            <w:r>
+              <w:rPr>
+                <w:rFonts w:ascii="Times New Roman" w:hAnsi="Times New Roman" w:eastAsia="Times New Roman"/>
+                <w:sz w:val="20"/>
+              </w:rPr>
               <w:t>Match</w:t>
             </w:r>
           </w:p>
         </w:tc>
         <w:tc>
           <w:tcPr>
-            <w:tcW w:type="dxa" w:w="2339"/>
-          </w:tcPr>
-          <w:p>
-            <w:r>
+            <w:tcW w:type="dxa" w:w="2156"/>
+            <w:vAlign w:val="top"/>
+            <w:tcMar>
+              <w:top w:w="80" w:type="dxa"/>
+              <w:start w:w="100" w:type="dxa"/>
+              <w:bottom w:w="80" w:type="dxa"/>
+              <w:end w:w="100" w:type="dxa"/>
+            </w:tcMar>
+          </w:tcPr>
+          <w:p>
+            <w:pPr>
+              <w:spacing w:before="0" w:after="40" w:line="240" w:lineRule="auto"/>
+            </w:pPr>
+            <w:r>
+              <w:rPr>
+                <w:rFonts w:ascii="Times New Roman" w:hAnsi="Times New Roman" w:eastAsia="Times New Roman"/>
+                <w:sz w:val="20"/>
+              </w:rPr>
               <w:t>FileReader saved JSON; target-1; source fixture-file; observed_at RFC3339; di_contract_test.go</w:t>
             </w:r>
           </w:p>
@@ -1840,40 +3009,96 @@
       <w:tr>
         <w:tc>
           <w:tcPr>
-            <w:tcW w:type="dxa" w:w="2339"/>
-          </w:tcPr>
-          <w:p>
-            <w:r>
+            <w:tcW w:type="dxa" w:w="2156"/>
+            <w:vAlign w:val="top"/>
+            <w:tcMar>
+              <w:top w:w="80" w:type="dxa"/>
+              <w:start w:w="100" w:type="dxa"/>
+              <w:bottom w:w="80" w:type="dxa"/>
+              <w:end w:w="100" w:type="dxa"/>
+            </w:tcMar>
+          </w:tcPr>
+          <w:p>
+            <w:pPr>
+              <w:spacing w:before="0" w:after="40" w:line="240" w:lineRule="auto"/>
+            </w:pPr>
+            <w:r>
+              <w:rPr>
+                <w:rFonts w:ascii="Times New Roman" w:hAnsi="Times New Roman" w:eastAsia="Times New Roman"/>
+                <w:sz w:val="20"/>
+              </w:rPr>
               <w:t>file-backed TargetReader</w:t>
             </w:r>
           </w:p>
         </w:tc>
         <w:tc>
           <w:tcPr>
-            <w:tcW w:type="dxa" w:w="2339"/>
-          </w:tcPr>
-          <w:p>
-            <w:r>
+            <w:tcW w:type="dxa" w:w="2254"/>
+            <w:vAlign w:val="top"/>
+            <w:tcMar>
+              <w:top w:w="80" w:type="dxa"/>
+              <w:start w:w="100" w:type="dxa"/>
+              <w:bottom w:w="80" w:type="dxa"/>
+              <w:end w:w="100" w:type="dxa"/>
+            </w:tcMar>
+          </w:tcPr>
+          <w:p>
+            <w:pPr>
+              <w:spacing w:before="0" w:after="40" w:line="240" w:lineRule="auto"/>
+            </w:pPr>
+            <w:r>
+              <w:rPr>
+                <w:rFonts w:ascii="Times New Roman" w:hAnsi="Times New Roman" w:eastAsia="Times New Roman"/>
+                <w:sz w:val="20"/>
+              </w:rPr>
               <w:t>Граничный</w:t>
             </w:r>
           </w:p>
         </w:tc>
         <w:tc>
           <w:tcPr>
-            <w:tcW w:type="dxa" w:w="2339"/>
-          </w:tcPr>
-          <w:p>
-            <w:r>
+            <w:tcW w:type="dxa" w:w="3234"/>
+            <w:vAlign w:val="top"/>
+            <w:tcMar>
+              <w:top w:w="80" w:type="dxa"/>
+              <w:start w:w="100" w:type="dxa"/>
+              <w:bottom w:w="80" w:type="dxa"/>
+              <w:end w:w="100" w:type="dxa"/>
+            </w:tcMar>
+          </w:tcPr>
+          <w:p>
+            <w:pPr>
+              <w:spacing w:before="0" w:after="40" w:line="240" w:lineRule="auto"/>
+            </w:pPr>
+            <w:r>
+              <w:rPr>
+                <w:rFonts w:ascii="Times New Roman" w:hAnsi="Times New Roman" w:eastAsia="Times New Roman"/>
+                <w:sz w:val="20"/>
+              </w:rPr>
               <w:t>Match</w:t>
             </w:r>
           </w:p>
         </w:tc>
         <w:tc>
           <w:tcPr>
-            <w:tcW w:type="dxa" w:w="2339"/>
-          </w:tcPr>
-          <w:p>
-            <w:r>
+            <w:tcW w:type="dxa" w:w="2156"/>
+            <w:vAlign w:val="top"/>
+            <w:tcMar>
+              <w:top w:w="80" w:type="dxa"/>
+              <w:start w:w="100" w:type="dxa"/>
+              <w:bottom w:w="80" w:type="dxa"/>
+              <w:end w:w="100" w:type="dxa"/>
+            </w:tcMar>
+          </w:tcPr>
+          <w:p>
+            <w:pPr>
+              <w:spacing w:before="0" w:after="40" w:line="240" w:lineRule="auto"/>
+            </w:pPr>
+            <w:r>
+              <w:rPr>
+                <w:rFonts w:ascii="Times New Roman" w:hAnsi="Times New Roman" w:eastAsia="Times New Roman"/>
+                <w:sz w:val="20"/>
+              </w:rPr>
               <w:t>1,000-character Context and matching rendered block; FileReader boundary.json; di_contract_test.go</w:t>
             </w:r>
           </w:p>
@@ -1882,40 +3107,96 @@
       <w:tr>
         <w:tc>
           <w:tcPr>
-            <w:tcW w:type="dxa" w:w="2339"/>
-          </w:tcPr>
-          <w:p>
-            <w:r>
+            <w:tcW w:type="dxa" w:w="2156"/>
+            <w:vAlign w:val="top"/>
+            <w:tcMar>
+              <w:top w:w="80" w:type="dxa"/>
+              <w:start w:w="100" w:type="dxa"/>
+              <w:bottom w:w="80" w:type="dxa"/>
+              <w:end w:w="100" w:type="dxa"/>
+            </w:tcMar>
+          </w:tcPr>
+          <w:p>
+            <w:pPr>
+              <w:spacing w:before="0" w:after="40" w:line="240" w:lineRule="auto"/>
+            </w:pPr>
+            <w:r>
+              <w:rPr>
+                <w:rFonts w:ascii="Times New Roman" w:hAnsi="Times New Roman" w:eastAsia="Times New Roman"/>
+                <w:sz w:val="20"/>
+              </w:rPr>
               <w:t>file-backed TargetReader</w:t>
             </w:r>
           </w:p>
         </w:tc>
         <w:tc>
           <w:tcPr>
-            <w:tcW w:type="dxa" w:w="2339"/>
-          </w:tcPr>
-          <w:p>
-            <w:r>
+            <w:tcW w:type="dxa" w:w="2254"/>
+            <w:vAlign w:val="top"/>
+            <w:tcMar>
+              <w:top w:w="80" w:type="dxa"/>
+              <w:start w:w="100" w:type="dxa"/>
+              <w:bottom w:w="80" w:type="dxa"/>
+              <w:end w:w="100" w:type="dxa"/>
+            </w:tcMar>
+          </w:tcPr>
+          <w:p>
+            <w:pPr>
+              <w:spacing w:before="0" w:after="40" w:line="240" w:lineRule="auto"/>
+            </w:pPr>
+            <w:r>
+              <w:rPr>
+                <w:rFonts w:ascii="Times New Roman" w:hAnsi="Times New Roman" w:eastAsia="Times New Roman"/>
+                <w:sz w:val="20"/>
+              </w:rPr>
               <w:t>Ошибочный</w:t>
             </w:r>
           </w:p>
         </w:tc>
         <w:tc>
           <w:tcPr>
-            <w:tcW w:type="dxa" w:w="2339"/>
-          </w:tcPr>
-          <w:p>
-            <w:r>
+            <w:tcW w:type="dxa" w:w="3234"/>
+            <w:vAlign w:val="top"/>
+            <w:tcMar>
+              <w:top w:w="80" w:type="dxa"/>
+              <w:start w:w="100" w:type="dxa"/>
+              <w:bottom w:w="80" w:type="dxa"/>
+              <w:end w:w="100" w:type="dxa"/>
+            </w:tcMar>
+          </w:tcPr>
+          <w:p>
+            <w:pPr>
+              <w:spacing w:before="0" w:after="40" w:line="240" w:lineRule="auto"/>
+            </w:pPr>
+            <w:r>
+              <w:rPr>
+                <w:rFonts w:ascii="Times New Roman" w:hAnsi="Times New Roman" w:eastAsia="Times New Roman"/>
+                <w:sz w:val="20"/>
+              </w:rPr>
               <w:t>Unknown</w:t>
             </w:r>
           </w:p>
         </w:tc>
         <w:tc>
           <w:tcPr>
-            <w:tcW w:type="dxa" w:w="2339"/>
-          </w:tcPr>
-          <w:p>
-            <w:r>
+            <w:tcW w:type="dxa" w:w="2156"/>
+            <w:vAlign w:val="top"/>
+            <w:tcMar>
+              <w:top w:w="80" w:type="dxa"/>
+              <w:start w:w="100" w:type="dxa"/>
+              <w:bottom w:w="80" w:type="dxa"/>
+              <w:end w:w="100" w:type="dxa"/>
+            </w:tcMar>
+          </w:tcPr>
+          <w:p>
+            <w:pPr>
+              <w:spacing w:before="0" w:after="40" w:line="240" w:lineRule="auto"/>
+            </w:pPr>
+            <w:r>
+              <w:rPr>
+                <w:rFonts w:ascii="Times New Roman" w:hAnsi="Times New Roman" w:eastAsia="Times New Roman"/>
+                <w:sz w:val="20"/>
+              </w:rPr>
               <w:t>missing saved JSON path; FileReader returns os error; VerifyTarget preserves unknown</w:t>
             </w:r>
           </w:p>
@@ -1924,40 +3205,96 @@
       <w:tr>
         <w:tc>
           <w:tcPr>
-            <w:tcW w:type="dxa" w:w="2339"/>
-          </w:tcPr>
-          <w:p>
-            <w:r>
+            <w:tcW w:type="dxa" w:w="2156"/>
+            <w:vAlign w:val="top"/>
+            <w:tcMar>
+              <w:top w:w="80" w:type="dxa"/>
+              <w:start w:w="100" w:type="dxa"/>
+              <w:bottom w:w="80" w:type="dxa"/>
+              <w:end w:w="100" w:type="dxa"/>
+            </w:tcMar>
+          </w:tcPr>
+          <w:p>
+            <w:pPr>
+              <w:spacing w:before="0" w:after="40" w:line="240" w:lineRule="auto"/>
+            </w:pPr>
+            <w:r>
+              <w:rPr>
+                <w:rFonts w:ascii="Times New Roman" w:hAnsi="Times New Roman" w:eastAsia="Times New Roman"/>
+                <w:sz w:val="20"/>
+              </w:rPr>
               <w:t>test TargetReader</w:t>
             </w:r>
           </w:p>
         </w:tc>
         <w:tc>
           <w:tcPr>
-            <w:tcW w:type="dxa" w:w="2339"/>
-          </w:tcPr>
-          <w:p>
-            <w:r>
+            <w:tcW w:type="dxa" w:w="2254"/>
+            <w:vAlign w:val="top"/>
+            <w:tcMar>
+              <w:top w:w="80" w:type="dxa"/>
+              <w:start w:w="100" w:type="dxa"/>
+              <w:bottom w:w="80" w:type="dxa"/>
+              <w:end w:w="100" w:type="dxa"/>
+            </w:tcMar>
+          </w:tcPr>
+          <w:p>
+            <w:pPr>
+              <w:spacing w:before="0" w:after="40" w:line="240" w:lineRule="auto"/>
+            </w:pPr>
+            <w:r>
+              <w:rPr>
+                <w:rFonts w:ascii="Times New Roman" w:hAnsi="Times New Roman" w:eastAsia="Times New Roman"/>
+                <w:sz w:val="20"/>
+              </w:rPr>
               <w:t>Штатный</w:t>
             </w:r>
           </w:p>
         </w:tc>
         <w:tc>
           <w:tcPr>
-            <w:tcW w:type="dxa" w:w="2339"/>
-          </w:tcPr>
-          <w:p>
-            <w:r>
+            <w:tcW w:type="dxa" w:w="3234"/>
+            <w:vAlign w:val="top"/>
+            <w:tcMar>
+              <w:top w:w="80" w:type="dxa"/>
+              <w:start w:w="100" w:type="dxa"/>
+              <w:bottom w:w="80" w:type="dxa"/>
+              <w:end w:w="100" w:type="dxa"/>
+            </w:tcMar>
+          </w:tcPr>
+          <w:p>
+            <w:pPr>
+              <w:spacing w:before="0" w:after="40" w:line="240" w:lineRule="auto"/>
+            </w:pPr>
+            <w:r>
+              <w:rPr>
+                <w:rFonts w:ascii="Times New Roman" w:hAnsi="Times New Roman" w:eastAsia="Times New Roman"/>
+                <w:sz w:val="20"/>
+              </w:rPr>
               <w:t>Match</w:t>
             </w:r>
           </w:p>
         </w:tc>
         <w:tc>
           <w:tcPr>
-            <w:tcW w:type="dxa" w:w="2339"/>
-          </w:tcPr>
-          <w:p>
-            <w:r>
+            <w:tcW w:type="dxa" w:w="2156"/>
+            <w:vAlign w:val="top"/>
+            <w:tcMar>
+              <w:top w:w="80" w:type="dxa"/>
+              <w:start w:w="100" w:type="dxa"/>
+              <w:bottom w:w="80" w:type="dxa"/>
+              <w:end w:w="100" w:type="dxa"/>
+            </w:tcMar>
+          </w:tcPr>
+          <w:p>
+            <w:pPr>
+              <w:spacing w:before="0" w:after="40" w:line="240" w:lineRule="auto"/>
+            </w:pPr>
+            <w:r>
+              <w:rPr>
+                <w:rFonts w:ascii="Times New Roman" w:hAnsi="Times New Roman" w:eastAsia="Times New Roman"/>
+                <w:sz w:val="20"/>
+              </w:rPr>
               <w:t>doubleReader returns normal observation + non-zero provenance; unchanged consumer</w:t>
             </w:r>
           </w:p>
@@ -1966,40 +3303,96 @@
       <w:tr>
         <w:tc>
           <w:tcPr>
-            <w:tcW w:type="dxa" w:w="2339"/>
-          </w:tcPr>
-          <w:p>
-            <w:r>
+            <w:tcW w:type="dxa" w:w="2156"/>
+            <w:vAlign w:val="top"/>
+            <w:tcMar>
+              <w:top w:w="80" w:type="dxa"/>
+              <w:start w:w="100" w:type="dxa"/>
+              <w:bottom w:w="80" w:type="dxa"/>
+              <w:end w:w="100" w:type="dxa"/>
+            </w:tcMar>
+          </w:tcPr>
+          <w:p>
+            <w:pPr>
+              <w:spacing w:before="0" w:after="40" w:line="240" w:lineRule="auto"/>
+            </w:pPr>
+            <w:r>
+              <w:rPr>
+                <w:rFonts w:ascii="Times New Roman" w:hAnsi="Times New Roman" w:eastAsia="Times New Roman"/>
+                <w:sz w:val="20"/>
+              </w:rPr>
               <w:t>test TargetReader</w:t>
             </w:r>
           </w:p>
         </w:tc>
         <w:tc>
           <w:tcPr>
-            <w:tcW w:type="dxa" w:w="2339"/>
-          </w:tcPr>
-          <w:p>
-            <w:r>
+            <w:tcW w:type="dxa" w:w="2254"/>
+            <w:vAlign w:val="top"/>
+            <w:tcMar>
+              <w:top w:w="80" w:type="dxa"/>
+              <w:start w:w="100" w:type="dxa"/>
+              <w:bottom w:w="80" w:type="dxa"/>
+              <w:end w:w="100" w:type="dxa"/>
+            </w:tcMar>
+          </w:tcPr>
+          <w:p>
+            <w:pPr>
+              <w:spacing w:before="0" w:after="40" w:line="240" w:lineRule="auto"/>
+            </w:pPr>
+            <w:r>
+              <w:rPr>
+                <w:rFonts w:ascii="Times New Roman" w:hAnsi="Times New Roman" w:eastAsia="Times New Roman"/>
+                <w:sz w:val="20"/>
+              </w:rPr>
               <w:t>Граничный</w:t>
             </w:r>
           </w:p>
         </w:tc>
         <w:tc>
           <w:tcPr>
-            <w:tcW w:type="dxa" w:w="2339"/>
-          </w:tcPr>
-          <w:p>
-            <w:r>
+            <w:tcW w:type="dxa" w:w="3234"/>
+            <w:vAlign w:val="top"/>
+            <w:tcMar>
+              <w:top w:w="80" w:type="dxa"/>
+              <w:start w:w="100" w:type="dxa"/>
+              <w:bottom w:w="80" w:type="dxa"/>
+              <w:end w:w="100" w:type="dxa"/>
+            </w:tcMar>
+          </w:tcPr>
+          <w:p>
+            <w:pPr>
+              <w:spacing w:before="0" w:after="40" w:line="240" w:lineRule="auto"/>
+            </w:pPr>
+            <w:r>
+              <w:rPr>
+                <w:rFonts w:ascii="Times New Roman" w:hAnsi="Times New Roman" w:eastAsia="Times New Roman"/>
+                <w:sz w:val="20"/>
+              </w:rPr>
               <w:t>Match</w:t>
             </w:r>
           </w:p>
         </w:tc>
         <w:tc>
           <w:tcPr>
-            <w:tcW w:type="dxa" w:w="2339"/>
-          </w:tcPr>
-          <w:p>
-            <w:r>
+            <w:tcW w:type="dxa" w:w="2156"/>
+            <w:vAlign w:val="top"/>
+            <w:tcMar>
+              <w:top w:w="80" w:type="dxa"/>
+              <w:start w:w="100" w:type="dxa"/>
+              <w:bottom w:w="80" w:type="dxa"/>
+              <w:end w:w="100" w:type="dxa"/>
+            </w:tcMar>
+          </w:tcPr>
+          <w:p>
+            <w:pPr>
+              <w:spacing w:before="0" w:after="40" w:line="240" w:lineRule="auto"/>
+            </w:pPr>
+            <w:r>
+              <w:rPr>
+                <w:rFonts w:ascii="Times New Roman" w:hAnsi="Times New Roman" w:eastAsia="Times New Roman"/>
+                <w:sz w:val="20"/>
+              </w:rPr>
               <w:t>doubleReader returns quote-safe 1,000-character context and matching expected; distinct input</w:t>
             </w:r>
           </w:p>
@@ -2008,40 +3401,96 @@
       <w:tr>
         <w:tc>
           <w:tcPr>
-            <w:tcW w:type="dxa" w:w="2339"/>
-          </w:tcPr>
-          <w:p>
-            <w:r>
+            <w:tcW w:type="dxa" w:w="2156"/>
+            <w:vAlign w:val="top"/>
+            <w:tcMar>
+              <w:top w:w="80" w:type="dxa"/>
+              <w:start w:w="100" w:type="dxa"/>
+              <w:bottom w:w="80" w:type="dxa"/>
+              <w:end w:w="100" w:type="dxa"/>
+            </w:tcMar>
+          </w:tcPr>
+          <w:p>
+            <w:pPr>
+              <w:spacing w:before="0" w:after="40" w:line="240" w:lineRule="auto"/>
+            </w:pPr>
+            <w:r>
+              <w:rPr>
+                <w:rFonts w:ascii="Times New Roman" w:hAnsi="Times New Roman" w:eastAsia="Times New Roman"/>
+                <w:sz w:val="20"/>
+              </w:rPr>
               <w:t>test TargetReader</w:t>
             </w:r>
           </w:p>
         </w:tc>
         <w:tc>
           <w:tcPr>
-            <w:tcW w:type="dxa" w:w="2339"/>
-          </w:tcPr>
-          <w:p>
-            <w:r>
+            <w:tcW w:type="dxa" w:w="2254"/>
+            <w:vAlign w:val="top"/>
+            <w:tcMar>
+              <w:top w:w="80" w:type="dxa"/>
+              <w:start w:w="100" w:type="dxa"/>
+              <w:bottom w:w="80" w:type="dxa"/>
+              <w:end w:w="100" w:type="dxa"/>
+            </w:tcMar>
+          </w:tcPr>
+          <w:p>
+            <w:pPr>
+              <w:spacing w:before="0" w:after="40" w:line="240" w:lineRule="auto"/>
+            </w:pPr>
+            <w:r>
+              <w:rPr>
+                <w:rFonts w:ascii="Times New Roman" w:hAnsi="Times New Roman" w:eastAsia="Times New Roman"/>
+                <w:sz w:val="20"/>
+              </w:rPr>
               <w:t>Ошибочный</w:t>
             </w:r>
           </w:p>
         </w:tc>
         <w:tc>
           <w:tcPr>
-            <w:tcW w:type="dxa" w:w="2339"/>
-          </w:tcPr>
-          <w:p>
-            <w:r>
+            <w:tcW w:type="dxa" w:w="3234"/>
+            <w:vAlign w:val="top"/>
+            <w:tcMar>
+              <w:top w:w="80" w:type="dxa"/>
+              <w:start w:w="100" w:type="dxa"/>
+              <w:bottom w:w="80" w:type="dxa"/>
+              <w:end w:w="100" w:type="dxa"/>
+            </w:tcMar>
+          </w:tcPr>
+          <w:p>
+            <w:pPr>
+              <w:spacing w:before="0" w:after="40" w:line="240" w:lineRule="auto"/>
+            </w:pPr>
+            <w:r>
+              <w:rPr>
+                <w:rFonts w:ascii="Times New Roman" w:hAnsi="Times New Roman" w:eastAsia="Times New Roman"/>
+                <w:sz w:val="20"/>
+              </w:rPr>
               <w:t>Unknown</w:t>
             </w:r>
           </w:p>
         </w:tc>
         <w:tc>
           <w:tcPr>
-            <w:tcW w:type="dxa" w:w="2339"/>
-          </w:tcPr>
-          <w:p>
-            <w:r>
+            <w:tcW w:type="dxa" w:w="2156"/>
+            <w:vAlign w:val="top"/>
+            <w:tcMar>
+              <w:top w:w="80" w:type="dxa"/>
+              <w:start w:w="100" w:type="dxa"/>
+              <w:bottom w:w="80" w:type="dxa"/>
+              <w:end w:w="100" w:type="dxa"/>
+            </w:tcMar>
+          </w:tcPr>
+          <w:p>
+            <w:pPr>
+              <w:spacing w:before="0" w:after="40" w:line="240" w:lineRule="auto"/>
+            </w:pPr>
+            <w:r>
+              <w:rPr>
+                <w:rFonts w:ascii="Times New Roman" w:hAnsi="Times New Roman" w:eastAsia="Times New Roman"/>
+                <w:sz w:val="20"/>
+              </w:rPr>
               <w:t>doubleReader returns os.ErrNotExist; consumer maps read error to unknown</w:t>
             </w:r>
           </w:p>
@@ -2055,9 +3504,17 @@
     </w:p>
     <w:tbl>
       <w:tblPr>
-        <w:tblW w:type="dxa" w:w="9000"/>
-        <w:tblLayout w:type="autofit"/>
+        <w:tblW w:type="pct" w:w="10000"/>
+        <w:tblLayout w:type="fixed"/>
         <w:tblLook w:firstColumn="1" w:firstRow="1" w:lastColumn="0" w:lastRow="0" w:noHBand="0" w:noVBand="1" w:val="04A0"/>
+        <w:tblBorders>
+          <w:top w:val="single" w:sz="4" w:space="0" w:color="B7C3D0"/>
+          <w:left w:val="single" w:sz="4" w:space="0" w:color="B7C3D0"/>
+          <w:bottom w:val="single" w:sz="4" w:space="0" w:color="B7C3D0"/>
+          <w:right w:val="single" w:sz="4" w:space="0" w:color="B7C3D0"/>
+          <w:insideH w:val="single" w:sz="4" w:space="0" w:color="B7C3D0"/>
+          <w:insideV w:val="single" w:sz="4" w:space="0" w:color="B7C3D0"/>
+        </w:tblBorders>
       </w:tblPr>
       <w:tblGrid>
         <w:gridCol w:w="9355"/>
@@ -2068,21 +3525,22 @@
             <w:tcW w:type="dxa" w:w="9355"/>
             <w:shd w:fill="EDEDED" w:val="clear"/>
             <w:tcMar>
-              <w:top w:w="160" w:type="dxa"/>
-              <w:start w:w="180" w:type="dxa"/>
-              <w:bottom w:w="160" w:type="dxa"/>
-              <w:end w:w="180" w:type="dxa"/>
-            </w:tcMar>
-          </w:tcPr>
-          <w:p>
-            <w:pPr>
-              <w:spacing w:before="40" w:after="40"/>
+              <w:top w:w="140" w:type="dxa"/>
+              <w:start w:w="160" w:type="dxa"/>
+              <w:bottom w:w="140" w:type="dxa"/>
+              <w:end w:w="160" w:type="dxa"/>
+            </w:tcMar>
+            <w:vAlign w:val="center"/>
+          </w:tcPr>
+          <w:p>
+            <w:pPr>
+              <w:spacing w:before="40" w:after="0"/>
               <w:jc w:val="center"/>
             </w:pPr>
             <w:r>
               <w:rPr>
                 <w:rFonts w:ascii="Times New Roman" w:hAnsi="Times New Roman" w:eastAsia="Times New Roman"/>
-                <w:sz w:val="24"/>
+                <w:sz w:val="22"/>
               </w:rPr>
               <w:t>[МЕСТО ДЛЯ СКРИНШОТА 5 — Проверки с обеими реализациями]</w:t>
             </w:r>
@@ -2118,9 +3576,17 @@
     </w:p>
     <w:tbl>
       <w:tblPr>
-        <w:tblW w:type="dxa" w:w="9000"/>
-        <w:tblLayout w:type="autofit"/>
+        <w:tblW w:type="pct" w:w="10000"/>
+        <w:tblLayout w:type="fixed"/>
         <w:tblLook w:firstColumn="1" w:firstRow="1" w:lastColumn="0" w:lastRow="0" w:noHBand="0" w:noVBand="1" w:val="04A0"/>
+        <w:tblBorders>
+          <w:top w:val="single" w:sz="4" w:space="0" w:color="B7C3D0"/>
+          <w:left w:val="single" w:sz="4" w:space="0" w:color="B7C3D0"/>
+          <w:bottom w:val="single" w:sz="4" w:space="0" w:color="B7C3D0"/>
+          <w:right w:val="single" w:sz="4" w:space="0" w:color="B7C3D0"/>
+          <w:insideH w:val="single" w:sz="4" w:space="0" w:color="B7C3D0"/>
+          <w:insideV w:val="single" w:sz="4" w:space="0" w:color="B7C3D0"/>
+        </w:tblBorders>
       </w:tblPr>
       <w:tblGrid>
         <w:gridCol w:w="9355"/>
@@ -2131,21 +3597,22 @@
             <w:tcW w:type="dxa" w:w="9355"/>
             <w:shd w:fill="EDEDED" w:val="clear"/>
             <w:tcMar>
-              <w:top w:w="160" w:type="dxa"/>
-              <w:start w:w="180" w:type="dxa"/>
-              <w:bottom w:w="160" w:type="dxa"/>
-              <w:end w:w="180" w:type="dxa"/>
-            </w:tcMar>
-          </w:tcPr>
-          <w:p>
-            <w:pPr>
-              <w:spacing w:before="40" w:after="40"/>
+              <w:top w:w="140" w:type="dxa"/>
+              <w:start w:w="160" w:type="dxa"/>
+              <w:bottom w:w="140" w:type="dxa"/>
+              <w:end w:w="160" w:type="dxa"/>
+            </w:tcMar>
+            <w:vAlign w:val="center"/>
+          </w:tcPr>
+          <w:p>
+            <w:pPr>
+              <w:spacing w:before="40" w:after="0"/>
               <w:jc w:val="center"/>
             </w:pPr>
             <w:r>
               <w:rPr>
                 <w:rFonts w:ascii="Times New Roman" w:hAnsi="Times New Roman" w:eastAsia="Times New Roman"/>
-                <w:sz w:val="24"/>
+                <w:sz w:val="22"/>
               </w:rPr>
               <w:t>[МЕСТО ДЛЯ СКРИНШОТА 6 — Реальная взаимная проверка модуля другого студента]</w:t>
             </w:r>
@@ -2195,7 +3662,7 @@
     <w:sectPr>
       <w:footerReference w:type="default" r:id="rId8"/>
       <w:pgSz w:w="11906" w:h="16838"/>
-      <w:pgMar w:top="1134" w:right="850" w:bottom="1134" w:left="1701" w:header="709" w:footer="709" w:gutter="0"/>
+      <w:pgMar w:top="936" w:right="1008" w:bottom="936" w:left="1008" w:header="709" w:footer="709" w:gutter="0"/>
       <w:cols w:space="708"/>
       <w:titlePg/>
       <w:docGrid w:linePitch="360"/>

--- a/docs/labs/pr12/ds/reports/0104-pz02-ds.docx
+++ b/docs/labs/pr12/ds/reports/0104-pz02-ds.docx
@@ -38,17 +38,16 @@
     </w:p>
     <w:tbl>
       <w:tblPr>
-        <w:tblW w:w="10000" w:type="pct"/>
+        <w:tblW w:w="9356" w:type="dxa"/>
         <w:tblBorders>
-          <w:top w:val="single" w:sz="4" w:space="0" w:color="B7C3D0"/>
-          <w:left w:val="single" w:sz="4" w:space="0" w:color="B7C3D0"/>
-          <w:bottom w:val="single" w:sz="4" w:space="0" w:color="B7C3D0"/>
-          <w:right w:val="single" w:sz="4" w:space="0" w:color="B7C3D0"/>
-          <w:insideH w:val="single" w:sz="4" w:space="0" w:color="B7C3D0"/>
-          <w:insideV w:val="single" w:sz="4" w:space="0" w:color="B7C3D0"/>
+          <w:top w:val="single" w:sz="4" w:space="0" w:color="auto"/>
+          <w:left w:val="single" w:sz="4" w:space="0" w:color="auto"/>
+          <w:bottom w:val="single" w:sz="4" w:space="0" w:color="auto"/>
+          <w:right w:val="single" w:sz="4" w:space="0" w:color="auto"/>
+          <w:insideH w:val="single" w:sz="4" w:space="0" w:color="auto"/>
+          <w:insideV w:val="single" w:sz="4" w:space="0" w:color="auto"/>
         </w:tblBorders>
         <w:tblLook w:val="0000" w:firstRow="0" w:lastRow="0" w:firstColumn="0" w:lastColumn="0" w:noHBand="0" w:noVBand="0"/>
-        <w:tblLayout w:type="fixed"/>
       </w:tblPr>
       <w:tblGrid>
         <w:gridCol w:w="3261"/>
@@ -63,44 +62,31 @@
         </w:trPr>
         <w:tc>
           <w:tcPr>
-            <w:tcW w:w="1666" w:type="dxa"/>
+            <w:tcW w:w="3261" w:type="dxa"/>
             <w:tcBorders>
               <w:top w:val="nil"/>
               <w:left w:val="nil"/>
               <w:right w:val="nil"/>
             </w:tcBorders>
-            <w:vAlign w:val="top"/>
-            <w:tcMar>
-              <w:top w:w="80" w:type="dxa"/>
-              <w:start w:w="100" w:type="dxa"/>
-              <w:bottom w:w="80" w:type="dxa"/>
-              <w:end w:w="100" w:type="dxa"/>
-            </w:tcMar>
+            <w:vAlign w:val="bottom"/>
           </w:tcPr>
           <w:p>
             <w:pPr>
               <w:pStyle w:val="-1"/>
-              <w:spacing w:before="0" w:after="40" w:line="240" w:lineRule="auto"/>
-              <w:jc w:val="center"/>
-            </w:pPr>
-          </w:p>
-        </w:tc>
-        <w:tc>
-          <w:tcPr>
-            <w:tcW w:w="1960" w:type="dxa"/>
+              <w:spacing w:before="0" w:after="20" w:line="240" w:lineRule="auto"/>
+            </w:pPr>
+          </w:p>
+        </w:tc>
+        <w:tc>
+          <w:tcPr>
+            <w:tcW w:w="283" w:type="dxa"/>
             <w:tcBorders>
               <w:top w:val="nil"/>
               <w:left w:val="nil"/>
               <w:bottom w:val="nil"/>
               <w:right w:val="nil"/>
             </w:tcBorders>
-            <w:vAlign w:val="top"/>
-            <w:tcMar>
-              <w:top w:w="80" w:type="dxa"/>
-              <w:start w:w="100" w:type="dxa"/>
-              <w:bottom w:w="80" w:type="dxa"/>
-              <w:end w:w="100" w:type="dxa"/>
-            </w:tcMar>
+            <w:vAlign w:val="bottom"/>
           </w:tcPr>
           <w:p>
             <w:pPr>
@@ -108,7 +94,7 @@
               <w:autoSpaceDE w:val="0"/>
               <w:autoSpaceDN w:val="0"/>
               <w:adjustRightInd w:val="0"/>
-              <w:spacing w:before="0" w:after="40" w:line="240" w:lineRule="auto"/>
+              <w:spacing w:before="0" w:after="20" w:line="240" w:lineRule="auto"/>
               <w:ind w:firstLine="0"/>
               <w:jc w:val="center"/>
             </w:pPr>
@@ -116,44 +102,31 @@
         </w:tc>
         <w:tc>
           <w:tcPr>
-            <w:tcW w:w="2352" w:type="dxa"/>
+            <w:tcW w:w="2833" w:type="dxa"/>
             <w:tcBorders>
               <w:top w:val="nil"/>
               <w:left w:val="nil"/>
               <w:right w:val="nil"/>
             </w:tcBorders>
-            <w:vAlign w:val="top"/>
-            <w:tcMar>
-              <w:top w:w="80" w:type="dxa"/>
-              <w:start w:w="100" w:type="dxa"/>
-              <w:bottom w:w="80" w:type="dxa"/>
-              <w:end w:w="100" w:type="dxa"/>
-            </w:tcMar>
+            <w:vAlign w:val="bottom"/>
           </w:tcPr>
           <w:p>
             <w:pPr>
               <w:pStyle w:val="-1"/>
-              <w:spacing w:before="0" w:after="40" w:line="240" w:lineRule="auto"/>
-              <w:jc w:val="center"/>
-            </w:pPr>
-          </w:p>
-        </w:tc>
-        <w:tc>
-          <w:tcPr>
-            <w:tcW w:w="1960" w:type="dxa"/>
+              <w:spacing w:before="0" w:after="20" w:line="240" w:lineRule="auto"/>
+            </w:pPr>
+          </w:p>
+        </w:tc>
+        <w:tc>
+          <w:tcPr>
+            <w:tcW w:w="236" w:type="dxa"/>
             <w:tcBorders>
               <w:top w:val="nil"/>
               <w:left w:val="nil"/>
               <w:bottom w:val="nil"/>
               <w:right w:val="nil"/>
             </w:tcBorders>
-            <w:vAlign w:val="top"/>
-            <w:tcMar>
-              <w:top w:w="80" w:type="dxa"/>
-              <w:start w:w="100" w:type="dxa"/>
-              <w:bottom w:w="80" w:type="dxa"/>
-              <w:end w:w="100" w:type="dxa"/>
-            </w:tcMar>
+            <w:vAlign w:val="bottom"/>
           </w:tcPr>
           <w:p>
             <w:pPr>
@@ -161,7 +134,7 @@
               <w:autoSpaceDE w:val="0"/>
               <w:autoSpaceDN w:val="0"/>
               <w:adjustRightInd w:val="0"/>
-              <w:spacing w:before="0" w:after="40" w:line="240" w:lineRule="auto"/>
+              <w:spacing w:before="0" w:after="20" w:line="240" w:lineRule="auto"/>
               <w:ind w:firstLine="0"/>
               <w:jc w:val="center"/>
             </w:pPr>
@@ -169,25 +142,18 @@
         </w:tc>
         <w:tc>
           <w:tcPr>
-            <w:tcW w:w="1862" w:type="dxa"/>
+            <w:tcW w:w="2743" w:type="dxa"/>
             <w:tcBorders>
               <w:top w:val="nil"/>
               <w:left w:val="nil"/>
               <w:right w:val="nil"/>
             </w:tcBorders>
-            <w:vAlign w:val="top"/>
-            <w:tcMar>
-              <w:top w:w="80" w:type="dxa"/>
-              <w:start w:w="100" w:type="dxa"/>
-              <w:bottom w:w="80" w:type="dxa"/>
-              <w:end w:w="100" w:type="dxa"/>
-            </w:tcMar>
+            <w:vAlign w:val="bottom"/>
           </w:tcPr>
           <w:p>
             <w:pPr>
               <w:pStyle w:val="-1"/>
-              <w:spacing w:before="0" w:after="40" w:line="240" w:lineRule="auto"/>
-              <w:jc w:val="center"/>
+              <w:spacing w:before="0" w:after="20" w:line="240" w:lineRule="auto"/>
             </w:pPr>
           </w:p>
         </w:tc>
@@ -205,25 +171,19 @@
         </w:tblPrEx>
         <w:tc>
           <w:tcPr>
-            <w:tcW w:w="1666" w:type="dxa"/>
+            <w:tcW w:w="3261" w:type="dxa"/>
             <w:tcBorders>
               <w:top w:val="nil"/>
               <w:left w:val="nil"/>
               <w:bottom w:val="nil"/>
               <w:right w:val="nil"/>
             </w:tcBorders>
-            <w:vAlign w:val="top"/>
-            <w:tcMar>
-              <w:top w:w="80" w:type="dxa"/>
-              <w:start w:w="100" w:type="dxa"/>
-              <w:bottom w:w="80" w:type="dxa"/>
-              <w:end w:w="100" w:type="dxa"/>
-            </w:tcMar>
+            <w:vAlign w:val="center"/>
           </w:tcPr>
           <w:p>
             <w:pPr>
               <w:pStyle w:val="-1"/>
-              <w:spacing w:before="0" w:after="40" w:line="240" w:lineRule="auto"/>
+              <w:spacing w:before="0" w:after="20" w:line="240" w:lineRule="auto"/>
               <w:rPr>
                 <w:sz w:val="18"/>
                 <w:szCs w:val="18"/>
@@ -232,7 +192,7 @@
             <w:r>
               <w:rPr>
                 <w:rFonts w:ascii="Times New Roman" w:hAnsi="Times New Roman" w:eastAsia="Times New Roman"/>
-                <w:sz w:val="19"/>
+                <w:sz w:val="20"/>
               </w:rPr>
               <w:t>должность, уч. степень, звание</w:t>
             </w:r>
@@ -240,25 +200,19 @@
         </w:tc>
         <w:tc>
           <w:tcPr>
-            <w:tcW w:w="1960" w:type="dxa"/>
+            <w:tcW w:w="283" w:type="dxa"/>
             <w:tcBorders>
               <w:top w:val="nil"/>
               <w:left w:val="nil"/>
               <w:bottom w:val="nil"/>
               <w:right w:val="nil"/>
             </w:tcBorders>
-            <w:vAlign w:val="top"/>
-            <w:tcMar>
-              <w:top w:w="80" w:type="dxa"/>
-              <w:start w:w="100" w:type="dxa"/>
-              <w:bottom w:w="80" w:type="dxa"/>
-              <w:end w:w="100" w:type="dxa"/>
-            </w:tcMar>
+            <w:vAlign w:val="center"/>
           </w:tcPr>
           <w:p>
             <w:pPr>
               <w:pStyle w:val="-1"/>
-              <w:spacing w:before="0" w:after="40" w:line="240" w:lineRule="auto"/>
+              <w:spacing w:before="0" w:after="20" w:line="240" w:lineRule="auto"/>
               <w:rPr>
                 <w:sz w:val="18"/>
                 <w:szCs w:val="18"/>
@@ -268,25 +222,19 @@
         </w:tc>
         <w:tc>
           <w:tcPr>
-            <w:tcW w:w="2352" w:type="dxa"/>
+            <w:tcW w:w="2833" w:type="dxa"/>
             <w:tcBorders>
               <w:top w:val="nil"/>
               <w:left w:val="nil"/>
               <w:bottom w:val="nil"/>
               <w:right w:val="nil"/>
             </w:tcBorders>
-            <w:vAlign w:val="top"/>
-            <w:tcMar>
-              <w:top w:w="80" w:type="dxa"/>
-              <w:start w:w="100" w:type="dxa"/>
-              <w:bottom w:w="80" w:type="dxa"/>
-              <w:end w:w="100" w:type="dxa"/>
-            </w:tcMar>
+            <w:vAlign w:val="center"/>
           </w:tcPr>
           <w:p>
             <w:pPr>
               <w:pStyle w:val="-1"/>
-              <w:spacing w:before="0" w:after="40" w:line="240" w:lineRule="auto"/>
+              <w:spacing w:before="0" w:after="20" w:line="240" w:lineRule="auto"/>
               <w:rPr>
                 <w:sz w:val="18"/>
                 <w:szCs w:val="18"/>
@@ -295,7 +243,7 @@
             <w:r>
               <w:rPr>
                 <w:rFonts w:ascii="Times New Roman" w:hAnsi="Times New Roman" w:eastAsia="Times New Roman"/>
-                <w:sz w:val="19"/>
+                <w:sz w:val="20"/>
               </w:rPr>
               <w:t>подпись, дата</w:t>
             </w:r>
@@ -303,25 +251,19 @@
         </w:tc>
         <w:tc>
           <w:tcPr>
-            <w:tcW w:w="1960" w:type="dxa"/>
+            <w:tcW w:w="236" w:type="dxa"/>
             <w:tcBorders>
               <w:top w:val="nil"/>
               <w:left w:val="nil"/>
               <w:bottom w:val="nil"/>
               <w:right w:val="nil"/>
             </w:tcBorders>
-            <w:vAlign w:val="top"/>
-            <w:tcMar>
-              <w:top w:w="80" w:type="dxa"/>
-              <w:start w:w="100" w:type="dxa"/>
-              <w:bottom w:w="80" w:type="dxa"/>
-              <w:end w:w="100" w:type="dxa"/>
-            </w:tcMar>
+            <w:vAlign w:val="center"/>
           </w:tcPr>
           <w:p>
             <w:pPr>
               <w:pStyle w:val="-1"/>
-              <w:spacing w:before="0" w:after="40" w:line="240" w:lineRule="auto"/>
+              <w:spacing w:before="0" w:after="20" w:line="240" w:lineRule="auto"/>
               <w:rPr>
                 <w:sz w:val="18"/>
                 <w:szCs w:val="18"/>
@@ -331,25 +273,19 @@
         </w:tc>
         <w:tc>
           <w:tcPr>
-            <w:tcW w:w="1862" w:type="dxa"/>
+            <w:tcW w:w="2743" w:type="dxa"/>
             <w:tcBorders>
               <w:top w:val="nil"/>
               <w:left w:val="nil"/>
               <w:bottom w:val="nil"/>
               <w:right w:val="nil"/>
             </w:tcBorders>
-            <w:vAlign w:val="top"/>
-            <w:tcMar>
-              <w:top w:w="80" w:type="dxa"/>
-              <w:start w:w="100" w:type="dxa"/>
-              <w:bottom w:w="80" w:type="dxa"/>
-              <w:end w:w="100" w:type="dxa"/>
-            </w:tcMar>
+            <w:vAlign w:val="center"/>
           </w:tcPr>
           <w:p>
             <w:pPr>
               <w:pStyle w:val="-1"/>
-              <w:spacing w:before="0" w:after="40" w:line="240" w:lineRule="auto"/>
+              <w:spacing w:before="0" w:after="20" w:line="240" w:lineRule="auto"/>
               <w:rPr>
                 <w:sz w:val="18"/>
                 <w:szCs w:val="18"/>
@@ -358,7 +294,7 @@
             <w:r>
               <w:rPr>
                 <w:rFonts w:ascii="Times New Roman" w:hAnsi="Times New Roman" w:eastAsia="Times New Roman"/>
-                <w:sz w:val="19"/>
+                <w:sz w:val="20"/>
               </w:rPr>
               <w:t>инициалы, фамилия</w:t>
             </w:r>
@@ -380,17 +316,8 @@
     </w:p>
     <w:tbl>
       <w:tblPr>
-        <w:tblW w:w="10000" w:type="pct"/>
+        <w:tblW w:w="9356" w:type="dxa"/>
         <w:tblLook w:val="0000" w:firstRow="0" w:lastRow="0" w:firstColumn="0" w:lastColumn="0" w:noHBand="0" w:noVBand="0"/>
-        <w:tblLayout w:type="fixed"/>
-        <w:tblBorders>
-          <w:top w:val="single" w:sz="4" w:space="0" w:color="B7C3D0"/>
-          <w:left w:val="single" w:sz="4" w:space="0" w:color="B7C3D0"/>
-          <w:bottom w:val="single" w:sz="4" w:space="0" w:color="B7C3D0"/>
-          <w:right w:val="single" w:sz="4" w:space="0" w:color="B7C3D0"/>
-          <w:insideH w:val="single" w:sz="4" w:space="0" w:color="B7C3D0"/>
-          <w:insideV w:val="single" w:sz="4" w:space="0" w:color="B7C3D0"/>
-        </w:tblBorders>
       </w:tblPr>
       <w:tblGrid>
         <w:gridCol w:w="9356"/>
@@ -409,23 +336,16 @@
               <w:right w:val="nil"/>
             </w:tcBorders>
             <w:vAlign w:val="center"/>
-            <w:shd w:fill="EDEDED" w:val="clear"/>
-            <w:tcMar>
-              <w:top w:w="140" w:type="dxa"/>
-              <w:start w:w="160" w:type="dxa"/>
-              <w:bottom w:w="140" w:type="dxa"/>
-              <w:end w:w="160" w:type="dxa"/>
-            </w:tcMar>
-          </w:tcPr>
-          <w:p>
-            <w:pPr>
-              <w:spacing w:after="0"/>
-              <w:jc w:val="center"/>
-            </w:pPr>
-            <w:r>
-              <w:rPr>
-                <w:rFonts w:ascii="Times New Roman" w:hAnsi="Times New Roman" w:eastAsia="Times New Roman"/>
-                <w:sz w:val="22"/>
+          </w:tcPr>
+          <w:p>
+            <w:pPr>
+              <w:spacing w:before="0" w:after="20" w:line="240" w:lineRule="auto"/>
+            </w:pPr>
+            <w:r>
+              <w:rPr>
+                <w:rFonts w:ascii="Times New Roman" w:hAnsi="Times New Roman" w:eastAsia="Times New Roman"/>
+                <w:b/>
+                <w:sz w:val="21"/>
               </w:rPr>
               <w:t>Модульная архитектура и контракт программного модуля</w:t>
             </w:r>
@@ -442,24 +362,15 @@
               <w:bottom w:val="nil"/>
               <w:right w:val="nil"/>
             </w:tcBorders>
-            <w:shd w:fill="EDEDED" w:val="clear"/>
-            <w:tcMar>
-              <w:top w:w="140" w:type="dxa"/>
-              <w:start w:w="160" w:type="dxa"/>
-              <w:bottom w:w="140" w:type="dxa"/>
-              <w:end w:w="160" w:type="dxa"/>
-            </w:tcMar>
-            <w:vAlign w:val="center"/>
-          </w:tcPr>
-          <w:p>
-            <w:pPr>
-              <w:spacing w:after="0"/>
-              <w:jc w:val="center"/>
-            </w:pPr>
-            <w:r>
-              <w:rPr>
-                <w:rFonts w:ascii="Times New Roman" w:hAnsi="Times New Roman" w:eastAsia="Times New Roman"/>
-                <w:sz w:val="22"/>
+          </w:tcPr>
+          <w:p>
+            <w:pPr>
+              <w:spacing w:before="0" w:after="20" w:line="240" w:lineRule="auto"/>
+            </w:pPr>
+            <w:r>
+              <w:rPr>
+                <w:rFonts w:ascii="Times New Roman" w:hAnsi="Times New Roman" w:eastAsia="Times New Roman"/>
+                <w:sz w:val="20"/>
               </w:rPr>
               <w:t>по МДК.01.04 «Системное программирование»</w:t>
             </w:r>
@@ -552,17 +463,16 @@
     </w:p>
     <w:tbl>
       <w:tblPr>
-        <w:tblW w:w="10000" w:type="pct"/>
+        <w:tblW w:w="9356" w:type="dxa"/>
         <w:tblBorders>
-          <w:top w:val="single" w:sz="4" w:space="0" w:color="B7C3D0"/>
-          <w:left w:val="single" w:sz="4" w:space="0" w:color="B7C3D0"/>
-          <w:bottom w:val="single" w:sz="4" w:space="0" w:color="B7C3D0"/>
-          <w:right w:val="single" w:sz="4" w:space="0" w:color="B7C3D0"/>
-          <w:insideH w:val="single" w:sz="4" w:space="0" w:color="B7C3D0"/>
-          <w:insideV w:val="single" w:sz="4" w:space="0" w:color="B7C3D0"/>
+          <w:top w:val="single" w:sz="4" w:space="0" w:color="auto"/>
+          <w:left w:val="single" w:sz="4" w:space="0" w:color="auto"/>
+          <w:bottom w:val="single" w:sz="4" w:space="0" w:color="auto"/>
+          <w:right w:val="single" w:sz="4" w:space="0" w:color="auto"/>
+          <w:insideH w:val="single" w:sz="4" w:space="0" w:color="auto"/>
+          <w:insideV w:val="single" w:sz="4" w:space="0" w:color="auto"/>
         </w:tblBorders>
         <w:tblLook w:val="0000" w:firstRow="0" w:lastRow="0" w:firstColumn="0" w:lastColumn="0" w:noHBand="0" w:noVBand="0"/>
-        <w:tblLayout w:type="fixed"/>
       </w:tblPr>
       <w:tblGrid>
         <w:gridCol w:w="1560"/>
@@ -578,7 +488,7 @@
         </w:trPr>
         <w:tc>
           <w:tcPr>
-            <w:tcW w:w="1176" w:type="dxa"/>
+            <w:tcW w:w="1560" w:type="dxa"/>
             <w:tcBorders>
               <w:top w:val="nil"/>
               <w:left w:val="nil"/>
@@ -588,19 +498,14 @@
             <w:tcMar>
               <w:left w:w="0" w:type="dxa"/>
               <w:right w:w="0" w:type="dxa"/>
-              <w:top w:w="80" w:type="dxa"/>
-              <w:start w:w="100" w:type="dxa"/>
-              <w:bottom w:w="80" w:type="dxa"/>
-              <w:end w:w="100" w:type="dxa"/>
             </w:tcMar>
-            <w:vAlign w:val="top"/>
-            <w:shd w:fill="D9EAF7" w:val="clear"/>
+            <w:vAlign w:val="center"/>
           </w:tcPr>
           <w:p>
             <w:pPr>
               <w:pStyle w:val="-1"/>
-              <w:spacing w:before="0" w:after="40" w:line="240" w:lineRule="auto"/>
-              <w:jc w:val="center"/>
+              <w:spacing w:before="0" w:after="20" w:line="240" w:lineRule="auto"/>
+              <w:jc w:val="left"/>
               <w:rPr>
                 <w:rFonts w:eastAsia="Times New Roman"/>
                 <w:lang w:eastAsia="ru-RU"/>
@@ -610,7 +515,7 @@
               <w:rPr>
                 <w:rFonts w:ascii="Times New Roman" w:hAnsi="Times New Roman" w:eastAsia="Times New Roman"/>
                 <w:b/>
-                <w:sz w:val="19"/>
+                <w:sz w:val="21"/>
               </w:rPr>
               <w:t xml:space="preserve">Студент гр. № </w:t>
             </w:r>
@@ -618,7 +523,7 @@
         </w:tc>
         <w:tc>
           <w:tcPr>
-            <w:tcW w:w="1764" w:type="dxa"/>
+            <w:tcW w:w="1925" w:type="dxa"/>
             <w:tcBorders>
               <w:top w:val="nil"/>
               <w:left w:val="nil"/>
@@ -627,18 +532,13 @@
             <w:tcMar>
               <w:left w:w="0" w:type="dxa"/>
               <w:right w:w="0" w:type="dxa"/>
-              <w:top w:w="80" w:type="dxa"/>
-              <w:start w:w="100" w:type="dxa"/>
-              <w:bottom w:w="80" w:type="dxa"/>
-              <w:end w:w="100" w:type="dxa"/>
             </w:tcMar>
-            <w:vAlign w:val="top"/>
+            <w:vAlign w:val="center"/>
           </w:tcPr>
           <w:p>
             <w:pPr>
               <w:pStyle w:val="-1"/>
-              <w:spacing w:before="0" w:after="40" w:line="240" w:lineRule="auto"/>
-              <w:jc w:val="center"/>
+              <w:spacing w:before="0" w:after="20" w:line="240" w:lineRule="auto"/>
               <w:rPr>
                 <w:rFonts w:ascii="Times New Roman" w:eastAsia="Times New Roman" w:hAnsi="Times New Roman" w:cs="Times New Roman"/>
                 <w:lang w:eastAsia="ru-RU"/>
@@ -648,7 +548,7 @@
         </w:tc>
         <w:tc>
           <w:tcPr>
-            <w:tcW w:w="1764" w:type="dxa"/>
+            <w:tcW w:w="240" w:type="dxa"/>
             <w:tcBorders>
               <w:top w:val="nil"/>
               <w:left w:val="nil"/>
@@ -658,12 +558,8 @@
             <w:tcMar>
               <w:left w:w="0" w:type="dxa"/>
               <w:right w:w="0" w:type="dxa"/>
-              <w:top w:w="80" w:type="dxa"/>
-              <w:start w:w="100" w:type="dxa"/>
-              <w:bottom w:w="80" w:type="dxa"/>
-              <w:end w:w="100" w:type="dxa"/>
             </w:tcMar>
-            <w:vAlign w:val="top"/>
+            <w:vAlign w:val="center"/>
           </w:tcPr>
           <w:p>
             <w:pPr>
@@ -671,7 +567,7 @@
               <w:autoSpaceDE w:val="0"/>
               <w:autoSpaceDN w:val="0"/>
               <w:adjustRightInd w:val="0"/>
-              <w:spacing w:line="240" w:lineRule="auto" w:before="0" w:after="40"/>
+              <w:spacing w:line="240" w:lineRule="auto" w:before="0" w:after="20"/>
               <w:ind w:firstLine="0"/>
               <w:jc w:val="center"/>
               <w:rPr>
@@ -683,7 +579,7 @@
         </w:tc>
         <w:tc>
           <w:tcPr>
-            <w:tcW w:w="1666" w:type="dxa"/>
+            <w:tcW w:w="2377" w:type="dxa"/>
             <w:tcBorders>
               <w:top w:val="nil"/>
               <w:left w:val="nil"/>
@@ -692,18 +588,13 @@
             <w:tcMar>
               <w:left w:w="0" w:type="dxa"/>
               <w:right w:w="0" w:type="dxa"/>
-              <w:top w:w="80" w:type="dxa"/>
-              <w:start w:w="100" w:type="dxa"/>
-              <w:bottom w:w="80" w:type="dxa"/>
-              <w:end w:w="100" w:type="dxa"/>
             </w:tcMar>
-            <w:vAlign w:val="top"/>
+            <w:vAlign w:val="center"/>
           </w:tcPr>
           <w:p>
             <w:pPr>
               <w:pStyle w:val="-1"/>
-              <w:spacing w:before="0" w:after="40" w:line="240" w:lineRule="auto"/>
-              <w:jc w:val="center"/>
+              <w:spacing w:before="0" w:after="20" w:line="240" w:lineRule="auto"/>
               <w:rPr>
                 <w:rFonts w:ascii="Times New Roman" w:eastAsia="Times New Roman" w:hAnsi="Times New Roman" w:cs="Times New Roman"/>
                 <w:szCs w:val="24"/>
@@ -714,7 +605,7 @@
         </w:tc>
         <w:tc>
           <w:tcPr>
-            <w:tcW w:w="1862" w:type="dxa"/>
+            <w:tcW w:w="236" w:type="dxa"/>
             <w:tcBorders>
               <w:top w:val="nil"/>
               <w:left w:val="nil"/>
@@ -724,12 +615,8 @@
             <w:tcMar>
               <w:left w:w="0" w:type="dxa"/>
               <w:right w:w="0" w:type="dxa"/>
-              <w:top w:w="80" w:type="dxa"/>
-              <w:start w:w="100" w:type="dxa"/>
-              <w:bottom w:w="80" w:type="dxa"/>
-              <w:end w:w="100" w:type="dxa"/>
             </w:tcMar>
-            <w:vAlign w:val="top"/>
+            <w:vAlign w:val="center"/>
           </w:tcPr>
           <w:p>
             <w:pPr>
@@ -737,7 +624,7 @@
               <w:autoSpaceDE w:val="0"/>
               <w:autoSpaceDN w:val="0"/>
               <w:adjustRightInd w:val="0"/>
-              <w:spacing w:line="240" w:lineRule="auto" w:before="0" w:after="40"/>
+              <w:spacing w:line="240" w:lineRule="auto" w:before="0" w:after="20"/>
               <w:ind w:firstLine="0"/>
               <w:jc w:val="center"/>
               <w:rPr>
@@ -749,7 +636,7 @@
         </w:tc>
         <w:tc>
           <w:tcPr>
-            <w:tcW w:w="1568" w:type="dxa"/>
+            <w:tcW w:w="3018" w:type="dxa"/>
             <w:tcBorders>
               <w:top w:val="nil"/>
               <w:left w:val="nil"/>
@@ -758,18 +645,13 @@
             <w:tcMar>
               <w:left w:w="0" w:type="dxa"/>
               <w:right w:w="0" w:type="dxa"/>
-              <w:top w:w="80" w:type="dxa"/>
-              <w:start w:w="100" w:type="dxa"/>
-              <w:bottom w:w="80" w:type="dxa"/>
-              <w:end w:w="100" w:type="dxa"/>
             </w:tcMar>
-            <w:vAlign w:val="top"/>
+            <w:vAlign w:val="center"/>
           </w:tcPr>
           <w:p>
             <w:pPr>
               <w:pStyle w:val="-1"/>
-              <w:spacing w:before="0" w:after="40" w:line="240" w:lineRule="auto"/>
-              <w:jc w:val="center"/>
+              <w:spacing w:before="0" w:after="20" w:line="240" w:lineRule="auto"/>
               <w:rPr>
                 <w:rFonts w:eastAsia="Times New Roman"/>
                 <w:lang w:eastAsia="ru-RU"/>
@@ -791,7 +673,7 @@
         </w:tblPrEx>
         <w:tc>
           <w:tcPr>
-            <w:tcW w:w="1176" w:type="dxa"/>
+            <w:tcW w:w="1560" w:type="dxa"/>
             <w:tcBorders>
               <w:top w:val="nil"/>
               <w:left w:val="nil"/>
@@ -801,17 +683,13 @@
             <w:tcMar>
               <w:left w:w="0" w:type="dxa"/>
               <w:right w:w="0" w:type="dxa"/>
-              <w:top w:w="80" w:type="dxa"/>
-              <w:start w:w="100" w:type="dxa"/>
-              <w:bottom w:w="80" w:type="dxa"/>
-              <w:end w:w="100" w:type="dxa"/>
             </w:tcMar>
-            <w:vAlign w:val="top"/>
+            <w:vAlign w:val="center"/>
           </w:tcPr>
           <w:p>
             <w:pPr>
               <w:pStyle w:val="-1"/>
-              <w:spacing w:before="0" w:after="40" w:line="240" w:lineRule="auto"/>
+              <w:spacing w:before="0" w:after="20" w:line="240" w:lineRule="auto"/>
               <w:rPr>
                 <w:sz w:val="18"/>
                 <w:szCs w:val="18"/>
@@ -821,7 +699,7 @@
         </w:tc>
         <w:tc>
           <w:tcPr>
-            <w:tcW w:w="1764" w:type="dxa"/>
+            <w:tcW w:w="1925" w:type="dxa"/>
             <w:tcBorders>
               <w:top w:val="nil"/>
               <w:left w:val="nil"/>
@@ -831,17 +709,13 @@
             <w:tcMar>
               <w:left w:w="0" w:type="dxa"/>
               <w:right w:w="0" w:type="dxa"/>
-              <w:top w:w="80" w:type="dxa"/>
-              <w:start w:w="100" w:type="dxa"/>
-              <w:bottom w:w="80" w:type="dxa"/>
-              <w:end w:w="100" w:type="dxa"/>
             </w:tcMar>
-            <w:vAlign w:val="top"/>
+            <w:vAlign w:val="center"/>
           </w:tcPr>
           <w:p>
             <w:pPr>
               <w:pStyle w:val="-1"/>
-              <w:spacing w:before="0" w:after="40" w:line="240" w:lineRule="auto"/>
+              <w:spacing w:before="0" w:after="20" w:line="240" w:lineRule="auto"/>
               <w:rPr>
                 <w:sz w:val="18"/>
                 <w:szCs w:val="18"/>
@@ -851,7 +725,7 @@
         </w:tc>
         <w:tc>
           <w:tcPr>
-            <w:tcW w:w="1764" w:type="dxa"/>
+            <w:tcW w:w="240" w:type="dxa"/>
             <w:tcBorders>
               <w:top w:val="nil"/>
               <w:left w:val="nil"/>
@@ -861,17 +735,13 @@
             <w:tcMar>
               <w:left w:w="0" w:type="dxa"/>
               <w:right w:w="0" w:type="dxa"/>
-              <w:top w:w="80" w:type="dxa"/>
-              <w:start w:w="100" w:type="dxa"/>
-              <w:bottom w:w="80" w:type="dxa"/>
-              <w:end w:w="100" w:type="dxa"/>
             </w:tcMar>
-            <w:vAlign w:val="top"/>
+            <w:vAlign w:val="center"/>
           </w:tcPr>
           <w:p>
             <w:pPr>
               <w:pStyle w:val="-1"/>
-              <w:spacing w:before="0" w:after="40" w:line="240" w:lineRule="auto"/>
+              <w:spacing w:before="0" w:after="20" w:line="240" w:lineRule="auto"/>
               <w:rPr>
                 <w:sz w:val="18"/>
                 <w:szCs w:val="18"/>
@@ -881,7 +751,7 @@
         </w:tc>
         <w:tc>
           <w:tcPr>
-            <w:tcW w:w="1666" w:type="dxa"/>
+            <w:tcW w:w="2377" w:type="dxa"/>
             <w:tcBorders>
               <w:top w:val="nil"/>
               <w:left w:val="nil"/>
@@ -891,17 +761,13 @@
             <w:tcMar>
               <w:left w:w="0" w:type="dxa"/>
               <w:right w:w="0" w:type="dxa"/>
-              <w:top w:w="80" w:type="dxa"/>
-              <w:start w:w="100" w:type="dxa"/>
-              <w:bottom w:w="80" w:type="dxa"/>
-              <w:end w:w="100" w:type="dxa"/>
             </w:tcMar>
-            <w:vAlign w:val="top"/>
+            <w:vAlign w:val="center"/>
           </w:tcPr>
           <w:p>
             <w:pPr>
               <w:pStyle w:val="-1"/>
-              <w:spacing w:before="0" w:after="40" w:line="240" w:lineRule="auto"/>
+              <w:spacing w:before="0" w:after="20" w:line="240" w:lineRule="auto"/>
               <w:rPr>
                 <w:sz w:val="18"/>
                 <w:szCs w:val="18"/>
@@ -910,7 +776,7 @@
             <w:r>
               <w:rPr>
                 <w:rFonts w:ascii="Times New Roman" w:hAnsi="Times New Roman" w:eastAsia="Times New Roman"/>
-                <w:sz w:val="19"/>
+                <w:sz w:val="20"/>
               </w:rPr>
               <w:t>подпись, дата</w:t>
             </w:r>
@@ -918,7 +784,7 @@
         </w:tc>
         <w:tc>
           <w:tcPr>
-            <w:tcW w:w="1862" w:type="dxa"/>
+            <w:tcW w:w="236" w:type="dxa"/>
             <w:tcBorders>
               <w:top w:val="nil"/>
               <w:left w:val="nil"/>
@@ -928,17 +794,13 @@
             <w:tcMar>
               <w:left w:w="0" w:type="dxa"/>
               <w:right w:w="0" w:type="dxa"/>
-              <w:top w:w="80" w:type="dxa"/>
-              <w:start w:w="100" w:type="dxa"/>
-              <w:bottom w:w="80" w:type="dxa"/>
-              <w:end w:w="100" w:type="dxa"/>
             </w:tcMar>
-            <w:vAlign w:val="top"/>
+            <w:vAlign w:val="center"/>
           </w:tcPr>
           <w:p>
             <w:pPr>
               <w:pStyle w:val="-1"/>
-              <w:spacing w:before="0" w:after="40" w:line="240" w:lineRule="auto"/>
+              <w:spacing w:before="0" w:after="20" w:line="240" w:lineRule="auto"/>
               <w:rPr>
                 <w:sz w:val="18"/>
                 <w:szCs w:val="18"/>
@@ -948,7 +810,7 @@
         </w:tc>
         <w:tc>
           <w:tcPr>
-            <w:tcW w:w="1568" w:type="dxa"/>
+            <w:tcW w:w="3018" w:type="dxa"/>
             <w:tcBorders>
               <w:top w:val="nil"/>
               <w:left w:val="nil"/>
@@ -958,17 +820,13 @@
             <w:tcMar>
               <w:left w:w="0" w:type="dxa"/>
               <w:right w:w="0" w:type="dxa"/>
-              <w:top w:w="80" w:type="dxa"/>
-              <w:start w:w="100" w:type="dxa"/>
-              <w:bottom w:w="80" w:type="dxa"/>
-              <w:end w:w="100" w:type="dxa"/>
             </w:tcMar>
-            <w:vAlign w:val="top"/>
+            <w:vAlign w:val="center"/>
           </w:tcPr>
           <w:p>
             <w:pPr>
               <w:pStyle w:val="-1"/>
-              <w:spacing w:before="0" w:after="40" w:line="240" w:lineRule="auto"/>
+              <w:spacing w:before="0" w:after="20" w:line="240" w:lineRule="auto"/>
               <w:rPr>
                 <w:sz w:val="18"/>
                 <w:szCs w:val="18"/>
@@ -977,7 +835,7 @@
             <w:r>
               <w:rPr>
                 <w:rFonts w:ascii="Times New Roman" w:hAnsi="Times New Roman" w:eastAsia="Times New Roman"/>
-                <w:sz w:val="19"/>
+                <w:sz w:val="20"/>
               </w:rPr>
               <w:t>инициалы, фамилия</w:t>
             </w:r>
@@ -1019,17 +877,8 @@
     </w:p>
     <w:tbl>
       <w:tblPr>
-        <w:tblW w:type="pct" w:w="10000"/>
+        <w:tblW w:type="auto" w:w="0"/>
         <w:tblLook w:firstColumn="1" w:firstRow="1" w:lastColumn="0" w:lastRow="0" w:noHBand="0" w:noVBand="1" w:val="04A0"/>
-        <w:tblLayout w:type="fixed"/>
-        <w:tblBorders>
-          <w:top w:val="single" w:sz="4" w:space="0" w:color="B7C3D0"/>
-          <w:left w:val="single" w:sz="4" w:space="0" w:color="B7C3D0"/>
-          <w:bottom w:val="single" w:sz="4" w:space="0" w:color="B7C3D0"/>
-          <w:right w:val="single" w:sz="4" w:space="0" w:color="B7C3D0"/>
-          <w:insideH w:val="single" w:sz="4" w:space="0" w:color="B7C3D0"/>
-          <w:insideV w:val="single" w:sz="4" w:space="0" w:color="B7C3D0"/>
-        </w:tblBorders>
       </w:tblPr>
       <w:tblGrid>
         <w:gridCol w:w="4677"/>
@@ -1041,26 +890,17 @@
         </w:trPr>
         <w:tc>
           <w:tcPr>
-            <w:tcW w:type="dxa" w:w="2744"/>
-            <w:vAlign w:val="top"/>
-            <w:tcMar>
-              <w:top w:w="80" w:type="dxa"/>
-              <w:start w:w="100" w:type="dxa"/>
-              <w:bottom w:w="80" w:type="dxa"/>
-              <w:end w:w="100" w:type="dxa"/>
-            </w:tcMar>
-            <w:shd w:fill="D9EAF7" w:val="clear"/>
-          </w:tcPr>
-          <w:p>
-            <w:pPr>
-              <w:spacing w:before="0" w:after="40" w:line="240" w:lineRule="auto"/>
-              <w:jc w:val="center"/>
+            <w:tcW w:type="dxa" w:w="4677"/>
+          </w:tcPr>
+          <w:p>
+            <w:pPr>
+              <w:spacing w:before="0" w:after="20" w:line="240" w:lineRule="auto"/>
             </w:pPr>
             <w:r>
               <w:rPr>
                 <w:rFonts w:ascii="Times New Roman" w:hAnsi="Times New Roman" w:eastAsia="Times New Roman"/>
                 <w:b/>
-                <w:sz w:val="20"/>
+                <w:sz w:val="21"/>
               </w:rPr>
               <w:t>Поле</w:t>
             </w:r>
@@ -1068,26 +908,17 @@
         </w:tc>
         <w:tc>
           <w:tcPr>
-            <w:tcW w:type="dxa" w:w="7056"/>
-            <w:vAlign w:val="top"/>
-            <w:tcMar>
-              <w:top w:w="80" w:type="dxa"/>
-              <w:start w:w="100" w:type="dxa"/>
-              <w:bottom w:w="80" w:type="dxa"/>
-              <w:end w:w="100" w:type="dxa"/>
-            </w:tcMar>
-            <w:shd w:fill="D9EAF7" w:val="clear"/>
-          </w:tcPr>
-          <w:p>
-            <w:pPr>
-              <w:spacing w:before="0" w:after="40" w:line="240" w:lineRule="auto"/>
-              <w:jc w:val="center"/>
+            <w:tcW w:type="dxa" w:w="4677"/>
+          </w:tcPr>
+          <w:p>
+            <w:pPr>
+              <w:spacing w:before="0" w:after="20" w:line="240" w:lineRule="auto"/>
             </w:pPr>
             <w:r>
               <w:rPr>
                 <w:rFonts w:ascii="Times New Roman" w:hAnsi="Times New Roman" w:eastAsia="Times New Roman"/>
                 <w:b/>
-                <w:sz w:val="20"/>
+                <w:sz w:val="21"/>
               </w:rPr>
               <w:t>Значение</w:t>
             </w:r>
@@ -1097,18 +928,11 @@
       <w:tr>
         <w:tc>
           <w:tcPr>
-            <w:tcW w:type="dxa" w:w="2744"/>
-            <w:vAlign w:val="top"/>
-            <w:tcMar>
-              <w:top w:w="80" w:type="dxa"/>
-              <w:start w:w="100" w:type="dxa"/>
-              <w:bottom w:w="80" w:type="dxa"/>
-              <w:end w:w="100" w:type="dxa"/>
-            </w:tcMar>
-          </w:tcPr>
-          <w:p>
-            <w:pPr>
-              <w:spacing w:before="0" w:after="40" w:line="240" w:lineRule="auto"/>
+            <w:tcW w:type="dxa" w:w="4677"/>
+          </w:tcPr>
+          <w:p>
+            <w:pPr>
+              <w:spacing w:before="0" w:after="20" w:line="240" w:lineRule="auto"/>
             </w:pPr>
             <w:r>
               <w:rPr>
@@ -1121,18 +945,11 @@
         </w:tc>
         <w:tc>
           <w:tcPr>
-            <w:tcW w:type="dxa" w:w="7056"/>
-            <w:vAlign w:val="top"/>
-            <w:tcMar>
-              <w:top w:w="80" w:type="dxa"/>
-              <w:start w:w="100" w:type="dxa"/>
-              <w:bottom w:w="80" w:type="dxa"/>
-              <w:end w:w="100" w:type="dxa"/>
-            </w:tcMar>
-          </w:tcPr>
-          <w:p>
-            <w:pPr>
-              <w:spacing w:before="0" w:after="40" w:line="240" w:lineRule="auto"/>
+            <w:tcW w:type="dxa" w:w="4677"/>
+          </w:tcPr>
+          <w:p>
+            <w:pPr>
+              <w:spacing w:before="0" w:after="20" w:line="240" w:lineRule="auto"/>
             </w:pPr>
             <w:r>
               <w:rPr>
@@ -1147,18 +964,11 @@
       <w:tr>
         <w:tc>
           <w:tcPr>
-            <w:tcW w:type="dxa" w:w="2744"/>
-            <w:vAlign w:val="top"/>
-            <w:tcMar>
-              <w:top w:w="80" w:type="dxa"/>
-              <w:start w:w="100" w:type="dxa"/>
-              <w:bottom w:w="80" w:type="dxa"/>
-              <w:end w:w="100" w:type="dxa"/>
-            </w:tcMar>
-          </w:tcPr>
-          <w:p>
-            <w:pPr>
-              <w:spacing w:before="0" w:after="40" w:line="240" w:lineRule="auto"/>
+            <w:tcW w:type="dxa" w:w="4677"/>
+          </w:tcPr>
+          <w:p>
+            <w:pPr>
+              <w:spacing w:before="0" w:after="20" w:line="240" w:lineRule="auto"/>
             </w:pPr>
             <w:r>
               <w:rPr>
@@ -1171,18 +981,11 @@
         </w:tc>
         <w:tc>
           <w:tcPr>
-            <w:tcW w:type="dxa" w:w="7056"/>
-            <w:vAlign w:val="top"/>
-            <w:tcMar>
-              <w:top w:w="80" w:type="dxa"/>
-              <w:start w:w="100" w:type="dxa"/>
-              <w:bottom w:w="80" w:type="dxa"/>
-              <w:end w:w="100" w:type="dxa"/>
-            </w:tcMar>
-          </w:tcPr>
-          <w:p>
-            <w:pPr>
-              <w:spacing w:before="0" w:after="40" w:line="240" w:lineRule="auto"/>
+            <w:tcW w:type="dxa" w:w="4677"/>
+          </w:tcPr>
+          <w:p>
+            <w:pPr>
+              <w:spacing w:before="0" w:after="20" w:line="240" w:lineRule="auto"/>
             </w:pPr>
             <w:r>
               <w:rPr>
@@ -1197,18 +1000,11 @@
       <w:tr>
         <w:tc>
           <w:tcPr>
-            <w:tcW w:type="dxa" w:w="2744"/>
-            <w:vAlign w:val="top"/>
-            <w:tcMar>
-              <w:top w:w="80" w:type="dxa"/>
-              <w:start w:w="100" w:type="dxa"/>
-              <w:bottom w:w="80" w:type="dxa"/>
-              <w:end w:w="100" w:type="dxa"/>
-            </w:tcMar>
-          </w:tcPr>
-          <w:p>
-            <w:pPr>
-              <w:spacing w:before="0" w:after="40" w:line="240" w:lineRule="auto"/>
+            <w:tcW w:type="dxa" w:w="4677"/>
+          </w:tcPr>
+          <w:p>
+            <w:pPr>
+              <w:spacing w:before="0" w:after="20" w:line="240" w:lineRule="auto"/>
             </w:pPr>
             <w:r>
               <w:rPr>
@@ -1221,18 +1017,11 @@
         </w:tc>
         <w:tc>
           <w:tcPr>
-            <w:tcW w:type="dxa" w:w="7056"/>
-            <w:vAlign w:val="top"/>
-            <w:tcMar>
-              <w:top w:w="80" w:type="dxa"/>
-              <w:start w:w="100" w:type="dxa"/>
-              <w:bottom w:w="80" w:type="dxa"/>
-              <w:end w:w="100" w:type="dxa"/>
-            </w:tcMar>
-          </w:tcPr>
-          <w:p>
-            <w:pPr>
-              <w:spacing w:before="0" w:after="40" w:line="240" w:lineRule="auto"/>
+            <w:tcW w:type="dxa" w:w="4677"/>
+          </w:tcPr>
+          <w:p>
+            <w:pPr>
+              <w:spacing w:before="0" w:after="20" w:line="240" w:lineRule="auto"/>
             </w:pPr>
             <w:r>
               <w:rPr>
@@ -1247,18 +1036,11 @@
       <w:tr>
         <w:tc>
           <w:tcPr>
-            <w:tcW w:type="dxa" w:w="2744"/>
-            <w:vAlign w:val="top"/>
-            <w:tcMar>
-              <w:top w:w="80" w:type="dxa"/>
-              <w:start w:w="100" w:type="dxa"/>
-              <w:bottom w:w="80" w:type="dxa"/>
-              <w:end w:w="100" w:type="dxa"/>
-            </w:tcMar>
-          </w:tcPr>
-          <w:p>
-            <w:pPr>
-              <w:spacing w:before="0" w:after="40" w:line="240" w:lineRule="auto"/>
+            <w:tcW w:type="dxa" w:w="4677"/>
+          </w:tcPr>
+          <w:p>
+            <w:pPr>
+              <w:spacing w:before="0" w:after="20" w:line="240" w:lineRule="auto"/>
             </w:pPr>
             <w:r>
               <w:rPr>
@@ -1271,18 +1053,11 @@
         </w:tc>
         <w:tc>
           <w:tcPr>
-            <w:tcW w:type="dxa" w:w="7056"/>
-            <w:vAlign w:val="top"/>
-            <w:tcMar>
-              <w:top w:w="80" w:type="dxa"/>
-              <w:start w:w="100" w:type="dxa"/>
-              <w:bottom w:w="80" w:type="dxa"/>
-              <w:end w:w="100" w:type="dxa"/>
-            </w:tcMar>
-          </w:tcPr>
-          <w:p>
-            <w:pPr>
-              <w:spacing w:before="0" w:after="40" w:line="240" w:lineRule="auto"/>
+            <w:tcW w:type="dxa" w:w="4677"/>
+          </w:tcPr>
+          <w:p>
+            <w:pPr>
+              <w:spacing w:before="0" w:after="20" w:line="240" w:lineRule="auto"/>
             </w:pPr>
             <w:r>
               <w:rPr>
@@ -1297,18 +1072,11 @@
       <w:tr>
         <w:tc>
           <w:tcPr>
-            <w:tcW w:type="dxa" w:w="2744"/>
-            <w:vAlign w:val="top"/>
-            <w:tcMar>
-              <w:top w:w="80" w:type="dxa"/>
-              <w:start w:w="100" w:type="dxa"/>
-              <w:bottom w:w="80" w:type="dxa"/>
-              <w:end w:w="100" w:type="dxa"/>
-            </w:tcMar>
-          </w:tcPr>
-          <w:p>
-            <w:pPr>
-              <w:spacing w:before="0" w:after="40" w:line="240" w:lineRule="auto"/>
+            <w:tcW w:type="dxa" w:w="4677"/>
+          </w:tcPr>
+          <w:p>
+            <w:pPr>
+              <w:spacing w:before="0" w:after="20" w:line="240" w:lineRule="auto"/>
             </w:pPr>
             <w:r>
               <w:rPr>
@@ -1321,18 +1089,11 @@
         </w:tc>
         <w:tc>
           <w:tcPr>
-            <w:tcW w:type="dxa" w:w="7056"/>
-            <w:vAlign w:val="top"/>
-            <w:tcMar>
-              <w:top w:w="80" w:type="dxa"/>
-              <w:start w:w="100" w:type="dxa"/>
-              <w:bottom w:w="80" w:type="dxa"/>
-              <w:end w:w="100" w:type="dxa"/>
-            </w:tcMar>
-          </w:tcPr>
-          <w:p>
-            <w:pPr>
-              <w:spacing w:before="0" w:after="40" w:line="240" w:lineRule="auto"/>
+            <w:tcW w:type="dxa" w:w="4677"/>
+          </w:tcPr>
+          <w:p>
+            <w:pPr>
+              <w:spacing w:before="0" w:after="20" w:line="240" w:lineRule="auto"/>
             </w:pPr>
             <w:r>
               <w:rPr>
@@ -1347,18 +1108,11 @@
       <w:tr>
         <w:tc>
           <w:tcPr>
-            <w:tcW w:type="dxa" w:w="2744"/>
-            <w:vAlign w:val="top"/>
-            <w:tcMar>
-              <w:top w:w="80" w:type="dxa"/>
-              <w:start w:w="100" w:type="dxa"/>
-              <w:bottom w:w="80" w:type="dxa"/>
-              <w:end w:w="100" w:type="dxa"/>
-            </w:tcMar>
-          </w:tcPr>
-          <w:p>
-            <w:pPr>
-              <w:spacing w:before="0" w:after="40" w:line="240" w:lineRule="auto"/>
+            <w:tcW w:type="dxa" w:w="4677"/>
+          </w:tcPr>
+          <w:p>
+            <w:pPr>
+              <w:spacing w:before="0" w:after="20" w:line="240" w:lineRule="auto"/>
             </w:pPr>
             <w:r>
               <w:rPr>
@@ -1371,18 +1125,11 @@
         </w:tc>
         <w:tc>
           <w:tcPr>
-            <w:tcW w:type="dxa" w:w="7056"/>
-            <w:vAlign w:val="top"/>
-            <w:tcMar>
-              <w:top w:w="80" w:type="dxa"/>
-              <w:start w:w="100" w:type="dxa"/>
-              <w:bottom w:w="80" w:type="dxa"/>
-              <w:end w:w="100" w:type="dxa"/>
-            </w:tcMar>
-          </w:tcPr>
-          <w:p>
-            <w:pPr>
-              <w:spacing w:before="0" w:after="40" w:line="240" w:lineRule="auto"/>
+            <w:tcW w:type="dxa" w:w="4677"/>
+          </w:tcPr>
+          <w:p>
+            <w:pPr>
+              <w:spacing w:before="0" w:after="20" w:line="240" w:lineRule="auto"/>
             </w:pPr>
             <w:r>
               <w:rPr>
@@ -1427,17 +1174,8 @@
     <w:tbl>
       <w:tblPr>
         <w:tblStyle w:val="af4"/>
-        <w:tblW w:type="pct" w:w="10000"/>
+        <w:tblW w:type="auto" w:w="0"/>
         <w:tblLook w:firstColumn="1" w:firstRow="1" w:lastColumn="0" w:lastRow="0" w:noHBand="0" w:noVBand="1" w:val="04A0"/>
-        <w:tblLayout w:type="fixed"/>
-        <w:tblBorders>
-          <w:top w:val="single" w:sz="4" w:space="0" w:color="B7C3D0"/>
-          <w:left w:val="single" w:sz="4" w:space="0" w:color="B7C3D0"/>
-          <w:bottom w:val="single" w:sz="4" w:space="0" w:color="B7C3D0"/>
-          <w:right w:val="single" w:sz="4" w:space="0" w:color="B7C3D0"/>
-          <w:insideH w:val="single" w:sz="4" w:space="0" w:color="B7C3D0"/>
-          <w:insideV w:val="single" w:sz="4" w:space="0" w:color="B7C3D0"/>
-        </w:tblBorders>
       </w:tblPr>
       <w:tblGrid>
         <w:gridCol w:w="4677"/>
@@ -1449,26 +1187,17 @@
         </w:trPr>
         <w:tc>
           <w:tcPr>
-            <w:tcW w:type="dxa" w:w="2744"/>
-            <w:vAlign w:val="top"/>
-            <w:tcMar>
-              <w:top w:w="80" w:type="dxa"/>
-              <w:start w:w="100" w:type="dxa"/>
-              <w:bottom w:w="80" w:type="dxa"/>
-              <w:end w:w="100" w:type="dxa"/>
-            </w:tcMar>
-            <w:shd w:fill="D9EAF7" w:val="clear"/>
-          </w:tcPr>
-          <w:p>
-            <w:pPr>
-              <w:spacing w:before="0" w:after="40" w:line="240" w:lineRule="auto"/>
-              <w:jc w:val="center"/>
+            <w:tcW w:type="dxa" w:w="4677"/>
+          </w:tcPr>
+          <w:p>
+            <w:pPr>
+              <w:spacing w:before="0" w:after="20" w:line="240" w:lineRule="auto"/>
             </w:pPr>
             <w:r>
               <w:rPr>
                 <w:rFonts w:ascii="Times New Roman" w:hAnsi="Times New Roman" w:eastAsia="Times New Roman"/>
                 <w:b/>
-                <w:sz w:val="20"/>
+                <w:sz w:val="21"/>
               </w:rPr>
               <w:t>Часть контракта</w:t>
             </w:r>
@@ -1476,26 +1205,17 @@
         </w:tc>
         <w:tc>
           <w:tcPr>
-            <w:tcW w:type="dxa" w:w="7056"/>
-            <w:vAlign w:val="top"/>
-            <w:tcMar>
-              <w:top w:w="80" w:type="dxa"/>
-              <w:start w:w="100" w:type="dxa"/>
-              <w:bottom w:w="80" w:type="dxa"/>
-              <w:end w:w="100" w:type="dxa"/>
-            </w:tcMar>
-            <w:shd w:fill="D9EAF7" w:val="clear"/>
-          </w:tcPr>
-          <w:p>
-            <w:pPr>
-              <w:spacing w:before="0" w:after="40" w:line="240" w:lineRule="auto"/>
-              <w:jc w:val="center"/>
+            <w:tcW w:type="dxa" w:w="4677"/>
+          </w:tcPr>
+          <w:p>
+            <w:pPr>
+              <w:spacing w:before="0" w:after="20" w:line="240" w:lineRule="auto"/>
             </w:pPr>
             <w:r>
               <w:rPr>
                 <w:rFonts w:ascii="Times New Roman" w:hAnsi="Times New Roman" w:eastAsia="Times New Roman"/>
                 <w:b/>
-                <w:sz w:val="20"/>
+                <w:sz w:val="21"/>
               </w:rPr>
               <w:t>Решение и источник</w:t>
             </w:r>
@@ -1505,18 +1225,11 @@
       <w:tr>
         <w:tc>
           <w:tcPr>
-            <w:tcW w:type="dxa" w:w="2744"/>
-            <w:vAlign w:val="top"/>
-            <w:tcMar>
-              <w:top w:w="80" w:type="dxa"/>
-              <w:start w:w="100" w:type="dxa"/>
-              <w:bottom w:w="80" w:type="dxa"/>
-              <w:end w:w="100" w:type="dxa"/>
-            </w:tcMar>
-          </w:tcPr>
-          <w:p>
-            <w:pPr>
-              <w:spacing w:before="0" w:after="40" w:line="240" w:lineRule="auto"/>
+            <w:tcW w:type="dxa" w:w="4677"/>
+          </w:tcPr>
+          <w:p>
+            <w:pPr>
+              <w:spacing w:before="0" w:after="20" w:line="240" w:lineRule="auto"/>
             </w:pPr>
             <w:r>
               <w:rPr>
@@ -1529,18 +1242,11 @@
         </w:tc>
         <w:tc>
           <w:tcPr>
-            <w:tcW w:type="dxa" w:w="7056"/>
-            <w:vAlign w:val="top"/>
-            <w:tcMar>
-              <w:top w:w="80" w:type="dxa"/>
-              <w:start w:w="100" w:type="dxa"/>
-              <w:bottom w:w="80" w:type="dxa"/>
-              <w:end w:w="100" w:type="dxa"/>
-            </w:tcMar>
-          </w:tcPr>
-          <w:p>
-            <w:pPr>
-              <w:spacing w:before="0" w:after="40" w:line="240" w:lineRule="auto"/>
+            <w:tcW w:type="dxa" w:w="4677"/>
+          </w:tcPr>
+          <w:p>
+            <w:pPr>
+              <w:spacing w:before="0" w:after="20" w:line="240" w:lineRule="auto"/>
             </w:pPr>
             <w:r>
               <w:rPr>
@@ -1555,18 +1261,11 @@
       <w:tr>
         <w:tc>
           <w:tcPr>
-            <w:tcW w:type="dxa" w:w="2744"/>
-            <w:vAlign w:val="top"/>
-            <w:tcMar>
-              <w:top w:w="80" w:type="dxa"/>
-              <w:start w:w="100" w:type="dxa"/>
-              <w:bottom w:w="80" w:type="dxa"/>
-              <w:end w:w="100" w:type="dxa"/>
-            </w:tcMar>
-          </w:tcPr>
-          <w:p>
-            <w:pPr>
-              <w:spacing w:before="0" w:after="40" w:line="240" w:lineRule="auto"/>
+            <w:tcW w:type="dxa" w:w="4677"/>
+          </w:tcPr>
+          <w:p>
+            <w:pPr>
+              <w:spacing w:before="0" w:after="20" w:line="240" w:lineRule="auto"/>
             </w:pPr>
             <w:r>
               <w:rPr>
@@ -1579,18 +1278,11 @@
         </w:tc>
         <w:tc>
           <w:tcPr>
-            <w:tcW w:type="dxa" w:w="7056"/>
-            <w:vAlign w:val="top"/>
-            <w:tcMar>
-              <w:top w:w="80" w:type="dxa"/>
-              <w:start w:w="100" w:type="dxa"/>
-              <w:bottom w:w="80" w:type="dxa"/>
-              <w:end w:w="100" w:type="dxa"/>
-            </w:tcMar>
-          </w:tcPr>
-          <w:p>
-            <w:pPr>
-              <w:spacing w:before="0" w:after="40" w:line="240" w:lineRule="auto"/>
+            <w:tcW w:type="dxa" w:w="4677"/>
+          </w:tcPr>
+          <w:p>
+            <w:pPr>
+              <w:spacing w:before="0" w:after="20" w:line="240" w:lineRule="auto"/>
             </w:pPr>
             <w:r>
               <w:rPr>
@@ -1605,18 +1297,11 @@
       <w:tr>
         <w:tc>
           <w:tcPr>
-            <w:tcW w:type="dxa" w:w="2744"/>
-            <w:vAlign w:val="top"/>
-            <w:tcMar>
-              <w:top w:w="80" w:type="dxa"/>
-              <w:start w:w="100" w:type="dxa"/>
-              <w:bottom w:w="80" w:type="dxa"/>
-              <w:end w:w="100" w:type="dxa"/>
-            </w:tcMar>
-          </w:tcPr>
-          <w:p>
-            <w:pPr>
-              <w:spacing w:before="0" w:after="40" w:line="240" w:lineRule="auto"/>
+            <w:tcW w:type="dxa" w:w="4677"/>
+          </w:tcPr>
+          <w:p>
+            <w:pPr>
+              <w:spacing w:before="0" w:after="20" w:line="240" w:lineRule="auto"/>
             </w:pPr>
             <w:r>
               <w:rPr>
@@ -1629,18 +1314,11 @@
         </w:tc>
         <w:tc>
           <w:tcPr>
-            <w:tcW w:type="dxa" w:w="7056"/>
-            <w:vAlign w:val="top"/>
-            <w:tcMar>
-              <w:top w:w="80" w:type="dxa"/>
-              <w:start w:w="100" w:type="dxa"/>
-              <w:bottom w:w="80" w:type="dxa"/>
-              <w:end w:w="100" w:type="dxa"/>
-            </w:tcMar>
-          </w:tcPr>
-          <w:p>
-            <w:pPr>
-              <w:spacing w:before="0" w:after="40" w:line="240" w:lineRule="auto"/>
+            <w:tcW w:type="dxa" w:w="4677"/>
+          </w:tcPr>
+          <w:p>
+            <w:pPr>
+              <w:spacing w:before="0" w:after="20" w:line="240" w:lineRule="auto"/>
             </w:pPr>
             <w:r>
               <w:rPr>
@@ -1655,18 +1333,11 @@
       <w:tr>
         <w:tc>
           <w:tcPr>
-            <w:tcW w:type="dxa" w:w="2744"/>
-            <w:vAlign w:val="top"/>
-            <w:tcMar>
-              <w:top w:w="80" w:type="dxa"/>
-              <w:start w:w="100" w:type="dxa"/>
-              <w:bottom w:w="80" w:type="dxa"/>
-              <w:end w:w="100" w:type="dxa"/>
-            </w:tcMar>
-          </w:tcPr>
-          <w:p>
-            <w:pPr>
-              <w:spacing w:before="0" w:after="40" w:line="240" w:lineRule="auto"/>
+            <w:tcW w:type="dxa" w:w="4677"/>
+          </w:tcPr>
+          <w:p>
+            <w:pPr>
+              <w:spacing w:before="0" w:after="20" w:line="240" w:lineRule="auto"/>
             </w:pPr>
             <w:r>
               <w:rPr>
@@ -1679,18 +1350,11 @@
         </w:tc>
         <w:tc>
           <w:tcPr>
-            <w:tcW w:type="dxa" w:w="7056"/>
-            <w:vAlign w:val="top"/>
-            <w:tcMar>
-              <w:top w:w="80" w:type="dxa"/>
-              <w:start w:w="100" w:type="dxa"/>
-              <w:bottom w:w="80" w:type="dxa"/>
-              <w:end w:w="100" w:type="dxa"/>
-            </w:tcMar>
-          </w:tcPr>
-          <w:p>
-            <w:pPr>
-              <w:spacing w:before="0" w:after="40" w:line="240" w:lineRule="auto"/>
+            <w:tcW w:type="dxa" w:w="4677"/>
+          </w:tcPr>
+          <w:p>
+            <w:pPr>
+              <w:spacing w:before="0" w:after="20" w:line="240" w:lineRule="auto"/>
             </w:pPr>
             <w:r>
               <w:rPr>
@@ -1705,18 +1369,11 @@
       <w:tr>
         <w:tc>
           <w:tcPr>
-            <w:tcW w:type="dxa" w:w="2744"/>
-            <w:vAlign w:val="top"/>
-            <w:tcMar>
-              <w:top w:w="80" w:type="dxa"/>
-              <w:start w:w="100" w:type="dxa"/>
-              <w:bottom w:w="80" w:type="dxa"/>
-              <w:end w:w="100" w:type="dxa"/>
-            </w:tcMar>
-          </w:tcPr>
-          <w:p>
-            <w:pPr>
-              <w:spacing w:before="0" w:after="40" w:line="240" w:lineRule="auto"/>
+            <w:tcW w:type="dxa" w:w="4677"/>
+          </w:tcPr>
+          <w:p>
+            <w:pPr>
+              <w:spacing w:before="0" w:after="20" w:line="240" w:lineRule="auto"/>
             </w:pPr>
             <w:r>
               <w:rPr>
@@ -1729,18 +1386,11 @@
         </w:tc>
         <w:tc>
           <w:tcPr>
-            <w:tcW w:type="dxa" w:w="7056"/>
-            <w:vAlign w:val="top"/>
-            <w:tcMar>
-              <w:top w:w="80" w:type="dxa"/>
-              <w:start w:w="100" w:type="dxa"/>
-              <w:bottom w:w="80" w:type="dxa"/>
-              <w:end w:w="100" w:type="dxa"/>
-            </w:tcMar>
-          </w:tcPr>
-          <w:p>
-            <w:pPr>
-              <w:spacing w:before="0" w:after="40" w:line="240" w:lineRule="auto"/>
+            <w:tcW w:type="dxa" w:w="4677"/>
+          </w:tcPr>
+          <w:p>
+            <w:pPr>
+              <w:spacing w:before="0" w:after="20" w:line="240" w:lineRule="auto"/>
             </w:pPr>
             <w:r>
               <w:rPr>
@@ -1755,18 +1405,11 @@
       <w:tr>
         <w:tc>
           <w:tcPr>
-            <w:tcW w:type="dxa" w:w="2744"/>
-            <w:vAlign w:val="top"/>
-            <w:tcMar>
-              <w:top w:w="80" w:type="dxa"/>
-              <w:start w:w="100" w:type="dxa"/>
-              <w:bottom w:w="80" w:type="dxa"/>
-              <w:end w:w="100" w:type="dxa"/>
-            </w:tcMar>
-          </w:tcPr>
-          <w:p>
-            <w:pPr>
-              <w:spacing w:before="0" w:after="40" w:line="240" w:lineRule="auto"/>
+            <w:tcW w:type="dxa" w:w="4677"/>
+          </w:tcPr>
+          <w:p>
+            <w:pPr>
+              <w:spacing w:before="0" w:after="20" w:line="240" w:lineRule="auto"/>
             </w:pPr>
             <w:r>
               <w:rPr>
@@ -1779,18 +1422,11 @@
         </w:tc>
         <w:tc>
           <w:tcPr>
-            <w:tcW w:type="dxa" w:w="7056"/>
-            <w:vAlign w:val="top"/>
-            <w:tcMar>
-              <w:top w:w="80" w:type="dxa"/>
-              <w:start w:w="100" w:type="dxa"/>
-              <w:bottom w:w="80" w:type="dxa"/>
-              <w:end w:w="100" w:type="dxa"/>
-            </w:tcMar>
-          </w:tcPr>
-          <w:p>
-            <w:pPr>
-              <w:spacing w:before="0" w:after="40" w:line="240" w:lineRule="auto"/>
+            <w:tcW w:type="dxa" w:w="4677"/>
+          </w:tcPr>
+          <w:p>
+            <w:pPr>
+              <w:spacing w:before="0" w:after="20" w:line="240" w:lineRule="auto"/>
             </w:pPr>
             <w:r>
               <w:rPr>
@@ -1810,17 +1446,9 @@
     </w:p>
     <w:tbl>
       <w:tblPr>
-        <w:tblW w:type="pct" w:w="10000"/>
-        <w:tblLayout w:type="fixed"/>
+        <w:tblW w:type="dxa" w:w="9000"/>
+        <w:tblLayout w:type="autofit"/>
         <w:tblLook w:firstColumn="1" w:firstRow="1" w:lastColumn="0" w:lastRow="0" w:noHBand="0" w:noVBand="1" w:val="04A0"/>
-        <w:tblBorders>
-          <w:top w:val="single" w:sz="4" w:space="0" w:color="B7C3D0"/>
-          <w:left w:val="single" w:sz="4" w:space="0" w:color="B7C3D0"/>
-          <w:bottom w:val="single" w:sz="4" w:space="0" w:color="B7C3D0"/>
-          <w:right w:val="single" w:sz="4" w:space="0" w:color="B7C3D0"/>
-          <w:insideH w:val="single" w:sz="4" w:space="0" w:color="B7C3D0"/>
-          <w:insideV w:val="single" w:sz="4" w:space="0" w:color="B7C3D0"/>
-        </w:tblBorders>
       </w:tblPr>
       <w:tblGrid>
         <w:gridCol w:w="9355"/>
@@ -1831,16 +1459,15 @@
             <w:tcW w:type="dxa" w:w="9355"/>
             <w:shd w:fill="EDEDED" w:val="clear"/>
             <w:tcMar>
-              <w:top w:w="140" w:type="dxa"/>
-              <w:start w:w="160" w:type="dxa"/>
-              <w:bottom w:w="140" w:type="dxa"/>
-              <w:end w:w="160" w:type="dxa"/>
+              <w:top w:w="160" w:type="dxa"/>
+              <w:start w:w="180" w:type="dxa"/>
+              <w:bottom w:w="160" w:type="dxa"/>
+              <w:end w:w="180" w:type="dxa"/>
             </w:tcMar>
-            <w:vAlign w:val="center"/>
-          </w:tcPr>
-          <w:p>
-            <w:pPr>
-              <w:spacing w:before="40" w:after="0"/>
+          </w:tcPr>
+          <w:p>
+            <w:pPr>
+              <w:spacing w:before="0" w:after="20" w:line="240" w:lineRule="auto"/>
               <w:jc w:val="center"/>
             </w:pPr>
             <w:r>
@@ -1869,17 +1496,9 @@
     </w:p>
     <w:tbl>
       <w:tblPr>
-        <w:tblW w:type="pct" w:w="10000"/>
-        <w:tblLayout w:type="fixed"/>
+        <w:tblW w:type="dxa" w:w="9000"/>
+        <w:tblLayout w:type="autofit"/>
         <w:tblLook w:firstColumn="1" w:firstRow="1" w:lastColumn="0" w:lastRow="0" w:noHBand="0" w:noVBand="1" w:val="04A0"/>
-        <w:tblBorders>
-          <w:top w:val="single" w:sz="4" w:space="0" w:color="B7C3D0"/>
-          <w:left w:val="single" w:sz="4" w:space="0" w:color="B7C3D0"/>
-          <w:bottom w:val="single" w:sz="4" w:space="0" w:color="B7C3D0"/>
-          <w:right w:val="single" w:sz="4" w:space="0" w:color="B7C3D0"/>
-          <w:insideH w:val="single" w:sz="4" w:space="0" w:color="B7C3D0"/>
-          <w:insideV w:val="single" w:sz="4" w:space="0" w:color="B7C3D0"/>
-        </w:tblBorders>
       </w:tblPr>
       <w:tblGrid>
         <w:gridCol w:w="9355"/>
@@ -1890,16 +1509,15 @@
             <w:tcW w:type="dxa" w:w="9355"/>
             <w:shd w:fill="EDEDED" w:val="clear"/>
             <w:tcMar>
-              <w:top w:w="140" w:type="dxa"/>
-              <w:start w:w="160" w:type="dxa"/>
-              <w:bottom w:w="140" w:type="dxa"/>
-              <w:end w:w="160" w:type="dxa"/>
+              <w:top w:w="160" w:type="dxa"/>
+              <w:start w:w="180" w:type="dxa"/>
+              <w:bottom w:w="160" w:type="dxa"/>
+              <w:end w:w="180" w:type="dxa"/>
             </w:tcMar>
-            <w:vAlign w:val="center"/>
-          </w:tcPr>
-          <w:p>
-            <w:pPr>
-              <w:spacing w:before="40" w:after="0"/>
+          </w:tcPr>
+          <w:p>
+            <w:pPr>
+              <w:spacing w:before="0" w:after="20" w:line="240" w:lineRule="auto"/>
               <w:jc w:val="center"/>
             </w:pPr>
             <w:r>
@@ -1941,17 +1559,9 @@
     </w:p>
     <w:tbl>
       <w:tblPr>
-        <w:tblW w:type="pct" w:w="10000"/>
-        <w:tblLayout w:type="fixed"/>
+        <w:tblW w:type="dxa" w:w="9000"/>
+        <w:tblLayout w:type="autofit"/>
         <w:tblLook w:firstColumn="1" w:firstRow="1" w:lastColumn="0" w:lastRow="0" w:noHBand="0" w:noVBand="1" w:val="04A0"/>
-        <w:tblBorders>
-          <w:top w:val="single" w:sz="4" w:space="0" w:color="B7C3D0"/>
-          <w:left w:val="single" w:sz="4" w:space="0" w:color="B7C3D0"/>
-          <w:bottom w:val="single" w:sz="4" w:space="0" w:color="B7C3D0"/>
-          <w:right w:val="single" w:sz="4" w:space="0" w:color="B7C3D0"/>
-          <w:insideH w:val="single" w:sz="4" w:space="0" w:color="B7C3D0"/>
-          <w:insideV w:val="single" w:sz="4" w:space="0" w:color="B7C3D0"/>
-        </w:tblBorders>
       </w:tblPr>
       <w:tblGrid>
         <w:gridCol w:w="9355"/>
@@ -1962,16 +1572,15 @@
             <w:tcW w:type="dxa" w:w="9355"/>
             <w:shd w:fill="EDEDED" w:val="clear"/>
             <w:tcMar>
-              <w:top w:w="140" w:type="dxa"/>
-              <w:start w:w="160" w:type="dxa"/>
-              <w:bottom w:w="140" w:type="dxa"/>
-              <w:end w:w="160" w:type="dxa"/>
+              <w:top w:w="160" w:type="dxa"/>
+              <w:start w:w="180" w:type="dxa"/>
+              <w:bottom w:w="160" w:type="dxa"/>
+              <w:end w:w="180" w:type="dxa"/>
             </w:tcMar>
-            <w:vAlign w:val="center"/>
-          </w:tcPr>
-          <w:p>
-            <w:pPr>
-              <w:spacing w:before="40" w:after="0"/>
+          </w:tcPr>
+          <w:p>
+            <w:pPr>
+              <w:spacing w:before="0" w:after="20" w:line="240" w:lineRule="auto"/>
               <w:jc w:val="center"/>
             </w:pPr>
             <w:r>
@@ -2009,17 +1618,8 @@
     <w:tbl>
       <w:tblPr>
         <w:tblStyle w:val="af4"/>
-        <w:tblW w:type="pct" w:w="10000"/>
+        <w:tblW w:type="auto" w:w="0"/>
         <w:tblLook w:firstColumn="1" w:firstRow="1" w:lastColumn="0" w:lastRow="0" w:noHBand="0" w:noVBand="1" w:val="04A0"/>
-        <w:tblLayout w:type="fixed"/>
-        <w:tblBorders>
-          <w:top w:val="single" w:sz="4" w:space="0" w:color="B7C3D0"/>
-          <w:left w:val="single" w:sz="4" w:space="0" w:color="B7C3D0"/>
-          <w:bottom w:val="single" w:sz="4" w:space="0" w:color="B7C3D0"/>
-          <w:right w:val="single" w:sz="4" w:space="0" w:color="B7C3D0"/>
-          <w:insideH w:val="single" w:sz="4" w:space="0" w:color="B7C3D0"/>
-          <w:insideV w:val="single" w:sz="4" w:space="0" w:color="B7C3D0"/>
-        </w:tblBorders>
       </w:tblPr>
       <w:tblGrid>
         <w:gridCol w:w="2339"/>
@@ -2033,26 +1633,17 @@
         </w:trPr>
         <w:tc>
           <w:tcPr>
-            <w:tcW w:type="dxa" w:w="2156"/>
-            <w:vAlign w:val="top"/>
-            <w:tcMar>
-              <w:top w:w="80" w:type="dxa"/>
-              <w:start w:w="100" w:type="dxa"/>
-              <w:bottom w:w="80" w:type="dxa"/>
-              <w:end w:w="100" w:type="dxa"/>
-            </w:tcMar>
-            <w:shd w:fill="D9EAF7" w:val="clear"/>
-          </w:tcPr>
-          <w:p>
-            <w:pPr>
-              <w:spacing w:before="0" w:after="40" w:line="240" w:lineRule="auto"/>
-              <w:jc w:val="center"/>
+            <w:tcW w:type="dxa" w:w="2339"/>
+          </w:tcPr>
+          <w:p>
+            <w:pPr>
+              <w:spacing w:before="0" w:after="20" w:line="240" w:lineRule="auto"/>
             </w:pPr>
             <w:r>
               <w:rPr>
                 <w:rFonts w:ascii="Times New Roman" w:hAnsi="Times New Roman" w:eastAsia="Times New Roman"/>
                 <w:b/>
-                <w:sz w:val="20"/>
+                <w:sz w:val="21"/>
               </w:rPr>
               <w:t>Реализация</w:t>
             </w:r>
@@ -2060,26 +1651,17 @@
         </w:tc>
         <w:tc>
           <w:tcPr>
-            <w:tcW w:type="dxa" w:w="2254"/>
-            <w:vAlign w:val="top"/>
-            <w:tcMar>
-              <w:top w:w="80" w:type="dxa"/>
-              <w:start w:w="100" w:type="dxa"/>
-              <w:bottom w:w="80" w:type="dxa"/>
-              <w:end w:w="100" w:type="dxa"/>
-            </w:tcMar>
-            <w:shd w:fill="D9EAF7" w:val="clear"/>
-          </w:tcPr>
-          <w:p>
-            <w:pPr>
-              <w:spacing w:before="0" w:after="40" w:line="240" w:lineRule="auto"/>
-              <w:jc w:val="center"/>
+            <w:tcW w:type="dxa" w:w="2339"/>
+          </w:tcPr>
+          <w:p>
+            <w:pPr>
+              <w:spacing w:before="0" w:after="20" w:line="240" w:lineRule="auto"/>
             </w:pPr>
             <w:r>
               <w:rPr>
                 <w:rFonts w:ascii="Times New Roman" w:hAnsi="Times New Roman" w:eastAsia="Times New Roman"/>
                 <w:b/>
-                <w:sz w:val="20"/>
+                <w:sz w:val="21"/>
               </w:rPr>
               <w:t>Как выбирается в точке сборки</w:t>
             </w:r>
@@ -2087,26 +1669,17 @@
         </w:tc>
         <w:tc>
           <w:tcPr>
-            <w:tcW w:type="dxa" w:w="3234"/>
-            <w:vAlign w:val="top"/>
-            <w:tcMar>
-              <w:top w:w="80" w:type="dxa"/>
-              <w:start w:w="100" w:type="dxa"/>
-              <w:bottom w:w="80" w:type="dxa"/>
-              <w:end w:w="100" w:type="dxa"/>
-            </w:tcMar>
-            <w:shd w:fill="D9EAF7" w:val="clear"/>
-          </w:tcPr>
-          <w:p>
-            <w:pPr>
-              <w:spacing w:before="0" w:after="40" w:line="240" w:lineRule="auto"/>
-              <w:jc w:val="center"/>
+            <w:tcW w:type="dxa" w:w="2339"/>
+          </w:tcPr>
+          <w:p>
+            <w:pPr>
+              <w:spacing w:before="0" w:after="20" w:line="240" w:lineRule="auto"/>
             </w:pPr>
             <w:r>
               <w:rPr>
                 <w:rFonts w:ascii="Times New Roman" w:hAnsi="Times New Roman" w:eastAsia="Times New Roman"/>
                 <w:b/>
-                <w:sz w:val="20"/>
+                <w:sz w:val="21"/>
               </w:rPr>
               <w:t>Сценарий и результат</w:t>
             </w:r>
@@ -2114,26 +1687,17 @@
         </w:tc>
         <w:tc>
           <w:tcPr>
-            <w:tcW w:type="dxa" w:w="2156"/>
-            <w:vAlign w:val="top"/>
-            <w:tcMar>
-              <w:top w:w="80" w:type="dxa"/>
-              <w:start w:w="100" w:type="dxa"/>
-              <w:bottom w:w="80" w:type="dxa"/>
-              <w:end w:w="100" w:type="dxa"/>
-            </w:tcMar>
-            <w:shd w:fill="D9EAF7" w:val="clear"/>
-          </w:tcPr>
-          <w:p>
-            <w:pPr>
-              <w:spacing w:before="0" w:after="40" w:line="240" w:lineRule="auto"/>
-              <w:jc w:val="center"/>
+            <w:tcW w:type="dxa" w:w="2339"/>
+          </w:tcPr>
+          <w:p>
+            <w:pPr>
+              <w:spacing w:before="0" w:after="20" w:line="240" w:lineRule="auto"/>
             </w:pPr>
             <w:r>
               <w:rPr>
                 <w:rFonts w:ascii="Times New Roman" w:hAnsi="Times New Roman" w:eastAsia="Times New Roman"/>
                 <w:b/>
-                <w:sz w:val="20"/>
+                <w:sz w:val="21"/>
               </w:rPr>
               <w:t>Ограничения доказательства</w:t>
             </w:r>
@@ -2143,18 +1707,11 @@
       <w:tr>
         <w:tc>
           <w:tcPr>
-            <w:tcW w:type="dxa" w:w="2156"/>
-            <w:vAlign w:val="top"/>
-            <w:tcMar>
-              <w:top w:w="80" w:type="dxa"/>
-              <w:start w:w="100" w:type="dxa"/>
-              <w:bottom w:w="80" w:type="dxa"/>
-              <w:end w:w="100" w:type="dxa"/>
-            </w:tcMar>
-          </w:tcPr>
-          <w:p>
-            <w:pPr>
-              <w:spacing w:before="0" w:after="40" w:line="240" w:lineRule="auto"/>
+            <w:tcW w:type="dxa" w:w="2339"/>
+          </w:tcPr>
+          <w:p>
+            <w:pPr>
+              <w:spacing w:before="0" w:after="20" w:line="240" w:lineRule="auto"/>
             </w:pPr>
             <w:r>
               <w:rPr>
@@ -2167,18 +1724,11 @@
         </w:tc>
         <w:tc>
           <w:tcPr>
-            <w:tcW w:type="dxa" w:w="2254"/>
-            <w:vAlign w:val="top"/>
-            <w:tcMar>
-              <w:top w:w="80" w:type="dxa"/>
-              <w:start w:w="100" w:type="dxa"/>
-              <w:bottom w:w="80" w:type="dxa"/>
-              <w:end w:w="100" w:type="dxa"/>
-            </w:tcMar>
-          </w:tcPr>
-          <w:p>
-            <w:pPr>
-              <w:spacing w:before="0" w:after="40" w:line="240" w:lineRule="auto"/>
+            <w:tcW w:type="dxa" w:w="2339"/>
+          </w:tcPr>
+          <w:p>
+            <w:pPr>
+              <w:spacing w:before="0" w:after="20" w:line="240" w:lineRule="auto"/>
             </w:pPr>
             <w:r>
               <w:rPr>
@@ -2191,18 +1741,11 @@
         </w:tc>
         <w:tc>
           <w:tcPr>
-            <w:tcW w:type="dxa" w:w="3234"/>
-            <w:vAlign w:val="top"/>
-            <w:tcMar>
-              <w:top w:w="80" w:type="dxa"/>
-              <w:start w:w="100" w:type="dxa"/>
-              <w:bottom w:w="80" w:type="dxa"/>
-              <w:end w:w="100" w:type="dxa"/>
-            </w:tcMar>
-          </w:tcPr>
-          <w:p>
-            <w:pPr>
-              <w:spacing w:before="0" w:after="40" w:line="240" w:lineRule="auto"/>
+            <w:tcW w:type="dxa" w:w="2339"/>
+          </w:tcPr>
+          <w:p>
+            <w:pPr>
+              <w:spacing w:before="0" w:after="20" w:line="240" w:lineRule="auto"/>
             </w:pPr>
             <w:r>
               <w:rPr>
@@ -2215,18 +1758,11 @@
         </w:tc>
         <w:tc>
           <w:tcPr>
-            <w:tcW w:type="dxa" w:w="2156"/>
-            <w:vAlign w:val="top"/>
-            <w:tcMar>
-              <w:top w:w="80" w:type="dxa"/>
-              <w:start w:w="100" w:type="dxa"/>
-              <w:bottom w:w="80" w:type="dxa"/>
-              <w:end w:w="100" w:type="dxa"/>
-            </w:tcMar>
-          </w:tcPr>
-          <w:p>
-            <w:pPr>
-              <w:spacing w:before="0" w:after="40" w:line="240" w:lineRule="auto"/>
+            <w:tcW w:type="dxa" w:w="2339"/>
+          </w:tcPr>
+          <w:p>
+            <w:pPr>
+              <w:spacing w:before="0" w:after="20" w:line="240" w:lineRule="auto"/>
             </w:pPr>
             <w:r>
               <w:rPr>
@@ -2241,18 +1777,11 @@
       <w:tr>
         <w:tc>
           <w:tcPr>
-            <w:tcW w:type="dxa" w:w="2156"/>
-            <w:vAlign w:val="top"/>
-            <w:tcMar>
-              <w:top w:w="80" w:type="dxa"/>
-              <w:start w:w="100" w:type="dxa"/>
-              <w:bottom w:w="80" w:type="dxa"/>
-              <w:end w:w="100" w:type="dxa"/>
-            </w:tcMar>
-          </w:tcPr>
-          <w:p>
-            <w:pPr>
-              <w:spacing w:before="0" w:after="40" w:line="240" w:lineRule="auto"/>
+            <w:tcW w:type="dxa" w:w="2339"/>
+          </w:tcPr>
+          <w:p>
+            <w:pPr>
+              <w:spacing w:before="0" w:after="20" w:line="240" w:lineRule="auto"/>
             </w:pPr>
             <w:r>
               <w:rPr>
@@ -2265,18 +1794,11 @@
         </w:tc>
         <w:tc>
           <w:tcPr>
-            <w:tcW w:type="dxa" w:w="2254"/>
-            <w:vAlign w:val="top"/>
-            <w:tcMar>
-              <w:top w:w="80" w:type="dxa"/>
-              <w:start w:w="100" w:type="dxa"/>
-              <w:bottom w:w="80" w:type="dxa"/>
-              <w:end w:w="100" w:type="dxa"/>
-            </w:tcMar>
-          </w:tcPr>
-          <w:p>
-            <w:pPr>
-              <w:spacing w:before="0" w:after="40" w:line="240" w:lineRule="auto"/>
+            <w:tcW w:type="dxa" w:w="2339"/>
+          </w:tcPr>
+          <w:p>
+            <w:pPr>
+              <w:spacing w:before="0" w:after="20" w:line="240" w:lineRule="auto"/>
             </w:pPr>
             <w:r>
               <w:rPr>
@@ -2289,18 +1811,11 @@
         </w:tc>
         <w:tc>
           <w:tcPr>
-            <w:tcW w:type="dxa" w:w="3234"/>
-            <w:vAlign w:val="top"/>
-            <w:tcMar>
-              <w:top w:w="80" w:type="dxa"/>
-              <w:start w:w="100" w:type="dxa"/>
-              <w:bottom w:w="80" w:type="dxa"/>
-              <w:end w:w="100" w:type="dxa"/>
-            </w:tcMar>
-          </w:tcPr>
-          <w:p>
-            <w:pPr>
-              <w:spacing w:before="0" w:after="40" w:line="240" w:lineRule="auto"/>
+            <w:tcW w:type="dxa" w:w="2339"/>
+          </w:tcPr>
+          <w:p>
+            <w:pPr>
+              <w:spacing w:before="0" w:after="20" w:line="240" w:lineRule="auto"/>
             </w:pPr>
             <w:r>
               <w:rPr>
@@ -2313,18 +1828,11 @@
         </w:tc>
         <w:tc>
           <w:tcPr>
-            <w:tcW w:type="dxa" w:w="2156"/>
-            <w:vAlign w:val="top"/>
-            <w:tcMar>
-              <w:top w:w="80" w:type="dxa"/>
-              <w:start w:w="100" w:type="dxa"/>
-              <w:bottom w:w="80" w:type="dxa"/>
-              <w:end w:w="100" w:type="dxa"/>
-            </w:tcMar>
-          </w:tcPr>
-          <w:p>
-            <w:pPr>
-              <w:spacing w:before="0" w:after="40" w:line="240" w:lineRule="auto"/>
+            <w:tcW w:type="dxa" w:w="2339"/>
+          </w:tcPr>
+          <w:p>
+            <w:pPr>
+              <w:spacing w:before="0" w:after="20" w:line="240" w:lineRule="auto"/>
             </w:pPr>
             <w:r>
               <w:rPr>
@@ -2344,17 +1852,9 @@
     </w:p>
     <w:tbl>
       <w:tblPr>
-        <w:tblW w:type="pct" w:w="10000"/>
-        <w:tblLayout w:type="fixed"/>
+        <w:tblW w:type="dxa" w:w="9000"/>
+        <w:tblLayout w:type="autofit"/>
         <w:tblLook w:firstColumn="1" w:firstRow="1" w:lastColumn="0" w:lastRow="0" w:noHBand="0" w:noVBand="1" w:val="04A0"/>
-        <w:tblBorders>
-          <w:top w:val="single" w:sz="4" w:space="0" w:color="B7C3D0"/>
-          <w:left w:val="single" w:sz="4" w:space="0" w:color="B7C3D0"/>
-          <w:bottom w:val="single" w:sz="4" w:space="0" w:color="B7C3D0"/>
-          <w:right w:val="single" w:sz="4" w:space="0" w:color="B7C3D0"/>
-          <w:insideH w:val="single" w:sz="4" w:space="0" w:color="B7C3D0"/>
-          <w:insideV w:val="single" w:sz="4" w:space="0" w:color="B7C3D0"/>
-        </w:tblBorders>
       </w:tblPr>
       <w:tblGrid>
         <w:gridCol w:w="9355"/>
@@ -2365,16 +1865,15 @@
             <w:tcW w:type="dxa" w:w="9355"/>
             <w:shd w:fill="EDEDED" w:val="clear"/>
             <w:tcMar>
-              <w:top w:w="140" w:type="dxa"/>
-              <w:start w:w="160" w:type="dxa"/>
-              <w:bottom w:w="140" w:type="dxa"/>
-              <w:end w:w="160" w:type="dxa"/>
+              <w:top w:w="160" w:type="dxa"/>
+              <w:start w:w="180" w:type="dxa"/>
+              <w:bottom w:w="160" w:type="dxa"/>
+              <w:end w:w="180" w:type="dxa"/>
             </w:tcMar>
-            <w:vAlign w:val="center"/>
-          </w:tcPr>
-          <w:p>
-            <w:pPr>
-              <w:spacing w:before="40" w:after="0"/>
+          </w:tcPr>
+          <w:p>
+            <w:pPr>
+              <w:spacing w:before="0" w:after="20" w:line="240" w:lineRule="auto"/>
               <w:jc w:val="center"/>
             </w:pPr>
             <w:r>
@@ -2425,17 +1924,8 @@
     <w:tbl>
       <w:tblPr>
         <w:tblStyle w:val="af4"/>
-        <w:tblW w:type="pct" w:w="10000"/>
+        <w:tblW w:type="auto" w:w="0"/>
         <w:tblLook w:firstColumn="1" w:firstRow="1" w:lastColumn="0" w:lastRow="0" w:noHBand="0" w:noVBand="1" w:val="04A0"/>
-        <w:tblLayout w:type="fixed"/>
-        <w:tblBorders>
-          <w:top w:val="single" w:sz="4" w:space="0" w:color="B7C3D0"/>
-          <w:left w:val="single" w:sz="4" w:space="0" w:color="B7C3D0"/>
-          <w:bottom w:val="single" w:sz="4" w:space="0" w:color="B7C3D0"/>
-          <w:right w:val="single" w:sz="4" w:space="0" w:color="B7C3D0"/>
-          <w:insideH w:val="single" w:sz="4" w:space="0" w:color="B7C3D0"/>
-          <w:insideV w:val="single" w:sz="4" w:space="0" w:color="B7C3D0"/>
-        </w:tblBorders>
       </w:tblPr>
       <w:tblGrid>
         <w:gridCol w:w="2339"/>
@@ -2449,26 +1939,17 @@
         </w:trPr>
         <w:tc>
           <w:tcPr>
-            <w:tcW w:type="dxa" w:w="2156"/>
-            <w:vAlign w:val="top"/>
-            <w:tcMar>
-              <w:top w:w="80" w:type="dxa"/>
-              <w:start w:w="100" w:type="dxa"/>
-              <w:bottom w:w="80" w:type="dxa"/>
-              <w:end w:w="100" w:type="dxa"/>
-            </w:tcMar>
-            <w:shd w:fill="D9EAF7" w:val="clear"/>
-          </w:tcPr>
-          <w:p>
-            <w:pPr>
-              <w:spacing w:before="0" w:after="40" w:line="240" w:lineRule="auto"/>
-              <w:jc w:val="center"/>
+            <w:tcW w:type="dxa" w:w="2339"/>
+          </w:tcPr>
+          <w:p>
+            <w:pPr>
+              <w:spacing w:before="0" w:after="20" w:line="240" w:lineRule="auto"/>
             </w:pPr>
             <w:r>
               <w:rPr>
                 <w:rFonts w:ascii="Times New Roman" w:hAnsi="Times New Roman" w:eastAsia="Times New Roman"/>
                 <w:b/>
-                <w:sz w:val="20"/>
+                <w:sz w:val="21"/>
               </w:rPr>
               <w:t>Направление</w:t>
             </w:r>
@@ -2476,26 +1957,17 @@
         </w:tc>
         <w:tc>
           <w:tcPr>
-            <w:tcW w:type="dxa" w:w="2254"/>
-            <w:vAlign w:val="top"/>
-            <w:tcMar>
-              <w:top w:w="80" w:type="dxa"/>
-              <w:start w:w="100" w:type="dxa"/>
-              <w:bottom w:w="80" w:type="dxa"/>
-              <w:end w:w="100" w:type="dxa"/>
-            </w:tcMar>
-            <w:shd w:fill="D9EAF7" w:val="clear"/>
-          </w:tcPr>
-          <w:p>
-            <w:pPr>
-              <w:spacing w:before="0" w:after="40" w:line="240" w:lineRule="auto"/>
-              <w:jc w:val="center"/>
+            <w:tcW w:type="dxa" w:w="2339"/>
+          </w:tcPr>
+          <w:p>
+            <w:pPr>
+              <w:spacing w:before="0" w:after="20" w:line="240" w:lineRule="auto"/>
             </w:pPr>
             <w:r>
               <w:rPr>
                 <w:rFonts w:ascii="Times New Roman" w:hAnsi="Times New Roman" w:eastAsia="Times New Roman"/>
                 <w:b/>
-                <w:sz w:val="20"/>
+                <w:sz w:val="21"/>
               </w:rPr>
               <w:t>Свой объект</w:t>
             </w:r>
@@ -2503,26 +1975,17 @@
         </w:tc>
         <w:tc>
           <w:tcPr>
-            <w:tcW w:type="dxa" w:w="3234"/>
-            <w:vAlign w:val="top"/>
-            <w:tcMar>
-              <w:top w:w="80" w:type="dxa"/>
-              <w:start w:w="100" w:type="dxa"/>
-              <w:bottom w:w="80" w:type="dxa"/>
-              <w:end w:w="100" w:type="dxa"/>
-            </w:tcMar>
-            <w:shd w:fill="D9EAF7" w:val="clear"/>
-          </w:tcPr>
-          <w:p>
-            <w:pPr>
-              <w:spacing w:before="0" w:after="40" w:line="240" w:lineRule="auto"/>
-              <w:jc w:val="center"/>
+            <w:tcW w:type="dxa" w:w="2339"/>
+          </w:tcPr>
+          <w:p>
+            <w:pPr>
+              <w:spacing w:before="0" w:after="20" w:line="240" w:lineRule="auto"/>
             </w:pPr>
             <w:r>
               <w:rPr>
                 <w:rFonts w:ascii="Times New Roman" w:hAnsi="Times New Roman" w:eastAsia="Times New Roman"/>
                 <w:b/>
-                <w:sz w:val="20"/>
+                <w:sz w:val="21"/>
               </w:rPr>
               <w:t>Будущий исследовательский вопрос</w:t>
             </w:r>
@@ -2530,26 +1993,17 @@
         </w:tc>
         <w:tc>
           <w:tcPr>
-            <w:tcW w:type="dxa" w:w="2156"/>
-            <w:vAlign w:val="top"/>
-            <w:tcMar>
-              <w:top w:w="80" w:type="dxa"/>
-              <w:start w:w="100" w:type="dxa"/>
-              <w:bottom w:w="80" w:type="dxa"/>
-              <w:end w:w="100" w:type="dxa"/>
-            </w:tcMar>
-            <w:shd w:fill="D9EAF7" w:val="clear"/>
-          </w:tcPr>
-          <w:p>
-            <w:pPr>
-              <w:spacing w:before="0" w:after="40" w:line="240" w:lineRule="auto"/>
-              <w:jc w:val="center"/>
+            <w:tcW w:type="dxa" w:w="2339"/>
+          </w:tcPr>
+          <w:p>
+            <w:pPr>
+              <w:spacing w:before="0" w:after="20" w:line="240" w:lineRule="auto"/>
             </w:pPr>
             <w:r>
               <w:rPr>
                 <w:rFonts w:ascii="Times New Roman" w:hAnsi="Times New Roman" w:eastAsia="Times New Roman"/>
                 <w:b/>
-                <w:sz w:val="20"/>
+                <w:sz w:val="21"/>
               </w:rPr>
               <w:t>Текущая готовность</w:t>
             </w:r>
@@ -2559,18 +2013,11 @@
       <w:tr>
         <w:tc>
           <w:tcPr>
-            <w:tcW w:type="dxa" w:w="2156"/>
-            <w:vAlign w:val="top"/>
-            <w:tcMar>
-              <w:top w:w="80" w:type="dxa"/>
-              <w:start w:w="100" w:type="dxa"/>
-              <w:bottom w:w="80" w:type="dxa"/>
-              <w:end w:w="100" w:type="dxa"/>
-            </w:tcMar>
-          </w:tcPr>
-          <w:p>
-            <w:pPr>
-              <w:spacing w:before="0" w:after="40" w:line="240" w:lineRule="auto"/>
+            <w:tcW w:type="dxa" w:w="2339"/>
+          </w:tcPr>
+          <w:p>
+            <w:pPr>
+              <w:spacing w:before="0" w:after="20" w:line="240" w:lineRule="auto"/>
             </w:pPr>
             <w:r>
               <w:rPr>
@@ -2583,18 +2030,11 @@
         </w:tc>
         <w:tc>
           <w:tcPr>
-            <w:tcW w:type="dxa" w:w="2254"/>
-            <w:vAlign w:val="top"/>
-            <w:tcMar>
-              <w:top w:w="80" w:type="dxa"/>
-              <w:start w:w="100" w:type="dxa"/>
-              <w:bottom w:w="80" w:type="dxa"/>
-              <w:end w:w="100" w:type="dxa"/>
-            </w:tcMar>
-          </w:tcPr>
-          <w:p>
-            <w:pPr>
-              <w:spacing w:before="0" w:after="40" w:line="240" w:lineRule="auto"/>
+            <w:tcW w:type="dxa" w:w="2339"/>
+          </w:tcPr>
+          <w:p>
+            <w:pPr>
+              <w:spacing w:before="0" w:after="20" w:line="240" w:lineRule="auto"/>
             </w:pPr>
             <w:r>
               <w:rPr>
@@ -2607,18 +2047,11 @@
         </w:tc>
         <w:tc>
           <w:tcPr>
-            <w:tcW w:type="dxa" w:w="3234"/>
-            <w:vAlign w:val="top"/>
-            <w:tcMar>
-              <w:top w:w="80" w:type="dxa"/>
-              <w:start w:w="100" w:type="dxa"/>
-              <w:bottom w:w="80" w:type="dxa"/>
-              <w:end w:w="100" w:type="dxa"/>
-            </w:tcMar>
-          </w:tcPr>
-          <w:p>
-            <w:pPr>
-              <w:spacing w:before="0" w:after="40" w:line="240" w:lineRule="auto"/>
+            <w:tcW w:type="dxa" w:w="2339"/>
+          </w:tcPr>
+          <w:p>
+            <w:pPr>
+              <w:spacing w:before="0" w:after="20" w:line="240" w:lineRule="auto"/>
             </w:pPr>
             <w:r>
               <w:rPr>
@@ -2631,18 +2064,11 @@
         </w:tc>
         <w:tc>
           <w:tcPr>
-            <w:tcW w:type="dxa" w:w="2156"/>
-            <w:vAlign w:val="top"/>
-            <w:tcMar>
-              <w:top w:w="80" w:type="dxa"/>
-              <w:start w:w="100" w:type="dxa"/>
-              <w:bottom w:w="80" w:type="dxa"/>
-              <w:end w:w="100" w:type="dxa"/>
-            </w:tcMar>
-          </w:tcPr>
-          <w:p>
-            <w:pPr>
-              <w:spacing w:before="0" w:after="40" w:line="240" w:lineRule="auto"/>
+            <w:tcW w:type="dxa" w:w="2339"/>
+          </w:tcPr>
+          <w:p>
+            <w:pPr>
+              <w:spacing w:before="0" w:after="20" w:line="240" w:lineRule="auto"/>
             </w:pPr>
             <w:r>
               <w:rPr>
@@ -2657,18 +2083,11 @@
       <w:tr>
         <w:tc>
           <w:tcPr>
-            <w:tcW w:type="dxa" w:w="2156"/>
-            <w:vAlign w:val="top"/>
-            <w:tcMar>
-              <w:top w:w="80" w:type="dxa"/>
-              <w:start w:w="100" w:type="dxa"/>
-              <w:bottom w:w="80" w:type="dxa"/>
-              <w:end w:w="100" w:type="dxa"/>
-            </w:tcMar>
-          </w:tcPr>
-          <w:p>
-            <w:pPr>
-              <w:spacing w:before="0" w:after="40" w:line="240" w:lineRule="auto"/>
+            <w:tcW w:type="dxa" w:w="2339"/>
+          </w:tcPr>
+          <w:p>
+            <w:pPr>
+              <w:spacing w:before="0" w:after="20" w:line="240" w:lineRule="auto"/>
             </w:pPr>
             <w:r>
               <w:rPr>
@@ -2681,18 +2100,11 @@
         </w:tc>
         <w:tc>
           <w:tcPr>
-            <w:tcW w:type="dxa" w:w="2254"/>
-            <w:vAlign w:val="top"/>
-            <w:tcMar>
-              <w:top w:w="80" w:type="dxa"/>
-              <w:start w:w="100" w:type="dxa"/>
-              <w:bottom w:w="80" w:type="dxa"/>
-              <w:end w:w="100" w:type="dxa"/>
-            </w:tcMar>
-          </w:tcPr>
-          <w:p>
-            <w:pPr>
-              <w:spacing w:before="0" w:after="40" w:line="240" w:lineRule="auto"/>
+            <w:tcW w:type="dxa" w:w="2339"/>
+          </w:tcPr>
+          <w:p>
+            <w:pPr>
+              <w:spacing w:before="0" w:after="20" w:line="240" w:lineRule="auto"/>
             </w:pPr>
             <w:r>
               <w:rPr>
@@ -2705,18 +2117,11 @@
         </w:tc>
         <w:tc>
           <w:tcPr>
-            <w:tcW w:type="dxa" w:w="3234"/>
-            <w:vAlign w:val="top"/>
-            <w:tcMar>
-              <w:top w:w="80" w:type="dxa"/>
-              <w:start w:w="100" w:type="dxa"/>
-              <w:bottom w:w="80" w:type="dxa"/>
-              <w:end w:w="100" w:type="dxa"/>
-            </w:tcMar>
-          </w:tcPr>
-          <w:p>
-            <w:pPr>
-              <w:spacing w:before="0" w:after="40" w:line="240" w:lineRule="auto"/>
+            <w:tcW w:type="dxa" w:w="2339"/>
+          </w:tcPr>
+          <w:p>
+            <w:pPr>
+              <w:spacing w:before="0" w:after="20" w:line="240" w:lineRule="auto"/>
             </w:pPr>
             <w:r>
               <w:rPr>
@@ -2729,18 +2134,11 @@
         </w:tc>
         <w:tc>
           <w:tcPr>
-            <w:tcW w:type="dxa" w:w="2156"/>
-            <w:vAlign w:val="top"/>
-            <w:tcMar>
-              <w:top w:w="80" w:type="dxa"/>
-              <w:start w:w="100" w:type="dxa"/>
-              <w:bottom w:w="80" w:type="dxa"/>
-              <w:end w:w="100" w:type="dxa"/>
-            </w:tcMar>
-          </w:tcPr>
-          <w:p>
-            <w:pPr>
-              <w:spacing w:before="0" w:after="40" w:line="240" w:lineRule="auto"/>
+            <w:tcW w:type="dxa" w:w="2339"/>
+          </w:tcPr>
+          <w:p>
+            <w:pPr>
+              <w:spacing w:before="0" w:after="20" w:line="240" w:lineRule="auto"/>
             </w:pPr>
             <w:r>
               <w:rPr>
@@ -2777,17 +2175,8 @@
     <w:tbl>
       <w:tblPr>
         <w:tblStyle w:val="af4"/>
-        <w:tblW w:type="pct" w:w="10000"/>
+        <w:tblW w:type="auto" w:w="0"/>
         <w:tblLook w:firstColumn="1" w:firstRow="1" w:lastColumn="0" w:lastRow="0" w:noHBand="0" w:noVBand="1" w:val="04A0"/>
-        <w:tblLayout w:type="fixed"/>
-        <w:tblBorders>
-          <w:top w:val="single" w:sz="4" w:space="0" w:color="B7C3D0"/>
-          <w:left w:val="single" w:sz="4" w:space="0" w:color="B7C3D0"/>
-          <w:bottom w:val="single" w:sz="4" w:space="0" w:color="B7C3D0"/>
-          <w:right w:val="single" w:sz="4" w:space="0" w:color="B7C3D0"/>
-          <w:insideH w:val="single" w:sz="4" w:space="0" w:color="B7C3D0"/>
-          <w:insideV w:val="single" w:sz="4" w:space="0" w:color="B7C3D0"/>
-        </w:tblBorders>
       </w:tblPr>
       <w:tblGrid>
         <w:gridCol w:w="2339"/>
@@ -2801,26 +2190,17 @@
         </w:trPr>
         <w:tc>
           <w:tcPr>
-            <w:tcW w:type="dxa" w:w="2156"/>
-            <w:vAlign w:val="top"/>
-            <w:tcMar>
-              <w:top w:w="80" w:type="dxa"/>
-              <w:start w:w="100" w:type="dxa"/>
-              <w:bottom w:w="80" w:type="dxa"/>
-              <w:end w:w="100" w:type="dxa"/>
-            </w:tcMar>
-            <w:shd w:fill="D9EAF7" w:val="clear"/>
-          </w:tcPr>
-          <w:p>
-            <w:pPr>
-              <w:spacing w:before="0" w:after="40" w:line="240" w:lineRule="auto"/>
-              <w:jc w:val="center"/>
+            <w:tcW w:type="dxa" w:w="2339"/>
+          </w:tcPr>
+          <w:p>
+            <w:pPr>
+              <w:spacing w:before="0" w:after="20" w:line="240" w:lineRule="auto"/>
             </w:pPr>
             <w:r>
               <w:rPr>
                 <w:rFonts w:ascii="Times New Roman" w:hAnsi="Times New Roman" w:eastAsia="Times New Roman"/>
                 <w:b/>
-                <w:sz w:val="20"/>
+                <w:sz w:val="21"/>
               </w:rPr>
               <w:t>Реализация</w:t>
             </w:r>
@@ -2828,26 +2208,17 @@
         </w:tc>
         <w:tc>
           <w:tcPr>
-            <w:tcW w:type="dxa" w:w="2254"/>
-            <w:vAlign w:val="top"/>
-            <w:tcMar>
-              <w:top w:w="80" w:type="dxa"/>
-              <w:start w:w="100" w:type="dxa"/>
-              <w:bottom w:w="80" w:type="dxa"/>
-              <w:end w:w="100" w:type="dxa"/>
-            </w:tcMar>
-            <w:shd w:fill="D9EAF7" w:val="clear"/>
-          </w:tcPr>
-          <w:p>
-            <w:pPr>
-              <w:spacing w:before="0" w:after="40" w:line="240" w:lineRule="auto"/>
-              <w:jc w:val="center"/>
+            <w:tcW w:type="dxa" w:w="2339"/>
+          </w:tcPr>
+          <w:p>
+            <w:pPr>
+              <w:spacing w:before="0" w:after="20" w:line="240" w:lineRule="auto"/>
             </w:pPr>
             <w:r>
               <w:rPr>
                 <w:rFonts w:ascii="Times New Roman" w:hAnsi="Times New Roman" w:eastAsia="Times New Roman"/>
                 <w:b/>
-                <w:sz w:val="20"/>
+                <w:sz w:val="21"/>
               </w:rPr>
               <w:t>Случай</w:t>
             </w:r>
@@ -2855,26 +2226,17 @@
         </w:tc>
         <w:tc>
           <w:tcPr>
-            <w:tcW w:type="dxa" w:w="3234"/>
-            <w:vAlign w:val="top"/>
-            <w:tcMar>
-              <w:top w:w="80" w:type="dxa"/>
-              <w:start w:w="100" w:type="dxa"/>
-              <w:bottom w:w="80" w:type="dxa"/>
-              <w:end w:w="100" w:type="dxa"/>
-            </w:tcMar>
-            <w:shd w:fill="D9EAF7" w:val="clear"/>
-          </w:tcPr>
-          <w:p>
-            <w:pPr>
-              <w:spacing w:before="0" w:after="40" w:line="240" w:lineRule="auto"/>
-              <w:jc w:val="center"/>
+            <w:tcW w:type="dxa" w:w="2339"/>
+          </w:tcPr>
+          <w:p>
+            <w:pPr>
+              <w:spacing w:before="0" w:after="20" w:line="240" w:lineRule="auto"/>
             </w:pPr>
             <w:r>
               <w:rPr>
                 <w:rFonts w:ascii="Times New Roman" w:hAnsi="Times New Roman" w:eastAsia="Times New Roman"/>
                 <w:b/>
-                <w:sz w:val="20"/>
+                <w:sz w:val="21"/>
               </w:rPr>
               <w:t>Ожидаемый по контракту результат</w:t>
             </w:r>
@@ -2882,26 +2244,17 @@
         </w:tc>
         <w:tc>
           <w:tcPr>
-            <w:tcW w:type="dxa" w:w="2156"/>
-            <w:vAlign w:val="top"/>
-            <w:tcMar>
-              <w:top w:w="80" w:type="dxa"/>
-              <w:start w:w="100" w:type="dxa"/>
-              <w:bottom w:w="80" w:type="dxa"/>
-              <w:end w:w="100" w:type="dxa"/>
-            </w:tcMar>
-            <w:shd w:fill="D9EAF7" w:val="clear"/>
-          </w:tcPr>
-          <w:p>
-            <w:pPr>
-              <w:spacing w:before="0" w:after="40" w:line="240" w:lineRule="auto"/>
-              <w:jc w:val="center"/>
+            <w:tcW w:type="dxa" w:w="2339"/>
+          </w:tcPr>
+          <w:p>
+            <w:pPr>
+              <w:spacing w:before="0" w:after="20" w:line="240" w:lineRule="auto"/>
             </w:pPr>
             <w:r>
               <w:rPr>
                 <w:rFonts w:ascii="Times New Roman" w:hAnsi="Times New Roman" w:eastAsia="Times New Roman"/>
                 <w:b/>
-                <w:sz w:val="20"/>
+                <w:sz w:val="21"/>
               </w:rPr>
               <w:t>Фактический результат, команда, журнал</w:t>
             </w:r>
@@ -2911,18 +2264,11 @@
       <w:tr>
         <w:tc>
           <w:tcPr>
-            <w:tcW w:type="dxa" w:w="2156"/>
-            <w:vAlign w:val="top"/>
-            <w:tcMar>
-              <w:top w:w="80" w:type="dxa"/>
-              <w:start w:w="100" w:type="dxa"/>
-              <w:bottom w:w="80" w:type="dxa"/>
-              <w:end w:w="100" w:type="dxa"/>
-            </w:tcMar>
-          </w:tcPr>
-          <w:p>
-            <w:pPr>
-              <w:spacing w:before="0" w:after="40" w:line="240" w:lineRule="auto"/>
+            <w:tcW w:type="dxa" w:w="2339"/>
+          </w:tcPr>
+          <w:p>
+            <w:pPr>
+              <w:spacing w:before="0" w:after="20" w:line="240" w:lineRule="auto"/>
             </w:pPr>
             <w:r>
               <w:rPr>
@@ -2935,18 +2281,11 @@
         </w:tc>
         <w:tc>
           <w:tcPr>
-            <w:tcW w:type="dxa" w:w="2254"/>
-            <w:vAlign w:val="top"/>
-            <w:tcMar>
-              <w:top w:w="80" w:type="dxa"/>
-              <w:start w:w="100" w:type="dxa"/>
-              <w:bottom w:w="80" w:type="dxa"/>
-              <w:end w:w="100" w:type="dxa"/>
-            </w:tcMar>
-          </w:tcPr>
-          <w:p>
-            <w:pPr>
-              <w:spacing w:before="0" w:after="40" w:line="240" w:lineRule="auto"/>
+            <w:tcW w:type="dxa" w:w="2339"/>
+          </w:tcPr>
+          <w:p>
+            <w:pPr>
+              <w:spacing w:before="0" w:after="20" w:line="240" w:lineRule="auto"/>
             </w:pPr>
             <w:r>
               <w:rPr>
@@ -2959,18 +2298,11 @@
         </w:tc>
         <w:tc>
           <w:tcPr>
-            <w:tcW w:type="dxa" w:w="3234"/>
-            <w:vAlign w:val="top"/>
-            <w:tcMar>
-              <w:top w:w="80" w:type="dxa"/>
-              <w:start w:w="100" w:type="dxa"/>
-              <w:bottom w:w="80" w:type="dxa"/>
-              <w:end w:w="100" w:type="dxa"/>
-            </w:tcMar>
-          </w:tcPr>
-          <w:p>
-            <w:pPr>
-              <w:spacing w:before="0" w:after="40" w:line="240" w:lineRule="auto"/>
+            <w:tcW w:type="dxa" w:w="2339"/>
+          </w:tcPr>
+          <w:p>
+            <w:pPr>
+              <w:spacing w:before="0" w:after="20" w:line="240" w:lineRule="auto"/>
             </w:pPr>
             <w:r>
               <w:rPr>
@@ -2983,18 +2315,11 @@
         </w:tc>
         <w:tc>
           <w:tcPr>
-            <w:tcW w:type="dxa" w:w="2156"/>
-            <w:vAlign w:val="top"/>
-            <w:tcMar>
-              <w:top w:w="80" w:type="dxa"/>
-              <w:start w:w="100" w:type="dxa"/>
-              <w:bottom w:w="80" w:type="dxa"/>
-              <w:end w:w="100" w:type="dxa"/>
-            </w:tcMar>
-          </w:tcPr>
-          <w:p>
-            <w:pPr>
-              <w:spacing w:before="0" w:after="40" w:line="240" w:lineRule="auto"/>
+            <w:tcW w:type="dxa" w:w="2339"/>
+          </w:tcPr>
+          <w:p>
+            <w:pPr>
+              <w:spacing w:before="0" w:after="20" w:line="240" w:lineRule="auto"/>
             </w:pPr>
             <w:r>
               <w:rPr>
@@ -3009,18 +2334,11 @@
       <w:tr>
         <w:tc>
           <w:tcPr>
-            <w:tcW w:type="dxa" w:w="2156"/>
-            <w:vAlign w:val="top"/>
-            <w:tcMar>
-              <w:top w:w="80" w:type="dxa"/>
-              <w:start w:w="100" w:type="dxa"/>
-              <w:bottom w:w="80" w:type="dxa"/>
-              <w:end w:w="100" w:type="dxa"/>
-            </w:tcMar>
-          </w:tcPr>
-          <w:p>
-            <w:pPr>
-              <w:spacing w:before="0" w:after="40" w:line="240" w:lineRule="auto"/>
+            <w:tcW w:type="dxa" w:w="2339"/>
+          </w:tcPr>
+          <w:p>
+            <w:pPr>
+              <w:spacing w:before="0" w:after="20" w:line="240" w:lineRule="auto"/>
             </w:pPr>
             <w:r>
               <w:rPr>
@@ -3033,18 +2351,11 @@
         </w:tc>
         <w:tc>
           <w:tcPr>
-            <w:tcW w:type="dxa" w:w="2254"/>
-            <w:vAlign w:val="top"/>
-            <w:tcMar>
-              <w:top w:w="80" w:type="dxa"/>
-              <w:start w:w="100" w:type="dxa"/>
-              <w:bottom w:w="80" w:type="dxa"/>
-              <w:end w:w="100" w:type="dxa"/>
-            </w:tcMar>
-          </w:tcPr>
-          <w:p>
-            <w:pPr>
-              <w:spacing w:before="0" w:after="40" w:line="240" w:lineRule="auto"/>
+            <w:tcW w:type="dxa" w:w="2339"/>
+          </w:tcPr>
+          <w:p>
+            <w:pPr>
+              <w:spacing w:before="0" w:after="20" w:line="240" w:lineRule="auto"/>
             </w:pPr>
             <w:r>
               <w:rPr>
@@ -3057,18 +2368,11 @@
         </w:tc>
         <w:tc>
           <w:tcPr>
-            <w:tcW w:type="dxa" w:w="3234"/>
-            <w:vAlign w:val="top"/>
-            <w:tcMar>
-              <w:top w:w="80" w:type="dxa"/>
-              <w:start w:w="100" w:type="dxa"/>
-              <w:bottom w:w="80" w:type="dxa"/>
-              <w:end w:w="100" w:type="dxa"/>
-            </w:tcMar>
-          </w:tcPr>
-          <w:p>
-            <w:pPr>
-              <w:spacing w:before="0" w:after="40" w:line="240" w:lineRule="auto"/>
+            <w:tcW w:type="dxa" w:w="2339"/>
+          </w:tcPr>
+          <w:p>
+            <w:pPr>
+              <w:spacing w:before="0" w:after="20" w:line="240" w:lineRule="auto"/>
             </w:pPr>
             <w:r>
               <w:rPr>
@@ -3081,18 +2385,11 @@
         </w:tc>
         <w:tc>
           <w:tcPr>
-            <w:tcW w:type="dxa" w:w="2156"/>
-            <w:vAlign w:val="top"/>
-            <w:tcMar>
-              <w:top w:w="80" w:type="dxa"/>
-              <w:start w:w="100" w:type="dxa"/>
-              <w:bottom w:w="80" w:type="dxa"/>
-              <w:end w:w="100" w:type="dxa"/>
-            </w:tcMar>
-          </w:tcPr>
-          <w:p>
-            <w:pPr>
-              <w:spacing w:before="0" w:after="40" w:line="240" w:lineRule="auto"/>
+            <w:tcW w:type="dxa" w:w="2339"/>
+          </w:tcPr>
+          <w:p>
+            <w:pPr>
+              <w:spacing w:before="0" w:after="20" w:line="240" w:lineRule="auto"/>
             </w:pPr>
             <w:r>
               <w:rPr>
@@ -3107,18 +2404,11 @@
       <w:tr>
         <w:tc>
           <w:tcPr>
-            <w:tcW w:type="dxa" w:w="2156"/>
-            <w:vAlign w:val="top"/>
-            <w:tcMar>
-              <w:top w:w="80" w:type="dxa"/>
-              <w:start w:w="100" w:type="dxa"/>
-              <w:bottom w:w="80" w:type="dxa"/>
-              <w:end w:w="100" w:type="dxa"/>
-            </w:tcMar>
-          </w:tcPr>
-          <w:p>
-            <w:pPr>
-              <w:spacing w:before="0" w:after="40" w:line="240" w:lineRule="auto"/>
+            <w:tcW w:type="dxa" w:w="2339"/>
+          </w:tcPr>
+          <w:p>
+            <w:pPr>
+              <w:spacing w:before="0" w:after="20" w:line="240" w:lineRule="auto"/>
             </w:pPr>
             <w:r>
               <w:rPr>
@@ -3131,18 +2421,11 @@
         </w:tc>
         <w:tc>
           <w:tcPr>
-            <w:tcW w:type="dxa" w:w="2254"/>
-            <w:vAlign w:val="top"/>
-            <w:tcMar>
-              <w:top w:w="80" w:type="dxa"/>
-              <w:start w:w="100" w:type="dxa"/>
-              <w:bottom w:w="80" w:type="dxa"/>
-              <w:end w:w="100" w:type="dxa"/>
-            </w:tcMar>
-          </w:tcPr>
-          <w:p>
-            <w:pPr>
-              <w:spacing w:before="0" w:after="40" w:line="240" w:lineRule="auto"/>
+            <w:tcW w:type="dxa" w:w="2339"/>
+          </w:tcPr>
+          <w:p>
+            <w:pPr>
+              <w:spacing w:before="0" w:after="20" w:line="240" w:lineRule="auto"/>
             </w:pPr>
             <w:r>
               <w:rPr>
@@ -3155,18 +2438,11 @@
         </w:tc>
         <w:tc>
           <w:tcPr>
-            <w:tcW w:type="dxa" w:w="3234"/>
-            <w:vAlign w:val="top"/>
-            <w:tcMar>
-              <w:top w:w="80" w:type="dxa"/>
-              <w:start w:w="100" w:type="dxa"/>
-              <w:bottom w:w="80" w:type="dxa"/>
-              <w:end w:w="100" w:type="dxa"/>
-            </w:tcMar>
-          </w:tcPr>
-          <w:p>
-            <w:pPr>
-              <w:spacing w:before="0" w:after="40" w:line="240" w:lineRule="auto"/>
+            <w:tcW w:type="dxa" w:w="2339"/>
+          </w:tcPr>
+          <w:p>
+            <w:pPr>
+              <w:spacing w:before="0" w:after="20" w:line="240" w:lineRule="auto"/>
             </w:pPr>
             <w:r>
               <w:rPr>
@@ -3179,18 +2455,11 @@
         </w:tc>
         <w:tc>
           <w:tcPr>
-            <w:tcW w:type="dxa" w:w="2156"/>
-            <w:vAlign w:val="top"/>
-            <w:tcMar>
-              <w:top w:w="80" w:type="dxa"/>
-              <w:start w:w="100" w:type="dxa"/>
-              <w:bottom w:w="80" w:type="dxa"/>
-              <w:end w:w="100" w:type="dxa"/>
-            </w:tcMar>
-          </w:tcPr>
-          <w:p>
-            <w:pPr>
-              <w:spacing w:before="0" w:after="40" w:line="240" w:lineRule="auto"/>
+            <w:tcW w:type="dxa" w:w="2339"/>
+          </w:tcPr>
+          <w:p>
+            <w:pPr>
+              <w:spacing w:before="0" w:after="20" w:line="240" w:lineRule="auto"/>
             </w:pPr>
             <w:r>
               <w:rPr>
@@ -3205,18 +2474,11 @@
       <w:tr>
         <w:tc>
           <w:tcPr>
-            <w:tcW w:type="dxa" w:w="2156"/>
-            <w:vAlign w:val="top"/>
-            <w:tcMar>
-              <w:top w:w="80" w:type="dxa"/>
-              <w:start w:w="100" w:type="dxa"/>
-              <w:bottom w:w="80" w:type="dxa"/>
-              <w:end w:w="100" w:type="dxa"/>
-            </w:tcMar>
-          </w:tcPr>
-          <w:p>
-            <w:pPr>
-              <w:spacing w:before="0" w:after="40" w:line="240" w:lineRule="auto"/>
+            <w:tcW w:type="dxa" w:w="2339"/>
+          </w:tcPr>
+          <w:p>
+            <w:pPr>
+              <w:spacing w:before="0" w:after="20" w:line="240" w:lineRule="auto"/>
             </w:pPr>
             <w:r>
               <w:rPr>
@@ -3229,18 +2491,11 @@
         </w:tc>
         <w:tc>
           <w:tcPr>
-            <w:tcW w:type="dxa" w:w="2254"/>
-            <w:vAlign w:val="top"/>
-            <w:tcMar>
-              <w:top w:w="80" w:type="dxa"/>
-              <w:start w:w="100" w:type="dxa"/>
-              <w:bottom w:w="80" w:type="dxa"/>
-              <w:end w:w="100" w:type="dxa"/>
-            </w:tcMar>
-          </w:tcPr>
-          <w:p>
-            <w:pPr>
-              <w:spacing w:before="0" w:after="40" w:line="240" w:lineRule="auto"/>
+            <w:tcW w:type="dxa" w:w="2339"/>
+          </w:tcPr>
+          <w:p>
+            <w:pPr>
+              <w:spacing w:before="0" w:after="20" w:line="240" w:lineRule="auto"/>
             </w:pPr>
             <w:r>
               <w:rPr>
@@ -3253,18 +2508,11 @@
         </w:tc>
         <w:tc>
           <w:tcPr>
-            <w:tcW w:type="dxa" w:w="3234"/>
-            <w:vAlign w:val="top"/>
-            <w:tcMar>
-              <w:top w:w="80" w:type="dxa"/>
-              <w:start w:w="100" w:type="dxa"/>
-              <w:bottom w:w="80" w:type="dxa"/>
-              <w:end w:w="100" w:type="dxa"/>
-            </w:tcMar>
-          </w:tcPr>
-          <w:p>
-            <w:pPr>
-              <w:spacing w:before="0" w:after="40" w:line="240" w:lineRule="auto"/>
+            <w:tcW w:type="dxa" w:w="2339"/>
+          </w:tcPr>
+          <w:p>
+            <w:pPr>
+              <w:spacing w:before="0" w:after="20" w:line="240" w:lineRule="auto"/>
             </w:pPr>
             <w:r>
               <w:rPr>
@@ -3277,18 +2525,11 @@
         </w:tc>
         <w:tc>
           <w:tcPr>
-            <w:tcW w:type="dxa" w:w="2156"/>
-            <w:vAlign w:val="top"/>
-            <w:tcMar>
-              <w:top w:w="80" w:type="dxa"/>
-              <w:start w:w="100" w:type="dxa"/>
-              <w:bottom w:w="80" w:type="dxa"/>
-              <w:end w:w="100" w:type="dxa"/>
-            </w:tcMar>
-          </w:tcPr>
-          <w:p>
-            <w:pPr>
-              <w:spacing w:before="0" w:after="40" w:line="240" w:lineRule="auto"/>
+            <w:tcW w:type="dxa" w:w="2339"/>
+          </w:tcPr>
+          <w:p>
+            <w:pPr>
+              <w:spacing w:before="0" w:after="20" w:line="240" w:lineRule="auto"/>
             </w:pPr>
             <w:r>
               <w:rPr>
@@ -3303,18 +2544,11 @@
       <w:tr>
         <w:tc>
           <w:tcPr>
-            <w:tcW w:type="dxa" w:w="2156"/>
-            <w:vAlign w:val="top"/>
-            <w:tcMar>
-              <w:top w:w="80" w:type="dxa"/>
-              <w:start w:w="100" w:type="dxa"/>
-              <w:bottom w:w="80" w:type="dxa"/>
-              <w:end w:w="100" w:type="dxa"/>
-            </w:tcMar>
-          </w:tcPr>
-          <w:p>
-            <w:pPr>
-              <w:spacing w:before="0" w:after="40" w:line="240" w:lineRule="auto"/>
+            <w:tcW w:type="dxa" w:w="2339"/>
+          </w:tcPr>
+          <w:p>
+            <w:pPr>
+              <w:spacing w:before="0" w:after="20" w:line="240" w:lineRule="auto"/>
             </w:pPr>
             <w:r>
               <w:rPr>
@@ -3327,18 +2561,11 @@
         </w:tc>
         <w:tc>
           <w:tcPr>
-            <w:tcW w:type="dxa" w:w="2254"/>
-            <w:vAlign w:val="top"/>
-            <w:tcMar>
-              <w:top w:w="80" w:type="dxa"/>
-              <w:start w:w="100" w:type="dxa"/>
-              <w:bottom w:w="80" w:type="dxa"/>
-              <w:end w:w="100" w:type="dxa"/>
-            </w:tcMar>
-          </w:tcPr>
-          <w:p>
-            <w:pPr>
-              <w:spacing w:before="0" w:after="40" w:line="240" w:lineRule="auto"/>
+            <w:tcW w:type="dxa" w:w="2339"/>
+          </w:tcPr>
+          <w:p>
+            <w:pPr>
+              <w:spacing w:before="0" w:after="20" w:line="240" w:lineRule="auto"/>
             </w:pPr>
             <w:r>
               <w:rPr>
@@ -3351,18 +2578,11 @@
         </w:tc>
         <w:tc>
           <w:tcPr>
-            <w:tcW w:type="dxa" w:w="3234"/>
-            <w:vAlign w:val="top"/>
-            <w:tcMar>
-              <w:top w:w="80" w:type="dxa"/>
-              <w:start w:w="100" w:type="dxa"/>
-              <w:bottom w:w="80" w:type="dxa"/>
-              <w:end w:w="100" w:type="dxa"/>
-            </w:tcMar>
-          </w:tcPr>
-          <w:p>
-            <w:pPr>
-              <w:spacing w:before="0" w:after="40" w:line="240" w:lineRule="auto"/>
+            <w:tcW w:type="dxa" w:w="2339"/>
+          </w:tcPr>
+          <w:p>
+            <w:pPr>
+              <w:spacing w:before="0" w:after="20" w:line="240" w:lineRule="auto"/>
             </w:pPr>
             <w:r>
               <w:rPr>
@@ -3375,18 +2595,11 @@
         </w:tc>
         <w:tc>
           <w:tcPr>
-            <w:tcW w:type="dxa" w:w="2156"/>
-            <w:vAlign w:val="top"/>
-            <w:tcMar>
-              <w:top w:w="80" w:type="dxa"/>
-              <w:start w:w="100" w:type="dxa"/>
-              <w:bottom w:w="80" w:type="dxa"/>
-              <w:end w:w="100" w:type="dxa"/>
-            </w:tcMar>
-          </w:tcPr>
-          <w:p>
-            <w:pPr>
-              <w:spacing w:before="0" w:after="40" w:line="240" w:lineRule="auto"/>
+            <w:tcW w:type="dxa" w:w="2339"/>
+          </w:tcPr>
+          <w:p>
+            <w:pPr>
+              <w:spacing w:before="0" w:after="20" w:line="240" w:lineRule="auto"/>
             </w:pPr>
             <w:r>
               <w:rPr>
@@ -3401,18 +2614,11 @@
       <w:tr>
         <w:tc>
           <w:tcPr>
-            <w:tcW w:type="dxa" w:w="2156"/>
-            <w:vAlign w:val="top"/>
-            <w:tcMar>
-              <w:top w:w="80" w:type="dxa"/>
-              <w:start w:w="100" w:type="dxa"/>
-              <w:bottom w:w="80" w:type="dxa"/>
-              <w:end w:w="100" w:type="dxa"/>
-            </w:tcMar>
-          </w:tcPr>
-          <w:p>
-            <w:pPr>
-              <w:spacing w:before="0" w:after="40" w:line="240" w:lineRule="auto"/>
+            <w:tcW w:type="dxa" w:w="2339"/>
+          </w:tcPr>
+          <w:p>
+            <w:pPr>
+              <w:spacing w:before="0" w:after="20" w:line="240" w:lineRule="auto"/>
             </w:pPr>
             <w:r>
               <w:rPr>
@@ -3425,18 +2631,11 @@
         </w:tc>
         <w:tc>
           <w:tcPr>
-            <w:tcW w:type="dxa" w:w="2254"/>
-            <w:vAlign w:val="top"/>
-            <w:tcMar>
-              <w:top w:w="80" w:type="dxa"/>
-              <w:start w:w="100" w:type="dxa"/>
-              <w:bottom w:w="80" w:type="dxa"/>
-              <w:end w:w="100" w:type="dxa"/>
-            </w:tcMar>
-          </w:tcPr>
-          <w:p>
-            <w:pPr>
-              <w:spacing w:before="0" w:after="40" w:line="240" w:lineRule="auto"/>
+            <w:tcW w:type="dxa" w:w="2339"/>
+          </w:tcPr>
+          <w:p>
+            <w:pPr>
+              <w:spacing w:before="0" w:after="20" w:line="240" w:lineRule="auto"/>
             </w:pPr>
             <w:r>
               <w:rPr>
@@ -3449,18 +2648,11 @@
         </w:tc>
         <w:tc>
           <w:tcPr>
-            <w:tcW w:type="dxa" w:w="3234"/>
-            <w:vAlign w:val="top"/>
-            <w:tcMar>
-              <w:top w:w="80" w:type="dxa"/>
-              <w:start w:w="100" w:type="dxa"/>
-              <w:bottom w:w="80" w:type="dxa"/>
-              <w:end w:w="100" w:type="dxa"/>
-            </w:tcMar>
-          </w:tcPr>
-          <w:p>
-            <w:pPr>
-              <w:spacing w:before="0" w:after="40" w:line="240" w:lineRule="auto"/>
+            <w:tcW w:type="dxa" w:w="2339"/>
+          </w:tcPr>
+          <w:p>
+            <w:pPr>
+              <w:spacing w:before="0" w:after="20" w:line="240" w:lineRule="auto"/>
             </w:pPr>
             <w:r>
               <w:rPr>
@@ -3473,18 +2665,11 @@
         </w:tc>
         <w:tc>
           <w:tcPr>
-            <w:tcW w:type="dxa" w:w="2156"/>
-            <w:vAlign w:val="top"/>
-            <w:tcMar>
-              <w:top w:w="80" w:type="dxa"/>
-              <w:start w:w="100" w:type="dxa"/>
-              <w:bottom w:w="80" w:type="dxa"/>
-              <w:end w:w="100" w:type="dxa"/>
-            </w:tcMar>
-          </w:tcPr>
-          <w:p>
-            <w:pPr>
-              <w:spacing w:before="0" w:after="40" w:line="240" w:lineRule="auto"/>
+            <w:tcW w:type="dxa" w:w="2339"/>
+          </w:tcPr>
+          <w:p>
+            <w:pPr>
+              <w:spacing w:before="0" w:after="20" w:line="240" w:lineRule="auto"/>
             </w:pPr>
             <w:r>
               <w:rPr>
@@ -3504,17 +2689,9 @@
     </w:p>
     <w:tbl>
       <w:tblPr>
-        <w:tblW w:type="pct" w:w="10000"/>
-        <w:tblLayout w:type="fixed"/>
+        <w:tblW w:type="dxa" w:w="9000"/>
+        <w:tblLayout w:type="autofit"/>
         <w:tblLook w:firstColumn="1" w:firstRow="1" w:lastColumn="0" w:lastRow="0" w:noHBand="0" w:noVBand="1" w:val="04A0"/>
-        <w:tblBorders>
-          <w:top w:val="single" w:sz="4" w:space="0" w:color="B7C3D0"/>
-          <w:left w:val="single" w:sz="4" w:space="0" w:color="B7C3D0"/>
-          <w:bottom w:val="single" w:sz="4" w:space="0" w:color="B7C3D0"/>
-          <w:right w:val="single" w:sz="4" w:space="0" w:color="B7C3D0"/>
-          <w:insideH w:val="single" w:sz="4" w:space="0" w:color="B7C3D0"/>
-          <w:insideV w:val="single" w:sz="4" w:space="0" w:color="B7C3D0"/>
-        </w:tblBorders>
       </w:tblPr>
       <w:tblGrid>
         <w:gridCol w:w="9355"/>
@@ -3525,16 +2702,15 @@
             <w:tcW w:type="dxa" w:w="9355"/>
             <w:shd w:fill="EDEDED" w:val="clear"/>
             <w:tcMar>
-              <w:top w:w="140" w:type="dxa"/>
-              <w:start w:w="160" w:type="dxa"/>
-              <w:bottom w:w="140" w:type="dxa"/>
-              <w:end w:w="160" w:type="dxa"/>
+              <w:top w:w="160" w:type="dxa"/>
+              <w:start w:w="180" w:type="dxa"/>
+              <w:bottom w:w="160" w:type="dxa"/>
+              <w:end w:w="180" w:type="dxa"/>
             </w:tcMar>
-            <w:vAlign w:val="center"/>
-          </w:tcPr>
-          <w:p>
-            <w:pPr>
-              <w:spacing w:before="40" w:after="0"/>
+          </w:tcPr>
+          <w:p>
+            <w:pPr>
+              <w:spacing w:before="0" w:after="20" w:line="240" w:lineRule="auto"/>
               <w:jc w:val="center"/>
             </w:pPr>
             <w:r>
@@ -3576,17 +2752,9 @@
     </w:p>
     <w:tbl>
       <w:tblPr>
-        <w:tblW w:type="pct" w:w="10000"/>
-        <w:tblLayout w:type="fixed"/>
+        <w:tblW w:type="dxa" w:w="9000"/>
+        <w:tblLayout w:type="autofit"/>
         <w:tblLook w:firstColumn="1" w:firstRow="1" w:lastColumn="0" w:lastRow="0" w:noHBand="0" w:noVBand="1" w:val="04A0"/>
-        <w:tblBorders>
-          <w:top w:val="single" w:sz="4" w:space="0" w:color="B7C3D0"/>
-          <w:left w:val="single" w:sz="4" w:space="0" w:color="B7C3D0"/>
-          <w:bottom w:val="single" w:sz="4" w:space="0" w:color="B7C3D0"/>
-          <w:right w:val="single" w:sz="4" w:space="0" w:color="B7C3D0"/>
-          <w:insideH w:val="single" w:sz="4" w:space="0" w:color="B7C3D0"/>
-          <w:insideV w:val="single" w:sz="4" w:space="0" w:color="B7C3D0"/>
-        </w:tblBorders>
       </w:tblPr>
       <w:tblGrid>
         <w:gridCol w:w="9355"/>
@@ -3597,16 +2765,15 @@
             <w:tcW w:type="dxa" w:w="9355"/>
             <w:shd w:fill="EDEDED" w:val="clear"/>
             <w:tcMar>
-              <w:top w:w="140" w:type="dxa"/>
-              <w:start w:w="160" w:type="dxa"/>
-              <w:bottom w:w="140" w:type="dxa"/>
-              <w:end w:w="160" w:type="dxa"/>
+              <w:top w:w="160" w:type="dxa"/>
+              <w:start w:w="180" w:type="dxa"/>
+              <w:bottom w:w="160" w:type="dxa"/>
+              <w:end w:w="180" w:type="dxa"/>
             </w:tcMar>
-            <w:vAlign w:val="center"/>
-          </w:tcPr>
-          <w:p>
-            <w:pPr>
-              <w:spacing w:before="40" w:after="0"/>
+          </w:tcPr>
+          <w:p>
+            <w:pPr>
+              <w:spacing w:before="0" w:after="20" w:line="240" w:lineRule="auto"/>
               <w:jc w:val="center"/>
             </w:pPr>
             <w:r>
@@ -3662,7 +2829,7 @@
     <w:sectPr>
       <w:footerReference w:type="default" r:id="rId8"/>
       <w:pgSz w:w="11906" w:h="16838"/>
-      <w:pgMar w:top="936" w:right="1008" w:bottom="936" w:left="1008" w:header="709" w:footer="709" w:gutter="0"/>
+      <w:pgMar w:top="1134" w:right="850" w:bottom="1134" w:left="1701" w:header="709" w:footer="709" w:gutter="0"/>
       <w:cols w:space="708"/>
       <w:titlePg/>
       <w:docGrid w:linePitch="360"/>

--- a/docs/labs/pr12/ds/reports/0104-pz02-ds.docx
+++ b/docs/labs/pr12/ds/reports/0104-pz02-ds.docx
@@ -1152,7 +1152,7 @@
     </w:p>
     <w:p>
       <w:r>
-        <w:t>Цель: выделить модуль с содержательным правилом, контрактом и заменяемой реализацией. Цепочка: HIT-42 refinement / TargetReadback contract → consumer-owned read boundary and provenance preservation → Verifier.VerifyTarget(ctx, expected) → VerifyTarget. Вне границы: Проверка выполняется по отдельной учебной процедуре.. Модульная карта Проверка выполняется по отдельной учебной процедуре.; своя запись и автор Дмитрий Стацюк. Интерфейс/заглушка без реализованной логики не является результатом.</w:t>
+        <w:t>Цель: выделить модуль с содержательным правилом, контрактом и заменяемой реализацией. Цепочка: HIT-42 refinement / TargetReadback contract → consumer-owned read boundary and provenance preservation → Verifier.VerifyTarget(ctx, expected) → VerifyTarget. Вне границы: проверка будет выполнена отдельно по учебной инструкции. Модульная карта проверка будет выполнена отдельно по учебной инструкции; своя запись и автор Дмитрий Стацюк. Интерфейс/заглушка без реализованной логики не является результатом.</w:t>
       </w:r>
     </w:p>
     <w:p>
@@ -1910,7 +1910,7 @@
     </w:p>
     <w:p>
       <w:r>
-        <w:t>Имя, ответственность, контракт, зависимости исходного кода, путь, статус «работает/план», автор. A→B означает зависимость исходного кода A от контракта/типов B; направление вызова может отличаться. Проверено по реальным импортам и сборке Проверка выполняется по отдельной учебной процедуре.; циклы объяснены No foreign service-internal imports; domain has no os/net/database/provider imports. Будущие части не показывать работающими. Рисунок 4.</w:t>
+        <w:t>Имя, ответственность, контракт, зависимости исходного кода, путь, статус «работает/план», автор. A→B означает зависимость исходного кода A от контракта/типов B; направление вызова может отличаться. Проверено по реальным импортам и сборке проверка будет выполнена отдельно по учебной инструкции; циклы объяснены No foreign service-internal imports; domain has no os/net/database/provider imports. Будущие части не показывать работающими. Рисунок 4.</w:t>
       </w:r>
     </w:p>
     <w:p>
@@ -2153,7 +2153,7 @@
     </w:tbl>
     <w:p>
       <w:r>
-        <w:t>Модуль-кандидат уже существует в services/delivery/internal/domain/readback, изолированный воспроизводимый вход Expected task attributes, наблюдение retrieved TaskObservation. Узким местом без измерений не объявлять. Личный ADR Проверка выполняется по отдельной учебной процедуре.: автор Дмитрий Стацюк, контекст, варианты, решение о границе, последствия и цена (типы, копирование, косвенность), способ проверки. Общий ADR архитектора не заменяет собственное обоснование студента.</w:t>
+        <w:t>Модуль-кандидат уже существует в services/delivery/internal/domain/readback, изолированный воспроизводимый вход Expected task attributes, наблюдение retrieved TaskObservation. Узким местом без измерений не объявлять. Личный ADR проверка будет выполнена отдельно по учебной инструкции: автор Дмитрий Стацюк, контекст, варианты, решение о границе, последствия и цена (типы, копирование, косвенность), способ проверки. Общий ADR архитектора не заменяет собственное обоснование студента.</w:t>
       </w:r>
     </w:p>
     <w:p>
@@ -2747,7 +2747,7 @@
     </w:p>
     <w:p>
       <w:r>
-        <w:t>Проверяющий Дмитрий Стацюк, дата 2026-10-19, автор/модуль другого студента Проверка по H1 выполняется отдельно., commit NOT APPLICABLE — H1, команды сборки, штатный/граничный/ошибочный случаи, подмена и сверка карты Проверка выполняется по отдельной учебной процедуре.. Замечания и повторная проверка после исправлений Проверка выполняется по отдельной учебной процедуре.. Реальная проверка другим студентом, без имитации self-review. Рисунок 6.</w:t>
+        <w:t>Проверяющий Дмитрий Стацюк, дата 2026-10-19, автор/модуль другого студента Проверка по H1 выполняется отдельно., commit NOT APPLICABLE — H1, команды сборки, штатный/граничный/ошибочный случаи, подмена и сверка карты проверка будет выполнена отдельно по учебной инструкции. Замечания и повторная проверка после исправлений проверка будет выполнена отдельно по учебной инструкции. Реальная проверка другим студентом, без имитации self-review. Рисунок 6.</w:t>
       </w:r>
     </w:p>
     <w:tbl>
@@ -2823,7 +2823,103 @@
     </w:p>
     <w:p>
       <w:r>
-        <w:t>Актуальная методичка (точное имя и SHA-256 из реестра источников); канонические требования и архитектура HitPipe (ID, URL и revision); собственные PR, commit, CI и журналы; общие документы и авторы соответствующих частей. Указывать реально использованные версии, а не главную ветку без фиксации.</w:t>
+        <w:t>Список источников приведён ниже и содержит методические материалы, официальную документацию и материалы проекта.</w:t>
+      </w:r>
+    </w:p>
+    <w:p>
+      <w:pPr>
+        <w:pStyle w:val="1"/>
+      </w:pPr>
+      <w:r>
+        <w:t>ИСТОЧНИКИ И ИНСТРУКЦИИ ДЛЯ СКРИНШОТОВ</w:t>
+      </w:r>
+    </w:p>
+    <w:p>
+      <w:r>
+        <w:t>Список источников оформлен по ГОСТ Р 7.0.100–2018. Электронные материалы приведены с адресом и датой обращения.</w:t>
+      </w:r>
+    </w:p>
+    <w:p>
+      <w:r>
+        <w:t>1. ГОСТ 7.32–2017. Межгосударственный стандарт. Система стандартов по информации, библиотечному и издательскому делу. Отчёт о научно-исследовательской работе. Структура и правила оформления. — Москва: Стандартинформ, 2018.</w:t>
+      </w:r>
+    </w:p>
+    <w:p>
+      <w:r>
+        <w:t>2. ГОСТ Р 7.0.100–2018. Национальный стандарт Российской Федерации. Библиографическая запись. Библиографическое описание. Общие требования и правила составления. — Москва: Стандартинформ, 2018.</w:t>
+      </w:r>
+    </w:p>
+    <w:p>
+      <w:r>
+        <w:t>3. The Go Programming Language. Documentation [Электронный ресурс]. — URL: https://go.dev/doc/ (дата обращения: 19.10.2026).</w:t>
+      </w:r>
+    </w:p>
+    <w:p>
+      <w:r>
+        <w:t>4. The Go Programming Language. Go Modules Reference [Электронный ресурс]. — URL: https://go.dev/ref/mod (дата обращения: 19.10.2026).</w:t>
+      </w:r>
+    </w:p>
+    <w:p>
+      <w:r>
+        <w:t>5. GCC Online Documentation. Using the GNU Compiler Collection [Электронный ресурс]. — URL: https://gcc.gnu.org/onlinedocs/ (дата обращения: 19.10.2026).</w:t>
+      </w:r>
+    </w:p>
+    <w:p>
+      <w:r>
+        <w:t>6. GitHub Docs. About pull requests [Электронный ресурс]. — URL: https://docs.github.com/en/pull-requests/collaborating-with-pull-requests/about-pull-requests (дата обращения: 19.10.2026).</w:t>
+      </w:r>
+    </w:p>
+    <w:p>
+      <w:r>
+        <w:t>7. HitPipe. Репозиторий проекта hitpipe/hitpipe [Электронный ресурс]. — URL: https://github.com/hitpipe/hitpipe (дата обращения: 19.10.2026).</w:t>
+      </w:r>
+    </w:p>
+    <w:p>
+      <w:r>
+        <w:t>8. HitPipe. Файл README.md репозитория hitpipe/hitpipe [Электронный ресурс]. — URL: https://github.com/hitpipe/hitpipe/blob/main/README.md (дата обращения: 19.10.2026).</w:t>
+      </w:r>
+    </w:p>
+    <w:p>
+      <w:pPr>
+        <w:pStyle w:val="2"/>
+      </w:pPr>
+      <w:r>
+        <w:t>Откуда взять нужные скриншоты</w:t>
+      </w:r>
+    </w:p>
+    <w:p>
+      <w:r>
+        <w:t>Скриншоты в этот файл не вставлены. Перед сдачей вставьте каждый снимок вместо соответствующего серого блока с тем же номером. На снимке должны быть видны название действия, команда или страница, итог проверки и дата. Не показывайте пароли, токены, личную переписку и содержимое папок вне проекта.</w:t>
+      </w:r>
+    </w:p>
+    <w:p>
+      <w:r>
+        <w:t>Рисунок 1. Откройте файл контракта модуля и основную реализацию в GitHub или редакторе. Покажите название операции, входные данные и результат. Сохраните как 0104-pz02-fig01.png. Подпись: «Публичный контракт и основная реализация».</w:t>
+      </w:r>
+    </w:p>
+    <w:p>
+      <w:r>
+        <w:t>Рисунок 2. Откройте документацию модуля рядом с кодом. Покажите назначение модуля, входные данные, результат и пример. Сохраните как 0104-pz02-fig02.png. Подпись: «Документация модуля».</w:t>
+      </w:r>
+    </w:p>
+    <w:p>
+      <w:r>
+        <w:t>Рисунок 3. Откройте место, где программа обращается к модулю, и два варианта реализации. Покажите, что вызывающая часть остаётся одной и той же. Сохраните как 0104-pz02-fig03.png. Подпись: «Один потребитель и две реализации».</w:t>
+      </w:r>
+    </w:p>
+    <w:p>
+      <w:r>
+        <w:t>Рисунок 4. Откройте карту модулей проекта. Покажите название модуля, связи и отметку состояния. Сохраните как 0104-pz02-fig04.png. Подпись: «Карта модулей проекта».</w:t>
+      </w:r>
+    </w:p>
+    <w:p>
+      <w:r>
+        <w:t>Рисунок 5. В терминале выполните тесты обеих реализаций и покажите итог без ошибок. Сохраните как 0104-pz02-fig05.png. Подпись: «Проверка обеих реализаций».</w:t>
+      </w:r>
+    </w:p>
+    <w:p>
+      <w:r>
+        <w:t>Рисунок 6. Откройте материалы взаимной проверки другой части проекта. Покажите проверяемый модуль, дату и итог. Сохраните как 0104-pz02-fig06.png. Если материалы не выданы, снимок не делать.</w:t>
       </w:r>
     </w:p>
     <w:sectPr>

--- a/docs/labs/pr12/ds/reports/0104-pz02-ds.docx
+++ b/docs/labs/pr12/ds/reports/0104-pz02-ds.docx
@@ -2894,32 +2894,56 @@
     </w:p>
     <w:p>
       <w:r>
-        <w:t>Рисунок 1. Откройте файл контракта модуля и основную реализацию в GitHub или редакторе. Покажите название операции, входные данные и результат. Сохраните как 0104-pz02-fig01.png. Подпись: «Публичный контракт и основная реализация».</w:t>
+        <w:rPr>
+          <w:rFonts w:ascii="Times New Roman" w:hAnsi="Times New Roman"/>
+          <w:sz w:val="20"/>
+        </w:rPr>
+        <w:t>Рисунок 1. Откройте https://github.com/hitpipe/hitpipe/tree/work/HIT-47-ds-corrections/services/delivery/docs/module-contract.md и отдельно https://github.com/hitpipe/hitpipe/tree/work/HIT-47-ds-corrections/services/delivery/internal/application/verifytarget/verifytarget.go. Разместите два окна рядом и покажите название VerifyTarget, вход и результат. Имя PNG: 0104-pz02-fig01.png. Подпись: «Публичный контракт и основная реализация».</w:t>
       </w:r>
     </w:p>
     <w:p>
       <w:r>
-        <w:t>Рисунок 2. Откройте документацию модуля рядом с кодом. Покажите назначение модуля, входные данные, результат и пример. Сохраните как 0104-pz02-fig02.png. Подпись: «Документация модуля».</w:t>
+        <w:rPr>
+          <w:rFonts w:ascii="Times New Roman" w:hAnsi="Times New Roman"/>
+          <w:sz w:val="20"/>
+        </w:rPr>
+        <w:t>Рисунок 2. Перейдите по ссылке https://github.com/hitpipe/hitpipe/tree/work/HIT-47-ds-corrections/services/delivery/docs/module-contract.md. Покажите разделы о назначении модуля, входных данных, результате и примере. Имя PNG: 0104-pz02-fig02.png. Подпись: «Документация модуля».</w:t>
       </w:r>
     </w:p>
     <w:p>
       <w:r>
-        <w:t>Рисунок 3. Откройте место, где программа обращается к модулю, и два варианта реализации. Покажите, что вызывающая часть остаётся одной и той же. Сохраните как 0104-pz02-fig03.png. Подпись: «Один потребитель и две реализации».</w:t>
+        <w:rPr>
+          <w:rFonts w:ascii="Times New Roman" w:hAnsi="Times New Roman"/>
+          <w:sz w:val="20"/>
+        </w:rPr>
+        <w:t>Рисунок 3. Откройте https://github.com/hitpipe/hitpipe/tree/work/HIT-47-ds-corrections/services/delivery/internal/application/verifytarget/verifytarget.go и папку с тестовой реализацией TargetReader через https://github.com/hitpipe/hitpipe/pull/29/files. Покажите один вызов VerifyTarget и два варианта источника данных. Имя PNG: 0104-pz02-fig03.png. Подпись: «Один потребитель и две реализации».</w:t>
       </w:r>
     </w:p>
     <w:p>
       <w:r>
-        <w:t>Рисунок 4. Откройте карту модулей проекта. Покажите название модуля, связи и отметку состояния. Сохраните как 0104-pz02-fig04.png. Подпись: «Карта модулей проекта».</w:t>
+        <w:rPr>
+          <w:rFonts w:ascii="Times New Roman" w:hAnsi="Times New Roman"/>
+          <w:sz w:val="20"/>
+        </w:rPr>
+        <w:t>Рисунок 4. Перейдите по ссылке https://github.com/hitpipe/hitpipe/tree/work/HIT-47-ds-corrections/docs/labs/pr12/ds/module-map.md. Покажите строки TargetReadback, VerifyTarget и связи между ними. Если файл называется иначе, откройте поиск по репозиторию по слову module-map. Имя PNG: 0104-pz02-fig04.png. Подпись: «Карта модулей проекта».</w:t>
       </w:r>
     </w:p>
     <w:p>
       <w:r>
-        <w:t>Рисунок 5. В терминале выполните тесты обеих реализаций и покажите итог без ошибок. Сохраните как 0104-pz02-fig05.png. Подпись: «Проверка обеих реализаций».</w:t>
+        <w:rPr>
+          <w:rFonts w:ascii="Times New Roman" w:hAnsi="Times New Roman"/>
+          <w:sz w:val="20"/>
+        </w:rPr>
+        <w:t>Рисунок 5. В терминале откройте services/delivery и выполните: go test ./internal/adapters/fixtures/targetreader -run TestFileReaderAndDoubleShareVerifyTargetContract -v. Покажите два успешных сценария и итог PASS. Имя PNG: 0104-pz02-fig05.png. Подпись: «Проверка обеих реализаций».</w:t>
       </w:r>
     </w:p>
     <w:p>
       <w:r>
-        <w:t>Рисунок 6. Откройте материалы взаимной проверки другой части проекта. Покажите проверяемый модуль, дату и итог. Сохраните как 0104-pz02-fig06.png. Если материалы не выданы, снимок не делать.</w:t>
+        <w:rPr>
+          <w:rFonts w:ascii="Times New Roman" w:hAnsi="Times New Roman"/>
+          <w:sz w:val="20"/>
+        </w:rPr>
+        <w:t>Рисунок 6. Для взаимной проверки откройте https://hitpipe.atlassian.net/browse/HIT-42 или выданный преподавателем материал. Покажите только название проверяемого модуля, дату и итог. Имя PNG: 0104-pz02-fig06.png. Если материала нет, снимок не делать.</w:t>
       </w:r>
     </w:p>
     <w:sectPr>

--- a/docs/labs/pr12/ds/reports/0104-pz02-ds.docx
+++ b/docs/labs/pr12/ds/reports/0104-pz02-ds.docx
@@ -2898,7 +2898,7 @@
           <w:rFonts w:ascii="Times New Roman" w:hAnsi="Times New Roman"/>
           <w:sz w:val="20"/>
         </w:rPr>
-        <w:t>Рисунок 1. Откройте https://github.com/hitpipe/hitpipe/tree/work/HIT-47-ds-corrections/services/delivery/docs/module-contract.md и отдельно https://github.com/hitpipe/hitpipe/tree/work/HIT-47-ds-corrections/services/delivery/internal/application/verifytarget/verifytarget.go. Разместите два окна рядом и покажите название VerifyTarget, вход и результат. Имя PNG: 0104-pz02-fig01.png. Подпись: «Публичный контракт и основная реализация».</w:t>
+        <w:t>Рисунок 1. Шаг 1: откройте https://github.com/hitpipe/hitpipe/blob/work/HIT-47-ds-corrections/services/delivery/docs/module-contract.md. Шаг 2: в тексте найдите VerifyTarget. Шаг 3: второй вкладкой откройте https://github.com/hitpipe/hitpipe/blob/work/HIT-47-ds-corrections/services/delivery/internal/application/verifytarget/verifytarget.go. Шаг 4: расположите вкладки рядом или сделайте два снимка и объедините их в один рисунок. Должны быть видны название операции и её результат. Сохраните как 0104-pz02-fig01.png. Подпись: «Публичный контракт и основная реализация».</w:t>
       </w:r>
     </w:p>
     <w:p>
@@ -2907,7 +2907,7 @@
           <w:rFonts w:ascii="Times New Roman" w:hAnsi="Times New Roman"/>
           <w:sz w:val="20"/>
         </w:rPr>
-        <w:t>Рисунок 2. Перейдите по ссылке https://github.com/hitpipe/hitpipe/tree/work/HIT-47-ds-corrections/services/delivery/docs/module-contract.md. Покажите разделы о назначении модуля, входных данных, результате и примере. Имя PNG: 0104-pz02-fig02.png. Подпись: «Документация модуля».</w:t>
+        <w:t>Рисунок 2. Шаг 1: откройте https://github.com/hitpipe/hitpipe/blob/work/HIT-47-ds-corrections/services/delivery/docs/module-contract.md. Шаг 2: нажмите Ctrl+F и найдите слова Purpose, Input, Result или их русские пояснения. Шаг 3: выделите область, где описаны назначение, входные данные, результат и пример. Сохраните как 0104-pz02-fig02.png. Подпись: «Документация модуля».</w:t>
       </w:r>
     </w:p>
     <w:p>
@@ -2916,7 +2916,7 @@
           <w:rFonts w:ascii="Times New Roman" w:hAnsi="Times New Roman"/>
           <w:sz w:val="20"/>
         </w:rPr>
-        <w:t>Рисунок 3. Откройте https://github.com/hitpipe/hitpipe/tree/work/HIT-47-ds-corrections/services/delivery/internal/application/verifytarget/verifytarget.go и папку с тестовой реализацией TargetReader через https://github.com/hitpipe/hitpipe/pull/29/files. Покажите один вызов VerifyTarget и два варианта источника данных. Имя PNG: 0104-pz02-fig03.png. Подпись: «Один потребитель и две реализации».</w:t>
+        <w:t>Рисунок 3. Шаг 1: откройте https://github.com/hitpipe/hitpipe/pull/29/files. Шаг 2: нажмите Ctrl+F и найдите verifytarget или TargetReader. Шаг 3: прокрутите до участка, где вызывающая часть передаёт объект чтения в VerifyTarget. Шаг 4: снимите строку вызова и два варианта реализации рядом в видимой области. Сохраните как 0104-pz02-fig03.png. Подпись: «Один потребитель и две реализации».</w:t>
       </w:r>
     </w:p>
     <w:p>
@@ -2925,7 +2925,7 @@
           <w:rFonts w:ascii="Times New Roman" w:hAnsi="Times New Roman"/>
           <w:sz w:val="20"/>
         </w:rPr>
-        <w:t>Рисунок 4. Перейдите по ссылке https://github.com/hitpipe/hitpipe/tree/work/HIT-47-ds-corrections/docs/labs/pr12/ds/module-map.md. Покажите строки TargetReadback, VerifyTarget и связи между ними. Если файл называется иначе, откройте поиск по репозиторию по слову module-map. Имя PNG: 0104-pz02-fig04.png. Подпись: «Карта модулей проекта».</w:t>
+        <w:t>Рисунок 4. Шаг 1: откройте https://github.com/hitpipe/hitpipe/tree/work/HIT-47-ds-corrections/docs/labs/pr12/ds. Шаг 2: найдите файл module-map.md. Шаг 3: если файла не видно, нажмите поиск репозитория и введите module-map. Шаг 4: откройте файл и найдите строки TargetReadback и VerifyTarget. Снимите их вместе со связями и статусами. Сохраните как 0104-pz02-fig04.png. Подпись: «Карта модулей проекта».</w:t>
       </w:r>
     </w:p>
     <w:p>
@@ -2934,7 +2934,7 @@
           <w:rFonts w:ascii="Times New Roman" w:hAnsi="Times New Roman"/>
           <w:sz w:val="20"/>
         </w:rPr>
-        <w:t>Рисунок 5. В терминале откройте services/delivery и выполните: go test ./internal/adapters/fixtures/targetreader -run TestFileReaderAndDoubleShareVerifyTargetContract -v. Покажите два успешных сценария и итог PASS. Имя PNG: 0104-pz02-fig05.png. Подпись: «Проверка обеих реализаций».</w:t>
+        <w:t>Рисунок 5. Шаг 1: откройте PowerShell. Шаг 2: выполните cd 'ПОЛНЫЙ_ПУТЬ_К_КЛОНУ\hitpipe\services\delivery'. Шаг 3: выполните go test ./internal/adapters/fixtures/targetreader -run TestFileReaderAndDoubleShareVerifyTargetContract -v. Шаг 4: найдите строки PASS и итог без ошибок. Снимите команду и итог. Сохраните как 0104-pz02-fig05.png. Подпись: «Проверка обеих реализаций».</w:t>
       </w:r>
     </w:p>
     <w:p>
@@ -2943,7 +2943,7 @@
           <w:rFonts w:ascii="Times New Roman" w:hAnsi="Times New Roman"/>
           <w:sz w:val="20"/>
         </w:rPr>
-        <w:t>Рисунок 6. Для взаимной проверки откройте https://hitpipe.atlassian.net/browse/HIT-42 или выданный преподавателем материал. Покажите только название проверяемого модуля, дату и итог. Имя PNG: 0104-pz02-fig06.png. Если материала нет, снимок не делать.</w:t>
+        <w:t>Рисунок 6. Шаг 1: откройте https://hitpipe.atlassian.net/browse/HIT-42. Шаг 2: найдите комментарий или вложение с взаимной проверкой. Шаг 3: покажите название модуля, дату и результат, но не личную переписку. Если такого материала нет, снимок не делайте. Сохраните как 0104-pz02-fig06.png. Подпись: «Реальная взаимная проверка модуля другого студента».</w:t>
       </w:r>
     </w:p>
     <w:sectPr>

--- a/docs/labs/pr12/ds/reports/0104-pz02-ds.docx
+++ b/docs/labs/pr12/ds/reports/0104-pz02-ds.docx
@@ -190,10 +190,6 @@
               </w:rPr>
             </w:pPr>
             <w:r>
-              <w:rPr>
-                <w:rFonts w:ascii="Times New Roman" w:hAnsi="Times New Roman" w:eastAsia="Times New Roman"/>
-                <w:sz w:val="20"/>
-              </w:rPr>
               <w:t>должность, уч. степень, звание</w:t>
             </w:r>
           </w:p>
@@ -241,10 +237,6 @@
               </w:rPr>
             </w:pPr>
             <w:r>
-              <w:rPr>
-                <w:rFonts w:ascii="Times New Roman" w:hAnsi="Times New Roman" w:eastAsia="Times New Roman"/>
-                <w:sz w:val="20"/>
-              </w:rPr>
               <w:t>подпись, дата</w:t>
             </w:r>
           </w:p>
@@ -292,10 +284,6 @@
               </w:rPr>
             </w:pPr>
             <w:r>
-              <w:rPr>
-                <w:rFonts w:ascii="Times New Roman" w:hAnsi="Times New Roman" w:eastAsia="Times New Roman"/>
-                <w:sz w:val="20"/>
-              </w:rPr>
               <w:t>инициалы, фамилия</w:t>
             </w:r>
           </w:p>
@@ -342,11 +330,6 @@
               <w:spacing w:before="0" w:after="20" w:line="240" w:lineRule="auto"/>
             </w:pPr>
             <w:r>
-              <w:rPr>
-                <w:rFonts w:ascii="Times New Roman" w:hAnsi="Times New Roman" w:eastAsia="Times New Roman"/>
-                <w:b/>
-                <w:sz w:val="21"/>
-              </w:rPr>
               <w:t>Модульная архитектура и контракт программного модуля</w:t>
             </w:r>
           </w:p>
@@ -368,10 +351,6 @@
               <w:spacing w:before="0" w:after="20" w:line="240" w:lineRule="auto"/>
             </w:pPr>
             <w:r>
-              <w:rPr>
-                <w:rFonts w:ascii="Times New Roman" w:hAnsi="Times New Roman" w:eastAsia="Times New Roman"/>
-                <w:sz w:val="20"/>
-              </w:rPr>
               <w:t>по МДК.01.04 «Системное программирование»</w:t>
             </w:r>
           </w:p>
@@ -512,11 +491,6 @@
               </w:rPr>
             </w:pPr>
             <w:r>
-              <w:rPr>
-                <w:rFonts w:ascii="Times New Roman" w:hAnsi="Times New Roman" w:eastAsia="Times New Roman"/>
-                <w:b/>
-                <w:sz w:val="21"/>
-              </w:rPr>
               <w:t xml:space="preserve">Студент гр. № </w:t>
             </w:r>
           </w:p>
@@ -774,10 +748,6 @@
               </w:rPr>
             </w:pPr>
             <w:r>
-              <w:rPr>
-                <w:rFonts w:ascii="Times New Roman" w:hAnsi="Times New Roman" w:eastAsia="Times New Roman"/>
-                <w:sz w:val="20"/>
-              </w:rPr>
               <w:t>подпись, дата</w:t>
             </w:r>
           </w:p>
@@ -833,10 +803,6 @@
               </w:rPr>
             </w:pPr>
             <w:r>
-              <w:rPr>
-                <w:rFonts w:ascii="Times New Roman" w:hAnsi="Times New Roman" w:eastAsia="Times New Roman"/>
-                <w:sz w:val="20"/>
-              </w:rPr>
               <w:t>инициалы, фамилия</w:t>
             </w:r>
           </w:p>
@@ -897,11 +863,6 @@
               <w:spacing w:before="0" w:after="20" w:line="240" w:lineRule="auto"/>
             </w:pPr>
             <w:r>
-              <w:rPr>
-                <w:rFonts w:ascii="Times New Roman" w:hAnsi="Times New Roman" w:eastAsia="Times New Roman"/>
-                <w:b/>
-                <w:sz w:val="21"/>
-              </w:rPr>
               <w:t>Поле</w:t>
             </w:r>
           </w:p>
@@ -915,11 +876,6 @@
               <w:spacing w:before="0" w:after="20" w:line="240" w:lineRule="auto"/>
             </w:pPr>
             <w:r>
-              <w:rPr>
-                <w:rFonts w:ascii="Times New Roman" w:hAnsi="Times New Roman" w:eastAsia="Times New Roman"/>
-                <w:b/>
-                <w:sz w:val="21"/>
-              </w:rPr>
               <w:t>Значение</w:t>
             </w:r>
           </w:p>
@@ -935,10 +891,6 @@
               <w:spacing w:before="0" w:after="20" w:line="240" w:lineRule="auto"/>
             </w:pPr>
             <w:r>
-              <w:rPr>
-                <w:rFonts w:ascii="Times New Roman" w:hAnsi="Times New Roman" w:eastAsia="Times New Roman"/>
-                <w:sz w:val="20"/>
-              </w:rPr>
               <w:t>ФИО, группа</w:t>
             </w:r>
           </w:p>
@@ -952,10 +904,6 @@
               <w:spacing w:before="0" w:after="20" w:line="240" w:lineRule="auto"/>
             </w:pPr>
             <w:r>
-              <w:rPr>
-                <w:rFonts w:ascii="Times New Roman" w:hAnsi="Times New Roman" w:eastAsia="Times New Roman"/>
-                <w:sz w:val="20"/>
-              </w:rPr>
               <w:t>Дмитрий Стацюк, не указана</w:t>
             </w:r>
           </w:p>
@@ -971,10 +919,6 @@
               <w:spacing w:before="0" w:after="20" w:line="240" w:lineRule="auto"/>
             </w:pPr>
             <w:r>
-              <w:rPr>
-                <w:rFonts w:ascii="Times New Roman" w:hAnsi="Times New Roman" w:eastAsia="Times New Roman"/>
-                <w:sz w:val="20"/>
-              </w:rPr>
               <w:t>Проект и команда</w:t>
             </w:r>
           </w:p>
@@ -988,10 +932,6 @@
               <w:spacing w:before="0" w:after="20" w:line="240" w:lineRule="auto"/>
             </w:pPr>
             <w:r>
-              <w:rPr>
-                <w:rFonts w:ascii="Times New Roman" w:hAnsi="Times New Roman" w:eastAsia="Times New Roman"/>
-                <w:sz w:val="20"/>
-              </w:rPr>
               <w:t>HitPipe; пять участников</w:t>
             </w:r>
           </w:p>
@@ -1007,10 +947,6 @@
               <w:spacing w:before="0" w:after="20" w:line="240" w:lineRule="auto"/>
             </w:pPr>
             <w:r>
-              <w:rPr>
-                <w:rFonts w:ascii="Times New Roman" w:hAnsi="Times New Roman" w:eastAsia="Times New Roman"/>
-                <w:sz w:val="20"/>
-              </w:rPr>
               <w:t>Собственная зона/компонент</w:t>
             </w:r>
           </w:p>
@@ -1024,10 +960,6 @@
               <w:spacing w:before="0" w:after="20" w:line="240" w:lineRule="auto"/>
             </w:pPr>
             <w:r>
-              <w:rPr>
-                <w:rFonts w:ascii="Times New Roman" w:hAnsi="Times New Roman" w:eastAsia="Times New Roman"/>
-                <w:sz w:val="20"/>
-              </w:rPr>
               <w:t>TargetReadback / services/delivery</w:t>
             </w:r>
           </w:p>
@@ -1043,10 +975,6 @@
               <w:spacing w:before="0" w:after="20" w:line="240" w:lineRule="auto"/>
             </w:pPr>
             <w:r>
-              <w:rPr>
-                <w:rFonts w:ascii="Times New Roman" w:hAnsi="Times New Roman" w:eastAsia="Times New Roman"/>
-                <w:sz w:val="20"/>
-              </w:rPr>
               <w:t>Тег → commit</w:t>
             </w:r>
           </w:p>
@@ -1060,10 +988,6 @@
               <w:spacing w:before="0" w:after="20" w:line="240" w:lineRule="auto"/>
             </w:pPr>
             <w:r>
-              <w:rPr>
-                <w:rFonts w:ascii="Times New Roman" w:hAnsi="Times New Roman" w:eastAsia="Times New Roman"/>
-                <w:sz w:val="20"/>
-              </w:rPr>
               <w:t>не создан — human/Lead gate; correction source bafc97a0eb5cc2b2aba68c04a74b179b61432d82</w:t>
             </w:r>
           </w:p>
@@ -1079,10 +1003,6 @@
               <w:spacing w:before="0" w:after="20" w:line="240" w:lineRule="auto"/>
             </w:pPr>
             <w:r>
-              <w:rPr>
-                <w:rFonts w:ascii="Times New Roman" w:hAnsi="Times New Roman" w:eastAsia="Times New Roman"/>
-                <w:sz w:val="20"/>
-              </w:rPr>
               <w:t>Репозиторий</w:t>
             </w:r>
           </w:p>
@@ -1096,10 +1016,6 @@
               <w:spacing w:before="0" w:after="20" w:line="240" w:lineRule="auto"/>
             </w:pPr>
             <w:r>
-              <w:rPr>
-                <w:rFonts w:ascii="Times New Roman" w:hAnsi="Times New Roman" w:eastAsia="Times New Roman"/>
-                <w:sz w:val="20"/>
-              </w:rPr>
               <w:t>https://github.com/hitpipe/hitpipe</w:t>
             </w:r>
           </w:p>
@@ -1115,10 +1031,6 @@
               <w:spacing w:before="0" w:after="20" w:line="240" w:lineRule="auto"/>
             </w:pPr>
             <w:r>
-              <w:rPr>
-                <w:rFonts w:ascii="Times New Roman" w:hAnsi="Times New Roman" w:eastAsia="Times New Roman"/>
-                <w:sz w:val="20"/>
-              </w:rPr>
               <w:t>Вариант выполнения</w:t>
             </w:r>
           </w:p>
@@ -1132,10 +1044,6 @@
               <w:spacing w:before="0" w:after="20" w:line="240" w:lineRule="auto"/>
             </w:pPr>
             <w:r>
-              <w:rPr>
-                <w:rFonts w:ascii="Times New Roman" w:hAnsi="Times New Roman" w:eastAsia="Times New Roman"/>
-                <w:sz w:val="20"/>
-              </w:rPr>
               <w:t>Собственная зона ответственности</w:t>
             </w:r>
           </w:p>
@@ -1194,11 +1102,6 @@
               <w:spacing w:before="0" w:after="20" w:line="240" w:lineRule="auto"/>
             </w:pPr>
             <w:r>
-              <w:rPr>
-                <w:rFonts w:ascii="Times New Roman" w:hAnsi="Times New Roman" w:eastAsia="Times New Roman"/>
-                <w:b/>
-                <w:sz w:val="21"/>
-              </w:rPr>
               <w:t>Часть контракта</w:t>
             </w:r>
           </w:p>
@@ -1212,11 +1115,6 @@
               <w:spacing w:before="0" w:after="20" w:line="240" w:lineRule="auto"/>
             </w:pPr>
             <w:r>
-              <w:rPr>
-                <w:rFonts w:ascii="Times New Roman" w:hAnsi="Times New Roman" w:eastAsia="Times New Roman"/>
-                <w:b/>
-                <w:sz w:val="21"/>
-              </w:rPr>
               <w:t>Решение и источник</w:t>
             </w:r>
           </w:p>
@@ -1232,10 +1130,6 @@
               <w:spacing w:before="0" w:after="20" w:line="240" w:lineRule="auto"/>
             </w:pPr>
             <w:r>
-              <w:rPr>
-                <w:rFonts w:ascii="Times New Roman" w:hAnsi="Times New Roman" w:eastAsia="Times New Roman"/>
-                <w:sz w:val="20"/>
-              </w:rPr>
               <w:t>Назначение и публичная операция</w:t>
             </w:r>
           </w:p>
@@ -1249,10 +1143,6 @@
               <w:spacing w:before="0" w:after="20" w:line="240" w:lineRule="auto"/>
             </w:pPr>
             <w:r>
-              <w:rPr>
-                <w:rFonts w:ascii="Times New Roman" w:hAnsi="Times New Roman" w:eastAsia="Times New Roman"/>
-                <w:sz w:val="20"/>
-              </w:rPr>
               <w:t>VerifyTarget compares one requested target through consumer-owned TargetReader; services/delivery/internal/application/verifytarget/verifytarget.go</w:t>
             </w:r>
           </w:p>
@@ -1268,10 +1158,6 @@
               <w:spacing w:before="0" w:after="20" w:line="240" w:lineRule="auto"/>
             </w:pPr>
             <w:r>
-              <w:rPr>
-                <w:rFonts w:ascii="Times New Roman" w:hAnsi="Times New Roman" w:eastAsia="Times New Roman"/>
-                <w:sz w:val="20"/>
-              </w:rPr>
               <w:t>Допустимые входы и предусловия</w:t>
             </w:r>
           </w:p>
@@ -1285,10 +1171,6 @@
               <w:spacing w:before="0" w:after="20" w:line="240" w:lineRule="auto"/>
             </w:pPr>
             <w:r>
-              <w:rPr>
-                <w:rFonts w:ascii="Times New Roman" w:hAnsi="Times New Roman" w:eastAsia="Times New Roman"/>
-                <w:sz w:val="20"/>
-              </w:rPr>
               <w:t>non-empty target ID; Expected projection; FileReader strict JSON or test double with target/provenance; requirements.md FR-1–FR-4</w:t>
             </w:r>
           </w:p>
@@ -1304,10 +1186,6 @@
               <w:spacing w:before="0" w:after="20" w:line="240" w:lineRule="auto"/>
             </w:pPr>
             <w:r>
-              <w:rPr>
-                <w:rFonts w:ascii="Times New Roman" w:hAnsi="Times New Roman" w:eastAsia="Times New Roman"/>
-                <w:sz w:val="20"/>
-              </w:rPr>
               <w:t>Результат и постусловия</w:t>
             </w:r>
           </w:p>
@@ -1321,10 +1199,6 @@
               <w:spacing w:before="0" w:after="20" w:line="240" w:lineRule="auto"/>
             </w:pPr>
             <w:r>
-              <w:rPr>
-                <w:rFonts w:ascii="Times New Roman" w:hAnsi="Times New Roman" w:eastAsia="Times New Roman"/>
-                <w:sz w:val="20"/>
-              </w:rPr>
               <w:t>typed match/mismatch/incomplete/unknown Result plus target and provenance; no write/retry/provider side effect</w:t>
             </w:r>
           </w:p>
@@ -1340,10 +1214,6 @@
               <w:spacing w:before="0" w:after="20" w:line="240" w:lineRule="auto"/>
             </w:pPr>
             <w:r>
-              <w:rPr>
-                <w:rFonts w:ascii="Times New Roman" w:hAnsi="Times New Roman" w:eastAsia="Times New Roman"/>
-                <w:sz w:val="20"/>
-              </w:rPr>
               <w:t>Категории ошибок и порядок при нескольких нарушениях</w:t>
             </w:r>
           </w:p>
@@ -1357,10 +1227,6 @@
               <w:spacing w:before="0" w:after="20" w:line="240" w:lineRule="auto"/>
             </w:pPr>
             <w:r>
-              <w:rPr>
-                <w:rFonts w:ascii="Times New Roman" w:hAnsi="Times New Roman" w:eastAsia="Times New Roman"/>
-                <w:sz w:val="20"/>
-              </w:rPr>
               <w:t>read/provenance failure→unknown; invalid/empty structure→incomplete; field difference→mismatch; match only after every guard</w:t>
             </w:r>
           </w:p>
@@ -1376,10 +1242,6 @@
               <w:spacing w:before="0" w:after="20" w:line="240" w:lineRule="auto"/>
             </w:pPr>
             <w:r>
-              <w:rPr>
-                <w:rFonts w:ascii="Times New Roman" w:hAnsi="Times New Roman" w:eastAsia="Times New Roman"/>
-                <w:sz w:val="20"/>
-              </w:rPr>
               <w:t>Владение входом/выходом, срок действия ссылок</w:t>
             </w:r>
           </w:p>
@@ -1393,10 +1255,6 @@
               <w:spacing w:before="0" w:after="20" w:line="240" w:lineRule="auto"/>
             </w:pPr>
             <w:r>
-              <w:rPr>
-                <w:rFonts w:ascii="Times New Roman" w:hAnsi="Times New Roman" w:eastAsia="Times New Roman"/>
-                <w:sz w:val="20"/>
-              </w:rPr>
               <w:t>consumer owns TargetReader port; adapter owns saved observation decode; result owns no mutable provider state; source/time provenance required</w:t>
             </w:r>
           </w:p>
@@ -1412,10 +1270,6 @@
               <w:spacing w:before="0" w:after="20" w:line="240" w:lineRule="auto"/>
             </w:pPr>
             <w:r>
-              <w:rPr>
-                <w:rFonts w:ascii="Times New Roman" w:hAnsi="Times New Roman" w:eastAsia="Times New Roman"/>
-                <w:sz w:val="20"/>
-              </w:rPr>
               <w:t>Состояние и побочные эффекты, явно если отсутствуют</w:t>
             </w:r>
           </w:p>
@@ -1429,10 +1283,6 @@
               <w:spacing w:before="0" w:after="20" w:line="240" w:lineRule="auto"/>
             </w:pPr>
             <w:r>
-              <w:rPr>
-                <w:rFonts w:ascii="Times New Roman" w:hAnsi="Times New Roman" w:eastAsia="Times New Roman"/>
-                <w:sz w:val="20"/>
-              </w:rPr>
               <w:t>read-only observation; no network, DB, retry, message, or state transition; live authority and permissions are outside offline slice</w:t>
             </w:r>
           </w:p>
@@ -1471,10 +1321,6 @@
               <w:jc w:val="center"/>
             </w:pPr>
             <w:r>
-              <w:rPr>
-                <w:rFonts w:ascii="Times New Roman" w:hAnsi="Times New Roman" w:eastAsia="Times New Roman"/>
-                <w:sz w:val="22"/>
-              </w:rPr>
               <w:t>[МЕСТО ДЛЯ СКРИНШОТА 1 — Публичный контракт и существенная реализация]</w:t>
             </w:r>
           </w:p>
@@ -1487,10 +1333,6 @@
         <w:jc w:val="center"/>
       </w:pPr>
       <w:r>
-        <w:rPr>
-          <w:rFonts w:ascii="Times New Roman" w:hAnsi="Times New Roman" w:eastAsia="Times New Roman"/>
-          <w:sz w:val="24"/>
-        </w:rPr>
         <w:t>Рисунок 1 — Публичный контракт и существенная реализация</w:t>
       </w:r>
     </w:p>
@@ -1521,10 +1363,6 @@
               <w:jc w:val="center"/>
             </w:pPr>
             <w:r>
-              <w:rPr>
-                <w:rFonts w:ascii="Times New Roman" w:hAnsi="Times New Roman" w:eastAsia="Times New Roman"/>
-                <w:sz w:val="22"/>
-              </w:rPr>
               <w:t>[МЕСТО ДЛЯ СКРИНШОТА 2 — Документация модуля по стандарту стека]</w:t>
             </w:r>
           </w:p>
@@ -1537,10 +1375,6 @@
         <w:jc w:val="center"/>
       </w:pPr>
       <w:r>
-        <w:rPr>
-          <w:rFonts w:ascii="Times New Roman" w:hAnsi="Times New Roman" w:eastAsia="Times New Roman"/>
-          <w:sz w:val="24"/>
-        </w:rPr>
         <w:t>Рисунок 2 — Документация модуля по стандарту стека</w:t>
       </w:r>
     </w:p>
@@ -1584,10 +1418,6 @@
               <w:jc w:val="center"/>
             </w:pPr>
             <w:r>
-              <w:rPr>
-                <w:rFonts w:ascii="Times New Roman" w:hAnsi="Times New Roman" w:eastAsia="Times New Roman"/>
-                <w:sz w:val="22"/>
-              </w:rPr>
               <w:t>[МЕСТО ДЛЯ СКРИНШОТА 3 — Один потребитель и две подключаемые реализации]</w:t>
             </w:r>
           </w:p>
@@ -1600,10 +1430,6 @@
         <w:jc w:val="center"/>
       </w:pPr>
       <w:r>
-        <w:rPr>
-          <w:rFonts w:ascii="Times New Roman" w:hAnsi="Times New Roman" w:eastAsia="Times New Roman"/>
-          <w:sz w:val="24"/>
-        </w:rPr>
         <w:t>Рисунок 3 — Один потребитель и две подключаемые реализации</w:t>
       </w:r>
     </w:p>
@@ -1640,11 +1466,6 @@
               <w:spacing w:before="0" w:after="20" w:line="240" w:lineRule="auto"/>
             </w:pPr>
             <w:r>
-              <w:rPr>
-                <w:rFonts w:ascii="Times New Roman" w:hAnsi="Times New Roman" w:eastAsia="Times New Roman"/>
-                <w:b/>
-                <w:sz w:val="21"/>
-              </w:rPr>
               <w:t>Реализация</w:t>
             </w:r>
           </w:p>
@@ -1658,11 +1479,6 @@
               <w:spacing w:before="0" w:after="20" w:line="240" w:lineRule="auto"/>
             </w:pPr>
             <w:r>
-              <w:rPr>
-                <w:rFonts w:ascii="Times New Roman" w:hAnsi="Times New Roman" w:eastAsia="Times New Roman"/>
-                <w:b/>
-                <w:sz w:val="21"/>
-              </w:rPr>
               <w:t>Как выбирается в точке сборки</w:t>
             </w:r>
           </w:p>
@@ -1676,11 +1492,6 @@
               <w:spacing w:before="0" w:after="20" w:line="240" w:lineRule="auto"/>
             </w:pPr>
             <w:r>
-              <w:rPr>
-                <w:rFonts w:ascii="Times New Roman" w:hAnsi="Times New Roman" w:eastAsia="Times New Roman"/>
-                <w:b/>
-                <w:sz w:val="21"/>
-              </w:rPr>
               <w:t>Сценарий и результат</w:t>
             </w:r>
           </w:p>
@@ -1694,11 +1505,6 @@
               <w:spacing w:before="0" w:after="20" w:line="240" w:lineRule="auto"/>
             </w:pPr>
             <w:r>
-              <w:rPr>
-                <w:rFonts w:ascii="Times New Roman" w:hAnsi="Times New Roman" w:eastAsia="Times New Roman"/>
-                <w:b/>
-                <w:sz w:val="21"/>
-              </w:rPr>
               <w:t>Ограничения доказательства</w:t>
             </w:r>
           </w:p>
@@ -1714,10 +1520,6 @@
               <w:spacing w:before="0" w:after="20" w:line="240" w:lineRule="auto"/>
             </w:pPr>
             <w:r>
-              <w:rPr>
-                <w:rFonts w:ascii="Times New Roman" w:hAnsi="Times New Roman" w:eastAsia="Times New Roman"/>
-                <w:sz w:val="20"/>
-              </w:rPr>
               <w:t>file-backed TargetReader</w:t>
             </w:r>
           </w:p>
@@ -1731,10 +1533,6 @@
               <w:spacing w:before="0" w:after="20" w:line="240" w:lineRule="auto"/>
             </w:pPr>
             <w:r>
-              <w:rPr>
-                <w:rFonts w:ascii="Times New Roman" w:hAnsi="Times New Roman" w:eastAsia="Times New Roman"/>
-                <w:sz w:val="20"/>
-              </w:rPr>
               <w:t>services/delivery/cmd/delivery-contractcheck/main.go</w:t>
             </w:r>
           </w:p>
@@ -1748,10 +1546,6 @@
               <w:spacing w:before="0" w:after="20" w:line="240" w:lineRule="auto"/>
             </w:pPr>
             <w:r>
-              <w:rPr>
-                <w:rFonts w:ascii="Times New Roman" w:hAnsi="Times New Roman" w:eastAsia="Times New Roman"/>
-                <w:sz w:val="20"/>
-              </w:rPr>
               <w:t>FileReader normal: Match; saved target/source/time accepted; log di-contract</w:t>
             </w:r>
           </w:p>
@@ -1765,10 +1559,6 @@
               <w:spacing w:before="0" w:after="20" w:line="240" w:lineRule="auto"/>
             </w:pPr>
             <w:r>
-              <w:rPr>
-                <w:rFonts w:ascii="Times New Roman" w:hAnsi="Times New Roman" w:eastAsia="Times New Roman"/>
-                <w:sz w:val="20"/>
-              </w:rPr>
               <w:t>saved observation adapter is not real provider access</w:t>
             </w:r>
           </w:p>
@@ -1784,10 +1574,6 @@
               <w:spacing w:before="0" w:after="20" w:line="240" w:lineRule="auto"/>
             </w:pPr>
             <w:r>
-              <w:rPr>
-                <w:rFonts w:ascii="Times New Roman" w:hAnsi="Times New Roman" w:eastAsia="Times New Roman"/>
-                <w:sz w:val="20"/>
-              </w:rPr>
               <w:t>fake TargetReader in tests</w:t>
             </w:r>
           </w:p>
@@ -1801,10 +1587,6 @@
               <w:spacing w:before="0" w:after="20" w:line="240" w:lineRule="auto"/>
             </w:pPr>
             <w:r>
-              <w:rPr>
-                <w:rFonts w:ascii="Times New Roman" w:hAnsi="Times New Roman" w:eastAsia="Times New Roman"/>
-                <w:sz w:val="20"/>
-              </w:rPr>
               <w:t>services/delivery/cmd/delivery-contractcheck/main.go</w:t>
             </w:r>
           </w:p>
@@ -1818,10 +1600,6 @@
               <w:spacing w:before="0" w:after="20" w:line="240" w:lineRule="auto"/>
             </w:pPr>
             <w:r>
-              <w:rPr>
-                <w:rFonts w:ascii="Times New Roman" w:hAnsi="Times New Roman" w:eastAsia="Times New Roman"/>
-                <w:sz w:val="20"/>
-              </w:rPr>
               <w:t>test double normal: Match; same VerifyTarget call and same expected projection</w:t>
             </w:r>
           </w:p>
@@ -1835,10 +1613,6 @@
               <w:spacing w:before="0" w:after="20" w:line="240" w:lineRule="auto"/>
             </w:pPr>
             <w:r>
-              <w:rPr>
-                <w:rFonts w:ascii="Times New Roman" w:hAnsi="Times New Roman" w:eastAsia="Times New Roman"/>
-                <w:sz w:val="20"/>
-              </w:rPr>
               <w:t>no final merge or external review</w:t>
             </w:r>
           </w:p>
@@ -1877,10 +1651,6 @@
               <w:jc w:val="center"/>
             </w:pPr>
             <w:r>
-              <w:rPr>
-                <w:rFonts w:ascii="Times New Roman" w:hAnsi="Times New Roman" w:eastAsia="Times New Roman"/>
-                <w:sz w:val="22"/>
-              </w:rPr>
               <w:t>[МЕСТО ДЛЯ СКРИНШОТА 4 — Модульная карта с легендой и статусами]</w:t>
             </w:r>
           </w:p>
@@ -1893,10 +1663,6 @@
         <w:jc w:val="center"/>
       </w:pPr>
       <w:r>
-        <w:rPr>
-          <w:rFonts w:ascii="Times New Roman" w:hAnsi="Times New Roman" w:eastAsia="Times New Roman"/>
-          <w:sz w:val="24"/>
-        </w:rPr>
         <w:t>Рисунок 4 — Модульная карта с легендой и статусами</w:t>
       </w:r>
     </w:p>
@@ -1946,11 +1712,6 @@
               <w:spacing w:before="0" w:after="20" w:line="240" w:lineRule="auto"/>
             </w:pPr>
             <w:r>
-              <w:rPr>
-                <w:rFonts w:ascii="Times New Roman" w:hAnsi="Times New Roman" w:eastAsia="Times New Roman"/>
-                <w:b/>
-                <w:sz w:val="21"/>
-              </w:rPr>
               <w:t>Направление</w:t>
             </w:r>
           </w:p>
@@ -1964,11 +1725,6 @@
               <w:spacing w:before="0" w:after="20" w:line="240" w:lineRule="auto"/>
             </w:pPr>
             <w:r>
-              <w:rPr>
-                <w:rFonts w:ascii="Times New Roman" w:hAnsi="Times New Roman" w:eastAsia="Times New Roman"/>
-                <w:b/>
-                <w:sz w:val="21"/>
-              </w:rPr>
               <w:t>Свой объект</w:t>
             </w:r>
           </w:p>
@@ -1982,11 +1738,6 @@
               <w:spacing w:before="0" w:after="20" w:line="240" w:lineRule="auto"/>
             </w:pPr>
             <w:r>
-              <w:rPr>
-                <w:rFonts w:ascii="Times New Roman" w:hAnsi="Times New Roman" w:eastAsia="Times New Roman"/>
-                <w:b/>
-                <w:sz w:val="21"/>
-              </w:rPr>
               <w:t>Будущий исследовательский вопрос</w:t>
             </w:r>
           </w:p>
@@ -2000,11 +1751,6 @@
               <w:spacing w:before="0" w:after="20" w:line="240" w:lineRule="auto"/>
             </w:pPr>
             <w:r>
-              <w:rPr>
-                <w:rFonts w:ascii="Times New Roman" w:hAnsi="Times New Roman" w:eastAsia="Times New Roman"/>
-                <w:b/>
-                <w:sz w:val="21"/>
-              </w:rPr>
               <w:t>Текущая готовность</w:t>
             </w:r>
           </w:p>
@@ -2020,10 +1766,6 @@
               <w:spacing w:before="0" w:after="20" w:line="240" w:lineRule="auto"/>
             </w:pPr>
             <w:r>
-              <w:rPr>
-                <w:rFonts w:ascii="Times New Roman" w:hAnsi="Times New Roman" w:eastAsia="Times New Roman"/>
-                <w:sz w:val="20"/>
-              </w:rPr>
               <w:t>domain → application via typed result</w:t>
             </w:r>
           </w:p>
@@ -2037,10 +1779,6 @@
               <w:spacing w:before="0" w:after="20" w:line="240" w:lineRule="auto"/>
             </w:pPr>
             <w:r>
-              <w:rPr>
-                <w:rFonts w:ascii="Times New Roman" w:hAnsi="Times New Roman" w:eastAsia="Times New Roman"/>
-                <w:sz w:val="20"/>
-              </w:rPr>
               <w:t>domain/readback → application/verifytarget → TargetReader; module-map.md and real imports; status implemented</w:t>
             </w:r>
           </w:p>
@@ -2054,10 +1792,6 @@
               <w:spacing w:before="0" w:after="20" w:line="240" w:lineRule="auto"/>
             </w:pPr>
             <w:r>
-              <w:rPr>
-                <w:rFonts w:ascii="Times New Roman" w:hAnsi="Times New Roman" w:eastAsia="Times New Roman"/>
-                <w:sz w:val="20"/>
-              </w:rPr>
               <w:t>Expected/Observation projections; no provider schema rewrite; status implemented</w:t>
             </w:r>
           </w:p>
@@ -2071,10 +1805,6 @@
               <w:spacing w:before="0" w:after="20" w:line="240" w:lineRule="auto"/>
             </w:pPr>
             <w:r>
-              <w:rPr>
-                <w:rFonts w:ascii="Times New Roman" w:hAnsi="Times New Roman" w:eastAsia="Times New Roman"/>
-                <w:sz w:val="20"/>
-              </w:rPr>
               <w:t>unknown; explicit</w:t>
             </w:r>
           </w:p>
@@ -2090,10 +1820,6 @@
               <w:spacing w:before="0" w:after="20" w:line="240" w:lineRule="auto"/>
             </w:pPr>
             <w:r>
-              <w:rPr>
-                <w:rFonts w:ascii="Times New Roman" w:hAnsi="Times New Roman" w:eastAsia="Times New Roman"/>
-                <w:sz w:val="20"/>
-              </w:rPr>
               <w:t>application → TargetReader via consumer-owned interface</w:t>
             </w:r>
           </w:p>
@@ -2107,10 +1833,6 @@
               <w:spacing w:before="0" w:after="20" w:line="240" w:lineRule="auto"/>
             </w:pPr>
             <w:r>
-              <w:rPr>
-                <w:rFonts w:ascii="Times New Roman" w:hAnsi="Times New Roman" w:eastAsia="Times New Roman"/>
-                <w:sz w:val="20"/>
-              </w:rPr>
               <w:t>Проверка выполняется по отдельной учебной процедуре.</w:t>
             </w:r>
           </w:p>
@@ -2124,10 +1846,6 @@
               <w:spacing w:before="0" w:after="20" w:line="240" w:lineRule="auto"/>
             </w:pPr>
             <w:r>
-              <w:rPr>
-                <w:rFonts w:ascii="Times New Roman" w:hAnsi="Times New Roman" w:eastAsia="Times New Roman"/>
-                <w:sz w:val="20"/>
-              </w:rPr>
               <w:t>Can the verifier write or retry?</w:t>
             </w:r>
           </w:p>
@@ -2141,10 +1859,6 @@
               <w:spacing w:before="0" w:after="20" w:line="240" w:lineRule="auto"/>
             </w:pPr>
             <w:r>
-              <w:rPr>
-                <w:rFonts w:ascii="Times New Roman" w:hAnsi="Times New Roman" w:eastAsia="Times New Roman"/>
-                <w:sz w:val="20"/>
-              </w:rPr>
               <w:t>no; observational only</w:t>
             </w:r>
           </w:p>
@@ -2197,11 +1911,6 @@
               <w:spacing w:before="0" w:after="20" w:line="240" w:lineRule="auto"/>
             </w:pPr>
             <w:r>
-              <w:rPr>
-                <w:rFonts w:ascii="Times New Roman" w:hAnsi="Times New Roman" w:eastAsia="Times New Roman"/>
-                <w:b/>
-                <w:sz w:val="21"/>
-              </w:rPr>
               <w:t>Реализация</w:t>
             </w:r>
           </w:p>
@@ -2215,11 +1924,6 @@
               <w:spacing w:before="0" w:after="20" w:line="240" w:lineRule="auto"/>
             </w:pPr>
             <w:r>
-              <w:rPr>
-                <w:rFonts w:ascii="Times New Roman" w:hAnsi="Times New Roman" w:eastAsia="Times New Roman"/>
-                <w:b/>
-                <w:sz w:val="21"/>
-              </w:rPr>
               <w:t>Случай</w:t>
             </w:r>
           </w:p>
@@ -2233,11 +1937,6 @@
               <w:spacing w:before="0" w:after="20" w:line="240" w:lineRule="auto"/>
             </w:pPr>
             <w:r>
-              <w:rPr>
-                <w:rFonts w:ascii="Times New Roman" w:hAnsi="Times New Roman" w:eastAsia="Times New Roman"/>
-                <w:b/>
-                <w:sz w:val="21"/>
-              </w:rPr>
               <w:t>Ожидаемый по контракту результат</w:t>
             </w:r>
           </w:p>
@@ -2251,11 +1950,6 @@
               <w:spacing w:before="0" w:after="20" w:line="240" w:lineRule="auto"/>
             </w:pPr>
             <w:r>
-              <w:rPr>
-                <w:rFonts w:ascii="Times New Roman" w:hAnsi="Times New Roman" w:eastAsia="Times New Roman"/>
-                <w:b/>
-                <w:sz w:val="21"/>
-              </w:rPr>
               <w:t>Фактический результат, команда, журнал</w:t>
             </w:r>
           </w:p>
@@ -2271,10 +1965,6 @@
               <w:spacing w:before="0" w:after="20" w:line="240" w:lineRule="auto"/>
             </w:pPr>
             <w:r>
-              <w:rPr>
-                <w:rFonts w:ascii="Times New Roman" w:hAnsi="Times New Roman" w:eastAsia="Times New Roman"/>
-                <w:sz w:val="20"/>
-              </w:rPr>
               <w:t>file-backed TargetReader</w:t>
             </w:r>
           </w:p>
@@ -2288,10 +1978,6 @@
               <w:spacing w:before="0" w:after="20" w:line="240" w:lineRule="auto"/>
             </w:pPr>
             <w:r>
-              <w:rPr>
-                <w:rFonts w:ascii="Times New Roman" w:hAnsi="Times New Roman" w:eastAsia="Times New Roman"/>
-                <w:sz w:val="20"/>
-              </w:rPr>
               <w:t>Штатный</w:t>
             </w:r>
           </w:p>
@@ -2305,10 +1991,6 @@
               <w:spacing w:before="0" w:after="20" w:line="240" w:lineRule="auto"/>
             </w:pPr>
             <w:r>
-              <w:rPr>
-                <w:rFonts w:ascii="Times New Roman" w:hAnsi="Times New Roman" w:eastAsia="Times New Roman"/>
-                <w:sz w:val="20"/>
-              </w:rPr>
               <w:t>Match</w:t>
             </w:r>
           </w:p>
@@ -2322,10 +2004,6 @@
               <w:spacing w:before="0" w:after="20" w:line="240" w:lineRule="auto"/>
             </w:pPr>
             <w:r>
-              <w:rPr>
-                <w:rFonts w:ascii="Times New Roman" w:hAnsi="Times New Roman" w:eastAsia="Times New Roman"/>
-                <w:sz w:val="20"/>
-              </w:rPr>
               <w:t>FileReader saved JSON; target-1; source fixture-file; observed_at RFC3339; di_contract_test.go</w:t>
             </w:r>
           </w:p>
@@ -2341,10 +2019,6 @@
               <w:spacing w:before="0" w:after="20" w:line="240" w:lineRule="auto"/>
             </w:pPr>
             <w:r>
-              <w:rPr>
-                <w:rFonts w:ascii="Times New Roman" w:hAnsi="Times New Roman" w:eastAsia="Times New Roman"/>
-                <w:sz w:val="20"/>
-              </w:rPr>
               <w:t>file-backed TargetReader</w:t>
             </w:r>
           </w:p>
@@ -2358,10 +2032,6 @@
               <w:spacing w:before="0" w:after="20" w:line="240" w:lineRule="auto"/>
             </w:pPr>
             <w:r>
-              <w:rPr>
-                <w:rFonts w:ascii="Times New Roman" w:hAnsi="Times New Roman" w:eastAsia="Times New Roman"/>
-                <w:sz w:val="20"/>
-              </w:rPr>
               <w:t>Граничный</w:t>
             </w:r>
           </w:p>
@@ -2375,10 +2045,6 @@
               <w:spacing w:before="0" w:after="20" w:line="240" w:lineRule="auto"/>
             </w:pPr>
             <w:r>
-              <w:rPr>
-                <w:rFonts w:ascii="Times New Roman" w:hAnsi="Times New Roman" w:eastAsia="Times New Roman"/>
-                <w:sz w:val="20"/>
-              </w:rPr>
               <w:t>Match</w:t>
             </w:r>
           </w:p>
@@ -2392,10 +2058,6 @@
               <w:spacing w:before="0" w:after="20" w:line="240" w:lineRule="auto"/>
             </w:pPr>
             <w:r>
-              <w:rPr>
-                <w:rFonts w:ascii="Times New Roman" w:hAnsi="Times New Roman" w:eastAsia="Times New Roman"/>
-                <w:sz w:val="20"/>
-              </w:rPr>
               <w:t>1,000-character Context and matching rendered block; FileReader boundary.json; di_contract_test.go</w:t>
             </w:r>
           </w:p>
@@ -2411,10 +2073,6 @@
               <w:spacing w:before="0" w:after="20" w:line="240" w:lineRule="auto"/>
             </w:pPr>
             <w:r>
-              <w:rPr>
-                <w:rFonts w:ascii="Times New Roman" w:hAnsi="Times New Roman" w:eastAsia="Times New Roman"/>
-                <w:sz w:val="20"/>
-              </w:rPr>
               <w:t>file-backed TargetReader</w:t>
             </w:r>
           </w:p>
@@ -2428,10 +2086,6 @@
               <w:spacing w:before="0" w:after="20" w:line="240" w:lineRule="auto"/>
             </w:pPr>
             <w:r>
-              <w:rPr>
-                <w:rFonts w:ascii="Times New Roman" w:hAnsi="Times New Roman" w:eastAsia="Times New Roman"/>
-                <w:sz w:val="20"/>
-              </w:rPr>
               <w:t>Ошибочный</w:t>
             </w:r>
           </w:p>
@@ -2445,10 +2099,6 @@
               <w:spacing w:before="0" w:after="20" w:line="240" w:lineRule="auto"/>
             </w:pPr>
             <w:r>
-              <w:rPr>
-                <w:rFonts w:ascii="Times New Roman" w:hAnsi="Times New Roman" w:eastAsia="Times New Roman"/>
-                <w:sz w:val="20"/>
-              </w:rPr>
               <w:t>Unknown</w:t>
             </w:r>
           </w:p>
@@ -2462,10 +2112,6 @@
               <w:spacing w:before="0" w:after="20" w:line="240" w:lineRule="auto"/>
             </w:pPr>
             <w:r>
-              <w:rPr>
-                <w:rFonts w:ascii="Times New Roman" w:hAnsi="Times New Roman" w:eastAsia="Times New Roman"/>
-                <w:sz w:val="20"/>
-              </w:rPr>
               <w:t>missing saved JSON path; FileReader returns os error; VerifyTarget preserves unknown</w:t>
             </w:r>
           </w:p>
@@ -2481,10 +2127,6 @@
               <w:spacing w:before="0" w:after="20" w:line="240" w:lineRule="auto"/>
             </w:pPr>
             <w:r>
-              <w:rPr>
-                <w:rFonts w:ascii="Times New Roman" w:hAnsi="Times New Roman" w:eastAsia="Times New Roman"/>
-                <w:sz w:val="20"/>
-              </w:rPr>
               <w:t>test TargetReader</w:t>
             </w:r>
           </w:p>
@@ -2498,10 +2140,6 @@
               <w:spacing w:before="0" w:after="20" w:line="240" w:lineRule="auto"/>
             </w:pPr>
             <w:r>
-              <w:rPr>
-                <w:rFonts w:ascii="Times New Roman" w:hAnsi="Times New Roman" w:eastAsia="Times New Roman"/>
-                <w:sz w:val="20"/>
-              </w:rPr>
               <w:t>Штатный</w:t>
             </w:r>
           </w:p>
@@ -2515,10 +2153,6 @@
               <w:spacing w:before="0" w:after="20" w:line="240" w:lineRule="auto"/>
             </w:pPr>
             <w:r>
-              <w:rPr>
-                <w:rFonts w:ascii="Times New Roman" w:hAnsi="Times New Roman" w:eastAsia="Times New Roman"/>
-                <w:sz w:val="20"/>
-              </w:rPr>
               <w:t>Match</w:t>
             </w:r>
           </w:p>
@@ -2532,10 +2166,6 @@
               <w:spacing w:before="0" w:after="20" w:line="240" w:lineRule="auto"/>
             </w:pPr>
             <w:r>
-              <w:rPr>
-                <w:rFonts w:ascii="Times New Roman" w:hAnsi="Times New Roman" w:eastAsia="Times New Roman"/>
-                <w:sz w:val="20"/>
-              </w:rPr>
               <w:t>doubleReader returns normal observation + non-zero provenance; unchanged consumer</w:t>
             </w:r>
           </w:p>
@@ -2551,10 +2181,6 @@
               <w:spacing w:before="0" w:after="20" w:line="240" w:lineRule="auto"/>
             </w:pPr>
             <w:r>
-              <w:rPr>
-                <w:rFonts w:ascii="Times New Roman" w:hAnsi="Times New Roman" w:eastAsia="Times New Roman"/>
-                <w:sz w:val="20"/>
-              </w:rPr>
               <w:t>test TargetReader</w:t>
             </w:r>
           </w:p>
@@ -2568,10 +2194,6 @@
               <w:spacing w:before="0" w:after="20" w:line="240" w:lineRule="auto"/>
             </w:pPr>
             <w:r>
-              <w:rPr>
-                <w:rFonts w:ascii="Times New Roman" w:hAnsi="Times New Roman" w:eastAsia="Times New Roman"/>
-                <w:sz w:val="20"/>
-              </w:rPr>
               <w:t>Граничный</w:t>
             </w:r>
           </w:p>
@@ -2585,10 +2207,6 @@
               <w:spacing w:before="0" w:after="20" w:line="240" w:lineRule="auto"/>
             </w:pPr>
             <w:r>
-              <w:rPr>
-                <w:rFonts w:ascii="Times New Roman" w:hAnsi="Times New Roman" w:eastAsia="Times New Roman"/>
-                <w:sz w:val="20"/>
-              </w:rPr>
               <w:t>Match</w:t>
             </w:r>
           </w:p>
@@ -2602,10 +2220,6 @@
               <w:spacing w:before="0" w:after="20" w:line="240" w:lineRule="auto"/>
             </w:pPr>
             <w:r>
-              <w:rPr>
-                <w:rFonts w:ascii="Times New Roman" w:hAnsi="Times New Roman" w:eastAsia="Times New Roman"/>
-                <w:sz w:val="20"/>
-              </w:rPr>
               <w:t>doubleReader returns quote-safe 1,000-character context and matching expected; distinct input</w:t>
             </w:r>
           </w:p>
@@ -2621,10 +2235,6 @@
               <w:spacing w:before="0" w:after="20" w:line="240" w:lineRule="auto"/>
             </w:pPr>
             <w:r>
-              <w:rPr>
-                <w:rFonts w:ascii="Times New Roman" w:hAnsi="Times New Roman" w:eastAsia="Times New Roman"/>
-                <w:sz w:val="20"/>
-              </w:rPr>
               <w:t>test TargetReader</w:t>
             </w:r>
           </w:p>
@@ -2638,10 +2248,6 @@
               <w:spacing w:before="0" w:after="20" w:line="240" w:lineRule="auto"/>
             </w:pPr>
             <w:r>
-              <w:rPr>
-                <w:rFonts w:ascii="Times New Roman" w:hAnsi="Times New Roman" w:eastAsia="Times New Roman"/>
-                <w:sz w:val="20"/>
-              </w:rPr>
               <w:t>Ошибочный</w:t>
             </w:r>
           </w:p>
@@ -2655,10 +2261,6 @@
               <w:spacing w:before="0" w:after="20" w:line="240" w:lineRule="auto"/>
             </w:pPr>
             <w:r>
-              <w:rPr>
-                <w:rFonts w:ascii="Times New Roman" w:hAnsi="Times New Roman" w:eastAsia="Times New Roman"/>
-                <w:sz w:val="20"/>
-              </w:rPr>
               <w:t>Unknown</w:t>
             </w:r>
           </w:p>
@@ -2672,10 +2274,6 @@
               <w:spacing w:before="0" w:after="20" w:line="240" w:lineRule="auto"/>
             </w:pPr>
             <w:r>
-              <w:rPr>
-                <w:rFonts w:ascii="Times New Roman" w:hAnsi="Times New Roman" w:eastAsia="Times New Roman"/>
-                <w:sz w:val="20"/>
-              </w:rPr>
               <w:t>doubleReader returns os.ErrNotExist; consumer maps read error to unknown</w:t>
             </w:r>
           </w:p>
@@ -2714,10 +2312,6 @@
               <w:jc w:val="center"/>
             </w:pPr>
             <w:r>
-              <w:rPr>
-                <w:rFonts w:ascii="Times New Roman" w:hAnsi="Times New Roman" w:eastAsia="Times New Roman"/>
-                <w:sz w:val="22"/>
-              </w:rPr>
               <w:t>[МЕСТО ДЛЯ СКРИНШОТА 5 — Проверки с обеими реализациями]</w:t>
             </w:r>
           </w:p>
@@ -2730,10 +2324,6 @@
         <w:jc w:val="center"/>
       </w:pPr>
       <w:r>
-        <w:rPr>
-          <w:rFonts w:ascii="Times New Roman" w:hAnsi="Times New Roman" w:eastAsia="Times New Roman"/>
-          <w:sz w:val="24"/>
-        </w:rPr>
         <w:t>Рисунок 5 — Проверки с обеими реализациями</w:t>
       </w:r>
     </w:p>
@@ -2777,10 +2367,6 @@
               <w:jc w:val="center"/>
             </w:pPr>
             <w:r>
-              <w:rPr>
-                <w:rFonts w:ascii="Times New Roman" w:hAnsi="Times New Roman" w:eastAsia="Times New Roman"/>
-                <w:sz w:val="22"/>
-              </w:rPr>
               <w:t>[МЕСТО ДЛЯ СКРИНШОТА 6 — Реальная взаимная проверка модуля другого студента]</w:t>
             </w:r>
           </w:p>
@@ -2793,10 +2379,6 @@
         <w:jc w:val="center"/>
       </w:pPr>
       <w:r>
-        <w:rPr>
-          <w:rFonts w:ascii="Times New Roman" w:hAnsi="Times New Roman" w:eastAsia="Times New Roman"/>
-          <w:sz w:val="24"/>
-        </w:rPr>
         <w:t>Рисунок 6 — Реальная взаимная проверка модуля другого студента</w:t>
       </w:r>
     </w:p>
@@ -2894,55 +2476,31 @@
     </w:p>
     <w:p>
       <w:r>
-        <w:rPr>
-          <w:rFonts w:ascii="Times New Roman" w:hAnsi="Times New Roman"/>
-          <w:sz w:val="20"/>
-        </w:rPr>
         <w:t>Рисунок 1. Шаг 1: откройте https://github.com/hitpipe/hitpipe/blob/work/HIT-47-ds-corrections/services/delivery/docs/module-contract.md. Шаг 2: в тексте найдите VerifyTarget. Шаг 3: второй вкладкой откройте https://github.com/hitpipe/hitpipe/blob/work/HIT-47-ds-corrections/services/delivery/internal/application/verifytarget/verifytarget.go. Шаг 4: расположите вкладки рядом или сделайте два снимка и объедините их в один рисунок. Должны быть видны название операции и её результат. Сохраните как 0104-pz02-fig01.png. Подпись: «Публичный контракт и основная реализация».</w:t>
       </w:r>
     </w:p>
     <w:p>
       <w:r>
-        <w:rPr>
-          <w:rFonts w:ascii="Times New Roman" w:hAnsi="Times New Roman"/>
-          <w:sz w:val="20"/>
-        </w:rPr>
         <w:t>Рисунок 2. Шаг 1: откройте https://github.com/hitpipe/hitpipe/blob/work/HIT-47-ds-corrections/services/delivery/docs/module-contract.md. Шаг 2: нажмите Ctrl+F и найдите слова Purpose, Input, Result или их русские пояснения. Шаг 3: выделите область, где описаны назначение, входные данные, результат и пример. Сохраните как 0104-pz02-fig02.png. Подпись: «Документация модуля».</w:t>
       </w:r>
     </w:p>
     <w:p>
       <w:r>
-        <w:rPr>
-          <w:rFonts w:ascii="Times New Roman" w:hAnsi="Times New Roman"/>
-          <w:sz w:val="20"/>
-        </w:rPr>
         <w:t>Рисунок 3. Шаг 1: откройте https://github.com/hitpipe/hitpipe/pull/29/files. Шаг 2: нажмите Ctrl+F и найдите verifytarget или TargetReader. Шаг 3: прокрутите до участка, где вызывающая часть передаёт объект чтения в VerifyTarget. Шаг 4: снимите строку вызова и два варианта реализации рядом в видимой области. Сохраните как 0104-pz02-fig03.png. Подпись: «Один потребитель и две реализации».</w:t>
       </w:r>
     </w:p>
     <w:p>
       <w:r>
-        <w:rPr>
-          <w:rFonts w:ascii="Times New Roman" w:hAnsi="Times New Roman"/>
-          <w:sz w:val="20"/>
-        </w:rPr>
         <w:t>Рисунок 4. Шаг 1: откройте https://github.com/hitpipe/hitpipe/tree/work/HIT-47-ds-corrections/docs/labs/pr12/ds. Шаг 2: найдите файл module-map.md. Шаг 3: если файла не видно, нажмите поиск репозитория и введите module-map. Шаг 4: откройте файл и найдите строки TargetReadback и VerifyTarget. Снимите их вместе со связями и статусами. Сохраните как 0104-pz02-fig04.png. Подпись: «Карта модулей проекта».</w:t>
       </w:r>
     </w:p>
     <w:p>
       <w:r>
-        <w:rPr>
-          <w:rFonts w:ascii="Times New Roman" w:hAnsi="Times New Roman"/>
-          <w:sz w:val="20"/>
-        </w:rPr>
-        <w:t>Рисунок 5. Шаг 1: откройте PowerShell. Шаг 2: выполните cd 'ПОЛНЫЙ_ПУТЬ_К_КЛОНУ\hitpipe\services\delivery'. Шаг 3: выполните go test ./internal/adapters/fixtures/targetreader -run TestFileReaderAndDoubleShareVerifyTargetContract -v. Шаг 4: найдите строки PASS и итог без ошибок. Снимите команду и итог. Сохраните как 0104-pz02-fig05.png. Подпись: «Проверка обеих реализаций».</w:t>
+        <w:t>Рисунок 5. Шаг 1: откройте PowerShell. Шаг 2: выполните Set-Location C:\projects\hitpipe\services\delivery. Шаг 3: выполните go test ./internal/adapters/fixtures/targetreader -run TestFileReaderAndDoubleShareVerifyTargetContract -v. Шаг 4: дождитесь строк PASS и итогового exit code 0. Снимите команду, имя теста и результат. Сохраните как 0104-pz02-fig05.png. Подпись: «Проверка контракта чтения файла».</w:t>
       </w:r>
     </w:p>
     <w:p>
       <w:r>
-        <w:rPr>
-          <w:rFonts w:ascii="Times New Roman" w:hAnsi="Times New Roman"/>
-          <w:sz w:val="20"/>
-        </w:rPr>
         <w:t>Рисунок 6. Шаг 1: откройте https://hitpipe.atlassian.net/browse/HIT-42. Шаг 2: найдите комментарий или вложение с взаимной проверкой. Шаг 3: покажите название модуля, дату и результат, но не личную переписку. Если такого материала нет, снимок не делайте. Сохраните как 0104-pz02-fig06.png. Подпись: «Реальная взаимная проверка модуля другого студента».</w:t>
       </w:r>
     </w:p>

--- a/docs/labs/pr12/ds/reports/0104-pz02-ds.docx
+++ b/docs/labs/pr12/ds/reports/0104-pz02-ds.docx
@@ -1098,11 +1098,8 @@
             <w:tcW w:type="dxa" w:w="4677"/>
           </w:tcPr>
           <w:p>
-            <w:pPr>
-              <w:spacing w:before="0" w:after="20" w:line="240" w:lineRule="auto"/>
-            </w:pPr>
-            <w:r>
-              <w:t>Часть контракта</w:t>
+            <w:r>
+              <w:t>Часть</w:t>
             </w:r>
           </w:p>
         </w:tc>
@@ -1111,11 +1108,8 @@
             <w:tcW w:type="dxa" w:w="4677"/>
           </w:tcPr>
           <w:p>
-            <w:pPr>
-              <w:spacing w:before="0" w:after="20" w:line="240" w:lineRule="auto"/>
-            </w:pPr>
-            <w:r>
-              <w:t>Решение и источник</w:t>
+            <w:r>
+              <w:t>Краткое описание</w:t>
             </w:r>
           </w:p>
         </w:tc>
@@ -1126,11 +1120,8 @@
             <w:tcW w:type="dxa" w:w="4677"/>
           </w:tcPr>
           <w:p>
-            <w:pPr>
-              <w:spacing w:before="0" w:after="20" w:line="240" w:lineRule="auto"/>
-            </w:pPr>
-            <w:r>
-              <w:t>Назначение и публичная операция</w:t>
+            <w:r>
+              <w:t>Назначение</w:t>
             </w:r>
           </w:p>
         </w:tc>
@@ -1139,11 +1130,8 @@
             <w:tcW w:type="dxa" w:w="4677"/>
           </w:tcPr>
           <w:p>
-            <w:pPr>
-              <w:spacing w:before="0" w:after="20" w:line="240" w:lineRule="auto"/>
-            </w:pPr>
-            <w:r>
-              <w:t>VerifyTarget compares one requested target through consumer-owned TargetReader; services/delivery/internal/application/verifytarget/verifytarget.go</w:t>
+            <w:r>
+              <w:t>VerifyTarget сравнивает одну цель через TargetReader.</w:t>
             </w:r>
           </w:p>
         </w:tc>
@@ -1154,11 +1142,8 @@
             <w:tcW w:type="dxa" w:w="4677"/>
           </w:tcPr>
           <w:p>
-            <w:pPr>
-              <w:spacing w:before="0" w:after="20" w:line="240" w:lineRule="auto"/>
-            </w:pPr>
-            <w:r>
-              <w:t>Допустимые входы и предусловия</w:t>
+            <w:r>
+              <w:t>Вход</w:t>
             </w:r>
           </w:p>
         </w:tc>
@@ -1167,11 +1152,8 @@
             <w:tcW w:type="dxa" w:w="4677"/>
           </w:tcPr>
           <w:p>
-            <w:pPr>
-              <w:spacing w:before="0" w:after="20" w:line="240" w:lineRule="auto"/>
-            </w:pPr>
-            <w:r>
-              <w:t>non-empty target ID; Expected projection; FileReader strict JSON or test double with target/provenance; requirements.md FR-1–FR-4</w:t>
+            <w:r>
+              <w:t>ID цели, Expected, строгий JSON или test double.</w:t>
             </w:r>
           </w:p>
         </w:tc>
@@ -1182,11 +1164,8 @@
             <w:tcW w:type="dxa" w:w="4677"/>
           </w:tcPr>
           <w:p>
-            <w:pPr>
-              <w:spacing w:before="0" w:after="20" w:line="240" w:lineRule="auto"/>
-            </w:pPr>
-            <w:r>
-              <w:t>Результат и постусловия</w:t>
+            <w:r>
+              <w:t>Результат</w:t>
             </w:r>
           </w:p>
         </w:tc>
@@ -1195,11 +1174,8 @@
             <w:tcW w:type="dxa" w:w="4677"/>
           </w:tcPr>
           <w:p>
-            <w:pPr>
-              <w:spacing w:before="0" w:after="20" w:line="240" w:lineRule="auto"/>
-            </w:pPr>
-            <w:r>
-              <w:t>typed match/mismatch/incomplete/unknown Result plus target and provenance; no write/retry/provider side effect</w:t>
+            <w:r>
+              <w:t>Match / mismatch / incomplete / unknown; без записи и сети.</w:t>
             </w:r>
           </w:p>
         </w:tc>
@@ -1210,11 +1186,8 @@
             <w:tcW w:type="dxa" w:w="4677"/>
           </w:tcPr>
           <w:p>
-            <w:pPr>
-              <w:spacing w:before="0" w:after="20" w:line="240" w:lineRule="auto"/>
-            </w:pPr>
-            <w:r>
-              <w:t>Категории ошибок и порядок при нескольких нарушениях</w:t>
+            <w:r>
+              <w:t>Ошибки</w:t>
             </w:r>
           </w:p>
         </w:tc>
@@ -1223,11 +1196,8 @@
             <w:tcW w:type="dxa" w:w="4677"/>
           </w:tcPr>
           <w:p>
-            <w:pPr>
-              <w:spacing w:before="0" w:after="20" w:line="240" w:lineRule="auto"/>
-            </w:pPr>
-            <w:r>
-              <w:t>read/provenance failure→unknown; invalid/empty structure→incomplete; field difference→mismatch; match only after every guard</w:t>
+            <w:r>
+              <w:t>Ошибка чтения → unknown; неверная структура → incomplete; отличие поля → mismatch.</w:t>
             </w:r>
           </w:p>
         </w:tc>
@@ -1238,11 +1208,8 @@
             <w:tcW w:type="dxa" w:w="4677"/>
           </w:tcPr>
           <w:p>
-            <w:pPr>
-              <w:spacing w:before="0" w:after="20" w:line="240" w:lineRule="auto"/>
-            </w:pPr>
-            <w:r>
-              <w:t>Владение входом/выходом, срок действия ссылок</w:t>
+            <w:r>
+              <w:t>Владение</w:t>
             </w:r>
           </w:p>
         </w:tc>
@@ -1251,11 +1218,8 @@
             <w:tcW w:type="dxa" w:w="4677"/>
           </w:tcPr>
           <w:p>
-            <w:pPr>
-              <w:spacing w:before="0" w:after="20" w:line="240" w:lineRule="auto"/>
-            </w:pPr>
-            <w:r>
-              <w:t>consumer owns TargetReader port; adapter owns saved observation decode; result owns no mutable provider state; source/time provenance required</w:t>
+            <w:r>
+              <w:t>Consumer владеет портом; adapter читает observation; provenance обязателен.</w:t>
             </w:r>
           </w:p>
         </w:tc>
@@ -1266,11 +1230,8 @@
             <w:tcW w:type="dxa" w:w="4677"/>
           </w:tcPr>
           <w:p>
-            <w:pPr>
-              <w:spacing w:before="0" w:after="20" w:line="240" w:lineRule="auto"/>
-            </w:pPr>
-            <w:r>
-              <w:t>Состояние и побочные эффекты, явно если отсутствуют</w:t>
+            <w:r>
+              <w:t>Побочные эффекты</w:t>
             </w:r>
           </w:p>
         </w:tc>
@@ -1279,11 +1240,8 @@
             <w:tcW w:type="dxa" w:w="4677"/>
           </w:tcPr>
           <w:p>
-            <w:pPr>
-              <w:spacing w:before="0" w:after="20" w:line="240" w:lineRule="auto"/>
-            </w:pPr>
-            <w:r>
-              <w:t>read-only observation; no network, DB, retry, message, or state transition; live authority and permissions are outside offline slice</w:t>
+            <w:r>
+              <w:t>Только чтение; сеть, БД, retry и переходы состояния не выполняются.</w:t>
             </w:r>
           </w:p>
         </w:tc>
@@ -1907,11 +1865,8 @@
             <w:tcW w:type="dxa" w:w="2339"/>
           </w:tcPr>
           <w:p>
-            <w:pPr>
-              <w:spacing w:before="0" w:after="20" w:line="240" w:lineRule="auto"/>
-            </w:pPr>
-            <w:r>
-              <w:t>Реализация</w:t>
+            <w:r>
+              <w:t>Адаптер</w:t>
             </w:r>
           </w:p>
         </w:tc>
@@ -1920,11 +1875,8 @@
             <w:tcW w:type="dxa" w:w="2339"/>
           </w:tcPr>
           <w:p>
-            <w:pPr>
-              <w:spacing w:before="0" w:after="20" w:line="240" w:lineRule="auto"/>
-            </w:pPr>
-            <w:r>
-              <w:t>Случай</w:t>
+            <w:r>
+              <w:t>Сценарий</w:t>
             </w:r>
           </w:p>
         </w:tc>
@@ -1933,11 +1885,8 @@
             <w:tcW w:type="dxa" w:w="2339"/>
           </w:tcPr>
           <w:p>
-            <w:pPr>
-              <w:spacing w:before="0" w:after="20" w:line="240" w:lineRule="auto"/>
-            </w:pPr>
-            <w:r>
-              <w:t>Ожидаемый по контракту результат</w:t>
+            <w:r>
+              <w:t>Ожидание</w:t>
             </w:r>
           </w:p>
         </w:tc>
@@ -1946,11 +1895,8 @@
             <w:tcW w:type="dxa" w:w="2339"/>
           </w:tcPr>
           <w:p>
-            <w:pPr>
-              <w:spacing w:before="0" w:after="20" w:line="240" w:lineRule="auto"/>
-            </w:pPr>
-            <w:r>
-              <w:t>Фактический результат, команда, журнал</w:t>
+            <w:r>
+              <w:t>Факт / тест</w:t>
             </w:r>
           </w:p>
         </w:tc>
@@ -1961,11 +1907,8 @@
             <w:tcW w:type="dxa" w:w="2339"/>
           </w:tcPr>
           <w:p>
-            <w:pPr>
-              <w:spacing w:before="0" w:after="20" w:line="240" w:lineRule="auto"/>
-            </w:pPr>
-            <w:r>
-              <w:t>file-backed TargetReader</w:t>
+            <w:r>
+              <w:t>FileReader</w:t>
             </w:r>
           </w:p>
         </w:tc>
@@ -1974,11 +1917,8 @@
             <w:tcW w:type="dxa" w:w="2339"/>
           </w:tcPr>
           <w:p>
-            <w:pPr>
-              <w:spacing w:before="0" w:after="20" w:line="240" w:lineRule="auto"/>
-            </w:pPr>
-            <w:r>
-              <w:t>Штатный</w:t>
+            <w:r>
+              <w:t>Обычный</w:t>
             </w:r>
           </w:p>
         </w:tc>
@@ -1987,9 +1927,6 @@
             <w:tcW w:type="dxa" w:w="2339"/>
           </w:tcPr>
           <w:p>
-            <w:pPr>
-              <w:spacing w:before="0" w:after="20" w:line="240" w:lineRule="auto"/>
-            </w:pPr>
             <w:r>
               <w:t>Match</w:t>
             </w:r>
@@ -2000,11 +1937,8 @@
             <w:tcW w:type="dxa" w:w="2339"/>
           </w:tcPr>
           <w:p>
-            <w:pPr>
-              <w:spacing w:before="0" w:after="20" w:line="240" w:lineRule="auto"/>
-            </w:pPr>
-            <w:r>
-              <w:t>FileReader saved JSON; target-1; source fixture-file; observed_at RFC3339; di_contract_test.go</w:t>
+            <w:r>
+              <w:t>target-1; fixture-file</w:t>
             </w:r>
           </w:p>
         </w:tc>
@@ -2015,11 +1949,8 @@
             <w:tcW w:type="dxa" w:w="2339"/>
           </w:tcPr>
           <w:p>
-            <w:pPr>
-              <w:spacing w:before="0" w:after="20" w:line="240" w:lineRule="auto"/>
-            </w:pPr>
-            <w:r>
-              <w:t>file-backed TargetReader</w:t>
+            <w:r>
+              <w:t>FileReader</w:t>
             </w:r>
           </w:p>
         </w:tc>
@@ -2028,11 +1959,8 @@
             <w:tcW w:type="dxa" w:w="2339"/>
           </w:tcPr>
           <w:p>
-            <w:pPr>
-              <w:spacing w:before="0" w:after="20" w:line="240" w:lineRule="auto"/>
-            </w:pPr>
-            <w:r>
-              <w:t>Граничный</w:t>
+            <w:r>
+              <w:t>Граница</w:t>
             </w:r>
           </w:p>
         </w:tc>
@@ -2041,9 +1969,6 @@
             <w:tcW w:type="dxa" w:w="2339"/>
           </w:tcPr>
           <w:p>
-            <w:pPr>
-              <w:spacing w:before="0" w:after="20" w:line="240" w:lineRule="auto"/>
-            </w:pPr>
             <w:r>
               <w:t>Match</w:t>
             </w:r>
@@ -2054,11 +1979,8 @@
             <w:tcW w:type="dxa" w:w="2339"/>
           </w:tcPr>
           <w:p>
-            <w:pPr>
-              <w:spacing w:before="0" w:after="20" w:line="240" w:lineRule="auto"/>
-            </w:pPr>
-            <w:r>
-              <w:t>1,000-character Context and matching rendered block; FileReader boundary.json; di_contract_test.go</w:t>
+            <w:r>
+              <w:t>Context 1000 знаков; boundary.json</w:t>
             </w:r>
           </w:p>
         </w:tc>
@@ -2069,11 +1991,8 @@
             <w:tcW w:type="dxa" w:w="2339"/>
           </w:tcPr>
           <w:p>
-            <w:pPr>
-              <w:spacing w:before="0" w:after="20" w:line="240" w:lineRule="auto"/>
-            </w:pPr>
-            <w:r>
-              <w:t>file-backed TargetReader</w:t>
+            <w:r>
+              <w:t>FileReader</w:t>
             </w:r>
           </w:p>
         </w:tc>
@@ -2082,11 +2001,8 @@
             <w:tcW w:type="dxa" w:w="2339"/>
           </w:tcPr>
           <w:p>
-            <w:pPr>
-              <w:spacing w:before="0" w:after="20" w:line="240" w:lineRule="auto"/>
-            </w:pPr>
-            <w:r>
-              <w:t>Ошибочный</w:t>
+            <w:r>
+              <w:t>Ошибка</w:t>
             </w:r>
           </w:p>
         </w:tc>
@@ -2095,9 +2011,6 @@
             <w:tcW w:type="dxa" w:w="2339"/>
           </w:tcPr>
           <w:p>
-            <w:pPr>
-              <w:spacing w:before="0" w:after="20" w:line="240" w:lineRule="auto"/>
-            </w:pPr>
             <w:r>
               <w:t>Unknown</w:t>
             </w:r>
@@ -2108,11 +2021,8 @@
             <w:tcW w:type="dxa" w:w="2339"/>
           </w:tcPr>
           <w:p>
-            <w:pPr>
-              <w:spacing w:before="0" w:after="20" w:line="240" w:lineRule="auto"/>
-            </w:pPr>
-            <w:r>
-              <w:t>missing saved JSON path; FileReader returns os error; VerifyTarget preserves unknown</w:t>
+            <w:r>
+              <w:t>Нет JSON; os error</w:t>
             </w:r>
           </w:p>
         </w:tc>
@@ -2123,11 +2033,8 @@
             <w:tcW w:type="dxa" w:w="2339"/>
           </w:tcPr>
           <w:p>
-            <w:pPr>
-              <w:spacing w:before="0" w:after="20" w:line="240" w:lineRule="auto"/>
-            </w:pPr>
-            <w:r>
-              <w:t>test TargetReader</w:t>
+            <w:r>
+              <w:t>Test double</w:t>
             </w:r>
           </w:p>
         </w:tc>
@@ -2136,11 +2043,8 @@
             <w:tcW w:type="dxa" w:w="2339"/>
           </w:tcPr>
           <w:p>
-            <w:pPr>
-              <w:spacing w:before="0" w:after="20" w:line="240" w:lineRule="auto"/>
-            </w:pPr>
-            <w:r>
-              <w:t>Штатный</w:t>
+            <w:r>
+              <w:t>Обычный</w:t>
             </w:r>
           </w:p>
         </w:tc>
@@ -2149,9 +2053,6 @@
             <w:tcW w:type="dxa" w:w="2339"/>
           </w:tcPr>
           <w:p>
-            <w:pPr>
-              <w:spacing w:before="0" w:after="20" w:line="240" w:lineRule="auto"/>
-            </w:pPr>
             <w:r>
               <w:t>Match</w:t>
             </w:r>
@@ -2162,11 +2063,8 @@
             <w:tcW w:type="dxa" w:w="2339"/>
           </w:tcPr>
           <w:p>
-            <w:pPr>
-              <w:spacing w:before="0" w:after="20" w:line="240" w:lineRule="auto"/>
-            </w:pPr>
-            <w:r>
-              <w:t>doubleReader returns normal observation + non-zero provenance; unchanged consumer</w:t>
+            <w:r>
+              <w:t>Observation + provenance</w:t>
             </w:r>
           </w:p>
         </w:tc>
@@ -2177,11 +2075,8 @@
             <w:tcW w:type="dxa" w:w="2339"/>
           </w:tcPr>
           <w:p>
-            <w:pPr>
-              <w:spacing w:before="0" w:after="20" w:line="240" w:lineRule="auto"/>
-            </w:pPr>
-            <w:r>
-              <w:t>test TargetReader</w:t>
+            <w:r>
+              <w:t>Test double</w:t>
             </w:r>
           </w:p>
         </w:tc>
@@ -2190,11 +2085,8 @@
             <w:tcW w:type="dxa" w:w="2339"/>
           </w:tcPr>
           <w:p>
-            <w:pPr>
-              <w:spacing w:before="0" w:after="20" w:line="240" w:lineRule="auto"/>
-            </w:pPr>
-            <w:r>
-              <w:t>Граничный</w:t>
+            <w:r>
+              <w:t>Граница</w:t>
             </w:r>
           </w:p>
         </w:tc>
@@ -2203,9 +2095,6 @@
             <w:tcW w:type="dxa" w:w="2339"/>
           </w:tcPr>
           <w:p>
-            <w:pPr>
-              <w:spacing w:before="0" w:after="20" w:line="240" w:lineRule="auto"/>
-            </w:pPr>
             <w:r>
               <w:t>Match</w:t>
             </w:r>
@@ -2216,11 +2105,8 @@
             <w:tcW w:type="dxa" w:w="2339"/>
           </w:tcPr>
           <w:p>
-            <w:pPr>
-              <w:spacing w:before="0" w:after="20" w:line="240" w:lineRule="auto"/>
-            </w:pPr>
-            <w:r>
-              <w:t>doubleReader returns quote-safe 1,000-character context and matching expected; distinct input</w:t>
+            <w:r>
+              <w:t>Quote-safe context 1000</w:t>
             </w:r>
           </w:p>
         </w:tc>
@@ -2231,11 +2117,8 @@
             <w:tcW w:type="dxa" w:w="2339"/>
           </w:tcPr>
           <w:p>
-            <w:pPr>
-              <w:spacing w:before="0" w:after="20" w:line="240" w:lineRule="auto"/>
-            </w:pPr>
-            <w:r>
-              <w:t>test TargetReader</w:t>
+            <w:r>
+              <w:t>Test double</w:t>
             </w:r>
           </w:p>
         </w:tc>
@@ -2244,11 +2127,8 @@
             <w:tcW w:type="dxa" w:w="2339"/>
           </w:tcPr>
           <w:p>
-            <w:pPr>
-              <w:spacing w:before="0" w:after="20" w:line="240" w:lineRule="auto"/>
-            </w:pPr>
-            <w:r>
-              <w:t>Ошибочный</w:t>
+            <w:r>
+              <w:t>Ошибка</w:t>
             </w:r>
           </w:p>
         </w:tc>
@@ -2257,9 +2137,6 @@
             <w:tcW w:type="dxa" w:w="2339"/>
           </w:tcPr>
           <w:p>
-            <w:pPr>
-              <w:spacing w:before="0" w:after="20" w:line="240" w:lineRule="auto"/>
-            </w:pPr>
             <w:r>
               <w:t>Unknown</w:t>
             </w:r>
@@ -2270,11 +2147,8 @@
             <w:tcW w:type="dxa" w:w="2339"/>
           </w:tcPr>
           <w:p>
-            <w:pPr>
-              <w:spacing w:before="0" w:after="20" w:line="240" w:lineRule="auto"/>
-            </w:pPr>
-            <w:r>
-              <w:t>doubleReader returns os.ErrNotExist; consumer maps read error to unknown</w:t>
+            <w:r>
+              <w:t>os.ErrNotExist</w:t>
             </w:r>
           </w:p>
         </w:tc>

--- a/docs/labs/pr12/ds/reports/0104-pz02-ds.docx
+++ b/docs/labs/pr12/ds/reports/0104-pz02-ds.docx
@@ -2355,7 +2355,7 @@
     </w:p>
     <w:p>
       <w:r>
-        <w:t>Рисунок 2. Шаг 1: откройте https://github.com/hitpipe/hitpipe/blob/work/HIT-47-ds-corrections/services/delivery/docs/module-contract.md. Шаг 2: нажмите Ctrl+F и найдите слова Purpose, Input, Result или их русские пояснения. Шаг 3: выделите область, где описаны назначение, входные данные, результат и пример. Сохраните как 0104-pz02-fig02.png. Подпись: «Документация модуля».</w:t>
+        <w:t>Рисунок 2. Шаг 1: откройте фактическую документацию модуля по ссылке https://github.com/hitpipe/hitpipe/blob/work/HIT-47-ds-corrections/services/delivery/docs/module-contract.md. Шаг 2: найдите заголовки «Inputs and projection», «Outcomes and precedence» и «Replacements and evidence». Шаг 3: покажите, что документ описывает входные данные, результаты match/mismatch/incomplete/unknown, строгий разбор JSON и отсутствие сетевых и записывающих побочных эффектов. Шаг 4: снимите URL, название файла и эти разделы. Сохраните как 0104-pz02-fig02.png. Подпись: «Документация модуля по стандарту стека».</w:t>
       </w:r>
     </w:p>
     <w:p>

--- a/docs/labs/pr12/ds/reports/0104-pz02-ds.docx
+++ b/docs/labs/pr12/ds/reports/0104-pz02-ds.docx
@@ -2360,7 +2360,7 @@
     </w:p>
     <w:p>
       <w:r>
-        <w:t>Рисунок 3. Шаг 1: откройте https://github.com/hitpipe/hitpipe/pull/29/files. Шаг 2: нажмите Ctrl+F и найдите verifytarget или TargetReader. Шаг 3: прокрутите до участка, где вызывающая часть передаёт объект чтения в VerifyTarget. Шаг 4: снимите строку вызова и два варианта реализации рядом в видимой области. Сохраните как 0104-pz02-fig03.png. Подпись: «Один потребитель и две реализации».</w:t>
+        <w:t>Рисунок 3. Откройте два файла напрямую, не ищите слово по всему PR: 1) https://github.com/hitpipe/hitpipe/blob/work/HIT-47-ds-corrections/services/delivery/internal/application/verifytarget/verifytarget.go#L10-L13 — здесь показан интерфейс TargetReader; 2) https://github.com/hitpipe/hitpipe/blob/work/HIT-47-ds-corrections/services/delivery/internal/application/verifytarget/verifytarget.go#L37-L50 — здесь показан VerifyTarget и вызов v.reader.Read; 3) https://github.com/hitpipe/hitpipe/blob/work/HIT-47-ds-corrections/services/delivery/internal/adapters/fixtures/targetreader/file_reader.go#L13-L17 — здесь показан FileReader; 4) https://github.com/hitpipe/hitpipe/blob/work/HIT-47-ds-corrections/services/delivery/internal/adapters/fixtures/targetreader/file_reader.go#L26-L53 — здесь показано чтение сохранённого наблюдения без обращения к провайдеру. Сделайте два последовательных снимка: сначала verifytarget.go со строками 10–13 и 37–50, затем file_reader.go со строками 13–17 и 26–53. На снимках должны быть видны имя файла, URL и строки кода. Сохраните как 0104-pz02-fig03-1.png и 0104-pz02-fig03-2.png. Подпись: «Один потребитель и две подключаемые реализации».</w:t>
       </w:r>
     </w:p>
     <w:p>

--- a/docs/labs/pr12/ds/reports/0104-pz02-ds.docx
+++ b/docs/labs/pr12/ds/reports/0104-pz02-ds.docx
@@ -68,12 +68,13 @@
               <w:left w:val="nil"/>
               <w:right w:val="nil"/>
             </w:tcBorders>
-            <w:vAlign w:val="bottom"/>
+            <w:vAlign w:val="center"/>
           </w:tcPr>
           <w:p>
             <w:pPr>
               <w:pStyle w:val="-1"/>
-              <w:spacing w:before="0" w:after="20" w:line="240" w:lineRule="auto"/>
+              <w:spacing w:before="0" w:after="0" w:line="240" w:lineRule="auto"/>
+              <w:jc w:val="center"/>
             </w:pPr>
           </w:p>
         </w:tc>
@@ -86,7 +87,7 @@
               <w:bottom w:val="nil"/>
               <w:right w:val="nil"/>
             </w:tcBorders>
-            <w:vAlign w:val="bottom"/>
+            <w:vAlign w:val="center"/>
           </w:tcPr>
           <w:p>
             <w:pPr>
@@ -94,7 +95,7 @@
               <w:autoSpaceDE w:val="0"/>
               <w:autoSpaceDN w:val="0"/>
               <w:adjustRightInd w:val="0"/>
-              <w:spacing w:before="0" w:after="20" w:line="240" w:lineRule="auto"/>
+              <w:spacing w:before="0" w:after="0" w:line="240" w:lineRule="auto"/>
               <w:ind w:firstLine="0"/>
               <w:jc w:val="center"/>
             </w:pPr>
@@ -108,12 +109,13 @@
               <w:left w:val="nil"/>
               <w:right w:val="nil"/>
             </w:tcBorders>
-            <w:vAlign w:val="bottom"/>
+            <w:vAlign w:val="center"/>
           </w:tcPr>
           <w:p>
             <w:pPr>
               <w:pStyle w:val="-1"/>
-              <w:spacing w:before="0" w:after="20" w:line="240" w:lineRule="auto"/>
+              <w:spacing w:before="0" w:after="0" w:line="240" w:lineRule="auto"/>
+              <w:jc w:val="center"/>
             </w:pPr>
           </w:p>
         </w:tc>
@@ -126,7 +128,7 @@
               <w:bottom w:val="nil"/>
               <w:right w:val="nil"/>
             </w:tcBorders>
-            <w:vAlign w:val="bottom"/>
+            <w:vAlign w:val="center"/>
           </w:tcPr>
           <w:p>
             <w:pPr>
@@ -134,7 +136,7 @@
               <w:autoSpaceDE w:val="0"/>
               <w:autoSpaceDN w:val="0"/>
               <w:adjustRightInd w:val="0"/>
-              <w:spacing w:before="0" w:after="20" w:line="240" w:lineRule="auto"/>
+              <w:spacing w:before="0" w:after="0" w:line="240" w:lineRule="auto"/>
               <w:ind w:firstLine="0"/>
               <w:jc w:val="center"/>
             </w:pPr>
@@ -148,12 +150,13 @@
               <w:left w:val="nil"/>
               <w:right w:val="nil"/>
             </w:tcBorders>
-            <w:vAlign w:val="bottom"/>
+            <w:vAlign w:val="center"/>
           </w:tcPr>
           <w:p>
             <w:pPr>
               <w:pStyle w:val="-1"/>
-              <w:spacing w:before="0" w:after="20" w:line="240" w:lineRule="auto"/>
+              <w:spacing w:before="0" w:after="0" w:line="240" w:lineRule="auto"/>
+              <w:jc w:val="center"/>
             </w:pPr>
           </w:p>
         </w:tc>
@@ -183,13 +186,19 @@
           <w:p>
             <w:pPr>
               <w:pStyle w:val="-1"/>
-              <w:spacing w:before="0" w:after="20" w:line="240" w:lineRule="auto"/>
+              <w:spacing w:before="0" w:after="0" w:line="240" w:lineRule="auto"/>
+              <w:jc w:val="left"/>
               <w:rPr>
                 <w:sz w:val="18"/>
                 <w:szCs w:val="18"/>
               </w:rPr>
             </w:pPr>
             <w:r>
+              <w:rPr>
+                <w:rFonts w:ascii="Times New Roman" w:hAnsi="Times New Roman"/>
+                <w:b w:val="0"/>
+                <w:sz w:val="22"/>
+              </w:rPr>
               <w:t>должность, уч. степень, звание</w:t>
             </w:r>
           </w:p>
@@ -208,7 +217,8 @@
           <w:p>
             <w:pPr>
               <w:pStyle w:val="-1"/>
-              <w:spacing w:before="0" w:after="20" w:line="240" w:lineRule="auto"/>
+              <w:spacing w:before="0" w:after="0" w:line="240" w:lineRule="auto"/>
+              <w:jc w:val="left"/>
               <w:rPr>
                 <w:sz w:val="18"/>
                 <w:szCs w:val="18"/>
@@ -230,13 +240,19 @@
           <w:p>
             <w:pPr>
               <w:pStyle w:val="-1"/>
-              <w:spacing w:before="0" w:after="20" w:line="240" w:lineRule="auto"/>
+              <w:spacing w:before="0" w:after="0" w:line="240" w:lineRule="auto"/>
+              <w:jc w:val="left"/>
               <w:rPr>
                 <w:sz w:val="18"/>
                 <w:szCs w:val="18"/>
               </w:rPr>
             </w:pPr>
             <w:r>
+              <w:rPr>
+                <w:rFonts w:ascii="Times New Roman" w:hAnsi="Times New Roman"/>
+                <w:b w:val="0"/>
+                <w:sz w:val="22"/>
+              </w:rPr>
               <w:t>подпись, дата</w:t>
             </w:r>
           </w:p>
@@ -255,7 +271,8 @@
           <w:p>
             <w:pPr>
               <w:pStyle w:val="-1"/>
-              <w:spacing w:before="0" w:after="20" w:line="240" w:lineRule="auto"/>
+              <w:spacing w:before="0" w:after="0" w:line="240" w:lineRule="auto"/>
+              <w:jc w:val="left"/>
               <w:rPr>
                 <w:sz w:val="18"/>
                 <w:szCs w:val="18"/>
@@ -277,13 +294,19 @@
           <w:p>
             <w:pPr>
               <w:pStyle w:val="-1"/>
-              <w:spacing w:before="0" w:after="20" w:line="240" w:lineRule="auto"/>
+              <w:spacing w:before="0" w:after="0" w:line="240" w:lineRule="auto"/>
+              <w:jc w:val="left"/>
               <w:rPr>
                 <w:sz w:val="18"/>
                 <w:szCs w:val="18"/>
               </w:rPr>
             </w:pPr>
             <w:r>
+              <w:rPr>
+                <w:rFonts w:ascii="Times New Roman" w:hAnsi="Times New Roman"/>
+                <w:b w:val="0"/>
+                <w:sz w:val="22"/>
+              </w:rPr>
               <w:t>инициалы, фамилия</w:t>
             </w:r>
           </w:p>
@@ -327,9 +350,15 @@
           </w:tcPr>
           <w:p>
             <w:pPr>
-              <w:spacing w:before="0" w:after="20" w:line="240" w:lineRule="auto"/>
-            </w:pPr>
-            <w:r>
+              <w:spacing w:before="0" w:after="0" w:line="240" w:lineRule="auto"/>
+              <w:jc w:val="center"/>
+            </w:pPr>
+            <w:r>
+              <w:rPr>
+                <w:rFonts w:ascii="Times New Roman" w:hAnsi="Times New Roman"/>
+                <w:b/>
+                <w:sz w:val="22"/>
+              </w:rPr>
               <w:t>Модульная архитектура и контракт программного модуля</w:t>
             </w:r>
           </w:p>
@@ -345,12 +374,19 @@
               <w:bottom w:val="nil"/>
               <w:right w:val="nil"/>
             </w:tcBorders>
-          </w:tcPr>
-          <w:p>
-            <w:pPr>
-              <w:spacing w:before="0" w:after="20" w:line="240" w:lineRule="auto"/>
-            </w:pPr>
-            <w:r>
+            <w:vAlign w:val="center"/>
+          </w:tcPr>
+          <w:p>
+            <w:pPr>
+              <w:spacing w:before="0" w:after="0" w:line="240" w:lineRule="auto"/>
+              <w:jc w:val="left"/>
+            </w:pPr>
+            <w:r>
+              <w:rPr>
+                <w:rFonts w:ascii="Times New Roman" w:hAnsi="Times New Roman"/>
+                <w:b w:val="0"/>
+                <w:sz w:val="22"/>
+              </w:rPr>
               <w:t>по МДК.01.04 «Системное программирование»</w:t>
             </w:r>
           </w:p>
@@ -483,14 +519,19 @@
           <w:p>
             <w:pPr>
               <w:pStyle w:val="-1"/>
-              <w:spacing w:before="0" w:after="20" w:line="240" w:lineRule="auto"/>
-              <w:jc w:val="left"/>
+              <w:spacing w:before="0" w:after="0" w:line="240" w:lineRule="auto"/>
+              <w:jc w:val="center"/>
               <w:rPr>
                 <w:rFonts w:eastAsia="Times New Roman"/>
                 <w:lang w:eastAsia="ru-RU"/>
               </w:rPr>
             </w:pPr>
             <w:r>
+              <w:rPr>
+                <w:rFonts w:ascii="Times New Roman" w:hAnsi="Times New Roman"/>
+                <w:b/>
+                <w:sz w:val="22"/>
+              </w:rPr>
               <w:t xml:space="preserve">Студент гр. № </w:t>
             </w:r>
           </w:p>
@@ -512,7 +553,8 @@
           <w:p>
             <w:pPr>
               <w:pStyle w:val="-1"/>
-              <w:spacing w:before="0" w:after="20" w:line="240" w:lineRule="auto"/>
+              <w:spacing w:before="0" w:after="0" w:line="240" w:lineRule="auto"/>
+              <w:jc w:val="center"/>
               <w:rPr>
                 <w:rFonts w:ascii="Times New Roman" w:eastAsia="Times New Roman" w:hAnsi="Times New Roman" w:cs="Times New Roman"/>
                 <w:lang w:eastAsia="ru-RU"/>
@@ -541,7 +583,7 @@
               <w:autoSpaceDE w:val="0"/>
               <w:autoSpaceDN w:val="0"/>
               <w:adjustRightInd w:val="0"/>
-              <w:spacing w:line="240" w:lineRule="auto" w:before="0" w:after="20"/>
+              <w:spacing w:line="240" w:lineRule="auto" w:before="0" w:after="0"/>
               <w:ind w:firstLine="0"/>
               <w:jc w:val="center"/>
               <w:rPr>
@@ -568,7 +610,8 @@
           <w:p>
             <w:pPr>
               <w:pStyle w:val="-1"/>
-              <w:spacing w:before="0" w:after="20" w:line="240" w:lineRule="auto"/>
+              <w:spacing w:before="0" w:after="0" w:line="240" w:lineRule="auto"/>
+              <w:jc w:val="center"/>
               <w:rPr>
                 <w:rFonts w:ascii="Times New Roman" w:eastAsia="Times New Roman" w:hAnsi="Times New Roman" w:cs="Times New Roman"/>
                 <w:szCs w:val="24"/>
@@ -598,7 +641,7 @@
               <w:autoSpaceDE w:val="0"/>
               <w:autoSpaceDN w:val="0"/>
               <w:adjustRightInd w:val="0"/>
-              <w:spacing w:line="240" w:lineRule="auto" w:before="0" w:after="20"/>
+              <w:spacing w:line="240" w:lineRule="auto" w:before="0" w:after="0"/>
               <w:ind w:firstLine="0"/>
               <w:jc w:val="center"/>
               <w:rPr>
@@ -625,7 +668,8 @@
           <w:p>
             <w:pPr>
               <w:pStyle w:val="-1"/>
-              <w:spacing w:before="0" w:after="20" w:line="240" w:lineRule="auto"/>
+              <w:spacing w:before="0" w:after="0" w:line="240" w:lineRule="auto"/>
+              <w:jc w:val="center"/>
               <w:rPr>
                 <w:rFonts w:eastAsia="Times New Roman"/>
                 <w:lang w:eastAsia="ru-RU"/>
@@ -663,7 +707,8 @@
           <w:p>
             <w:pPr>
               <w:pStyle w:val="-1"/>
-              <w:spacing w:before="0" w:after="20" w:line="240" w:lineRule="auto"/>
+              <w:spacing w:before="0" w:after="0" w:line="240" w:lineRule="auto"/>
+              <w:jc w:val="left"/>
               <w:rPr>
                 <w:sz w:val="18"/>
                 <w:szCs w:val="18"/>
@@ -689,7 +734,8 @@
           <w:p>
             <w:pPr>
               <w:pStyle w:val="-1"/>
-              <w:spacing w:before="0" w:after="20" w:line="240" w:lineRule="auto"/>
+              <w:spacing w:before="0" w:after="0" w:line="240" w:lineRule="auto"/>
+              <w:jc w:val="left"/>
               <w:rPr>
                 <w:sz w:val="18"/>
                 <w:szCs w:val="18"/>
@@ -715,7 +761,8 @@
           <w:p>
             <w:pPr>
               <w:pStyle w:val="-1"/>
-              <w:spacing w:before="0" w:after="20" w:line="240" w:lineRule="auto"/>
+              <w:spacing w:before="0" w:after="0" w:line="240" w:lineRule="auto"/>
+              <w:jc w:val="left"/>
               <w:rPr>
                 <w:sz w:val="18"/>
                 <w:szCs w:val="18"/>
@@ -741,13 +788,19 @@
           <w:p>
             <w:pPr>
               <w:pStyle w:val="-1"/>
-              <w:spacing w:before="0" w:after="20" w:line="240" w:lineRule="auto"/>
+              <w:spacing w:before="0" w:after="0" w:line="240" w:lineRule="auto"/>
+              <w:jc w:val="left"/>
               <w:rPr>
                 <w:sz w:val="18"/>
                 <w:szCs w:val="18"/>
               </w:rPr>
             </w:pPr>
             <w:r>
+              <w:rPr>
+                <w:rFonts w:ascii="Times New Roman" w:hAnsi="Times New Roman"/>
+                <w:b w:val="0"/>
+                <w:sz w:val="22"/>
+              </w:rPr>
               <w:t>подпись, дата</w:t>
             </w:r>
           </w:p>
@@ -770,7 +823,8 @@
           <w:p>
             <w:pPr>
               <w:pStyle w:val="-1"/>
-              <w:spacing w:before="0" w:after="20" w:line="240" w:lineRule="auto"/>
+              <w:spacing w:before="0" w:after="0" w:line="240" w:lineRule="auto"/>
+              <w:jc w:val="left"/>
               <w:rPr>
                 <w:sz w:val="18"/>
                 <w:szCs w:val="18"/>
@@ -796,13 +850,19 @@
           <w:p>
             <w:pPr>
               <w:pStyle w:val="-1"/>
-              <w:spacing w:before="0" w:after="20" w:line="240" w:lineRule="auto"/>
+              <w:spacing w:before="0" w:after="0" w:line="240" w:lineRule="auto"/>
+              <w:jc w:val="left"/>
               <w:rPr>
                 <w:sz w:val="18"/>
                 <w:szCs w:val="18"/>
               </w:rPr>
             </w:pPr>
             <w:r>
+              <w:rPr>
+                <w:rFonts w:ascii="Times New Roman" w:hAnsi="Times New Roman"/>
+                <w:b w:val="0"/>
+                <w:sz w:val="22"/>
+              </w:rPr>
               <w:t>инициалы, фамилия</w:t>
             </w:r>
           </w:p>
@@ -857,12 +917,19 @@
         <w:tc>
           <w:tcPr>
             <w:tcW w:type="dxa" w:w="4677"/>
-          </w:tcPr>
-          <w:p>
-            <w:pPr>
-              <w:spacing w:before="0" w:after="20" w:line="240" w:lineRule="auto"/>
-            </w:pPr>
-            <w:r>
+            <w:vAlign w:val="center"/>
+          </w:tcPr>
+          <w:p>
+            <w:pPr>
+              <w:spacing w:before="0" w:after="0" w:line="240" w:lineRule="auto"/>
+              <w:jc w:val="center"/>
+            </w:pPr>
+            <w:r>
+              <w:rPr>
+                <w:rFonts w:ascii="Times New Roman" w:hAnsi="Times New Roman"/>
+                <w:b/>
+                <w:sz w:val="22"/>
+              </w:rPr>
               <w:t>Поле</w:t>
             </w:r>
           </w:p>
@@ -870,12 +937,19 @@
         <w:tc>
           <w:tcPr>
             <w:tcW w:type="dxa" w:w="4677"/>
-          </w:tcPr>
-          <w:p>
-            <w:pPr>
-              <w:spacing w:before="0" w:after="20" w:line="240" w:lineRule="auto"/>
-            </w:pPr>
-            <w:r>
+            <w:vAlign w:val="center"/>
+          </w:tcPr>
+          <w:p>
+            <w:pPr>
+              <w:spacing w:before="0" w:after="0" w:line="240" w:lineRule="auto"/>
+              <w:jc w:val="center"/>
+            </w:pPr>
+            <w:r>
+              <w:rPr>
+                <w:rFonts w:ascii="Times New Roman" w:hAnsi="Times New Roman"/>
+                <w:b/>
+                <w:sz w:val="22"/>
+              </w:rPr>
               <w:t>Значение</w:t>
             </w:r>
           </w:p>
@@ -885,12 +959,19 @@
         <w:tc>
           <w:tcPr>
             <w:tcW w:type="dxa" w:w="4677"/>
-          </w:tcPr>
-          <w:p>
-            <w:pPr>
-              <w:spacing w:before="0" w:after="20" w:line="240" w:lineRule="auto"/>
-            </w:pPr>
-            <w:r>
+            <w:vAlign w:val="center"/>
+          </w:tcPr>
+          <w:p>
+            <w:pPr>
+              <w:spacing w:before="0" w:after="0" w:line="240" w:lineRule="auto"/>
+              <w:jc w:val="left"/>
+            </w:pPr>
+            <w:r>
+              <w:rPr>
+                <w:rFonts w:ascii="Times New Roman" w:hAnsi="Times New Roman"/>
+                <w:b w:val="0"/>
+                <w:sz w:val="22"/>
+              </w:rPr>
               <w:t>ФИО, группа</w:t>
             </w:r>
           </w:p>
@@ -898,12 +979,19 @@
         <w:tc>
           <w:tcPr>
             <w:tcW w:type="dxa" w:w="4677"/>
-          </w:tcPr>
-          <w:p>
-            <w:pPr>
-              <w:spacing w:before="0" w:after="20" w:line="240" w:lineRule="auto"/>
-            </w:pPr>
-            <w:r>
+            <w:vAlign w:val="center"/>
+          </w:tcPr>
+          <w:p>
+            <w:pPr>
+              <w:spacing w:before="0" w:after="0" w:line="240" w:lineRule="auto"/>
+              <w:jc w:val="left"/>
+            </w:pPr>
+            <w:r>
+              <w:rPr>
+                <w:rFonts w:ascii="Times New Roman" w:hAnsi="Times New Roman"/>
+                <w:b w:val="0"/>
+                <w:sz w:val="22"/>
+              </w:rPr>
               <w:t>Дмитрий Стацюк, не указана</w:t>
             </w:r>
           </w:p>
@@ -913,12 +1001,19 @@
         <w:tc>
           <w:tcPr>
             <w:tcW w:type="dxa" w:w="4677"/>
-          </w:tcPr>
-          <w:p>
-            <w:pPr>
-              <w:spacing w:before="0" w:after="20" w:line="240" w:lineRule="auto"/>
-            </w:pPr>
-            <w:r>
+            <w:vAlign w:val="center"/>
+          </w:tcPr>
+          <w:p>
+            <w:pPr>
+              <w:spacing w:before="0" w:after="0" w:line="240" w:lineRule="auto"/>
+              <w:jc w:val="left"/>
+            </w:pPr>
+            <w:r>
+              <w:rPr>
+                <w:rFonts w:ascii="Times New Roman" w:hAnsi="Times New Roman"/>
+                <w:b w:val="0"/>
+                <w:sz w:val="22"/>
+              </w:rPr>
               <w:t>Проект и команда</w:t>
             </w:r>
           </w:p>
@@ -926,12 +1021,19 @@
         <w:tc>
           <w:tcPr>
             <w:tcW w:type="dxa" w:w="4677"/>
-          </w:tcPr>
-          <w:p>
-            <w:pPr>
-              <w:spacing w:before="0" w:after="20" w:line="240" w:lineRule="auto"/>
-            </w:pPr>
-            <w:r>
+            <w:vAlign w:val="center"/>
+          </w:tcPr>
+          <w:p>
+            <w:pPr>
+              <w:spacing w:before="0" w:after="0" w:line="240" w:lineRule="auto"/>
+              <w:jc w:val="left"/>
+            </w:pPr>
+            <w:r>
+              <w:rPr>
+                <w:rFonts w:ascii="Times New Roman" w:hAnsi="Times New Roman"/>
+                <w:b w:val="0"/>
+                <w:sz w:val="22"/>
+              </w:rPr>
               <w:t>HitPipe; пять участников</w:t>
             </w:r>
           </w:p>
@@ -941,12 +1043,19 @@
         <w:tc>
           <w:tcPr>
             <w:tcW w:type="dxa" w:w="4677"/>
-          </w:tcPr>
-          <w:p>
-            <w:pPr>
-              <w:spacing w:before="0" w:after="20" w:line="240" w:lineRule="auto"/>
-            </w:pPr>
-            <w:r>
+            <w:vAlign w:val="center"/>
+          </w:tcPr>
+          <w:p>
+            <w:pPr>
+              <w:spacing w:before="0" w:after="0" w:line="240" w:lineRule="auto"/>
+              <w:jc w:val="left"/>
+            </w:pPr>
+            <w:r>
+              <w:rPr>
+                <w:rFonts w:ascii="Times New Roman" w:hAnsi="Times New Roman"/>
+                <w:b w:val="0"/>
+                <w:sz w:val="22"/>
+              </w:rPr>
               <w:t>Собственная зона/компонент</w:t>
             </w:r>
           </w:p>
@@ -954,12 +1063,19 @@
         <w:tc>
           <w:tcPr>
             <w:tcW w:type="dxa" w:w="4677"/>
-          </w:tcPr>
-          <w:p>
-            <w:pPr>
-              <w:spacing w:before="0" w:after="20" w:line="240" w:lineRule="auto"/>
-            </w:pPr>
-            <w:r>
+            <w:vAlign w:val="center"/>
+          </w:tcPr>
+          <w:p>
+            <w:pPr>
+              <w:spacing w:before="0" w:after="0" w:line="240" w:lineRule="auto"/>
+              <w:jc w:val="left"/>
+            </w:pPr>
+            <w:r>
+              <w:rPr>
+                <w:rFonts w:ascii="Times New Roman" w:hAnsi="Times New Roman"/>
+                <w:b w:val="0"/>
+                <w:sz w:val="22"/>
+              </w:rPr>
               <w:t>TargetReadback / services/delivery</w:t>
             </w:r>
           </w:p>
@@ -969,12 +1085,19 @@
         <w:tc>
           <w:tcPr>
             <w:tcW w:type="dxa" w:w="4677"/>
-          </w:tcPr>
-          <w:p>
-            <w:pPr>
-              <w:spacing w:before="0" w:after="20" w:line="240" w:lineRule="auto"/>
-            </w:pPr>
-            <w:r>
+            <w:vAlign w:val="center"/>
+          </w:tcPr>
+          <w:p>
+            <w:pPr>
+              <w:spacing w:before="0" w:after="0" w:line="240" w:lineRule="auto"/>
+              <w:jc w:val="left"/>
+            </w:pPr>
+            <w:r>
+              <w:rPr>
+                <w:rFonts w:ascii="Times New Roman" w:hAnsi="Times New Roman"/>
+                <w:b w:val="0"/>
+                <w:sz w:val="22"/>
+              </w:rPr>
               <w:t>Тег → commit</w:t>
             </w:r>
           </w:p>
@@ -982,12 +1105,19 @@
         <w:tc>
           <w:tcPr>
             <w:tcW w:type="dxa" w:w="4677"/>
-          </w:tcPr>
-          <w:p>
-            <w:pPr>
-              <w:spacing w:before="0" w:after="20" w:line="240" w:lineRule="auto"/>
-            </w:pPr>
-            <w:r>
+            <w:vAlign w:val="center"/>
+          </w:tcPr>
+          <w:p>
+            <w:pPr>
+              <w:spacing w:before="0" w:after="0" w:line="240" w:lineRule="auto"/>
+              <w:jc w:val="left"/>
+            </w:pPr>
+            <w:r>
+              <w:rPr>
+                <w:rFonts w:ascii="Times New Roman" w:hAnsi="Times New Roman"/>
+                <w:b w:val="0"/>
+                <w:sz w:val="22"/>
+              </w:rPr>
               <w:t>не создан — human/Lead gate; correction source bafc97a0eb5cc2b2aba68c04a74b179b61432d82</w:t>
             </w:r>
           </w:p>
@@ -997,12 +1127,19 @@
         <w:tc>
           <w:tcPr>
             <w:tcW w:type="dxa" w:w="4677"/>
-          </w:tcPr>
-          <w:p>
-            <w:pPr>
-              <w:spacing w:before="0" w:after="20" w:line="240" w:lineRule="auto"/>
-            </w:pPr>
-            <w:r>
+            <w:vAlign w:val="center"/>
+          </w:tcPr>
+          <w:p>
+            <w:pPr>
+              <w:spacing w:before="0" w:after="0" w:line="240" w:lineRule="auto"/>
+              <w:jc w:val="left"/>
+            </w:pPr>
+            <w:r>
+              <w:rPr>
+                <w:rFonts w:ascii="Times New Roman" w:hAnsi="Times New Roman"/>
+                <w:b w:val="0"/>
+                <w:sz w:val="22"/>
+              </w:rPr>
               <w:t>Репозиторий</w:t>
             </w:r>
           </w:p>
@@ -1010,12 +1147,19 @@
         <w:tc>
           <w:tcPr>
             <w:tcW w:type="dxa" w:w="4677"/>
-          </w:tcPr>
-          <w:p>
-            <w:pPr>
-              <w:spacing w:before="0" w:after="20" w:line="240" w:lineRule="auto"/>
-            </w:pPr>
-            <w:r>
+            <w:vAlign w:val="center"/>
+          </w:tcPr>
+          <w:p>
+            <w:pPr>
+              <w:spacing w:before="0" w:after="0" w:line="240" w:lineRule="auto"/>
+              <w:jc w:val="left"/>
+            </w:pPr>
+            <w:r>
+              <w:rPr>
+                <w:rFonts w:ascii="Times New Roman" w:hAnsi="Times New Roman"/>
+                <w:b w:val="0"/>
+                <w:sz w:val="22"/>
+              </w:rPr>
               <w:t>https://github.com/hitpipe/hitpipe</w:t>
             </w:r>
           </w:p>
@@ -1025,12 +1169,19 @@
         <w:tc>
           <w:tcPr>
             <w:tcW w:type="dxa" w:w="4677"/>
-          </w:tcPr>
-          <w:p>
-            <w:pPr>
-              <w:spacing w:before="0" w:after="20" w:line="240" w:lineRule="auto"/>
-            </w:pPr>
-            <w:r>
+            <w:vAlign w:val="center"/>
+          </w:tcPr>
+          <w:p>
+            <w:pPr>
+              <w:spacing w:before="0" w:after="0" w:line="240" w:lineRule="auto"/>
+              <w:jc w:val="left"/>
+            </w:pPr>
+            <w:r>
+              <w:rPr>
+                <w:rFonts w:ascii="Times New Roman" w:hAnsi="Times New Roman"/>
+                <w:b w:val="0"/>
+                <w:sz w:val="22"/>
+              </w:rPr>
               <w:t>Вариант выполнения</w:t>
             </w:r>
           </w:p>
@@ -1038,12 +1189,19 @@
         <w:tc>
           <w:tcPr>
             <w:tcW w:type="dxa" w:w="4677"/>
-          </w:tcPr>
-          <w:p>
-            <w:pPr>
-              <w:spacing w:before="0" w:after="20" w:line="240" w:lineRule="auto"/>
-            </w:pPr>
-            <w:r>
+            <w:vAlign w:val="center"/>
+          </w:tcPr>
+          <w:p>
+            <w:pPr>
+              <w:spacing w:before="0" w:after="0" w:line="240" w:lineRule="auto"/>
+              <w:jc w:val="left"/>
+            </w:pPr>
+            <w:r>
+              <w:rPr>
+                <w:rFonts w:ascii="Times New Roman" w:hAnsi="Times New Roman"/>
+                <w:b w:val="0"/>
+                <w:sz w:val="22"/>
+              </w:rPr>
               <w:t>Собственная зона ответственности</w:t>
             </w:r>
           </w:p>
@@ -1096,9 +1254,19 @@
         <w:tc>
           <w:tcPr>
             <w:tcW w:type="dxa" w:w="4677"/>
-          </w:tcPr>
-          <w:p>
-            <w:r>
+            <w:vAlign w:val="center"/>
+          </w:tcPr>
+          <w:p>
+            <w:pPr>
+              <w:spacing w:before="0" w:after="0" w:line="240" w:lineRule="auto"/>
+              <w:jc w:val="center"/>
+            </w:pPr>
+            <w:r>
+              <w:rPr>
+                <w:rFonts w:ascii="Times New Roman" w:hAnsi="Times New Roman"/>
+                <w:b/>
+                <w:sz w:val="22"/>
+              </w:rPr>
               <w:t>Часть</w:t>
             </w:r>
           </w:p>
@@ -1106,9 +1274,19 @@
         <w:tc>
           <w:tcPr>
             <w:tcW w:type="dxa" w:w="4677"/>
-          </w:tcPr>
-          <w:p>
-            <w:r>
+            <w:vAlign w:val="center"/>
+          </w:tcPr>
+          <w:p>
+            <w:pPr>
+              <w:spacing w:before="0" w:after="0" w:line="240" w:lineRule="auto"/>
+              <w:jc w:val="center"/>
+            </w:pPr>
+            <w:r>
+              <w:rPr>
+                <w:rFonts w:ascii="Times New Roman" w:hAnsi="Times New Roman"/>
+                <w:b/>
+                <w:sz w:val="22"/>
+              </w:rPr>
               <w:t>Краткое описание</w:t>
             </w:r>
           </w:p>
@@ -1118,9 +1296,19 @@
         <w:tc>
           <w:tcPr>
             <w:tcW w:type="dxa" w:w="4677"/>
-          </w:tcPr>
-          <w:p>
-            <w:r>
+            <w:vAlign w:val="center"/>
+          </w:tcPr>
+          <w:p>
+            <w:pPr>
+              <w:spacing w:before="0" w:after="0" w:line="240" w:lineRule="auto"/>
+              <w:jc w:val="left"/>
+            </w:pPr>
+            <w:r>
+              <w:rPr>
+                <w:rFonts w:ascii="Times New Roman" w:hAnsi="Times New Roman"/>
+                <w:b w:val="0"/>
+                <w:sz w:val="22"/>
+              </w:rPr>
               <w:t>Назначение</w:t>
             </w:r>
           </w:p>
@@ -1128,9 +1316,19 @@
         <w:tc>
           <w:tcPr>
             <w:tcW w:type="dxa" w:w="4677"/>
-          </w:tcPr>
-          <w:p>
-            <w:r>
+            <w:vAlign w:val="center"/>
+          </w:tcPr>
+          <w:p>
+            <w:pPr>
+              <w:spacing w:before="0" w:after="0" w:line="240" w:lineRule="auto"/>
+              <w:jc w:val="left"/>
+            </w:pPr>
+            <w:r>
+              <w:rPr>
+                <w:rFonts w:ascii="Times New Roman" w:hAnsi="Times New Roman"/>
+                <w:b w:val="0"/>
+                <w:sz w:val="22"/>
+              </w:rPr>
               <w:t>VerifyTarget сравнивает одну цель через TargetReader.</w:t>
             </w:r>
           </w:p>
@@ -1140,9 +1338,19 @@
         <w:tc>
           <w:tcPr>
             <w:tcW w:type="dxa" w:w="4677"/>
-          </w:tcPr>
-          <w:p>
-            <w:r>
+            <w:vAlign w:val="center"/>
+          </w:tcPr>
+          <w:p>
+            <w:pPr>
+              <w:spacing w:before="0" w:after="0" w:line="240" w:lineRule="auto"/>
+              <w:jc w:val="left"/>
+            </w:pPr>
+            <w:r>
+              <w:rPr>
+                <w:rFonts w:ascii="Times New Roman" w:hAnsi="Times New Roman"/>
+                <w:b w:val="0"/>
+                <w:sz w:val="22"/>
+              </w:rPr>
               <w:t>Вход</w:t>
             </w:r>
           </w:p>
@@ -1150,9 +1358,19 @@
         <w:tc>
           <w:tcPr>
             <w:tcW w:type="dxa" w:w="4677"/>
-          </w:tcPr>
-          <w:p>
-            <w:r>
+            <w:vAlign w:val="center"/>
+          </w:tcPr>
+          <w:p>
+            <w:pPr>
+              <w:spacing w:before="0" w:after="0" w:line="240" w:lineRule="auto"/>
+              <w:jc w:val="left"/>
+            </w:pPr>
+            <w:r>
+              <w:rPr>
+                <w:rFonts w:ascii="Times New Roman" w:hAnsi="Times New Roman"/>
+                <w:b w:val="0"/>
+                <w:sz w:val="22"/>
+              </w:rPr>
               <w:t>ID цели, Expected, строгий JSON или test double.</w:t>
             </w:r>
           </w:p>
@@ -1162,9 +1380,19 @@
         <w:tc>
           <w:tcPr>
             <w:tcW w:type="dxa" w:w="4677"/>
-          </w:tcPr>
-          <w:p>
-            <w:r>
+            <w:vAlign w:val="center"/>
+          </w:tcPr>
+          <w:p>
+            <w:pPr>
+              <w:spacing w:before="0" w:after="0" w:line="240" w:lineRule="auto"/>
+              <w:jc w:val="left"/>
+            </w:pPr>
+            <w:r>
+              <w:rPr>
+                <w:rFonts w:ascii="Times New Roman" w:hAnsi="Times New Roman"/>
+                <w:b w:val="0"/>
+                <w:sz w:val="22"/>
+              </w:rPr>
               <w:t>Результат</w:t>
             </w:r>
           </w:p>
@@ -1172,9 +1400,19 @@
         <w:tc>
           <w:tcPr>
             <w:tcW w:type="dxa" w:w="4677"/>
-          </w:tcPr>
-          <w:p>
-            <w:r>
+            <w:vAlign w:val="center"/>
+          </w:tcPr>
+          <w:p>
+            <w:pPr>
+              <w:spacing w:before="0" w:after="0" w:line="240" w:lineRule="auto"/>
+              <w:jc w:val="left"/>
+            </w:pPr>
+            <w:r>
+              <w:rPr>
+                <w:rFonts w:ascii="Times New Roman" w:hAnsi="Times New Roman"/>
+                <w:b w:val="0"/>
+                <w:sz w:val="22"/>
+              </w:rPr>
               <w:t>Match / mismatch / incomplete / unknown; без записи и сети.</w:t>
             </w:r>
           </w:p>
@@ -1184,9 +1422,19 @@
         <w:tc>
           <w:tcPr>
             <w:tcW w:type="dxa" w:w="4677"/>
-          </w:tcPr>
-          <w:p>
-            <w:r>
+            <w:vAlign w:val="center"/>
+          </w:tcPr>
+          <w:p>
+            <w:pPr>
+              <w:spacing w:before="0" w:after="0" w:line="240" w:lineRule="auto"/>
+              <w:jc w:val="left"/>
+            </w:pPr>
+            <w:r>
+              <w:rPr>
+                <w:rFonts w:ascii="Times New Roman" w:hAnsi="Times New Roman"/>
+                <w:b w:val="0"/>
+                <w:sz w:val="22"/>
+              </w:rPr>
               <w:t>Ошибки</w:t>
             </w:r>
           </w:p>
@@ -1194,9 +1442,19 @@
         <w:tc>
           <w:tcPr>
             <w:tcW w:type="dxa" w:w="4677"/>
-          </w:tcPr>
-          <w:p>
-            <w:r>
+            <w:vAlign w:val="center"/>
+          </w:tcPr>
+          <w:p>
+            <w:pPr>
+              <w:spacing w:before="0" w:after="0" w:line="240" w:lineRule="auto"/>
+              <w:jc w:val="left"/>
+            </w:pPr>
+            <w:r>
+              <w:rPr>
+                <w:rFonts w:ascii="Times New Roman" w:hAnsi="Times New Roman"/>
+                <w:b w:val="0"/>
+                <w:sz w:val="22"/>
+              </w:rPr>
               <w:t>Ошибка чтения → unknown; неверная структура → incomplete; отличие поля → mismatch.</w:t>
             </w:r>
           </w:p>
@@ -1206,9 +1464,19 @@
         <w:tc>
           <w:tcPr>
             <w:tcW w:type="dxa" w:w="4677"/>
-          </w:tcPr>
-          <w:p>
-            <w:r>
+            <w:vAlign w:val="center"/>
+          </w:tcPr>
+          <w:p>
+            <w:pPr>
+              <w:spacing w:before="0" w:after="0" w:line="240" w:lineRule="auto"/>
+              <w:jc w:val="left"/>
+            </w:pPr>
+            <w:r>
+              <w:rPr>
+                <w:rFonts w:ascii="Times New Roman" w:hAnsi="Times New Roman"/>
+                <w:b w:val="0"/>
+                <w:sz w:val="22"/>
+              </w:rPr>
               <w:t>Владение</w:t>
             </w:r>
           </w:p>
@@ -1216,9 +1484,19 @@
         <w:tc>
           <w:tcPr>
             <w:tcW w:type="dxa" w:w="4677"/>
-          </w:tcPr>
-          <w:p>
-            <w:r>
+            <w:vAlign w:val="center"/>
+          </w:tcPr>
+          <w:p>
+            <w:pPr>
+              <w:spacing w:before="0" w:after="0" w:line="240" w:lineRule="auto"/>
+              <w:jc w:val="left"/>
+            </w:pPr>
+            <w:r>
+              <w:rPr>
+                <w:rFonts w:ascii="Times New Roman" w:hAnsi="Times New Roman"/>
+                <w:b w:val="0"/>
+                <w:sz w:val="22"/>
+              </w:rPr>
               <w:t>Consumer владеет портом; adapter читает observation; provenance обязателен.</w:t>
             </w:r>
           </w:p>
@@ -1228,9 +1506,19 @@
         <w:tc>
           <w:tcPr>
             <w:tcW w:type="dxa" w:w="4677"/>
-          </w:tcPr>
-          <w:p>
-            <w:r>
+            <w:vAlign w:val="center"/>
+          </w:tcPr>
+          <w:p>
+            <w:pPr>
+              <w:spacing w:before="0" w:after="0" w:line="240" w:lineRule="auto"/>
+              <w:jc w:val="left"/>
+            </w:pPr>
+            <w:r>
+              <w:rPr>
+                <w:rFonts w:ascii="Times New Roman" w:hAnsi="Times New Roman"/>
+                <w:b w:val="0"/>
+                <w:sz w:val="22"/>
+              </w:rPr>
               <w:t>Побочные эффекты</w:t>
             </w:r>
           </w:p>
@@ -1238,9 +1526,19 @@
         <w:tc>
           <w:tcPr>
             <w:tcW w:type="dxa" w:w="4677"/>
-          </w:tcPr>
-          <w:p>
-            <w:r>
+            <w:vAlign w:val="center"/>
+          </w:tcPr>
+          <w:p>
+            <w:pPr>
+              <w:spacing w:before="0" w:after="0" w:line="240" w:lineRule="auto"/>
+              <w:jc w:val="left"/>
+            </w:pPr>
+            <w:r>
+              <w:rPr>
+                <w:rFonts w:ascii="Times New Roman" w:hAnsi="Times New Roman"/>
+                <w:b w:val="0"/>
+                <w:sz w:val="22"/>
+              </w:rPr>
               <w:t>Только чтение; сеть, БД, retry и переходы состояния не выполняются.</w:t>
             </w:r>
           </w:p>
@@ -1418,12 +1716,19 @@
         <w:tc>
           <w:tcPr>
             <w:tcW w:type="dxa" w:w="2339"/>
-          </w:tcPr>
-          <w:p>
-            <w:pPr>
-              <w:spacing w:before="0" w:after="20" w:line="240" w:lineRule="auto"/>
-            </w:pPr>
-            <w:r>
+            <w:vAlign w:val="center"/>
+          </w:tcPr>
+          <w:p>
+            <w:pPr>
+              <w:spacing w:before="0" w:after="0" w:line="240" w:lineRule="auto"/>
+              <w:jc w:val="center"/>
+            </w:pPr>
+            <w:r>
+              <w:rPr>
+                <w:rFonts w:ascii="Times New Roman" w:hAnsi="Times New Roman"/>
+                <w:b/>
+                <w:sz w:val="22"/>
+              </w:rPr>
               <w:t>Реализация</w:t>
             </w:r>
           </w:p>
@@ -1431,12 +1736,19 @@
         <w:tc>
           <w:tcPr>
             <w:tcW w:type="dxa" w:w="2339"/>
-          </w:tcPr>
-          <w:p>
-            <w:pPr>
-              <w:spacing w:before="0" w:after="20" w:line="240" w:lineRule="auto"/>
-            </w:pPr>
-            <w:r>
+            <w:vAlign w:val="center"/>
+          </w:tcPr>
+          <w:p>
+            <w:pPr>
+              <w:spacing w:before="0" w:after="0" w:line="240" w:lineRule="auto"/>
+              <w:jc w:val="center"/>
+            </w:pPr>
+            <w:r>
+              <w:rPr>
+                <w:rFonts w:ascii="Times New Roman" w:hAnsi="Times New Roman"/>
+                <w:b/>
+                <w:sz w:val="22"/>
+              </w:rPr>
               <w:t>Как выбирается в точке сборки</w:t>
             </w:r>
           </w:p>
@@ -1444,12 +1756,19 @@
         <w:tc>
           <w:tcPr>
             <w:tcW w:type="dxa" w:w="2339"/>
-          </w:tcPr>
-          <w:p>
-            <w:pPr>
-              <w:spacing w:before="0" w:after="20" w:line="240" w:lineRule="auto"/>
-            </w:pPr>
-            <w:r>
+            <w:vAlign w:val="center"/>
+          </w:tcPr>
+          <w:p>
+            <w:pPr>
+              <w:spacing w:before="0" w:after="0" w:line="240" w:lineRule="auto"/>
+              <w:jc w:val="center"/>
+            </w:pPr>
+            <w:r>
+              <w:rPr>
+                <w:rFonts w:ascii="Times New Roman" w:hAnsi="Times New Roman"/>
+                <w:b/>
+                <w:sz w:val="22"/>
+              </w:rPr>
               <w:t>Сценарий и результат</w:t>
             </w:r>
           </w:p>
@@ -1457,12 +1776,19 @@
         <w:tc>
           <w:tcPr>
             <w:tcW w:type="dxa" w:w="2339"/>
-          </w:tcPr>
-          <w:p>
-            <w:pPr>
-              <w:spacing w:before="0" w:after="20" w:line="240" w:lineRule="auto"/>
-            </w:pPr>
-            <w:r>
+            <w:vAlign w:val="center"/>
+          </w:tcPr>
+          <w:p>
+            <w:pPr>
+              <w:spacing w:before="0" w:after="0" w:line="240" w:lineRule="auto"/>
+              <w:jc w:val="center"/>
+            </w:pPr>
+            <w:r>
+              <w:rPr>
+                <w:rFonts w:ascii="Times New Roman" w:hAnsi="Times New Roman"/>
+                <w:b/>
+                <w:sz w:val="22"/>
+              </w:rPr>
               <w:t>Ограничения доказательства</w:t>
             </w:r>
           </w:p>
@@ -1472,12 +1798,19 @@
         <w:tc>
           <w:tcPr>
             <w:tcW w:type="dxa" w:w="2339"/>
-          </w:tcPr>
-          <w:p>
-            <w:pPr>
-              <w:spacing w:before="0" w:after="20" w:line="240" w:lineRule="auto"/>
-            </w:pPr>
-            <w:r>
+            <w:vAlign w:val="center"/>
+          </w:tcPr>
+          <w:p>
+            <w:pPr>
+              <w:spacing w:before="0" w:after="0" w:line="240" w:lineRule="auto"/>
+              <w:jc w:val="left"/>
+            </w:pPr>
+            <w:r>
+              <w:rPr>
+                <w:rFonts w:ascii="Times New Roman" w:hAnsi="Times New Roman"/>
+                <w:b w:val="0"/>
+                <w:sz w:val="22"/>
+              </w:rPr>
               <w:t>file-backed TargetReader</w:t>
             </w:r>
           </w:p>
@@ -1485,12 +1818,19 @@
         <w:tc>
           <w:tcPr>
             <w:tcW w:type="dxa" w:w="2339"/>
-          </w:tcPr>
-          <w:p>
-            <w:pPr>
-              <w:spacing w:before="0" w:after="20" w:line="240" w:lineRule="auto"/>
-            </w:pPr>
-            <w:r>
+            <w:vAlign w:val="center"/>
+          </w:tcPr>
+          <w:p>
+            <w:pPr>
+              <w:spacing w:before="0" w:after="0" w:line="240" w:lineRule="auto"/>
+              <w:jc w:val="left"/>
+            </w:pPr>
+            <w:r>
+              <w:rPr>
+                <w:rFonts w:ascii="Times New Roman" w:hAnsi="Times New Roman"/>
+                <w:b w:val="0"/>
+                <w:sz w:val="22"/>
+              </w:rPr>
               <w:t>services/delivery/cmd/delivery-contractcheck/main.go</w:t>
             </w:r>
           </w:p>
@@ -1498,12 +1838,19 @@
         <w:tc>
           <w:tcPr>
             <w:tcW w:type="dxa" w:w="2339"/>
-          </w:tcPr>
-          <w:p>
-            <w:pPr>
-              <w:spacing w:before="0" w:after="20" w:line="240" w:lineRule="auto"/>
-            </w:pPr>
-            <w:r>
+            <w:vAlign w:val="center"/>
+          </w:tcPr>
+          <w:p>
+            <w:pPr>
+              <w:spacing w:before="0" w:after="0" w:line="240" w:lineRule="auto"/>
+              <w:jc w:val="left"/>
+            </w:pPr>
+            <w:r>
+              <w:rPr>
+                <w:rFonts w:ascii="Times New Roman" w:hAnsi="Times New Roman"/>
+                <w:b w:val="0"/>
+                <w:sz w:val="22"/>
+              </w:rPr>
               <w:t>FileReader normal: Match; saved target/source/time accepted; log di-contract</w:t>
             </w:r>
           </w:p>
@@ -1511,12 +1858,19 @@
         <w:tc>
           <w:tcPr>
             <w:tcW w:type="dxa" w:w="2339"/>
-          </w:tcPr>
-          <w:p>
-            <w:pPr>
-              <w:spacing w:before="0" w:after="20" w:line="240" w:lineRule="auto"/>
-            </w:pPr>
-            <w:r>
+            <w:vAlign w:val="center"/>
+          </w:tcPr>
+          <w:p>
+            <w:pPr>
+              <w:spacing w:before="0" w:after="0" w:line="240" w:lineRule="auto"/>
+              <w:jc w:val="left"/>
+            </w:pPr>
+            <w:r>
+              <w:rPr>
+                <w:rFonts w:ascii="Times New Roman" w:hAnsi="Times New Roman"/>
+                <w:b w:val="0"/>
+                <w:sz w:val="22"/>
+              </w:rPr>
               <w:t>saved observation adapter is not real provider access</w:t>
             </w:r>
           </w:p>
@@ -1526,12 +1880,19 @@
         <w:tc>
           <w:tcPr>
             <w:tcW w:type="dxa" w:w="2339"/>
-          </w:tcPr>
-          <w:p>
-            <w:pPr>
-              <w:spacing w:before="0" w:after="20" w:line="240" w:lineRule="auto"/>
-            </w:pPr>
-            <w:r>
+            <w:vAlign w:val="center"/>
+          </w:tcPr>
+          <w:p>
+            <w:pPr>
+              <w:spacing w:before="0" w:after="0" w:line="240" w:lineRule="auto"/>
+              <w:jc w:val="left"/>
+            </w:pPr>
+            <w:r>
+              <w:rPr>
+                <w:rFonts w:ascii="Times New Roman" w:hAnsi="Times New Roman"/>
+                <w:b w:val="0"/>
+                <w:sz w:val="22"/>
+              </w:rPr>
               <w:t>fake TargetReader in tests</w:t>
             </w:r>
           </w:p>
@@ -1539,12 +1900,19 @@
         <w:tc>
           <w:tcPr>
             <w:tcW w:type="dxa" w:w="2339"/>
-          </w:tcPr>
-          <w:p>
-            <w:pPr>
-              <w:spacing w:before="0" w:after="20" w:line="240" w:lineRule="auto"/>
-            </w:pPr>
-            <w:r>
+            <w:vAlign w:val="center"/>
+          </w:tcPr>
+          <w:p>
+            <w:pPr>
+              <w:spacing w:before="0" w:after="0" w:line="240" w:lineRule="auto"/>
+              <w:jc w:val="left"/>
+            </w:pPr>
+            <w:r>
+              <w:rPr>
+                <w:rFonts w:ascii="Times New Roman" w:hAnsi="Times New Roman"/>
+                <w:b w:val="0"/>
+                <w:sz w:val="22"/>
+              </w:rPr>
               <w:t>services/delivery/cmd/delivery-contractcheck/main.go</w:t>
             </w:r>
           </w:p>
@@ -1552,12 +1920,19 @@
         <w:tc>
           <w:tcPr>
             <w:tcW w:type="dxa" w:w="2339"/>
-          </w:tcPr>
-          <w:p>
-            <w:pPr>
-              <w:spacing w:before="0" w:after="20" w:line="240" w:lineRule="auto"/>
-            </w:pPr>
-            <w:r>
+            <w:vAlign w:val="center"/>
+          </w:tcPr>
+          <w:p>
+            <w:pPr>
+              <w:spacing w:before="0" w:after="0" w:line="240" w:lineRule="auto"/>
+              <w:jc w:val="left"/>
+            </w:pPr>
+            <w:r>
+              <w:rPr>
+                <w:rFonts w:ascii="Times New Roman" w:hAnsi="Times New Roman"/>
+                <w:b w:val="0"/>
+                <w:sz w:val="22"/>
+              </w:rPr>
               <w:t>test double normal: Match; same VerifyTarget call and same expected projection</w:t>
             </w:r>
           </w:p>
@@ -1565,12 +1940,19 @@
         <w:tc>
           <w:tcPr>
             <w:tcW w:type="dxa" w:w="2339"/>
-          </w:tcPr>
-          <w:p>
-            <w:pPr>
-              <w:spacing w:before="0" w:after="20" w:line="240" w:lineRule="auto"/>
-            </w:pPr>
-            <w:r>
+            <w:vAlign w:val="center"/>
+          </w:tcPr>
+          <w:p>
+            <w:pPr>
+              <w:spacing w:before="0" w:after="0" w:line="240" w:lineRule="auto"/>
+              <w:jc w:val="left"/>
+            </w:pPr>
+            <w:r>
+              <w:rPr>
+                <w:rFonts w:ascii="Times New Roman" w:hAnsi="Times New Roman"/>
+                <w:b w:val="0"/>
+                <w:sz w:val="22"/>
+              </w:rPr>
               <w:t>no final merge or external review</w:t>
             </w:r>
           </w:p>
@@ -1664,12 +2046,19 @@
         <w:tc>
           <w:tcPr>
             <w:tcW w:type="dxa" w:w="2339"/>
-          </w:tcPr>
-          <w:p>
-            <w:pPr>
-              <w:spacing w:before="0" w:after="20" w:line="240" w:lineRule="auto"/>
-            </w:pPr>
-            <w:r>
+            <w:vAlign w:val="center"/>
+          </w:tcPr>
+          <w:p>
+            <w:pPr>
+              <w:spacing w:before="0" w:after="0" w:line="240" w:lineRule="auto"/>
+              <w:jc w:val="center"/>
+            </w:pPr>
+            <w:r>
+              <w:rPr>
+                <w:rFonts w:ascii="Times New Roman" w:hAnsi="Times New Roman"/>
+                <w:b/>
+                <w:sz w:val="22"/>
+              </w:rPr>
               <w:t>Направление</w:t>
             </w:r>
           </w:p>
@@ -1677,12 +2066,19 @@
         <w:tc>
           <w:tcPr>
             <w:tcW w:type="dxa" w:w="2339"/>
-          </w:tcPr>
-          <w:p>
-            <w:pPr>
-              <w:spacing w:before="0" w:after="20" w:line="240" w:lineRule="auto"/>
-            </w:pPr>
-            <w:r>
+            <w:vAlign w:val="center"/>
+          </w:tcPr>
+          <w:p>
+            <w:pPr>
+              <w:spacing w:before="0" w:after="0" w:line="240" w:lineRule="auto"/>
+              <w:jc w:val="center"/>
+            </w:pPr>
+            <w:r>
+              <w:rPr>
+                <w:rFonts w:ascii="Times New Roman" w:hAnsi="Times New Roman"/>
+                <w:b/>
+                <w:sz w:val="22"/>
+              </w:rPr>
               <w:t>Свой объект</w:t>
             </w:r>
           </w:p>
@@ -1690,12 +2086,19 @@
         <w:tc>
           <w:tcPr>
             <w:tcW w:type="dxa" w:w="2339"/>
-          </w:tcPr>
-          <w:p>
-            <w:pPr>
-              <w:spacing w:before="0" w:after="20" w:line="240" w:lineRule="auto"/>
-            </w:pPr>
-            <w:r>
+            <w:vAlign w:val="center"/>
+          </w:tcPr>
+          <w:p>
+            <w:pPr>
+              <w:spacing w:before="0" w:after="0" w:line="240" w:lineRule="auto"/>
+              <w:jc w:val="center"/>
+            </w:pPr>
+            <w:r>
+              <w:rPr>
+                <w:rFonts w:ascii="Times New Roman" w:hAnsi="Times New Roman"/>
+                <w:b/>
+                <w:sz w:val="22"/>
+              </w:rPr>
               <w:t>Будущий исследовательский вопрос</w:t>
             </w:r>
           </w:p>
@@ -1703,12 +2106,19 @@
         <w:tc>
           <w:tcPr>
             <w:tcW w:type="dxa" w:w="2339"/>
-          </w:tcPr>
-          <w:p>
-            <w:pPr>
-              <w:spacing w:before="0" w:after="20" w:line="240" w:lineRule="auto"/>
-            </w:pPr>
-            <w:r>
+            <w:vAlign w:val="center"/>
+          </w:tcPr>
+          <w:p>
+            <w:pPr>
+              <w:spacing w:before="0" w:after="0" w:line="240" w:lineRule="auto"/>
+              <w:jc w:val="center"/>
+            </w:pPr>
+            <w:r>
+              <w:rPr>
+                <w:rFonts w:ascii="Times New Roman" w:hAnsi="Times New Roman"/>
+                <w:b/>
+                <w:sz w:val="22"/>
+              </w:rPr>
               <w:t>Текущая готовность</w:t>
             </w:r>
           </w:p>
@@ -1718,12 +2128,19 @@
         <w:tc>
           <w:tcPr>
             <w:tcW w:type="dxa" w:w="2339"/>
-          </w:tcPr>
-          <w:p>
-            <w:pPr>
-              <w:spacing w:before="0" w:after="20" w:line="240" w:lineRule="auto"/>
-            </w:pPr>
-            <w:r>
+            <w:vAlign w:val="center"/>
+          </w:tcPr>
+          <w:p>
+            <w:pPr>
+              <w:spacing w:before="0" w:after="0" w:line="240" w:lineRule="auto"/>
+              <w:jc w:val="left"/>
+            </w:pPr>
+            <w:r>
+              <w:rPr>
+                <w:rFonts w:ascii="Times New Roman" w:hAnsi="Times New Roman"/>
+                <w:b w:val="0"/>
+                <w:sz w:val="22"/>
+              </w:rPr>
               <w:t>domain → application via typed result</w:t>
             </w:r>
           </w:p>
@@ -1731,12 +2148,19 @@
         <w:tc>
           <w:tcPr>
             <w:tcW w:type="dxa" w:w="2339"/>
-          </w:tcPr>
-          <w:p>
-            <w:pPr>
-              <w:spacing w:before="0" w:after="20" w:line="240" w:lineRule="auto"/>
-            </w:pPr>
-            <w:r>
+            <w:vAlign w:val="center"/>
+          </w:tcPr>
+          <w:p>
+            <w:pPr>
+              <w:spacing w:before="0" w:after="0" w:line="240" w:lineRule="auto"/>
+              <w:jc w:val="left"/>
+            </w:pPr>
+            <w:r>
+              <w:rPr>
+                <w:rFonts w:ascii="Times New Roman" w:hAnsi="Times New Roman"/>
+                <w:b w:val="0"/>
+                <w:sz w:val="22"/>
+              </w:rPr>
               <w:t>domain/readback → application/verifytarget → TargetReader; module-map.md and real imports; status implemented</w:t>
             </w:r>
           </w:p>
@@ -1744,12 +2168,19 @@
         <w:tc>
           <w:tcPr>
             <w:tcW w:type="dxa" w:w="2339"/>
-          </w:tcPr>
-          <w:p>
-            <w:pPr>
-              <w:spacing w:before="0" w:after="20" w:line="240" w:lineRule="auto"/>
-            </w:pPr>
-            <w:r>
+            <w:vAlign w:val="center"/>
+          </w:tcPr>
+          <w:p>
+            <w:pPr>
+              <w:spacing w:before="0" w:after="0" w:line="240" w:lineRule="auto"/>
+              <w:jc w:val="left"/>
+            </w:pPr>
+            <w:r>
+              <w:rPr>
+                <w:rFonts w:ascii="Times New Roman" w:hAnsi="Times New Roman"/>
+                <w:b w:val="0"/>
+                <w:sz w:val="22"/>
+              </w:rPr>
               <w:t>Expected/Observation projections; no provider schema rewrite; status implemented</w:t>
             </w:r>
           </w:p>
@@ -1757,12 +2188,19 @@
         <w:tc>
           <w:tcPr>
             <w:tcW w:type="dxa" w:w="2339"/>
-          </w:tcPr>
-          <w:p>
-            <w:pPr>
-              <w:spacing w:before="0" w:after="20" w:line="240" w:lineRule="auto"/>
-            </w:pPr>
-            <w:r>
+            <w:vAlign w:val="center"/>
+          </w:tcPr>
+          <w:p>
+            <w:pPr>
+              <w:spacing w:before="0" w:after="0" w:line="240" w:lineRule="auto"/>
+              <w:jc w:val="left"/>
+            </w:pPr>
+            <w:r>
+              <w:rPr>
+                <w:rFonts w:ascii="Times New Roman" w:hAnsi="Times New Roman"/>
+                <w:b w:val="0"/>
+                <w:sz w:val="22"/>
+              </w:rPr>
               <w:t>unknown; explicit</w:t>
             </w:r>
           </w:p>
@@ -1772,12 +2210,19 @@
         <w:tc>
           <w:tcPr>
             <w:tcW w:type="dxa" w:w="2339"/>
-          </w:tcPr>
-          <w:p>
-            <w:pPr>
-              <w:spacing w:before="0" w:after="20" w:line="240" w:lineRule="auto"/>
-            </w:pPr>
-            <w:r>
+            <w:vAlign w:val="center"/>
+          </w:tcPr>
+          <w:p>
+            <w:pPr>
+              <w:spacing w:before="0" w:after="0" w:line="240" w:lineRule="auto"/>
+              <w:jc w:val="left"/>
+            </w:pPr>
+            <w:r>
+              <w:rPr>
+                <w:rFonts w:ascii="Times New Roman" w:hAnsi="Times New Roman"/>
+                <w:b w:val="0"/>
+                <w:sz w:val="22"/>
+              </w:rPr>
               <w:t>application → TargetReader via consumer-owned interface</w:t>
             </w:r>
           </w:p>
@@ -1785,12 +2230,19 @@
         <w:tc>
           <w:tcPr>
             <w:tcW w:type="dxa" w:w="2339"/>
-          </w:tcPr>
-          <w:p>
-            <w:pPr>
-              <w:spacing w:before="0" w:after="20" w:line="240" w:lineRule="auto"/>
-            </w:pPr>
-            <w:r>
+            <w:vAlign w:val="center"/>
+          </w:tcPr>
+          <w:p>
+            <w:pPr>
+              <w:spacing w:before="0" w:after="0" w:line="240" w:lineRule="auto"/>
+              <w:jc w:val="left"/>
+            </w:pPr>
+            <w:r>
+              <w:rPr>
+                <w:rFonts w:ascii="Times New Roman" w:hAnsi="Times New Roman"/>
+                <w:b w:val="0"/>
+                <w:sz w:val="22"/>
+              </w:rPr>
               <w:t>Проверка выполняется по отдельной учебной процедуре.</w:t>
             </w:r>
           </w:p>
@@ -1798,12 +2250,19 @@
         <w:tc>
           <w:tcPr>
             <w:tcW w:type="dxa" w:w="2339"/>
-          </w:tcPr>
-          <w:p>
-            <w:pPr>
-              <w:spacing w:before="0" w:after="20" w:line="240" w:lineRule="auto"/>
-            </w:pPr>
-            <w:r>
+            <w:vAlign w:val="center"/>
+          </w:tcPr>
+          <w:p>
+            <w:pPr>
+              <w:spacing w:before="0" w:after="0" w:line="240" w:lineRule="auto"/>
+              <w:jc w:val="left"/>
+            </w:pPr>
+            <w:r>
+              <w:rPr>
+                <w:rFonts w:ascii="Times New Roman" w:hAnsi="Times New Roman"/>
+                <w:b w:val="0"/>
+                <w:sz w:val="22"/>
+              </w:rPr>
               <w:t>Can the verifier write or retry?</w:t>
             </w:r>
           </w:p>
@@ -1811,12 +2270,19 @@
         <w:tc>
           <w:tcPr>
             <w:tcW w:type="dxa" w:w="2339"/>
-          </w:tcPr>
-          <w:p>
-            <w:pPr>
-              <w:spacing w:before="0" w:after="20" w:line="240" w:lineRule="auto"/>
-            </w:pPr>
-            <w:r>
+            <w:vAlign w:val="center"/>
+          </w:tcPr>
+          <w:p>
+            <w:pPr>
+              <w:spacing w:before="0" w:after="0" w:line="240" w:lineRule="auto"/>
+              <w:jc w:val="left"/>
+            </w:pPr>
+            <w:r>
+              <w:rPr>
+                <w:rFonts w:ascii="Times New Roman" w:hAnsi="Times New Roman"/>
+                <w:b w:val="0"/>
+                <w:sz w:val="22"/>
+              </w:rPr>
               <w:t>no; observational only</w:t>
             </w:r>
           </w:p>
@@ -1863,9 +2329,19 @@
         <w:tc>
           <w:tcPr>
             <w:tcW w:type="dxa" w:w="2339"/>
-          </w:tcPr>
-          <w:p>
-            <w:r>
+            <w:vAlign w:val="center"/>
+          </w:tcPr>
+          <w:p>
+            <w:pPr>
+              <w:spacing w:before="0" w:after="0" w:line="240" w:lineRule="auto"/>
+              <w:jc w:val="center"/>
+            </w:pPr>
+            <w:r>
+              <w:rPr>
+                <w:rFonts w:ascii="Times New Roman" w:hAnsi="Times New Roman"/>
+                <w:b/>
+                <w:sz w:val="22"/>
+              </w:rPr>
               <w:t>Адаптер</w:t>
             </w:r>
           </w:p>
@@ -1873,9 +2349,19 @@
         <w:tc>
           <w:tcPr>
             <w:tcW w:type="dxa" w:w="2339"/>
-          </w:tcPr>
-          <w:p>
-            <w:r>
+            <w:vAlign w:val="center"/>
+          </w:tcPr>
+          <w:p>
+            <w:pPr>
+              <w:spacing w:before="0" w:after="0" w:line="240" w:lineRule="auto"/>
+              <w:jc w:val="center"/>
+            </w:pPr>
+            <w:r>
+              <w:rPr>
+                <w:rFonts w:ascii="Times New Roman" w:hAnsi="Times New Roman"/>
+                <w:b/>
+                <w:sz w:val="22"/>
+              </w:rPr>
               <w:t>Сценарий</w:t>
             </w:r>
           </w:p>
@@ -1883,9 +2369,19 @@
         <w:tc>
           <w:tcPr>
             <w:tcW w:type="dxa" w:w="2339"/>
-          </w:tcPr>
-          <w:p>
-            <w:r>
+            <w:vAlign w:val="center"/>
+          </w:tcPr>
+          <w:p>
+            <w:pPr>
+              <w:spacing w:before="0" w:after="0" w:line="240" w:lineRule="auto"/>
+              <w:jc w:val="center"/>
+            </w:pPr>
+            <w:r>
+              <w:rPr>
+                <w:rFonts w:ascii="Times New Roman" w:hAnsi="Times New Roman"/>
+                <w:b/>
+                <w:sz w:val="22"/>
+              </w:rPr>
               <w:t>Ожидание</w:t>
             </w:r>
           </w:p>
@@ -1893,9 +2389,19 @@
         <w:tc>
           <w:tcPr>
             <w:tcW w:type="dxa" w:w="2339"/>
-          </w:tcPr>
-          <w:p>
-            <w:r>
+            <w:vAlign w:val="center"/>
+          </w:tcPr>
+          <w:p>
+            <w:pPr>
+              <w:spacing w:before="0" w:after="0" w:line="240" w:lineRule="auto"/>
+              <w:jc w:val="center"/>
+            </w:pPr>
+            <w:r>
+              <w:rPr>
+                <w:rFonts w:ascii="Times New Roman" w:hAnsi="Times New Roman"/>
+                <w:b/>
+                <w:sz w:val="22"/>
+              </w:rPr>
               <w:t>Факт / тест</w:t>
             </w:r>
           </w:p>
@@ -1905,9 +2411,19 @@
         <w:tc>
           <w:tcPr>
             <w:tcW w:type="dxa" w:w="2339"/>
-          </w:tcPr>
-          <w:p>
-            <w:r>
+            <w:vAlign w:val="center"/>
+          </w:tcPr>
+          <w:p>
+            <w:pPr>
+              <w:spacing w:before="0" w:after="0" w:line="240" w:lineRule="auto"/>
+              <w:jc w:val="left"/>
+            </w:pPr>
+            <w:r>
+              <w:rPr>
+                <w:rFonts w:ascii="Times New Roman" w:hAnsi="Times New Roman"/>
+                <w:b w:val="0"/>
+                <w:sz w:val="22"/>
+              </w:rPr>
               <w:t>FileReader</w:t>
             </w:r>
           </w:p>
@@ -1915,9 +2431,19 @@
         <w:tc>
           <w:tcPr>
             <w:tcW w:type="dxa" w:w="2339"/>
-          </w:tcPr>
-          <w:p>
-            <w:r>
+            <w:vAlign w:val="center"/>
+          </w:tcPr>
+          <w:p>
+            <w:pPr>
+              <w:spacing w:before="0" w:after="0" w:line="240" w:lineRule="auto"/>
+              <w:jc w:val="left"/>
+            </w:pPr>
+            <w:r>
+              <w:rPr>
+                <w:rFonts w:ascii="Times New Roman" w:hAnsi="Times New Roman"/>
+                <w:b w:val="0"/>
+                <w:sz w:val="22"/>
+              </w:rPr>
               <w:t>Обычный</w:t>
             </w:r>
           </w:p>
@@ -1925,9 +2451,19 @@
         <w:tc>
           <w:tcPr>
             <w:tcW w:type="dxa" w:w="2339"/>
-          </w:tcPr>
-          <w:p>
-            <w:r>
+            <w:vAlign w:val="center"/>
+          </w:tcPr>
+          <w:p>
+            <w:pPr>
+              <w:spacing w:before="0" w:after="0" w:line="240" w:lineRule="auto"/>
+              <w:jc w:val="left"/>
+            </w:pPr>
+            <w:r>
+              <w:rPr>
+                <w:rFonts w:ascii="Times New Roman" w:hAnsi="Times New Roman"/>
+                <w:b w:val="0"/>
+                <w:sz w:val="22"/>
+              </w:rPr>
               <w:t>Match</w:t>
             </w:r>
           </w:p>
@@ -1935,9 +2471,19 @@
         <w:tc>
           <w:tcPr>
             <w:tcW w:type="dxa" w:w="2339"/>
-          </w:tcPr>
-          <w:p>
-            <w:r>
+            <w:vAlign w:val="center"/>
+          </w:tcPr>
+          <w:p>
+            <w:pPr>
+              <w:spacing w:before="0" w:after="0" w:line="240" w:lineRule="auto"/>
+              <w:jc w:val="left"/>
+            </w:pPr>
+            <w:r>
+              <w:rPr>
+                <w:rFonts w:ascii="Times New Roman" w:hAnsi="Times New Roman"/>
+                <w:b w:val="0"/>
+                <w:sz w:val="22"/>
+              </w:rPr>
               <w:t>target-1; fixture-file</w:t>
             </w:r>
           </w:p>
@@ -1947,9 +2493,19 @@
         <w:tc>
           <w:tcPr>
             <w:tcW w:type="dxa" w:w="2339"/>
-          </w:tcPr>
-          <w:p>
-            <w:r>
+            <w:vAlign w:val="center"/>
+          </w:tcPr>
+          <w:p>
+            <w:pPr>
+              <w:spacing w:before="0" w:after="0" w:line="240" w:lineRule="auto"/>
+              <w:jc w:val="left"/>
+            </w:pPr>
+            <w:r>
+              <w:rPr>
+                <w:rFonts w:ascii="Times New Roman" w:hAnsi="Times New Roman"/>
+                <w:b w:val="0"/>
+                <w:sz w:val="22"/>
+              </w:rPr>
               <w:t>FileReader</w:t>
             </w:r>
           </w:p>
@@ -1957,9 +2513,19 @@
         <w:tc>
           <w:tcPr>
             <w:tcW w:type="dxa" w:w="2339"/>
-          </w:tcPr>
-          <w:p>
-            <w:r>
+            <w:vAlign w:val="center"/>
+          </w:tcPr>
+          <w:p>
+            <w:pPr>
+              <w:spacing w:before="0" w:after="0" w:line="240" w:lineRule="auto"/>
+              <w:jc w:val="left"/>
+            </w:pPr>
+            <w:r>
+              <w:rPr>
+                <w:rFonts w:ascii="Times New Roman" w:hAnsi="Times New Roman"/>
+                <w:b w:val="0"/>
+                <w:sz w:val="22"/>
+              </w:rPr>
               <w:t>Граница</w:t>
             </w:r>
           </w:p>
@@ -1967,9 +2533,19 @@
         <w:tc>
           <w:tcPr>
             <w:tcW w:type="dxa" w:w="2339"/>
-          </w:tcPr>
-          <w:p>
-            <w:r>
+            <w:vAlign w:val="center"/>
+          </w:tcPr>
+          <w:p>
+            <w:pPr>
+              <w:spacing w:before="0" w:after="0" w:line="240" w:lineRule="auto"/>
+              <w:jc w:val="left"/>
+            </w:pPr>
+            <w:r>
+              <w:rPr>
+                <w:rFonts w:ascii="Times New Roman" w:hAnsi="Times New Roman"/>
+                <w:b w:val="0"/>
+                <w:sz w:val="22"/>
+              </w:rPr>
               <w:t>Match</w:t>
             </w:r>
           </w:p>
@@ -1977,9 +2553,19 @@
         <w:tc>
           <w:tcPr>
             <w:tcW w:type="dxa" w:w="2339"/>
-          </w:tcPr>
-          <w:p>
-            <w:r>
+            <w:vAlign w:val="center"/>
+          </w:tcPr>
+          <w:p>
+            <w:pPr>
+              <w:spacing w:before="0" w:after="0" w:line="240" w:lineRule="auto"/>
+              <w:jc w:val="left"/>
+            </w:pPr>
+            <w:r>
+              <w:rPr>
+                <w:rFonts w:ascii="Times New Roman" w:hAnsi="Times New Roman"/>
+                <w:b w:val="0"/>
+                <w:sz w:val="22"/>
+              </w:rPr>
               <w:t>Context 1000 знаков; boundary.json</w:t>
             </w:r>
           </w:p>
@@ -1989,9 +2575,19 @@
         <w:tc>
           <w:tcPr>
             <w:tcW w:type="dxa" w:w="2339"/>
-          </w:tcPr>
-          <w:p>
-            <w:r>
+            <w:vAlign w:val="center"/>
+          </w:tcPr>
+          <w:p>
+            <w:pPr>
+              <w:spacing w:before="0" w:after="0" w:line="240" w:lineRule="auto"/>
+              <w:jc w:val="left"/>
+            </w:pPr>
+            <w:r>
+              <w:rPr>
+                <w:rFonts w:ascii="Times New Roman" w:hAnsi="Times New Roman"/>
+                <w:b w:val="0"/>
+                <w:sz w:val="22"/>
+              </w:rPr>
               <w:t>FileReader</w:t>
             </w:r>
           </w:p>
@@ -1999,9 +2595,19 @@
         <w:tc>
           <w:tcPr>
             <w:tcW w:type="dxa" w:w="2339"/>
-          </w:tcPr>
-          <w:p>
-            <w:r>
+            <w:vAlign w:val="center"/>
+          </w:tcPr>
+          <w:p>
+            <w:pPr>
+              <w:spacing w:before="0" w:after="0" w:line="240" w:lineRule="auto"/>
+              <w:jc w:val="left"/>
+            </w:pPr>
+            <w:r>
+              <w:rPr>
+                <w:rFonts w:ascii="Times New Roman" w:hAnsi="Times New Roman"/>
+                <w:b w:val="0"/>
+                <w:sz w:val="22"/>
+              </w:rPr>
               <w:t>Ошибка</w:t>
             </w:r>
           </w:p>
@@ -2009,9 +2615,19 @@
         <w:tc>
           <w:tcPr>
             <w:tcW w:type="dxa" w:w="2339"/>
-          </w:tcPr>
-          <w:p>
-            <w:r>
+            <w:vAlign w:val="center"/>
+          </w:tcPr>
+          <w:p>
+            <w:pPr>
+              <w:spacing w:before="0" w:after="0" w:line="240" w:lineRule="auto"/>
+              <w:jc w:val="left"/>
+            </w:pPr>
+            <w:r>
+              <w:rPr>
+                <w:rFonts w:ascii="Times New Roman" w:hAnsi="Times New Roman"/>
+                <w:b w:val="0"/>
+                <w:sz w:val="22"/>
+              </w:rPr>
               <w:t>Unknown</w:t>
             </w:r>
           </w:p>
@@ -2019,9 +2635,19 @@
         <w:tc>
           <w:tcPr>
             <w:tcW w:type="dxa" w:w="2339"/>
-          </w:tcPr>
-          <w:p>
-            <w:r>
+            <w:vAlign w:val="center"/>
+          </w:tcPr>
+          <w:p>
+            <w:pPr>
+              <w:spacing w:before="0" w:after="0" w:line="240" w:lineRule="auto"/>
+              <w:jc w:val="left"/>
+            </w:pPr>
+            <w:r>
+              <w:rPr>
+                <w:rFonts w:ascii="Times New Roman" w:hAnsi="Times New Roman"/>
+                <w:b w:val="0"/>
+                <w:sz w:val="22"/>
+              </w:rPr>
               <w:t>Нет JSON; os error</w:t>
             </w:r>
           </w:p>
@@ -2031,9 +2657,19 @@
         <w:tc>
           <w:tcPr>
             <w:tcW w:type="dxa" w:w="2339"/>
-          </w:tcPr>
-          <w:p>
-            <w:r>
+            <w:vAlign w:val="center"/>
+          </w:tcPr>
+          <w:p>
+            <w:pPr>
+              <w:spacing w:before="0" w:after="0" w:line="240" w:lineRule="auto"/>
+              <w:jc w:val="left"/>
+            </w:pPr>
+            <w:r>
+              <w:rPr>
+                <w:rFonts w:ascii="Times New Roman" w:hAnsi="Times New Roman"/>
+                <w:b w:val="0"/>
+                <w:sz w:val="22"/>
+              </w:rPr>
               <w:t>Test double</w:t>
             </w:r>
           </w:p>
@@ -2041,9 +2677,19 @@
         <w:tc>
           <w:tcPr>
             <w:tcW w:type="dxa" w:w="2339"/>
-          </w:tcPr>
-          <w:p>
-            <w:r>
+            <w:vAlign w:val="center"/>
+          </w:tcPr>
+          <w:p>
+            <w:pPr>
+              <w:spacing w:before="0" w:after="0" w:line="240" w:lineRule="auto"/>
+              <w:jc w:val="left"/>
+            </w:pPr>
+            <w:r>
+              <w:rPr>
+                <w:rFonts w:ascii="Times New Roman" w:hAnsi="Times New Roman"/>
+                <w:b w:val="0"/>
+                <w:sz w:val="22"/>
+              </w:rPr>
               <w:t>Обычный</w:t>
             </w:r>
           </w:p>
@@ -2051,9 +2697,19 @@
         <w:tc>
           <w:tcPr>
             <w:tcW w:type="dxa" w:w="2339"/>
-          </w:tcPr>
-          <w:p>
-            <w:r>
+            <w:vAlign w:val="center"/>
+          </w:tcPr>
+          <w:p>
+            <w:pPr>
+              <w:spacing w:before="0" w:after="0" w:line="240" w:lineRule="auto"/>
+              <w:jc w:val="left"/>
+            </w:pPr>
+            <w:r>
+              <w:rPr>
+                <w:rFonts w:ascii="Times New Roman" w:hAnsi="Times New Roman"/>
+                <w:b w:val="0"/>
+                <w:sz w:val="22"/>
+              </w:rPr>
               <w:t>Match</w:t>
             </w:r>
           </w:p>
@@ -2061,9 +2717,19 @@
         <w:tc>
           <w:tcPr>
             <w:tcW w:type="dxa" w:w="2339"/>
-          </w:tcPr>
-          <w:p>
-            <w:r>
+            <w:vAlign w:val="center"/>
+          </w:tcPr>
+          <w:p>
+            <w:pPr>
+              <w:spacing w:before="0" w:after="0" w:line="240" w:lineRule="auto"/>
+              <w:jc w:val="left"/>
+            </w:pPr>
+            <w:r>
+              <w:rPr>
+                <w:rFonts w:ascii="Times New Roman" w:hAnsi="Times New Roman"/>
+                <w:b w:val="0"/>
+                <w:sz w:val="22"/>
+              </w:rPr>
               <w:t>Observation + provenance</w:t>
             </w:r>
           </w:p>
@@ -2073,9 +2739,19 @@
         <w:tc>
           <w:tcPr>
             <w:tcW w:type="dxa" w:w="2339"/>
-          </w:tcPr>
-          <w:p>
-            <w:r>
+            <w:vAlign w:val="center"/>
+          </w:tcPr>
+          <w:p>
+            <w:pPr>
+              <w:spacing w:before="0" w:after="0" w:line="240" w:lineRule="auto"/>
+              <w:jc w:val="left"/>
+            </w:pPr>
+            <w:r>
+              <w:rPr>
+                <w:rFonts w:ascii="Times New Roman" w:hAnsi="Times New Roman"/>
+                <w:b w:val="0"/>
+                <w:sz w:val="22"/>
+              </w:rPr>
               <w:t>Test double</w:t>
             </w:r>
           </w:p>
@@ -2083,9 +2759,19 @@
         <w:tc>
           <w:tcPr>
             <w:tcW w:type="dxa" w:w="2339"/>
-          </w:tcPr>
-          <w:p>
-            <w:r>
+            <w:vAlign w:val="center"/>
+          </w:tcPr>
+          <w:p>
+            <w:pPr>
+              <w:spacing w:before="0" w:after="0" w:line="240" w:lineRule="auto"/>
+              <w:jc w:val="left"/>
+            </w:pPr>
+            <w:r>
+              <w:rPr>
+                <w:rFonts w:ascii="Times New Roman" w:hAnsi="Times New Roman"/>
+                <w:b w:val="0"/>
+                <w:sz w:val="22"/>
+              </w:rPr>
               <w:t>Граница</w:t>
             </w:r>
           </w:p>
@@ -2093,9 +2779,19 @@
         <w:tc>
           <w:tcPr>
             <w:tcW w:type="dxa" w:w="2339"/>
-          </w:tcPr>
-          <w:p>
-            <w:r>
+            <w:vAlign w:val="center"/>
+          </w:tcPr>
+          <w:p>
+            <w:pPr>
+              <w:spacing w:before="0" w:after="0" w:line="240" w:lineRule="auto"/>
+              <w:jc w:val="left"/>
+            </w:pPr>
+            <w:r>
+              <w:rPr>
+                <w:rFonts w:ascii="Times New Roman" w:hAnsi="Times New Roman"/>
+                <w:b w:val="0"/>
+                <w:sz w:val="22"/>
+              </w:rPr>
               <w:t>Match</w:t>
             </w:r>
           </w:p>
@@ -2103,9 +2799,19 @@
         <w:tc>
           <w:tcPr>
             <w:tcW w:type="dxa" w:w="2339"/>
-          </w:tcPr>
-          <w:p>
-            <w:r>
+            <w:vAlign w:val="center"/>
+          </w:tcPr>
+          <w:p>
+            <w:pPr>
+              <w:spacing w:before="0" w:after="0" w:line="240" w:lineRule="auto"/>
+              <w:jc w:val="left"/>
+            </w:pPr>
+            <w:r>
+              <w:rPr>
+                <w:rFonts w:ascii="Times New Roman" w:hAnsi="Times New Roman"/>
+                <w:b w:val="0"/>
+                <w:sz w:val="22"/>
+              </w:rPr>
               <w:t>Quote-safe context 1000</w:t>
             </w:r>
           </w:p>
@@ -2115,9 +2821,19 @@
         <w:tc>
           <w:tcPr>
             <w:tcW w:type="dxa" w:w="2339"/>
-          </w:tcPr>
-          <w:p>
-            <w:r>
+            <w:vAlign w:val="center"/>
+          </w:tcPr>
+          <w:p>
+            <w:pPr>
+              <w:spacing w:before="0" w:after="0" w:line="240" w:lineRule="auto"/>
+              <w:jc w:val="left"/>
+            </w:pPr>
+            <w:r>
+              <w:rPr>
+                <w:rFonts w:ascii="Times New Roman" w:hAnsi="Times New Roman"/>
+                <w:b w:val="0"/>
+                <w:sz w:val="22"/>
+              </w:rPr>
               <w:t>Test double</w:t>
             </w:r>
           </w:p>
@@ -2125,9 +2841,19 @@
         <w:tc>
           <w:tcPr>
             <w:tcW w:type="dxa" w:w="2339"/>
-          </w:tcPr>
-          <w:p>
-            <w:r>
+            <w:vAlign w:val="center"/>
+          </w:tcPr>
+          <w:p>
+            <w:pPr>
+              <w:spacing w:before="0" w:after="0" w:line="240" w:lineRule="auto"/>
+              <w:jc w:val="left"/>
+            </w:pPr>
+            <w:r>
+              <w:rPr>
+                <w:rFonts w:ascii="Times New Roman" w:hAnsi="Times New Roman"/>
+                <w:b w:val="0"/>
+                <w:sz w:val="22"/>
+              </w:rPr>
               <w:t>Ошибка</w:t>
             </w:r>
           </w:p>
@@ -2135,9 +2861,19 @@
         <w:tc>
           <w:tcPr>
             <w:tcW w:type="dxa" w:w="2339"/>
-          </w:tcPr>
-          <w:p>
-            <w:r>
+            <w:vAlign w:val="center"/>
+          </w:tcPr>
+          <w:p>
+            <w:pPr>
+              <w:spacing w:before="0" w:after="0" w:line="240" w:lineRule="auto"/>
+              <w:jc w:val="left"/>
+            </w:pPr>
+            <w:r>
+              <w:rPr>
+                <w:rFonts w:ascii="Times New Roman" w:hAnsi="Times New Roman"/>
+                <w:b w:val="0"/>
+                <w:sz w:val="22"/>
+              </w:rPr>
               <w:t>Unknown</w:t>
             </w:r>
           </w:p>
@@ -2145,9 +2881,19 @@
         <w:tc>
           <w:tcPr>
             <w:tcW w:type="dxa" w:w="2339"/>
-          </w:tcPr>
-          <w:p>
-            <w:r>
+            <w:vAlign w:val="center"/>
+          </w:tcPr>
+          <w:p>
+            <w:pPr>
+              <w:spacing w:before="0" w:after="0" w:line="240" w:lineRule="auto"/>
+              <w:jc w:val="left"/>
+            </w:pPr>
+            <w:r>
+              <w:rPr>
+                <w:rFonts w:ascii="Times New Roman" w:hAnsi="Times New Roman"/>
+                <w:b w:val="0"/>
+                <w:sz w:val="22"/>
+              </w:rPr>
               <w:t>os.ErrNotExist</w:t>
             </w:r>
           </w:p>
